--- a/docs/Confirmation-of-what-You-Told-Us_1-Vessel_Sample.docx
+++ b/docs/Confirmation-of-what-You-Told-Us_1-Vessel_Sample.docx
@@ -405,7 +405,7 @@
     </w:p>
     <w:p>
       <w:pPr>
-        <w:spacing w:before="0" w:after="0" w:line="120" w:lineRule="exact"/>
+        <w:spacing w:before="0" w:after="0" w:line="170" w:lineRule="exact"/>
         <w:rPr>
           <w:sz w:val="2"/>
         </w:rPr>
@@ -425,10 +425,10 @@
         <w:tblLayout w:type="fixed"/>
       </w:tblPr>
       <w:tblGrid>
-        <w:gridCol w:w="2577"/>
-        <w:gridCol w:w="2577"/>
-        <w:gridCol w:w="2576"/>
-        <w:gridCol w:w="2576"/>
+        <w:gridCol w:w="2850"/>
+        <w:gridCol w:w="2150"/>
+        <w:gridCol w:w="2900"/>
+        <w:gridCol w:w="2406"/>
       </w:tblGrid>
       <w:tr>
         <w:trPr>
@@ -446,9 +446,9 @@
             </w:tcBorders>
             <w:shd w:val="clear" w:color="auto" w:fill="E6F4F8"/>
             <w:tcMar>
-              <w:top w:w="60" w:type="dxa"/>
+              <w:top w:w="80" w:type="dxa"/>
               <w:left w:w="220" w:type="dxa"/>
-              <w:bottom w:w="60" w:type="dxa"/>
+              <w:bottom w:w="80" w:type="dxa"/>
               <w:right w:w="220" w:type="dxa"/>
             </w:tcMar>
             <w:vAlign w:val="center"/>
@@ -468,7 +468,7 @@
                 <w:sz w:val="20"/>
                 <w:szCs w:val="20"/>
               </w:rPr>
-              <w:t xml:space="preserve">Your Details</w:t>
+              <w:t xml:space="preserve">Target Market Determination</w:t>
             </w:r>
           </w:p>
         </w:tc>
@@ -479,167 +479,56 @@
         </w:trPr>
         <w:tc>
           <w:tcPr>
-            <w:tcW w:w="2577" w:type="dxa"/>
+            <w:tcW w:w="10306" w:type="dxa"/>
+            <w:gridSpan w:val="4"/>
             <w:tcBorders>
               <w:top w:val="none" w:color="FFFFFF" w:sz="0"/>
               <w:left w:val="single" w:color="C9E3EA" w:sz="6"/>
               <w:bottom w:val="single" w:color="DDE3E6" w:sz="4"/>
-              <w:right w:val="single" w:color="FFFFFF" w:sz="12"/>
-            </w:tcBorders>
-            <w:shd w:val="clear" w:color="auto" w:fill="F3F5F6"/>
-            <w:tcMar>
-              <w:top w:w="40" w:type="dxa"/>
-              <w:left w:w="140" w:type="dxa"/>
-              <w:bottom w:w="40" w:type="dxa"/>
-              <w:right w:w="100" w:type="dxa"/>
-            </w:tcMar>
-            <w:vAlign w:val="center"/>
-          </w:tcPr>
-          <w:p>
-            <w:pPr>
-              <w:keepNext/>
-              <w:keepLines/>
-              <w:spacing w:before="0" w:after="10"/>
+              <w:right w:val="single" w:color="C9E3EA" w:sz="6"/>
+            </w:tcBorders>
+            <w:tcMar>
+              <w:top w:w="90" w:type="dxa"/>
+              <w:left w:w="220" w:type="dxa"/>
+              <w:bottom w:w="50" w:type="dxa"/>
+              <w:right w:w="220" w:type="dxa"/>
+            </w:tcMar>
+            <w:vAlign w:val="top"/>
+          </w:tcPr>
+          <w:p>
+            <w:pPr>
+              <w:keepNext/>
+              <w:keepLines/>
+              <w:spacing w:before="0" w:after="40"/>
             </w:pPr>
             <w:r>
               <w:rPr>
                 <w:rFonts w:ascii="Arial" w:hAnsi="Arial" w:cs="Arial" w:eastAsia="Arial"/>
                 <w:b w:val="false"/>
                 <w:bCs w:val="false"/>
-                <w:color w:val="5B6B73"/>
-                <w:sz w:val="14"/>
-                <w:szCs w:val="14"/>
-              </w:rPr>
-              <w:t xml:space="preserve">First name</w:t>
-            </w:r>
-          </w:p>
-          <w:p>
-            <w:pPr>
-              <w:keepNext/>
-              <w:keepLines/>
-              <w:spacing w:before="0" w:after="0"/>
-            </w:pPr>
-            <w:r>
-              <w:rPr>
-                <w:rFonts w:ascii="Arial" w:hAnsi="Arial" w:cs="Arial" w:eastAsia="Arial"/>
-                <w:b w:val="true"/>
-                <w:bCs w:val="true"/>
-                <w:color w:val="000000"/>
-                <w:sz w:val="18"/>
-                <w:szCs w:val="18"/>
-              </w:rPr>
-              <w:t xml:space="preserve">Sample</w:t>
-            </w:r>
-          </w:p>
-        </w:tc>
-        <w:tc>
-          <w:tcPr>
-            <w:tcW w:w="2577" w:type="dxa"/>
-            <w:tcBorders>
-              <w:top w:val="none" w:color="FFFFFF" w:sz="0"/>
-              <w:left w:val="single" w:color="FFFFFF" w:sz="12"/>
-              <w:bottom w:val="single" w:color="DDE3E6" w:sz="4"/>
-              <w:right w:val="single" w:color="FFFFFF" w:sz="12"/>
-            </w:tcBorders>
-            <w:shd w:val="clear" w:color="auto" w:fill="F3F5F6"/>
-            <w:tcMar>
-              <w:top w:w="40" w:type="dxa"/>
-              <w:left w:w="140" w:type="dxa"/>
-              <w:bottom w:w="40" w:type="dxa"/>
-              <w:right w:w="100" w:type="dxa"/>
-            </w:tcMar>
-            <w:vAlign w:val="center"/>
-          </w:tcPr>
-          <w:p>
-            <w:pPr>
-              <w:keepNext/>
-              <w:keepLines/>
-              <w:spacing w:before="0" w:after="10"/>
+                <w:color w:val="3C4A50"/>
+                <w:sz w:val="17"/>
+                <w:szCs w:val="17"/>
+              </w:rPr>
+              <w:t xml:space="preserve">It is important that our insurance policies are only sold to entities that are inside our target market.</w:t>
+            </w:r>
+          </w:p>
+          <w:p>
+            <w:pPr>
+              <w:keepNext/>
+              <w:keepLines/>
+              <w:spacing w:before="0" w:after="40"/>
             </w:pPr>
             <w:r>
               <w:rPr>
                 <w:rFonts w:ascii="Arial" w:hAnsi="Arial" w:cs="Arial" w:eastAsia="Arial"/>
                 <w:b w:val="false"/>
                 <w:bCs w:val="false"/>
-                <w:color w:val="5B6B73"/>
-                <w:sz w:val="14"/>
-                <w:szCs w:val="14"/>
-              </w:rPr>
-              <w:t xml:space="preserve">Last name</w:t>
-            </w:r>
-          </w:p>
-          <w:p>
-            <w:pPr>
-              <w:keepNext/>
-              <w:keepLines/>
-              <w:spacing w:before="0" w:after="0"/>
-            </w:pPr>
-            <w:r>
-              <w:rPr>
-                <w:rFonts w:ascii="Arial" w:hAnsi="Arial" w:cs="Arial" w:eastAsia="Arial"/>
-                <w:b w:val="true"/>
-                <w:bCs w:val="true"/>
-                <w:color w:val="000000"/>
-                <w:sz w:val="18"/>
-                <w:szCs w:val="18"/>
-              </w:rPr>
-              <w:t xml:space="preserve">Name</w:t>
-            </w:r>
-          </w:p>
-        </w:tc>
-        <w:tc>
-          <w:tcPr>
-            <w:tcW w:w="5152" w:type="dxa"/>
-            <w:gridSpan w:val="2"/>
-            <w:tcBorders>
-              <w:top w:val="none" w:color="FFFFFF" w:sz="0"/>
-              <w:left w:val="single" w:color="FFFFFF" w:sz="12"/>
-              <w:bottom w:val="single" w:color="DDE3E6" w:sz="4"/>
-              <w:right w:val="single" w:color="C9E3EA" w:sz="6"/>
-            </w:tcBorders>
-            <w:shd w:val="clear" w:color="auto" w:fill="F3F5F6"/>
-            <w:tcMar>
-              <w:top w:w="40" w:type="dxa"/>
-              <w:left w:w="140" w:type="dxa"/>
-              <w:bottom w:w="40" w:type="dxa"/>
-              <w:right w:w="100" w:type="dxa"/>
-            </w:tcMar>
-            <w:vAlign w:val="center"/>
-          </w:tcPr>
-          <w:p>
-            <w:pPr>
-              <w:keepNext/>
-              <w:keepLines/>
-              <w:spacing w:before="0" w:after="10"/>
-            </w:pPr>
-            <w:r>
-              <w:rPr>
-                <w:rFonts w:ascii="Arial" w:hAnsi="Arial" w:cs="Arial" w:eastAsia="Arial"/>
-                <w:b w:val="false"/>
-                <w:bCs w:val="false"/>
-                <w:color w:val="5B6B73"/>
-                <w:sz w:val="14"/>
-                <w:szCs w:val="14"/>
-              </w:rPr>
-              <w:t xml:space="preserve">Insured name</w:t>
-            </w:r>
-          </w:p>
-          <w:p>
-            <w:pPr>
-              <w:keepNext/>
-              <w:keepLines/>
-              <w:spacing w:before="0" w:after="0"/>
-            </w:pPr>
-            <w:r>
-              <w:rPr>
-                <w:rFonts w:ascii="Arial" w:hAnsi="Arial" w:cs="Arial" w:eastAsia="Arial"/>
-                <w:b w:val="true"/>
-                <w:bCs w:val="true"/>
-                <w:color w:val="000000"/>
-                <w:sz w:val="18"/>
-                <w:szCs w:val="18"/>
-              </w:rPr>
-              <w:t xml:space="preserve">Sample Name</w:t>
+                <w:color w:val="3C4A50"/>
+                <w:sz w:val="17"/>
+                <w:szCs w:val="17"/>
+              </w:rPr>
+              <w:t xml:space="preserve">If you answer 'no' or 'false' to any of the following You are not within our Target Market for this insurance product.</w:t>
             </w:r>
           </w:p>
         </w:tc>
@@ -650,46 +539,66 @@
         </w:trPr>
         <w:tc>
           <w:tcPr>
-            <w:tcW w:w="5154" w:type="dxa"/>
-            <w:gridSpan w:val="2"/>
+            <w:tcW w:w="7900" w:type="dxa"/>
+            <w:gridSpan w:val="3"/>
             <w:tcBorders>
               <w:top w:val="none" w:color="FFFFFF" w:sz="0"/>
               <w:left w:val="single" w:color="C9E3EA" w:sz="6"/>
               <w:bottom w:val="single" w:color="DDE3E6" w:sz="4"/>
-              <w:right w:val="single" w:color="FFFFFF" w:sz="12"/>
-            </w:tcBorders>
-            <w:shd w:val="clear" w:color="auto" w:fill="F3F5F6"/>
-            <w:tcMar>
-              <w:top w:w="40" w:type="dxa"/>
-              <w:left w:w="140" w:type="dxa"/>
-              <w:bottom w:w="40" w:type="dxa"/>
-              <w:right w:w="100" w:type="dxa"/>
-            </w:tcMar>
-            <w:vAlign w:val="center"/>
-          </w:tcPr>
-          <w:p>
-            <w:pPr>
-              <w:keepNext/>
-              <w:keepLines/>
-              <w:spacing w:before="0" w:after="10"/>
+              <w:right w:val="none" w:color="FFFFFF" w:sz="0"/>
+            </w:tcBorders>
+            <w:shd w:val="clear" w:color="auto" w:fill="F3F5F6"/>
+            <w:tcMar>
+              <w:top w:w="40" w:type="dxa"/>
+              <w:left w:w="220" w:type="dxa"/>
+              <w:bottom w:w="40" w:type="dxa"/>
+              <w:right w:w="60" w:type="dxa"/>
+            </w:tcMar>
+            <w:vAlign w:val="center"/>
+          </w:tcPr>
+          <w:p>
+            <w:pPr>
+              <w:keepNext/>
+              <w:keepLines/>
+              <w:spacing w:before="0" w:after="0"/>
             </w:pPr>
             <w:r>
               <w:rPr>
                 <w:rFonts w:ascii="Arial" w:hAnsi="Arial" w:cs="Arial" w:eastAsia="Arial"/>
                 <w:b w:val="false"/>
                 <w:bCs w:val="false"/>
-                <w:color w:val="5B6B73"/>
-                <w:sz w:val="14"/>
-                <w:szCs w:val="14"/>
-              </w:rPr>
-              <w:t xml:space="preserve">Email</w:t>
-            </w:r>
-          </w:p>
-          <w:p>
-            <w:pPr>
-              <w:keepNext/>
-              <w:keepLines/>
-              <w:spacing w:before="0" w:after="0"/>
+                <w:color w:val="3C4A50"/>
+                <w:sz w:val="18"/>
+                <w:szCs w:val="18"/>
+              </w:rPr>
+              <w:t xml:space="preserve">The PWC / Jet Ski will be owned by the applicant/You for the duration of the policy.</w:t>
+            </w:r>
+          </w:p>
+        </w:tc>
+        <w:tc>
+          <w:tcPr>
+            <w:tcW w:w="2406" w:type="dxa"/>
+            <w:tcBorders>
+              <w:top w:val="none" w:color="FFFFFF" w:sz="0"/>
+              <w:left w:val="none" w:color="FFFFFF" w:sz="0"/>
+              <w:bottom w:val="single" w:color="DDE3E6" w:sz="4"/>
+              <w:right w:val="single" w:color="C9E3EA" w:sz="6"/>
+            </w:tcBorders>
+            <w:shd w:val="clear" w:color="auto" w:fill="F3F5F6"/>
+            <w:tcMar>
+              <w:top w:w="40" w:type="dxa"/>
+              <w:left w:w="60" w:type="dxa"/>
+              <w:bottom w:w="40" w:type="dxa"/>
+              <w:right w:w="220" w:type="dxa"/>
+            </w:tcMar>
+            <w:vAlign w:val="center"/>
+          </w:tcPr>
+          <w:p>
+            <w:pPr>
+              <w:keepNext/>
+              <w:keepLines/>
+              <w:spacing w:before="0" w:after="0"/>
+              <w:jc w:val="right"/>
             </w:pPr>
             <w:r>
               <w:rPr>
@@ -700,63 +609,7 @@
                 <w:sz w:val="18"/>
                 <w:szCs w:val="18"/>
               </w:rPr>
-              <w:t xml:space="preserve">sample.name@example.com</w:t>
-            </w:r>
-          </w:p>
-        </w:tc>
-        <w:tc>
-          <w:tcPr>
-            <w:tcW w:w="5152" w:type="dxa"/>
-            <w:gridSpan w:val="2"/>
-            <w:tcBorders>
-              <w:top w:val="none" w:color="FFFFFF" w:sz="0"/>
-              <w:left w:val="single" w:color="FFFFFF" w:sz="12"/>
-              <w:bottom w:val="single" w:color="DDE3E6" w:sz="4"/>
-              <w:right w:val="single" w:color="C9E3EA" w:sz="6"/>
-            </w:tcBorders>
-            <w:shd w:val="clear" w:color="auto" w:fill="F3F5F6"/>
-            <w:tcMar>
-              <w:top w:w="40" w:type="dxa"/>
-              <w:left w:w="140" w:type="dxa"/>
-              <w:bottom w:w="40" w:type="dxa"/>
-              <w:right w:w="100" w:type="dxa"/>
-            </w:tcMar>
-            <w:vAlign w:val="center"/>
-          </w:tcPr>
-          <w:p>
-            <w:pPr>
-              <w:keepNext/>
-              <w:keepLines/>
-              <w:spacing w:before="0" w:after="10"/>
-            </w:pPr>
-            <w:r>
-              <w:rPr>
-                <w:rFonts w:ascii="Arial" w:hAnsi="Arial" w:cs="Arial" w:eastAsia="Arial"/>
-                <w:b w:val="false"/>
-                <w:bCs w:val="false"/>
-                <w:color w:val="5B6B73"/>
-                <w:sz w:val="14"/>
-                <w:szCs w:val="14"/>
-              </w:rPr>
-              <w:t xml:space="preserve">Phone number</w:t>
-            </w:r>
-          </w:p>
-          <w:p>
-            <w:pPr>
-              <w:keepNext/>
-              <w:keepLines/>
-              <w:spacing w:before="0" w:after="0"/>
-            </w:pPr>
-            <w:r>
-              <w:rPr>
-                <w:rFonts w:ascii="Arial" w:hAnsi="Arial" w:cs="Arial" w:eastAsia="Arial"/>
-                <w:b w:val="true"/>
-                <w:bCs w:val="true"/>
-                <w:color w:val="000000"/>
-                <w:sz w:val="18"/>
-                <w:szCs w:val="18"/>
-              </w:rPr>
-              <w:t xml:space="preserve">0400 000 000</w:t>
+              <w:t xml:space="preserve">True</w:t>
             </w:r>
           </w:p>
         </w:tc>
@@ -767,46 +620,66 @@
         </w:trPr>
         <w:tc>
           <w:tcPr>
-            <w:tcW w:w="5154" w:type="dxa"/>
-            <w:gridSpan w:val="2"/>
+            <w:tcW w:w="7900" w:type="dxa"/>
+            <w:gridSpan w:val="3"/>
             <w:tcBorders>
               <w:top w:val="none" w:color="FFFFFF" w:sz="0"/>
               <w:left w:val="single" w:color="C9E3EA" w:sz="6"/>
               <w:bottom w:val="single" w:color="DDE3E6" w:sz="4"/>
-              <w:right w:val="single" w:color="FFFFFF" w:sz="12"/>
-            </w:tcBorders>
-            <w:shd w:val="clear" w:color="auto" w:fill="F3F5F6"/>
-            <w:tcMar>
-              <w:top w:w="40" w:type="dxa"/>
-              <w:left w:w="140" w:type="dxa"/>
-              <w:bottom w:w="40" w:type="dxa"/>
-              <w:right w:w="100" w:type="dxa"/>
-            </w:tcMar>
-            <w:vAlign w:val="center"/>
-          </w:tcPr>
-          <w:p>
-            <w:pPr>
-              <w:keepNext/>
-              <w:keepLines/>
-              <w:spacing w:before="0" w:after="10"/>
+              <w:right w:val="none" w:color="FFFFFF" w:sz="0"/>
+            </w:tcBorders>
+            <w:shd w:val="clear" w:color="auto" w:fill="F3F5F6"/>
+            <w:tcMar>
+              <w:top w:w="40" w:type="dxa"/>
+              <w:left w:w="220" w:type="dxa"/>
+              <w:bottom w:w="40" w:type="dxa"/>
+              <w:right w:w="60" w:type="dxa"/>
+            </w:tcMar>
+            <w:vAlign w:val="center"/>
+          </w:tcPr>
+          <w:p>
+            <w:pPr>
+              <w:keepNext/>
+              <w:keepLines/>
+              <w:spacing w:before="0" w:after="0"/>
             </w:pPr>
             <w:r>
               <w:rPr>
                 <w:rFonts w:ascii="Arial" w:hAnsi="Arial" w:cs="Arial" w:eastAsia="Arial"/>
                 <w:b w:val="false"/>
                 <w:bCs w:val="false"/>
-                <w:color w:val="5B6B73"/>
-                <w:sz w:val="14"/>
-                <w:szCs w:val="14"/>
-              </w:rPr>
-              <w:t xml:space="preserve">Residential address</w:t>
-            </w:r>
-          </w:p>
-          <w:p>
-            <w:pPr>
-              <w:keepNext/>
-              <w:keepLines/>
-              <w:spacing w:before="0" w:after="0"/>
+                <w:color w:val="3C4A50"/>
+                <w:sz w:val="18"/>
+                <w:szCs w:val="18"/>
+              </w:rPr>
+              <w:t xml:space="preserve">The PWC / Jet Ski is not used for financial reward or registered as a commercial vessel.</w:t>
+            </w:r>
+          </w:p>
+        </w:tc>
+        <w:tc>
+          <w:tcPr>
+            <w:tcW w:w="2406" w:type="dxa"/>
+            <w:tcBorders>
+              <w:top w:val="none" w:color="FFFFFF" w:sz="0"/>
+              <w:left w:val="none" w:color="FFFFFF" w:sz="0"/>
+              <w:bottom w:val="single" w:color="DDE3E6" w:sz="4"/>
+              <w:right w:val="single" w:color="C9E3EA" w:sz="6"/>
+            </w:tcBorders>
+            <w:shd w:val="clear" w:color="auto" w:fill="F3F5F6"/>
+            <w:tcMar>
+              <w:top w:w="40" w:type="dxa"/>
+              <w:left w:w="60" w:type="dxa"/>
+              <w:bottom w:w="40" w:type="dxa"/>
+              <w:right w:w="220" w:type="dxa"/>
+            </w:tcMar>
+            <w:vAlign w:val="center"/>
+          </w:tcPr>
+          <w:p>
+            <w:pPr>
+              <w:keepNext/>
+              <w:keepLines/>
+              <w:spacing w:before="0" w:after="0"/>
+              <w:jc w:val="right"/>
             </w:pPr>
             <w:r>
               <w:rPr>
@@ -817,63 +690,7 @@
                 <w:sz w:val="18"/>
                 <w:szCs w:val="18"/>
               </w:rPr>
-              <w:t xml:space="preserve">1 Sample Street, Perth WA 6000</w:t>
-            </w:r>
-          </w:p>
-        </w:tc>
-        <w:tc>
-          <w:tcPr>
-            <w:tcW w:w="5152" w:type="dxa"/>
-            <w:gridSpan w:val="2"/>
-            <w:tcBorders>
-              <w:top w:val="none" w:color="FFFFFF" w:sz="0"/>
-              <w:left w:val="single" w:color="FFFFFF" w:sz="12"/>
-              <w:bottom w:val="single" w:color="DDE3E6" w:sz="4"/>
-              <w:right w:val="single" w:color="C9E3EA" w:sz="6"/>
-            </w:tcBorders>
-            <w:shd w:val="clear" w:color="auto" w:fill="F3F5F6"/>
-            <w:tcMar>
-              <w:top w:w="40" w:type="dxa"/>
-              <w:left w:w="140" w:type="dxa"/>
-              <w:bottom w:w="40" w:type="dxa"/>
-              <w:right w:w="100" w:type="dxa"/>
-            </w:tcMar>
-            <w:vAlign w:val="center"/>
-          </w:tcPr>
-          <w:p>
-            <w:pPr>
-              <w:keepNext/>
-              <w:keepLines/>
-              <w:spacing w:before="0" w:after="10"/>
-            </w:pPr>
-            <w:r>
-              <w:rPr>
-                <w:rFonts w:ascii="Arial" w:hAnsi="Arial" w:cs="Arial" w:eastAsia="Arial"/>
-                <w:b w:val="false"/>
-                <w:bCs w:val="false"/>
-                <w:color w:val="5B6B73"/>
-                <w:sz w:val="14"/>
-                <w:szCs w:val="14"/>
-              </w:rPr>
-              <w:t xml:space="preserve">Postal address (if different)</w:t>
-            </w:r>
-          </w:p>
-          <w:p>
-            <w:pPr>
-              <w:keepNext/>
-              <w:keepLines/>
-              <w:spacing w:before="0" w:after="0"/>
-            </w:pPr>
-            <w:r>
-              <w:rPr>
-                <w:rFonts w:ascii="Arial" w:hAnsi="Arial" w:cs="Arial" w:eastAsia="Arial"/>
-                <w:b w:val="true"/>
-                <w:bCs w:val="true"/>
-                <w:color w:val="000000"/>
-                <w:sz w:val="18"/>
-                <w:szCs w:val="18"/>
-              </w:rPr>
-              <w:t xml:space="preserve">PO Box 1, Perth WA 6001</w:t>
+              <w:t xml:space="preserve">True</w:t>
             </w:r>
           </w:p>
         </w:tc>
@@ -884,46 +701,66 @@
         </w:trPr>
         <w:tc>
           <w:tcPr>
-            <w:tcW w:w="5154" w:type="dxa"/>
-            <w:gridSpan w:val="2"/>
+            <w:tcW w:w="7900" w:type="dxa"/>
+            <w:gridSpan w:val="3"/>
             <w:tcBorders>
               <w:top w:val="none" w:color="FFFFFF" w:sz="0"/>
               <w:left w:val="single" w:color="C9E3EA" w:sz="6"/>
               <w:bottom w:val="single" w:color="DDE3E6" w:sz="4"/>
-              <w:right w:val="single" w:color="FFFFFF" w:sz="12"/>
-            </w:tcBorders>
-            <w:shd w:val="clear" w:color="auto" w:fill="F3F5F6"/>
-            <w:tcMar>
-              <w:top w:w="40" w:type="dxa"/>
-              <w:left w:w="140" w:type="dxa"/>
-              <w:bottom w:w="40" w:type="dxa"/>
-              <w:right w:w="100" w:type="dxa"/>
-            </w:tcMar>
-            <w:vAlign w:val="center"/>
-          </w:tcPr>
-          <w:p>
-            <w:pPr>
-              <w:keepNext/>
-              <w:keepLines/>
-              <w:spacing w:before="0" w:after="10"/>
+              <w:right w:val="none" w:color="FFFFFF" w:sz="0"/>
+            </w:tcBorders>
+            <w:shd w:val="clear" w:color="auto" w:fill="F3F5F6"/>
+            <w:tcMar>
+              <w:top w:w="40" w:type="dxa"/>
+              <w:left w:w="220" w:type="dxa"/>
+              <w:bottom w:w="40" w:type="dxa"/>
+              <w:right w:w="60" w:type="dxa"/>
+            </w:tcMar>
+            <w:vAlign w:val="center"/>
+          </w:tcPr>
+          <w:p>
+            <w:pPr>
+              <w:keepNext/>
+              <w:keepLines/>
+              <w:spacing w:before="0" w:after="0"/>
             </w:pPr>
             <w:r>
               <w:rPr>
                 <w:rFonts w:ascii="Arial" w:hAnsi="Arial" w:cs="Arial" w:eastAsia="Arial"/>
                 <w:b w:val="false"/>
                 <w:bCs w:val="false"/>
-                <w:color w:val="5B6B73"/>
-                <w:sz w:val="14"/>
-                <w:szCs w:val="14"/>
-              </w:rPr>
-              <w:t xml:space="preserve">Interested party</w:t>
-            </w:r>
-          </w:p>
-          <w:p>
-            <w:pPr>
-              <w:keepNext/>
-              <w:keepLines/>
-              <w:spacing w:before="0" w:after="0"/>
+                <w:color w:val="3C4A50"/>
+                <w:sz w:val="18"/>
+                <w:szCs w:val="18"/>
+              </w:rPr>
+              <w:t xml:space="preserve">The PWC / Jet Ski will not operate outside of Australian or New Zealand waters or the waters located between the two countries.</w:t>
+            </w:r>
+          </w:p>
+        </w:tc>
+        <w:tc>
+          <w:tcPr>
+            <w:tcW w:w="2406" w:type="dxa"/>
+            <w:tcBorders>
+              <w:top w:val="none" w:color="FFFFFF" w:sz="0"/>
+              <w:left w:val="none" w:color="FFFFFF" w:sz="0"/>
+              <w:bottom w:val="single" w:color="DDE3E6" w:sz="4"/>
+              <w:right w:val="single" w:color="C9E3EA" w:sz="6"/>
+            </w:tcBorders>
+            <w:shd w:val="clear" w:color="auto" w:fill="F3F5F6"/>
+            <w:tcMar>
+              <w:top w:w="40" w:type="dxa"/>
+              <w:left w:w="60" w:type="dxa"/>
+              <w:bottom w:w="40" w:type="dxa"/>
+              <w:right w:w="220" w:type="dxa"/>
+            </w:tcMar>
+            <w:vAlign w:val="center"/>
+          </w:tcPr>
+          <w:p>
+            <w:pPr>
+              <w:keepNext/>
+              <w:keepLines/>
+              <w:spacing w:before="0" w:after="0"/>
+              <w:jc w:val="right"/>
             </w:pPr>
             <w:r>
               <w:rPr>
@@ -934,117 +771,7 @@
                 <w:sz w:val="18"/>
                 <w:szCs w:val="18"/>
               </w:rPr>
-              <w:t xml:space="preserve">Sample Finance Pty Ltd</w:t>
-            </w:r>
-          </w:p>
-        </w:tc>
-        <w:tc>
-          <w:tcPr>
-            <w:tcW w:w="2576" w:type="dxa"/>
-            <w:tcBorders>
-              <w:top w:val="none" w:color="FFFFFF" w:sz="0"/>
-              <w:left w:val="single" w:color="FFFFFF" w:sz="12"/>
-              <w:bottom w:val="single" w:color="DDE3E6" w:sz="4"/>
-              <w:right w:val="single" w:color="FFFFFF" w:sz="12"/>
-            </w:tcBorders>
-            <w:shd w:val="clear" w:color="auto" w:fill="F3F5F6"/>
-            <w:tcMar>
-              <w:top w:w="40" w:type="dxa"/>
-              <w:left w:w="140" w:type="dxa"/>
-              <w:bottom w:w="40" w:type="dxa"/>
-              <w:right w:w="100" w:type="dxa"/>
-            </w:tcMar>
-            <w:vAlign w:val="center"/>
-          </w:tcPr>
-          <w:p>
-            <w:pPr>
-              <w:keepNext/>
-              <w:keepLines/>
-              <w:spacing w:before="0" w:after="10"/>
-            </w:pPr>
-            <w:r>
-              <w:rPr>
-                <w:rFonts w:ascii="Arial" w:hAnsi="Arial" w:cs="Arial" w:eastAsia="Arial"/>
-                <w:b w:val="false"/>
-                <w:bCs w:val="false"/>
-                <w:color w:val="5B6B73"/>
-                <w:sz w:val="14"/>
-                <w:szCs w:val="14"/>
-              </w:rPr>
-              <w:t xml:space="preserve">Period of insurance: from</w:t>
-            </w:r>
-          </w:p>
-          <w:p>
-            <w:pPr>
-              <w:keepNext/>
-              <w:keepLines/>
-              <w:spacing w:before="0" w:after="0"/>
-            </w:pPr>
-            <w:r>
-              <w:rPr>
-                <w:rFonts w:ascii="Arial" w:hAnsi="Arial" w:cs="Arial" w:eastAsia="Arial"/>
-                <w:b w:val="true"/>
-                <w:bCs w:val="true"/>
-                <w:color w:val="000000"/>
-                <w:sz w:val="18"/>
-                <w:szCs w:val="18"/>
-              </w:rPr>
-              <w:t xml:space="preserve">27/10/2026</w:t>
-            </w:r>
-          </w:p>
-        </w:tc>
-        <w:tc>
-          <w:tcPr>
-            <w:tcW w:w="2576" w:type="dxa"/>
-            <w:tcBorders>
-              <w:top w:val="none" w:color="FFFFFF" w:sz="0"/>
-              <w:left w:val="single" w:color="FFFFFF" w:sz="12"/>
-              <w:bottom w:val="single" w:color="DDE3E6" w:sz="4"/>
-              <w:right w:val="single" w:color="C9E3EA" w:sz="6"/>
-            </w:tcBorders>
-            <w:shd w:val="clear" w:color="auto" w:fill="F3F5F6"/>
-            <w:tcMar>
-              <w:top w:w="40" w:type="dxa"/>
-              <w:left w:w="140" w:type="dxa"/>
-              <w:bottom w:w="40" w:type="dxa"/>
-              <w:right w:w="100" w:type="dxa"/>
-            </w:tcMar>
-            <w:vAlign w:val="center"/>
-          </w:tcPr>
-          <w:p>
-            <w:pPr>
-              <w:keepNext/>
-              <w:keepLines/>
-              <w:spacing w:before="0" w:after="10"/>
-            </w:pPr>
-            <w:r>
-              <w:rPr>
-                <w:rFonts w:ascii="Arial" w:hAnsi="Arial" w:cs="Arial" w:eastAsia="Arial"/>
-                <w:b w:val="false"/>
-                <w:bCs w:val="false"/>
-                <w:color w:val="5B6B73"/>
-                <w:sz w:val="14"/>
-                <w:szCs w:val="14"/>
-              </w:rPr>
-              <w:t xml:space="preserve">To (at 4pm local time)</w:t>
-            </w:r>
-          </w:p>
-          <w:p>
-            <w:pPr>
-              <w:keepNext/>
-              <w:keepLines/>
-              <w:spacing w:before="0" w:after="0"/>
-            </w:pPr>
-            <w:r>
-              <w:rPr>
-                <w:rFonts w:ascii="Arial" w:hAnsi="Arial" w:cs="Arial" w:eastAsia="Arial"/>
-                <w:b w:val="true"/>
-                <w:bCs w:val="true"/>
-                <w:color w:val="000000"/>
-                <w:sz w:val="18"/>
-                <w:szCs w:val="18"/>
-              </w:rPr>
-              <w:t xml:space="preserve">27/10/2027</w:t>
+              <w:t xml:space="preserve">True</w:t>
             </w:r>
           </w:p>
         </w:tc>
@@ -1055,19 +782,19 @@
         </w:trPr>
         <w:tc>
           <w:tcPr>
-            <w:tcW w:w="7730" w:type="dxa"/>
+            <w:tcW w:w="7900" w:type="dxa"/>
             <w:gridSpan w:val="3"/>
             <w:tcBorders>
               <w:top w:val="none" w:color="FFFFFF" w:sz="0"/>
               <w:left w:val="single" w:color="C9E3EA" w:sz="6"/>
-              <w:bottom w:val="single" w:color="C9E3EA" w:sz="6"/>
-              <w:right w:val="none" w:color="FFFFFF" w:sz="0"/>
-            </w:tcBorders>
-            <w:shd w:val="clear" w:color="auto" w:fill="F3F5F6"/>
-            <w:tcMar>
-              <w:top w:w="32" w:type="dxa"/>
+              <w:bottom w:val="single" w:color="DDE3E6" w:sz="4"/>
+              <w:right w:val="none" w:color="FFFFFF" w:sz="0"/>
+            </w:tcBorders>
+            <w:shd w:val="clear" w:color="auto" w:fill="F3F5F6"/>
+            <w:tcMar>
+              <w:top w:w="40" w:type="dxa"/>
               <w:left w:w="220" w:type="dxa"/>
-              <w:bottom w:w="32" w:type="dxa"/>
+              <w:bottom w:w="40" w:type="dxa"/>
               <w:right w:w="60" w:type="dxa"/>
             </w:tcMar>
             <w:vAlign w:val="center"/>
@@ -1087,13 +814,579 @@
                 <w:sz w:val="18"/>
                 <w:szCs w:val="18"/>
               </w:rPr>
-              <w:t xml:space="preserve">Read and understood the Duty, the Product Disclosure Statement (PDS) and the Financial Services Guide (FSG)</w:t>
-            </w:r>
-          </w:p>
-        </w:tc>
-        <w:tc>
-          <w:tcPr>
-            <w:tcW w:w="2576" w:type="dxa"/>
+              <w:t xml:space="preserve">The PWC / Jet Ski will not be under construction (other than being refitted) at any time during the insurance period and the PWC / Jet Ski has been launched.</w:t>
+            </w:r>
+          </w:p>
+        </w:tc>
+        <w:tc>
+          <w:tcPr>
+            <w:tcW w:w="2406" w:type="dxa"/>
+            <w:tcBorders>
+              <w:top w:val="none" w:color="FFFFFF" w:sz="0"/>
+              <w:left w:val="none" w:color="FFFFFF" w:sz="0"/>
+              <w:bottom w:val="single" w:color="DDE3E6" w:sz="4"/>
+              <w:right w:val="single" w:color="C9E3EA" w:sz="6"/>
+            </w:tcBorders>
+            <w:shd w:val="clear" w:color="auto" w:fill="F3F5F6"/>
+            <w:tcMar>
+              <w:top w:w="40" w:type="dxa"/>
+              <w:left w:w="60" w:type="dxa"/>
+              <w:bottom w:w="40" w:type="dxa"/>
+              <w:right w:w="220" w:type="dxa"/>
+            </w:tcMar>
+            <w:vAlign w:val="center"/>
+          </w:tcPr>
+          <w:p>
+            <w:pPr>
+              <w:keepNext/>
+              <w:keepLines/>
+              <w:spacing w:before="0" w:after="0"/>
+              <w:jc w:val="right"/>
+            </w:pPr>
+            <w:r>
+              <w:rPr>
+                <w:rFonts w:ascii="Arial" w:hAnsi="Arial" w:cs="Arial" w:eastAsia="Arial"/>
+                <w:b w:val="true"/>
+                <w:bCs w:val="true"/>
+                <w:color w:val="000000"/>
+                <w:sz w:val="18"/>
+                <w:szCs w:val="18"/>
+              </w:rPr>
+              <w:t xml:space="preserve">True</w:t>
+            </w:r>
+          </w:p>
+        </w:tc>
+      </w:tr>
+      <w:tr>
+        <w:trPr>
+          <w:cantSplit/>
+        </w:trPr>
+        <w:tc>
+          <w:tcPr>
+            <w:tcW w:w="7900" w:type="dxa"/>
+            <w:gridSpan w:val="3"/>
+            <w:tcBorders>
+              <w:top w:val="none" w:color="FFFFFF" w:sz="0"/>
+              <w:left w:val="single" w:color="C9E3EA" w:sz="6"/>
+              <w:bottom w:val="single" w:color="DDE3E6" w:sz="4"/>
+              <w:right w:val="none" w:color="FFFFFF" w:sz="0"/>
+            </w:tcBorders>
+            <w:shd w:val="clear" w:color="auto" w:fill="F3F5F6"/>
+            <w:tcMar>
+              <w:top w:w="40" w:type="dxa"/>
+              <w:left w:w="220" w:type="dxa"/>
+              <w:bottom w:w="40" w:type="dxa"/>
+              <w:right w:w="60" w:type="dxa"/>
+            </w:tcMar>
+            <w:vAlign w:val="center"/>
+          </w:tcPr>
+          <w:p>
+            <w:pPr>
+              <w:keepNext/>
+              <w:keepLines/>
+              <w:spacing w:before="0" w:after="0"/>
+            </w:pPr>
+            <w:r>
+              <w:rPr>
+                <w:rFonts w:ascii="Arial" w:hAnsi="Arial" w:cs="Arial" w:eastAsia="Arial"/>
+                <w:b w:val="false"/>
+                <w:bCs w:val="false"/>
+                <w:color w:val="3C4A50"/>
+                <w:sz w:val="18"/>
+                <w:szCs w:val="18"/>
+              </w:rPr>
+              <w:t xml:space="preserve">The PWC / Jet Ski to be insured under this insurance is not registered or zoned as a building (for example, a floating office).</w:t>
+            </w:r>
+          </w:p>
+        </w:tc>
+        <w:tc>
+          <w:tcPr>
+            <w:tcW w:w="2406" w:type="dxa"/>
+            <w:tcBorders>
+              <w:top w:val="none" w:color="FFFFFF" w:sz="0"/>
+              <w:left w:val="none" w:color="FFFFFF" w:sz="0"/>
+              <w:bottom w:val="single" w:color="DDE3E6" w:sz="4"/>
+              <w:right w:val="single" w:color="C9E3EA" w:sz="6"/>
+            </w:tcBorders>
+            <w:shd w:val="clear" w:color="auto" w:fill="F3F5F6"/>
+            <w:tcMar>
+              <w:top w:w="40" w:type="dxa"/>
+              <w:left w:w="60" w:type="dxa"/>
+              <w:bottom w:w="40" w:type="dxa"/>
+              <w:right w:w="220" w:type="dxa"/>
+            </w:tcMar>
+            <w:vAlign w:val="center"/>
+          </w:tcPr>
+          <w:p>
+            <w:pPr>
+              <w:keepNext/>
+              <w:keepLines/>
+              <w:spacing w:before="0" w:after="0"/>
+              <w:jc w:val="right"/>
+            </w:pPr>
+            <w:r>
+              <w:rPr>
+                <w:rFonts w:ascii="Arial" w:hAnsi="Arial" w:cs="Arial" w:eastAsia="Arial"/>
+                <w:b w:val="true"/>
+                <w:bCs w:val="true"/>
+                <w:color w:val="000000"/>
+                <w:sz w:val="18"/>
+                <w:szCs w:val="18"/>
+              </w:rPr>
+              <w:t xml:space="preserve">True</w:t>
+            </w:r>
+          </w:p>
+        </w:tc>
+      </w:tr>
+      <w:tr>
+        <w:trPr>
+          <w:cantSplit/>
+        </w:trPr>
+        <w:tc>
+          <w:tcPr>
+            <w:tcW w:w="7900" w:type="dxa"/>
+            <w:gridSpan w:val="3"/>
+            <w:tcBorders>
+              <w:top w:val="none" w:color="FFFFFF" w:sz="0"/>
+              <w:left w:val="single" w:color="C9E3EA" w:sz="6"/>
+              <w:bottom w:val="single" w:color="DDE3E6" w:sz="4"/>
+              <w:right w:val="none" w:color="FFFFFF" w:sz="0"/>
+            </w:tcBorders>
+            <w:shd w:val="clear" w:color="auto" w:fill="F3F5F6"/>
+            <w:tcMar>
+              <w:top w:w="40" w:type="dxa"/>
+              <w:left w:w="220" w:type="dxa"/>
+              <w:bottom w:w="40" w:type="dxa"/>
+              <w:right w:w="60" w:type="dxa"/>
+            </w:tcMar>
+            <w:vAlign w:val="center"/>
+          </w:tcPr>
+          <w:p>
+            <w:pPr>
+              <w:keepNext/>
+              <w:keepLines/>
+              <w:spacing w:before="0" w:after="0"/>
+            </w:pPr>
+            <w:r>
+              <w:rPr>
+                <w:rFonts w:ascii="Arial" w:hAnsi="Arial" w:cs="Arial" w:eastAsia="Arial"/>
+                <w:b w:val="false"/>
+                <w:bCs w:val="false"/>
+                <w:color w:val="3C4A50"/>
+                <w:sz w:val="18"/>
+                <w:szCs w:val="18"/>
+              </w:rPr>
+              <w:t xml:space="preserve">The PWC / Jet Ski is not used for permanent accommodation (agreement available upon request).</w:t>
+            </w:r>
+          </w:p>
+        </w:tc>
+        <w:tc>
+          <w:tcPr>
+            <w:tcW w:w="2406" w:type="dxa"/>
+            <w:tcBorders>
+              <w:top w:val="none" w:color="FFFFFF" w:sz="0"/>
+              <w:left w:val="none" w:color="FFFFFF" w:sz="0"/>
+              <w:bottom w:val="single" w:color="DDE3E6" w:sz="4"/>
+              <w:right w:val="single" w:color="C9E3EA" w:sz="6"/>
+            </w:tcBorders>
+            <w:shd w:val="clear" w:color="auto" w:fill="F3F5F6"/>
+            <w:tcMar>
+              <w:top w:w="40" w:type="dxa"/>
+              <w:left w:w="60" w:type="dxa"/>
+              <w:bottom w:w="40" w:type="dxa"/>
+              <w:right w:w="220" w:type="dxa"/>
+            </w:tcMar>
+            <w:vAlign w:val="center"/>
+          </w:tcPr>
+          <w:p>
+            <w:pPr>
+              <w:keepNext/>
+              <w:keepLines/>
+              <w:spacing w:before="0" w:after="0"/>
+              <w:jc w:val="right"/>
+            </w:pPr>
+            <w:r>
+              <w:rPr>
+                <w:rFonts w:ascii="Arial" w:hAnsi="Arial" w:cs="Arial" w:eastAsia="Arial"/>
+                <w:b w:val="true"/>
+                <w:bCs w:val="true"/>
+                <w:color w:val="000000"/>
+                <w:sz w:val="18"/>
+                <w:szCs w:val="18"/>
+              </w:rPr>
+              <w:t xml:space="preserve">True</w:t>
+            </w:r>
+          </w:p>
+        </w:tc>
+      </w:tr>
+      <w:tr>
+        <w:trPr>
+          <w:cantSplit/>
+        </w:trPr>
+        <w:tc>
+          <w:tcPr>
+            <w:tcW w:w="7900" w:type="dxa"/>
+            <w:gridSpan w:val="3"/>
+            <w:tcBorders>
+              <w:top w:val="none" w:color="FFFFFF" w:sz="0"/>
+              <w:left w:val="single" w:color="C9E3EA" w:sz="6"/>
+              <w:bottom w:val="single" w:color="DDE3E6" w:sz="4"/>
+              <w:right w:val="none" w:color="FFFFFF" w:sz="0"/>
+            </w:tcBorders>
+            <w:shd w:val="clear" w:color="auto" w:fill="F3F5F6"/>
+            <w:tcMar>
+              <w:top w:w="40" w:type="dxa"/>
+              <w:left w:w="220" w:type="dxa"/>
+              <w:bottom w:w="40" w:type="dxa"/>
+              <w:right w:w="60" w:type="dxa"/>
+            </w:tcMar>
+            <w:vAlign w:val="center"/>
+          </w:tcPr>
+          <w:p>
+            <w:pPr>
+              <w:keepNext/>
+              <w:keepLines/>
+              <w:spacing w:before="0" w:after="0"/>
+            </w:pPr>
+            <w:r>
+              <w:rPr>
+                <w:rFonts w:ascii="Arial" w:hAnsi="Arial" w:cs="Arial" w:eastAsia="Arial"/>
+                <w:b w:val="false"/>
+                <w:bCs w:val="false"/>
+                <w:color w:val="3C4A50"/>
+                <w:sz w:val="18"/>
+                <w:szCs w:val="18"/>
+              </w:rPr>
+              <w:t xml:space="preserve">The PWC / Jet Ski is not used for Timeshare Arrangement / Syndicate / Equity Arrangement.</w:t>
+            </w:r>
+          </w:p>
+        </w:tc>
+        <w:tc>
+          <w:tcPr>
+            <w:tcW w:w="2406" w:type="dxa"/>
+            <w:tcBorders>
+              <w:top w:val="none" w:color="FFFFFF" w:sz="0"/>
+              <w:left w:val="none" w:color="FFFFFF" w:sz="0"/>
+              <w:bottom w:val="single" w:color="DDE3E6" w:sz="4"/>
+              <w:right w:val="single" w:color="C9E3EA" w:sz="6"/>
+            </w:tcBorders>
+            <w:shd w:val="clear" w:color="auto" w:fill="F3F5F6"/>
+            <w:tcMar>
+              <w:top w:w="40" w:type="dxa"/>
+              <w:left w:w="60" w:type="dxa"/>
+              <w:bottom w:w="40" w:type="dxa"/>
+              <w:right w:w="220" w:type="dxa"/>
+            </w:tcMar>
+            <w:vAlign w:val="center"/>
+          </w:tcPr>
+          <w:p>
+            <w:pPr>
+              <w:keepNext/>
+              <w:keepLines/>
+              <w:spacing w:before="0" w:after="0"/>
+              <w:jc w:val="right"/>
+            </w:pPr>
+            <w:r>
+              <w:rPr>
+                <w:rFonts w:ascii="Arial" w:hAnsi="Arial" w:cs="Arial" w:eastAsia="Arial"/>
+                <w:b w:val="true"/>
+                <w:bCs w:val="true"/>
+                <w:color w:val="000000"/>
+                <w:sz w:val="18"/>
+                <w:szCs w:val="18"/>
+              </w:rPr>
+              <w:t xml:space="preserve">True</w:t>
+            </w:r>
+          </w:p>
+        </w:tc>
+      </w:tr>
+      <w:tr>
+        <w:trPr>
+          <w:cantSplit/>
+        </w:trPr>
+        <w:tc>
+          <w:tcPr>
+            <w:tcW w:w="7900" w:type="dxa"/>
+            <w:gridSpan w:val="3"/>
+            <w:tcBorders>
+              <w:top w:val="none" w:color="FFFFFF" w:sz="0"/>
+              <w:left w:val="single" w:color="C9E3EA" w:sz="6"/>
+              <w:bottom w:val="single" w:color="DDE3E6" w:sz="4"/>
+              <w:right w:val="none" w:color="FFFFFF" w:sz="0"/>
+            </w:tcBorders>
+            <w:shd w:val="clear" w:color="auto" w:fill="F3F5F6"/>
+            <w:tcMar>
+              <w:top w:w="40" w:type="dxa"/>
+              <w:left w:w="220" w:type="dxa"/>
+              <w:bottom w:w="40" w:type="dxa"/>
+              <w:right w:w="60" w:type="dxa"/>
+            </w:tcMar>
+            <w:vAlign w:val="center"/>
+          </w:tcPr>
+          <w:p>
+            <w:pPr>
+              <w:keepNext/>
+              <w:keepLines/>
+              <w:spacing w:before="0" w:after="0"/>
+            </w:pPr>
+            <w:r>
+              <w:rPr>
+                <w:rFonts w:ascii="Arial" w:hAnsi="Arial" w:cs="Arial" w:eastAsia="Arial"/>
+                <w:b w:val="false"/>
+                <w:bCs w:val="false"/>
+                <w:color w:val="3C4A50"/>
+                <w:sz w:val="18"/>
+                <w:szCs w:val="18"/>
+              </w:rPr>
+              <w:t xml:space="preserve">The PWC / Jet Ski is not used for Holiday Rental / Air B&amp;B Holiday Rental / Air B&amp;B.</w:t>
+            </w:r>
+          </w:p>
+        </w:tc>
+        <w:tc>
+          <w:tcPr>
+            <w:tcW w:w="2406" w:type="dxa"/>
+            <w:tcBorders>
+              <w:top w:val="none" w:color="FFFFFF" w:sz="0"/>
+              <w:left w:val="none" w:color="FFFFFF" w:sz="0"/>
+              <w:bottom w:val="single" w:color="DDE3E6" w:sz="4"/>
+              <w:right w:val="single" w:color="C9E3EA" w:sz="6"/>
+            </w:tcBorders>
+            <w:shd w:val="clear" w:color="auto" w:fill="F3F5F6"/>
+            <w:tcMar>
+              <w:top w:w="40" w:type="dxa"/>
+              <w:left w:w="60" w:type="dxa"/>
+              <w:bottom w:w="40" w:type="dxa"/>
+              <w:right w:w="220" w:type="dxa"/>
+            </w:tcMar>
+            <w:vAlign w:val="center"/>
+          </w:tcPr>
+          <w:p>
+            <w:pPr>
+              <w:keepNext/>
+              <w:keepLines/>
+              <w:spacing w:before="0" w:after="0"/>
+              <w:jc w:val="right"/>
+            </w:pPr>
+            <w:r>
+              <w:rPr>
+                <w:rFonts w:ascii="Arial" w:hAnsi="Arial" w:cs="Arial" w:eastAsia="Arial"/>
+                <w:b w:val="true"/>
+                <w:bCs w:val="true"/>
+                <w:color w:val="000000"/>
+                <w:sz w:val="18"/>
+                <w:szCs w:val="18"/>
+              </w:rPr>
+              <w:t xml:space="preserve">True</w:t>
+            </w:r>
+          </w:p>
+        </w:tc>
+      </w:tr>
+      <w:tr>
+        <w:trPr>
+          <w:cantSplit/>
+        </w:trPr>
+        <w:tc>
+          <w:tcPr>
+            <w:tcW w:w="7900" w:type="dxa"/>
+            <w:gridSpan w:val="3"/>
+            <w:tcBorders>
+              <w:top w:val="none" w:color="FFFFFF" w:sz="0"/>
+              <w:left w:val="single" w:color="C9E3EA" w:sz="6"/>
+              <w:bottom w:val="single" w:color="DDE3E6" w:sz="4"/>
+              <w:right w:val="none" w:color="FFFFFF" w:sz="0"/>
+            </w:tcBorders>
+            <w:shd w:val="clear" w:color="auto" w:fill="F3F5F6"/>
+            <w:tcMar>
+              <w:top w:w="40" w:type="dxa"/>
+              <w:left w:w="220" w:type="dxa"/>
+              <w:bottom w:w="40" w:type="dxa"/>
+              <w:right w:w="60" w:type="dxa"/>
+            </w:tcMar>
+            <w:vAlign w:val="center"/>
+          </w:tcPr>
+          <w:p>
+            <w:pPr>
+              <w:keepNext/>
+              <w:keepLines/>
+              <w:spacing w:before="0" w:after="0"/>
+            </w:pPr>
+            <w:r>
+              <w:rPr>
+                <w:rFonts w:ascii="Arial" w:hAnsi="Arial" w:cs="Arial" w:eastAsia="Arial"/>
+                <w:b w:val="false"/>
+                <w:bCs w:val="false"/>
+                <w:color w:val="3C4A50"/>
+                <w:sz w:val="18"/>
+                <w:szCs w:val="18"/>
+              </w:rPr>
+              <w:t xml:space="preserve">The PWC / Jet Ski is seaworthy.</w:t>
+            </w:r>
+          </w:p>
+        </w:tc>
+        <w:tc>
+          <w:tcPr>
+            <w:tcW w:w="2406" w:type="dxa"/>
+            <w:tcBorders>
+              <w:top w:val="none" w:color="FFFFFF" w:sz="0"/>
+              <w:left w:val="none" w:color="FFFFFF" w:sz="0"/>
+              <w:bottom w:val="single" w:color="DDE3E6" w:sz="4"/>
+              <w:right w:val="single" w:color="C9E3EA" w:sz="6"/>
+            </w:tcBorders>
+            <w:shd w:val="clear" w:color="auto" w:fill="F3F5F6"/>
+            <w:tcMar>
+              <w:top w:w="40" w:type="dxa"/>
+              <w:left w:w="60" w:type="dxa"/>
+              <w:bottom w:w="40" w:type="dxa"/>
+              <w:right w:w="220" w:type="dxa"/>
+            </w:tcMar>
+            <w:vAlign w:val="center"/>
+          </w:tcPr>
+          <w:p>
+            <w:pPr>
+              <w:keepNext/>
+              <w:keepLines/>
+              <w:spacing w:before="0" w:after="0"/>
+              <w:jc w:val="right"/>
+            </w:pPr>
+            <w:r>
+              <w:rPr>
+                <w:rFonts w:ascii="Arial" w:hAnsi="Arial" w:cs="Arial" w:eastAsia="Arial"/>
+                <w:b w:val="true"/>
+                <w:bCs w:val="true"/>
+                <w:color w:val="000000"/>
+                <w:sz w:val="18"/>
+                <w:szCs w:val="18"/>
+              </w:rPr>
+              <w:t xml:space="preserve">True</w:t>
+            </w:r>
+          </w:p>
+        </w:tc>
+      </w:tr>
+      <w:tr>
+        <w:trPr>
+          <w:cantSplit/>
+        </w:trPr>
+        <w:tc>
+          <w:tcPr>
+            <w:tcW w:w="7900" w:type="dxa"/>
+            <w:gridSpan w:val="3"/>
+            <w:tcBorders>
+              <w:top w:val="none" w:color="FFFFFF" w:sz="0"/>
+              <w:left w:val="single" w:color="C9E3EA" w:sz="6"/>
+              <w:bottom w:val="single" w:color="DDE3E6" w:sz="4"/>
+              <w:right w:val="none" w:color="FFFFFF" w:sz="0"/>
+            </w:tcBorders>
+            <w:shd w:val="clear" w:color="auto" w:fill="F3F5F6"/>
+            <w:tcMar>
+              <w:top w:w="40" w:type="dxa"/>
+              <w:left w:w="220" w:type="dxa"/>
+              <w:bottom w:w="40" w:type="dxa"/>
+              <w:right w:w="60" w:type="dxa"/>
+            </w:tcMar>
+            <w:vAlign w:val="center"/>
+          </w:tcPr>
+          <w:p>
+            <w:pPr>
+              <w:keepNext/>
+              <w:keepLines/>
+              <w:spacing w:before="0" w:after="0"/>
+            </w:pPr>
+            <w:r>
+              <w:rPr>
+                <w:rFonts w:ascii="Arial" w:hAnsi="Arial" w:cs="Arial" w:eastAsia="Arial"/>
+                <w:b w:val="false"/>
+                <w:bCs w:val="false"/>
+                <w:color w:val="3C4A50"/>
+                <w:sz w:val="18"/>
+                <w:szCs w:val="18"/>
+              </w:rPr>
+              <w:t xml:space="preserve">The PWC / Jet Ski will not operate more than 50 nautical miles (92.6km) from mainland.</w:t>
+            </w:r>
+          </w:p>
+        </w:tc>
+        <w:tc>
+          <w:tcPr>
+            <w:tcW w:w="2406" w:type="dxa"/>
+            <w:tcBorders>
+              <w:top w:val="none" w:color="FFFFFF" w:sz="0"/>
+              <w:left w:val="none" w:color="FFFFFF" w:sz="0"/>
+              <w:bottom w:val="single" w:color="DDE3E6" w:sz="4"/>
+              <w:right w:val="single" w:color="C9E3EA" w:sz="6"/>
+            </w:tcBorders>
+            <w:shd w:val="clear" w:color="auto" w:fill="F3F5F6"/>
+            <w:tcMar>
+              <w:top w:w="40" w:type="dxa"/>
+              <w:left w:w="60" w:type="dxa"/>
+              <w:bottom w:w="40" w:type="dxa"/>
+              <w:right w:w="220" w:type="dxa"/>
+            </w:tcMar>
+            <w:vAlign w:val="center"/>
+          </w:tcPr>
+          <w:p>
+            <w:pPr>
+              <w:keepNext/>
+              <w:keepLines/>
+              <w:spacing w:before="0" w:after="0"/>
+              <w:jc w:val="right"/>
+            </w:pPr>
+            <w:r>
+              <w:rPr>
+                <w:rFonts w:ascii="Arial" w:hAnsi="Arial" w:cs="Arial" w:eastAsia="Arial"/>
+                <w:b w:val="true"/>
+                <w:bCs w:val="true"/>
+                <w:color w:val="000000"/>
+                <w:sz w:val="18"/>
+                <w:szCs w:val="18"/>
+              </w:rPr>
+              <w:t xml:space="preserve">True</w:t>
+            </w:r>
+          </w:p>
+        </w:tc>
+      </w:tr>
+      <w:tr>
+        <w:trPr>
+          <w:cantSplit/>
+        </w:trPr>
+        <w:tc>
+          <w:tcPr>
+            <w:tcW w:w="7900" w:type="dxa"/>
+            <w:gridSpan w:val="3"/>
+            <w:tcBorders>
+              <w:top w:val="none" w:color="FFFFFF" w:sz="0"/>
+              <w:left w:val="single" w:color="C9E3EA" w:sz="6"/>
+              <w:bottom w:val="single" w:color="C9E3EA" w:sz="6"/>
+              <w:right w:val="none" w:color="FFFFFF" w:sz="0"/>
+            </w:tcBorders>
+            <w:shd w:val="clear" w:color="auto" w:fill="F3F5F6"/>
+            <w:tcMar>
+              <w:top w:w="40" w:type="dxa"/>
+              <w:left w:w="220" w:type="dxa"/>
+              <w:bottom w:w="40" w:type="dxa"/>
+              <w:right w:w="60" w:type="dxa"/>
+            </w:tcMar>
+            <w:vAlign w:val="center"/>
+          </w:tcPr>
+          <w:p>
+            <w:pPr>
+              <w:keepLines/>
+              <w:spacing w:before="0" w:after="0"/>
+            </w:pPr>
+            <w:r>
+              <w:rPr>
+                <w:rFonts w:ascii="Arial" w:hAnsi="Arial" w:cs="Arial" w:eastAsia="Arial"/>
+                <w:b w:val="false"/>
+                <w:bCs w:val="false"/>
+                <w:color w:val="3C4A50"/>
+                <w:sz w:val="18"/>
+                <w:szCs w:val="18"/>
+              </w:rPr>
+              <w:t xml:space="preserve">What is the maximum capable speed of the PWC / Jet Ski? Please answer in regards to the fastest PWC / Jet Ski if applying to insure more than one.</w:t>
+            </w:r>
+          </w:p>
+        </w:tc>
+        <w:tc>
+          <w:tcPr>
+            <w:tcW w:w="2406" w:type="dxa"/>
             <w:tcBorders>
               <w:top w:val="none" w:color="FFFFFF" w:sz="0"/>
               <w:left w:val="none" w:color="FFFFFF" w:sz="0"/>
@@ -1102,16 +1395,15 @@
             </w:tcBorders>
             <w:shd w:val="clear" w:color="auto" w:fill="F3F5F6"/>
             <w:tcMar>
-              <w:top w:w="32" w:type="dxa"/>
+              <w:top w:w="40" w:type="dxa"/>
               <w:left w:w="60" w:type="dxa"/>
-              <w:bottom w:w="32" w:type="dxa"/>
+              <w:bottom w:w="40" w:type="dxa"/>
               <w:right w:w="220" w:type="dxa"/>
             </w:tcMar>
             <w:vAlign w:val="center"/>
           </w:tcPr>
           <w:p>
             <w:pPr>
-              <w:keepNext/>
               <w:keepLines/>
               <w:spacing w:before="0" w:after="0"/>
               <w:jc w:val="right"/>
@@ -1125,7 +1417,7 @@
                 <w:sz w:val="18"/>
                 <w:szCs w:val="18"/>
               </w:rPr>
-              <w:t xml:space="preserve">Yes</w:t>
+              <w:t xml:space="preserve">Up to 40 Knots / 75 kph</w:t>
             </w:r>
           </w:p>
         </w:tc>
@@ -1133,7 +1425,7 @@
     </w:tbl>
     <w:p>
       <w:pPr>
-        <w:spacing w:before="0" w:after="0" w:line="120" w:lineRule="exact"/>
+        <w:spacing w:before="0" w:after="0" w:line="170" w:lineRule="exact"/>
         <w:rPr>
           <w:sz w:val="2"/>
         </w:rPr>
@@ -1153,10 +1445,10 @@
         <w:tblLayout w:type="fixed"/>
       </w:tblPr>
       <w:tblGrid>
-        <w:gridCol w:w="2577"/>
-        <w:gridCol w:w="2577"/>
-        <w:gridCol w:w="2576"/>
-        <w:gridCol w:w="2576"/>
+        <w:gridCol w:w="2850"/>
+        <w:gridCol w:w="2150"/>
+        <w:gridCol w:w="2900"/>
+        <w:gridCol w:w="2406"/>
       </w:tblGrid>
       <w:tr>
         <w:trPr>
@@ -1174,9 +1466,9 @@
             </w:tcBorders>
             <w:shd w:val="clear" w:color="auto" w:fill="E6F4F8"/>
             <w:tcMar>
-              <w:top w:w="60" w:type="dxa"/>
+              <w:top w:w="80" w:type="dxa"/>
               <w:left w:w="220" w:type="dxa"/>
-              <w:bottom w:w="60" w:type="dxa"/>
+              <w:bottom w:w="80" w:type="dxa"/>
               <w:right w:w="220" w:type="dxa"/>
             </w:tcMar>
             <w:vAlign w:val="center"/>
@@ -1196,7 +1488,7 @@
                 <w:sz w:val="20"/>
                 <w:szCs w:val="20"/>
               </w:rPr>
-              <w:t xml:space="preserve">Your Vessel</w:t>
+              <w:t xml:space="preserve">PWC / Jet Ski Details</w:t>
             </w:r>
           </w:p>
         </w:tc>
@@ -1216,9 +1508,9 @@
               <w:right w:val="single" w:color="C9E3EA" w:sz="6"/>
             </w:tcBorders>
             <w:tcMar>
-              <w:top w:w="70" w:type="dxa"/>
+              <w:top w:w="120" w:type="dxa"/>
               <w:left w:w="220" w:type="dxa"/>
-              <w:bottom w:w="20" w:type="dxa"/>
+              <w:bottom w:w="40" w:type="dxa"/>
               <w:right w:w="220" w:type="dxa"/>
             </w:tcMar>
             <w:vAlign w:val="center"/>
@@ -1236,7 +1528,7 @@
                 <w:bCs w:val="true"/>
                 <w:caps/>
                 <w:color w:val="02637D"/>
-                <w:spacing w:val="20"/>
+                <w:spacing w:val="24"/>
                 <w:sz w:val="14"/>
                 <w:szCs w:val="14"/>
               </w:rPr>
@@ -1251,45 +1543,65 @@
         </w:trPr>
         <w:tc>
           <w:tcPr>
-            <w:tcW w:w="2577" w:type="dxa"/>
+            <w:tcW w:w="2850" w:type="dxa"/>
             <w:tcBorders>
               <w:top w:val="none" w:color="FFFFFF" w:sz="0"/>
               <w:left w:val="single" w:color="C9E3EA" w:sz="6"/>
               <w:bottom w:val="single" w:color="DDE3E6" w:sz="4"/>
-              <w:right w:val="single" w:color="FFFFFF" w:sz="12"/>
-            </w:tcBorders>
-            <w:shd w:val="clear" w:color="auto" w:fill="F3F5F6"/>
-            <w:tcMar>
-              <w:top w:w="40" w:type="dxa"/>
-              <w:left w:w="140" w:type="dxa"/>
-              <w:bottom w:w="40" w:type="dxa"/>
-              <w:right w:w="100" w:type="dxa"/>
-            </w:tcMar>
-            <w:vAlign w:val="center"/>
-          </w:tcPr>
-          <w:p>
-            <w:pPr>
-              <w:keepNext/>
-              <w:keepLines/>
-              <w:spacing w:before="0" w:after="10"/>
+              <w:right w:val="none" w:color="FFFFFF" w:sz="0"/>
+            </w:tcBorders>
+            <w:shd w:val="clear" w:color="auto" w:fill="F3F5F6"/>
+            <w:tcMar>
+              <w:top w:w="40" w:type="dxa"/>
+              <w:left w:w="220" w:type="dxa"/>
+              <w:bottom w:w="40" w:type="dxa"/>
+              <w:right w:w="60" w:type="dxa"/>
+            </w:tcMar>
+            <w:vAlign w:val="center"/>
+          </w:tcPr>
+          <w:p>
+            <w:pPr>
+              <w:keepNext/>
+              <w:keepLines/>
+              <w:spacing w:before="0" w:after="0"/>
             </w:pPr>
             <w:r>
               <w:rPr>
                 <w:rFonts w:ascii="Arial" w:hAnsi="Arial" w:cs="Arial" w:eastAsia="Arial"/>
                 <w:b w:val="false"/>
                 <w:bCs w:val="false"/>
-                <w:color w:val="5B6B73"/>
-                <w:sz w:val="14"/>
-                <w:szCs w:val="14"/>
+                <w:color w:val="3C4A50"/>
+                <w:sz w:val="18"/>
+                <w:szCs w:val="18"/>
               </w:rPr>
               <w:t xml:space="preserve">Hull make</w:t>
             </w:r>
           </w:p>
-          <w:p>
-            <w:pPr>
-              <w:keepNext/>
-              <w:keepLines/>
-              <w:spacing w:before="0" w:after="0"/>
+        </w:tc>
+        <w:tc>
+          <w:tcPr>
+            <w:tcW w:w="2150" w:type="dxa"/>
+            <w:tcBorders>
+              <w:top w:val="none" w:color="FFFFFF" w:sz="0"/>
+              <w:left w:val="none" w:color="FFFFFF" w:sz="0"/>
+              <w:bottom w:val="single" w:color="DDE3E6" w:sz="4"/>
+              <w:right w:val="none" w:color="FFFFFF" w:sz="0"/>
+            </w:tcBorders>
+            <w:shd w:val="clear" w:color="auto" w:fill="F3F5F6"/>
+            <w:tcMar>
+              <w:top w:w="40" w:type="dxa"/>
+              <w:left w:w="60" w:type="dxa"/>
+              <w:bottom w:w="40" w:type="dxa"/>
+              <w:right w:w="200" w:type="dxa"/>
+            </w:tcMar>
+            <w:vAlign w:val="center"/>
+          </w:tcPr>
+          <w:p>
+            <w:pPr>
+              <w:keepNext/>
+              <w:keepLines/>
+              <w:spacing w:before="0" w:after="0"/>
+              <w:jc w:val="right"/>
             </w:pPr>
             <w:r>
               <w:rPr>
@@ -1306,45 +1618,65 @@
         </w:tc>
         <w:tc>
           <w:tcPr>
-            <w:tcW w:w="2577" w:type="dxa"/>
-            <w:tcBorders>
-              <w:top w:val="none" w:color="FFFFFF" w:sz="0"/>
-              <w:left w:val="single" w:color="1E9E9A" w:sz="18"/>
-              <w:bottom w:val="single" w:color="DDE3E6" w:sz="4"/>
-              <w:right w:val="single" w:color="FFFFFF" w:sz="12"/>
-            </w:tcBorders>
-            <w:shd w:val="clear" w:color="auto" w:fill="E6F4F8"/>
-            <w:tcMar>
-              <w:top w:w="40" w:type="dxa"/>
-              <w:left w:w="140" w:type="dxa"/>
-              <w:bottom w:w="40" w:type="dxa"/>
-              <w:right w:w="100" w:type="dxa"/>
-            </w:tcMar>
-            <w:vAlign w:val="center"/>
-          </w:tcPr>
-          <w:p>
-            <w:pPr>
-              <w:keepNext/>
-              <w:keepLines/>
-              <w:spacing w:before="0" w:after="10"/>
+            <w:tcW w:w="2900" w:type="dxa"/>
+            <w:tcBorders>
+              <w:top w:val="none" w:color="FFFFFF" w:sz="0"/>
+              <w:left w:val="single" w:color="DDE3E6" w:sz="4"/>
+              <w:bottom w:val="single" w:color="DDE3E6" w:sz="4"/>
+              <w:right w:val="none" w:color="FFFFFF" w:sz="0"/>
+            </w:tcBorders>
+            <w:shd w:val="clear" w:color="auto" w:fill="F3F5F6"/>
+            <w:tcMar>
+              <w:top w:w="40" w:type="dxa"/>
+              <w:left w:w="280" w:type="dxa"/>
+              <w:bottom w:w="40" w:type="dxa"/>
+              <w:right w:w="60" w:type="dxa"/>
+            </w:tcMar>
+            <w:vAlign w:val="center"/>
+          </w:tcPr>
+          <w:p>
+            <w:pPr>
+              <w:keepNext/>
+              <w:keepLines/>
+              <w:spacing w:before="0" w:after="0"/>
             </w:pPr>
             <w:r>
               <w:rPr>
                 <w:rFonts w:ascii="Arial" w:hAnsi="Arial" w:cs="Arial" w:eastAsia="Arial"/>
                 <w:b w:val="false"/>
                 <w:bCs w:val="false"/>
-                <w:color w:val="5B6B73"/>
-                <w:sz w:val="14"/>
-                <w:szCs w:val="14"/>
-              </w:rPr>
-              <w:t xml:space="preserve">› Please specify</w:t>
-            </w:r>
-          </w:p>
-          <w:p>
-            <w:pPr>
-              <w:keepNext/>
-              <w:keepLines/>
-              <w:spacing w:before="0" w:after="0"/>
+                <w:color w:val="3C4A50"/>
+                <w:sz w:val="18"/>
+                <w:szCs w:val="18"/>
+              </w:rPr>
+              <w:t xml:space="preserve">Equipment valued at $2,000+</w:t>
+            </w:r>
+          </w:p>
+        </w:tc>
+        <w:tc>
+          <w:tcPr>
+            <w:tcW w:w="2406" w:type="dxa"/>
+            <w:tcBorders>
+              <w:top w:val="none" w:color="FFFFFF" w:sz="0"/>
+              <w:left w:val="none" w:color="FFFFFF" w:sz="0"/>
+              <w:bottom w:val="single" w:color="DDE3E6" w:sz="4"/>
+              <w:right w:val="single" w:color="C9E3EA" w:sz="6"/>
+            </w:tcBorders>
+            <w:shd w:val="clear" w:color="auto" w:fill="F3F5F6"/>
+            <w:tcMar>
+              <w:top w:w="40" w:type="dxa"/>
+              <w:left w:w="60" w:type="dxa"/>
+              <w:bottom w:w="40" w:type="dxa"/>
+              <w:right w:w="220" w:type="dxa"/>
+            </w:tcMar>
+            <w:vAlign w:val="center"/>
+          </w:tcPr>
+          <w:p>
+            <w:pPr>
+              <w:keepNext/>
+              <w:keepLines/>
+              <w:spacing w:before="0" w:after="0"/>
+              <w:jc w:val="right"/>
             </w:pPr>
             <w:r>
               <w:rPr>
@@ -1355,117 +1687,7 @@
                 <w:sz w:val="18"/>
                 <w:szCs w:val="18"/>
               </w:rPr>
-              <w:t xml:space="preserve">Sample Marine</w:t>
-            </w:r>
-          </w:p>
-        </w:tc>
-        <w:tc>
-          <w:tcPr>
-            <w:tcW w:w="2576" w:type="dxa"/>
-            <w:tcBorders>
-              <w:top w:val="none" w:color="FFFFFF" w:sz="0"/>
-              <w:left w:val="single" w:color="FFFFFF" w:sz="12"/>
-              <w:bottom w:val="single" w:color="DDE3E6" w:sz="4"/>
-              <w:right w:val="single" w:color="FFFFFF" w:sz="12"/>
-            </w:tcBorders>
-            <w:shd w:val="clear" w:color="auto" w:fill="F3F5F6"/>
-            <w:tcMar>
-              <w:top w:w="40" w:type="dxa"/>
-              <w:left w:w="140" w:type="dxa"/>
-              <w:bottom w:w="40" w:type="dxa"/>
-              <w:right w:w="100" w:type="dxa"/>
-            </w:tcMar>
-            <w:vAlign w:val="center"/>
-          </w:tcPr>
-          <w:p>
-            <w:pPr>
-              <w:keepNext/>
-              <w:keepLines/>
-              <w:spacing w:before="0" w:after="10"/>
-            </w:pPr>
-            <w:r>
-              <w:rPr>
-                <w:rFonts w:ascii="Arial" w:hAnsi="Arial" w:cs="Arial" w:eastAsia="Arial"/>
-                <w:b w:val="false"/>
-                <w:bCs w:val="false"/>
-                <w:color w:val="5B6B73"/>
-                <w:sz w:val="14"/>
-                <w:szCs w:val="14"/>
-              </w:rPr>
-              <w:t xml:space="preserve">Hull model</w:t>
-            </w:r>
-          </w:p>
-          <w:p>
-            <w:pPr>
-              <w:keepNext/>
-              <w:keepLines/>
-              <w:spacing w:before="0" w:after="0"/>
-            </w:pPr>
-            <w:r>
-              <w:rPr>
-                <w:rFonts w:ascii="Arial" w:hAnsi="Arial" w:cs="Arial" w:eastAsia="Arial"/>
-                <w:b w:val="true"/>
-                <w:bCs w:val="true"/>
-                <w:color w:val="000000"/>
-                <w:sz w:val="18"/>
-                <w:szCs w:val="18"/>
-              </w:rPr>
-              <w:t xml:space="preserve">SM 180</w:t>
-            </w:r>
-          </w:p>
-        </w:tc>
-        <w:tc>
-          <w:tcPr>
-            <w:tcW w:w="2576" w:type="dxa"/>
-            <w:tcBorders>
-              <w:top w:val="none" w:color="FFFFFF" w:sz="0"/>
-              <w:left w:val="single" w:color="FFFFFF" w:sz="12"/>
-              <w:bottom w:val="single" w:color="DDE3E6" w:sz="4"/>
-              <w:right w:val="single" w:color="C9E3EA" w:sz="6"/>
-            </w:tcBorders>
-            <w:shd w:val="clear" w:color="auto" w:fill="F3F5F6"/>
-            <w:tcMar>
-              <w:top w:w="40" w:type="dxa"/>
-              <w:left w:w="140" w:type="dxa"/>
-              <w:bottom w:w="40" w:type="dxa"/>
-              <w:right w:w="100" w:type="dxa"/>
-            </w:tcMar>
-            <w:vAlign w:val="center"/>
-          </w:tcPr>
-          <w:p>
-            <w:pPr>
-              <w:keepNext/>
-              <w:keepLines/>
-              <w:spacing w:before="0" w:after="10"/>
-            </w:pPr>
-            <w:r>
-              <w:rPr>
-                <w:rFonts w:ascii="Arial" w:hAnsi="Arial" w:cs="Arial" w:eastAsia="Arial"/>
-                <w:b w:val="false"/>
-                <w:bCs w:val="false"/>
-                <w:color w:val="5B6B73"/>
-                <w:sz w:val="14"/>
-                <w:szCs w:val="14"/>
-              </w:rPr>
-              <w:t xml:space="preserve">Hull year built</w:t>
-            </w:r>
-          </w:p>
-          <w:p>
-            <w:pPr>
-              <w:keepNext/>
-              <w:keepLines/>
-              <w:spacing w:before="0" w:after="0"/>
-            </w:pPr>
-            <w:r>
-              <w:rPr>
-                <w:rFonts w:ascii="Arial" w:hAnsi="Arial" w:cs="Arial" w:eastAsia="Arial"/>
-                <w:b w:val="true"/>
-                <w:bCs w:val="true"/>
-                <w:color w:val="000000"/>
-                <w:sz w:val="18"/>
-                <w:szCs w:val="18"/>
-              </w:rPr>
-              <w:t xml:space="preserve">2023</w:t>
+              <w:t xml:space="preserve">Yes</w:t>
             </w:r>
           </w:p>
         </w:tc>
@@ -1476,27 +1698,27 @@
         </w:trPr>
         <w:tc>
           <w:tcPr>
-            <w:tcW w:w="2577" w:type="dxa"/>
+            <w:tcW w:w="2850" w:type="dxa"/>
             <w:tcBorders>
               <w:top w:val="none" w:color="FFFFFF" w:sz="0"/>
               <w:left w:val="single" w:color="C9E3EA" w:sz="6"/>
               <w:bottom w:val="single" w:color="DDE3E6" w:sz="4"/>
-              <w:right w:val="single" w:color="FFFFFF" w:sz="12"/>
-            </w:tcBorders>
-            <w:shd w:val="clear" w:color="auto" w:fill="F3F5F6"/>
-            <w:tcMar>
-              <w:top w:w="40" w:type="dxa"/>
-              <w:left w:w="140" w:type="dxa"/>
-              <w:bottom w:w="40" w:type="dxa"/>
-              <w:right w:w="100" w:type="dxa"/>
-            </w:tcMar>
-            <w:vAlign w:val="center"/>
-          </w:tcPr>
-          <w:p>
-            <w:pPr>
-              <w:keepNext/>
-              <w:keepLines/>
-              <w:spacing w:before="0" w:after="10"/>
+              <w:right w:val="none" w:color="FFFFFF" w:sz="0"/>
+            </w:tcBorders>
+            <w:shd w:val="clear" w:color="auto" w:fill="F3F5F6"/>
+            <w:tcMar>
+              <w:top w:w="40" w:type="dxa"/>
+              <w:left w:w="540" w:type="dxa"/>
+              <w:bottom w:w="40" w:type="dxa"/>
+              <w:right w:w="60" w:type="dxa"/>
+            </w:tcMar>
+            <w:vAlign w:val="center"/>
+          </w:tcPr>
+          <w:p>
+            <w:pPr>
+              <w:keepNext/>
+              <w:keepLines/>
+              <w:spacing w:before="0" w:after="0"/>
             </w:pPr>
             <w:r>
               <w:rPr>
@@ -1504,17 +1726,37 @@
                 <w:b w:val="false"/>
                 <w:bCs w:val="false"/>
                 <w:color w:val="5B6B73"/>
-                <w:sz w:val="14"/>
-                <w:szCs w:val="14"/>
-              </w:rPr>
-              <w:t xml:space="preserve">Hull construction</w:t>
-            </w:r>
-          </w:p>
-          <w:p>
-            <w:pPr>
-              <w:keepNext/>
-              <w:keepLines/>
-              <w:spacing w:before="0" w:after="0"/>
+                <w:sz w:val="18"/>
+                <w:szCs w:val="18"/>
+              </w:rPr>
+              <w:t xml:space="preserve">Please specify</w:t>
+            </w:r>
+          </w:p>
+        </w:tc>
+        <w:tc>
+          <w:tcPr>
+            <w:tcW w:w="2150" w:type="dxa"/>
+            <w:tcBorders>
+              <w:top w:val="none" w:color="FFFFFF" w:sz="0"/>
+              <w:left w:val="none" w:color="FFFFFF" w:sz="0"/>
+              <w:bottom w:val="single" w:color="DDE3E6" w:sz="4"/>
+              <w:right w:val="none" w:color="FFFFFF" w:sz="0"/>
+            </w:tcBorders>
+            <w:shd w:val="clear" w:color="auto" w:fill="F3F5F6"/>
+            <w:tcMar>
+              <w:top w:w="40" w:type="dxa"/>
+              <w:left w:w="60" w:type="dxa"/>
+              <w:bottom w:w="40" w:type="dxa"/>
+              <w:right w:w="200" w:type="dxa"/>
+            </w:tcMar>
+            <w:vAlign w:val="center"/>
+          </w:tcPr>
+          <w:p>
+            <w:pPr>
+              <w:keepNext/>
+              <w:keepLines/>
+              <w:spacing w:before="0" w:after="0"/>
+              <w:jc w:val="right"/>
             </w:pPr>
             <w:r>
               <w:rPr>
@@ -1525,33 +1767,33 @@
                 <w:sz w:val="18"/>
                 <w:szCs w:val="18"/>
               </w:rPr>
-              <w:t xml:space="preserve">Other</w:t>
-            </w:r>
-          </w:p>
-        </w:tc>
-        <w:tc>
-          <w:tcPr>
-            <w:tcW w:w="2577" w:type="dxa"/>
-            <w:tcBorders>
-              <w:top w:val="none" w:color="FFFFFF" w:sz="0"/>
-              <w:left w:val="single" w:color="1E9E9A" w:sz="18"/>
-              <w:bottom w:val="single" w:color="DDE3E6" w:sz="4"/>
-              <w:right w:val="single" w:color="FFFFFF" w:sz="12"/>
-            </w:tcBorders>
-            <w:shd w:val="clear" w:color="auto" w:fill="E6F4F8"/>
-            <w:tcMar>
-              <w:top w:w="40" w:type="dxa"/>
-              <w:left w:w="140" w:type="dxa"/>
-              <w:bottom w:w="40" w:type="dxa"/>
-              <w:right w:w="100" w:type="dxa"/>
-            </w:tcMar>
-            <w:vAlign w:val="center"/>
-          </w:tcPr>
-          <w:p>
-            <w:pPr>
-              <w:keepNext/>
-              <w:keepLines/>
-              <w:spacing w:before="0" w:after="10"/>
+              <w:t xml:space="preserve">Sample Marine</w:t>
+            </w:r>
+          </w:p>
+        </w:tc>
+        <w:tc>
+          <w:tcPr>
+            <w:tcW w:w="2900" w:type="dxa"/>
+            <w:tcBorders>
+              <w:top w:val="none" w:color="FFFFFF" w:sz="0"/>
+              <w:left w:val="single" w:color="DDE3E6" w:sz="4"/>
+              <w:bottom w:val="single" w:color="DDE3E6" w:sz="4"/>
+              <w:right w:val="none" w:color="FFFFFF" w:sz="0"/>
+            </w:tcBorders>
+            <w:shd w:val="clear" w:color="auto" w:fill="F3F5F6"/>
+            <w:tcMar>
+              <w:top w:w="40" w:type="dxa"/>
+              <w:left w:w="600" w:type="dxa"/>
+              <w:bottom w:w="40" w:type="dxa"/>
+              <w:right w:w="60" w:type="dxa"/>
+            </w:tcMar>
+            <w:vAlign w:val="center"/>
+          </w:tcPr>
+          <w:p>
+            <w:pPr>
+              <w:keepNext/>
+              <w:keepLines/>
+              <w:spacing w:before="0" w:after="0"/>
             </w:pPr>
             <w:r>
               <w:rPr>
@@ -1559,17 +1801,37 @@
                 <w:b w:val="false"/>
                 <w:bCs w:val="false"/>
                 <w:color w:val="5B6B73"/>
-                <w:sz w:val="14"/>
-                <w:szCs w:val="14"/>
-              </w:rPr>
-              <w:t xml:space="preserve">› Please specify</w:t>
-            </w:r>
-          </w:p>
-          <w:p>
-            <w:pPr>
-              <w:keepNext/>
-              <w:keepLines/>
-              <w:spacing w:before="0" w:after="0"/>
+                <w:sz w:val="18"/>
+                <w:szCs w:val="18"/>
+              </w:rPr>
+              <w:t xml:space="preserve">Item description</w:t>
+            </w:r>
+          </w:p>
+        </w:tc>
+        <w:tc>
+          <w:tcPr>
+            <w:tcW w:w="2406" w:type="dxa"/>
+            <w:tcBorders>
+              <w:top w:val="none" w:color="FFFFFF" w:sz="0"/>
+              <w:left w:val="none" w:color="FFFFFF" w:sz="0"/>
+              <w:bottom w:val="single" w:color="DDE3E6" w:sz="4"/>
+              <w:right w:val="single" w:color="C9E3EA" w:sz="6"/>
+            </w:tcBorders>
+            <w:shd w:val="clear" w:color="auto" w:fill="F3F5F6"/>
+            <w:tcMar>
+              <w:top w:w="40" w:type="dxa"/>
+              <w:left w:w="60" w:type="dxa"/>
+              <w:bottom w:w="40" w:type="dxa"/>
+              <w:right w:w="220" w:type="dxa"/>
+            </w:tcMar>
+            <w:vAlign w:val="center"/>
+          </w:tcPr>
+          <w:p>
+            <w:pPr>
+              <w:keepNext/>
+              <w:keepLines/>
+              <w:spacing w:before="0" w:after="0"/>
+              <w:jc w:val="right"/>
             </w:pPr>
             <w:r>
               <w:rPr>
@@ -1580,89 +1842,8 @@
                 <w:sz w:val="18"/>
                 <w:szCs w:val="18"/>
               </w:rPr>
-              <w:t xml:space="preserve">Carbon composite</w:t>
-            </w:r>
-          </w:p>
-        </w:tc>
-        <w:tc>
-          <w:tcPr>
-            <w:tcW w:w="2576" w:type="dxa"/>
-            <w:tcBorders>
-              <w:top w:val="none" w:color="FFFFFF" w:sz="0"/>
-              <w:left w:val="single" w:color="FFFFFF" w:sz="12"/>
-              <w:bottom w:val="single" w:color="DDE3E6" w:sz="4"/>
-              <w:right w:val="single" w:color="FFFFFF" w:sz="12"/>
-            </w:tcBorders>
-            <w:shd w:val="clear" w:color="auto" w:fill="F3F5F6"/>
-            <w:tcMar>
-              <w:top w:w="40" w:type="dxa"/>
-              <w:left w:w="140" w:type="dxa"/>
-              <w:bottom w:w="40" w:type="dxa"/>
-              <w:right w:w="100" w:type="dxa"/>
-            </w:tcMar>
-            <w:vAlign w:val="center"/>
-          </w:tcPr>
-          <w:p>
-            <w:pPr>
-              <w:keepNext/>
-              <w:keepLines/>
-              <w:spacing w:before="0" w:after="10"/>
-            </w:pPr>
-            <w:r>
-              <w:rPr>
-                <w:rFonts w:ascii="Arial" w:hAnsi="Arial" w:cs="Arial" w:eastAsia="Arial"/>
-                <w:b w:val="false"/>
-                <w:bCs w:val="false"/>
-                <w:color w:val="5B6B73"/>
-                <w:sz w:val="14"/>
-                <w:szCs w:val="14"/>
-              </w:rPr>
-              <w:t xml:space="preserve">Hull length</w:t>
-            </w:r>
-          </w:p>
-          <w:p>
-            <w:pPr>
-              <w:keepNext/>
-              <w:keepLines/>
-              <w:spacing w:before="0" w:after="0"/>
-            </w:pPr>
-            <w:r>
-              <w:rPr>
-                <w:rFonts w:ascii="Arial" w:hAnsi="Arial" w:cs="Arial" w:eastAsia="Arial"/>
-                <w:b w:val="true"/>
-                <w:bCs w:val="true"/>
-                <w:color w:val="000000"/>
-                <w:sz w:val="18"/>
-                <w:szCs w:val="18"/>
-              </w:rPr>
-              <w:t xml:space="preserve">3.4 m</w:t>
-            </w:r>
-          </w:p>
-        </w:tc>
-        <w:tc>
-          <w:tcPr>
-            <w:tcW w:w="2576" w:type="dxa"/>
-            <w:tcBorders>
-              <w:top w:val="none" w:color="FFFFFF" w:sz="0"/>
-              <w:left w:val="single" w:color="FFFFFF" w:sz="12"/>
-              <w:bottom w:val="single" w:color="DDE3E6" w:sz="4"/>
-              <w:right w:val="single" w:color="C9E3EA" w:sz="6"/>
-            </w:tcBorders>
-            <w:shd w:val="clear" w:color="auto" w:fill="F3F5F6"/>
-            <w:tcMar>
-              <w:top w:w="40" w:type="dxa"/>
-              <w:left w:w="140" w:type="dxa"/>
-              <w:bottom w:w="40" w:type="dxa"/>
-              <w:right w:w="100" w:type="dxa"/>
-            </w:tcMar>
-            <w:vAlign w:val="center"/>
-          </w:tcPr>
-          <w:p>
-            <w:pPr>
-              <w:keepNext/>
-              <w:keepLines/>
-              <w:spacing w:before="0" w:after="0"/>
-            </w:pPr>
+              <w:t xml:space="preserve">Safety and dive gear</w:t>
+            </w:r>
           </w:p>
         </w:tc>
       </w:tr>
@@ -1672,27 +1853,102 @@
         </w:trPr>
         <w:tc>
           <w:tcPr>
-            <w:tcW w:w="2577" w:type="dxa"/>
+            <w:tcW w:w="2850" w:type="dxa"/>
             <w:tcBorders>
               <w:top w:val="none" w:color="FFFFFF" w:sz="0"/>
               <w:left w:val="single" w:color="C9E3EA" w:sz="6"/>
               <w:bottom w:val="single" w:color="DDE3E6" w:sz="4"/>
-              <w:right w:val="single" w:color="FFFFFF" w:sz="12"/>
-            </w:tcBorders>
-            <w:shd w:val="clear" w:color="auto" w:fill="F3F5F6"/>
-            <w:tcMar>
-              <w:top w:w="40" w:type="dxa"/>
-              <w:left w:w="140" w:type="dxa"/>
-              <w:bottom w:w="40" w:type="dxa"/>
-              <w:right w:w="100" w:type="dxa"/>
-            </w:tcMar>
-            <w:vAlign w:val="center"/>
-          </w:tcPr>
-          <w:p>
-            <w:pPr>
-              <w:keepNext/>
-              <w:keepLines/>
-              <w:spacing w:before="0" w:after="10"/>
+              <w:right w:val="none" w:color="FFFFFF" w:sz="0"/>
+            </w:tcBorders>
+            <w:shd w:val="clear" w:color="auto" w:fill="F3F5F6"/>
+            <w:tcMar>
+              <w:top w:w="40" w:type="dxa"/>
+              <w:left w:w="220" w:type="dxa"/>
+              <w:bottom w:w="40" w:type="dxa"/>
+              <w:right w:w="60" w:type="dxa"/>
+            </w:tcMar>
+            <w:vAlign w:val="center"/>
+          </w:tcPr>
+          <w:p>
+            <w:pPr>
+              <w:keepNext/>
+              <w:keepLines/>
+              <w:spacing w:before="0" w:after="0"/>
+            </w:pPr>
+            <w:r>
+              <w:rPr>
+                <w:rFonts w:ascii="Arial" w:hAnsi="Arial" w:cs="Arial" w:eastAsia="Arial"/>
+                <w:b w:val="false"/>
+                <w:bCs w:val="false"/>
+                <w:color w:val="3C4A50"/>
+                <w:sz w:val="18"/>
+                <w:szCs w:val="18"/>
+              </w:rPr>
+              <w:t xml:space="preserve">Hull model</w:t>
+            </w:r>
+          </w:p>
+        </w:tc>
+        <w:tc>
+          <w:tcPr>
+            <w:tcW w:w="2150" w:type="dxa"/>
+            <w:tcBorders>
+              <w:top w:val="none" w:color="FFFFFF" w:sz="0"/>
+              <w:left w:val="none" w:color="FFFFFF" w:sz="0"/>
+              <w:bottom w:val="single" w:color="DDE3E6" w:sz="4"/>
+              <w:right w:val="none" w:color="FFFFFF" w:sz="0"/>
+            </w:tcBorders>
+            <w:shd w:val="clear" w:color="auto" w:fill="F3F5F6"/>
+            <w:tcMar>
+              <w:top w:w="40" w:type="dxa"/>
+              <w:left w:w="60" w:type="dxa"/>
+              <w:bottom w:w="40" w:type="dxa"/>
+              <w:right w:w="200" w:type="dxa"/>
+            </w:tcMar>
+            <w:vAlign w:val="center"/>
+          </w:tcPr>
+          <w:p>
+            <w:pPr>
+              <w:keepNext/>
+              <w:keepLines/>
+              <w:spacing w:before="0" w:after="0"/>
+              <w:jc w:val="right"/>
+            </w:pPr>
+            <w:r>
+              <w:rPr>
+                <w:rFonts w:ascii="Arial" w:hAnsi="Arial" w:cs="Arial" w:eastAsia="Arial"/>
+                <w:b w:val="true"/>
+                <w:bCs w:val="true"/>
+                <w:color w:val="000000"/>
+                <w:sz w:val="18"/>
+                <w:szCs w:val="18"/>
+              </w:rPr>
+              <w:t xml:space="preserve">SM 180</w:t>
+            </w:r>
+          </w:p>
+        </w:tc>
+        <w:tc>
+          <w:tcPr>
+            <w:tcW w:w="2900" w:type="dxa"/>
+            <w:tcBorders>
+              <w:top w:val="none" w:color="FFFFFF" w:sz="0"/>
+              <w:left w:val="single" w:color="DDE3E6" w:sz="4"/>
+              <w:bottom w:val="single" w:color="DDE3E6" w:sz="4"/>
+              <w:right w:val="none" w:color="FFFFFF" w:sz="0"/>
+            </w:tcBorders>
+            <w:shd w:val="clear" w:color="auto" w:fill="F3F5F6"/>
+            <w:tcMar>
+              <w:top w:w="40" w:type="dxa"/>
+              <w:left w:w="600" w:type="dxa"/>
+              <w:bottom w:w="40" w:type="dxa"/>
+              <w:right w:w="60" w:type="dxa"/>
+            </w:tcMar>
+            <w:vAlign w:val="center"/>
+          </w:tcPr>
+          <w:p>
+            <w:pPr>
+              <w:keepNext/>
+              <w:keepLines/>
+              <w:spacing w:before="0" w:after="0"/>
             </w:pPr>
             <w:r>
               <w:rPr>
@@ -1700,17 +1956,37 @@
                 <w:b w:val="false"/>
                 <w:bCs w:val="false"/>
                 <w:color w:val="5B6B73"/>
-                <w:sz w:val="14"/>
-                <w:szCs w:val="14"/>
-              </w:rPr>
-              <w:t xml:space="preserve">Motor make</w:t>
-            </w:r>
-          </w:p>
-          <w:p>
-            <w:pPr>
-              <w:keepNext/>
-              <w:keepLines/>
-              <w:spacing w:before="0" w:after="0"/>
+                <w:sz w:val="18"/>
+                <w:szCs w:val="18"/>
+              </w:rPr>
+              <w:t xml:space="preserve">Value</w:t>
+            </w:r>
+          </w:p>
+        </w:tc>
+        <w:tc>
+          <w:tcPr>
+            <w:tcW w:w="2406" w:type="dxa"/>
+            <w:tcBorders>
+              <w:top w:val="none" w:color="FFFFFF" w:sz="0"/>
+              <w:left w:val="none" w:color="FFFFFF" w:sz="0"/>
+              <w:bottom w:val="single" w:color="DDE3E6" w:sz="4"/>
+              <w:right w:val="single" w:color="C9E3EA" w:sz="6"/>
+            </w:tcBorders>
+            <w:shd w:val="clear" w:color="auto" w:fill="F3F5F6"/>
+            <w:tcMar>
+              <w:top w:w="40" w:type="dxa"/>
+              <w:left w:w="60" w:type="dxa"/>
+              <w:bottom w:w="40" w:type="dxa"/>
+              <w:right w:w="220" w:type="dxa"/>
+            </w:tcMar>
+            <w:vAlign w:val="center"/>
+          </w:tcPr>
+          <w:p>
+            <w:pPr>
+              <w:keepNext/>
+              <w:keepLines/>
+              <w:spacing w:before="0" w:after="0"/>
+              <w:jc w:val="right"/>
             </w:pPr>
             <w:r>
               <w:rPr>
@@ -1721,90 +1997,8 @@
                 <w:sz w:val="18"/>
                 <w:szCs w:val="18"/>
               </w:rPr>
-              <w:t xml:space="preserve">Other</w:t>
-            </w:r>
-          </w:p>
-        </w:tc>
-        <w:tc>
-          <w:tcPr>
-            <w:tcW w:w="2577" w:type="dxa"/>
-            <w:tcBorders>
-              <w:top w:val="none" w:color="FFFFFF" w:sz="0"/>
-              <w:left w:val="single" w:color="1E9E9A" w:sz="18"/>
-              <w:bottom w:val="single" w:color="DDE3E6" w:sz="4"/>
-              <w:right w:val="single" w:color="FFFFFF" w:sz="12"/>
-            </w:tcBorders>
-            <w:shd w:val="clear" w:color="auto" w:fill="E6F4F8"/>
-            <w:tcMar>
-              <w:top w:w="40" w:type="dxa"/>
-              <w:left w:w="140" w:type="dxa"/>
-              <w:bottom w:w="40" w:type="dxa"/>
-              <w:right w:w="100" w:type="dxa"/>
-            </w:tcMar>
-            <w:vAlign w:val="center"/>
-          </w:tcPr>
-          <w:p>
-            <w:pPr>
-              <w:keepNext/>
-              <w:keepLines/>
-              <w:spacing w:before="0" w:after="10"/>
-            </w:pPr>
-            <w:r>
-              <w:rPr>
-                <w:rFonts w:ascii="Arial" w:hAnsi="Arial" w:cs="Arial" w:eastAsia="Arial"/>
-                <w:b w:val="false"/>
-                <w:bCs w:val="false"/>
-                <w:color w:val="5B6B73"/>
-                <w:sz w:val="14"/>
-                <w:szCs w:val="14"/>
-              </w:rPr>
-              <w:t xml:space="preserve">› Please specify</w:t>
-            </w:r>
-          </w:p>
-          <w:p>
-            <w:pPr>
-              <w:keepNext/>
-              <w:keepLines/>
-              <w:spacing w:before="0" w:after="0"/>
-            </w:pPr>
-            <w:r>
-              <w:rPr>
-                <w:rFonts w:ascii="Arial" w:hAnsi="Arial" w:cs="Arial" w:eastAsia="Arial"/>
-                <w:b w:val="true"/>
-                <w:bCs w:val="true"/>
-                <w:color w:val="000000"/>
-                <w:sz w:val="18"/>
-                <w:szCs w:val="18"/>
-              </w:rPr>
-              <w:t xml:space="preserve">Sample Power 1.8</w:t>
-            </w:r>
-          </w:p>
-        </w:tc>
-        <w:tc>
-          <w:tcPr>
-            <w:tcW w:w="5152" w:type="dxa"/>
-            <w:gridSpan w:val="2"/>
-            <w:tcBorders>
-              <w:top w:val="none" w:color="FFFFFF" w:sz="0"/>
-              <w:left w:val="single" w:color="FFFFFF" w:sz="12"/>
-              <w:bottom w:val="single" w:color="DDE3E6" w:sz="4"/>
-              <w:right w:val="single" w:color="C9E3EA" w:sz="6"/>
-            </w:tcBorders>
-            <w:shd w:val="clear" w:color="auto" w:fill="F3F5F6"/>
-            <w:tcMar>
-              <w:top w:w="40" w:type="dxa"/>
-              <w:left w:w="140" w:type="dxa"/>
-              <w:bottom w:w="40" w:type="dxa"/>
-              <w:right w:w="100" w:type="dxa"/>
-            </w:tcMar>
-            <w:vAlign w:val="center"/>
-          </w:tcPr>
-          <w:p>
-            <w:pPr>
-              <w:keepNext/>
-              <w:keepLines/>
-              <w:spacing w:before="0" w:after="0"/>
-            </w:pPr>
+              <w:t xml:space="preserve">$2,500</w:t>
+            </w:r>
           </w:p>
         </w:tc>
       </w:tr>
@@ -1814,45 +2008,65 @@
         </w:trPr>
         <w:tc>
           <w:tcPr>
-            <w:tcW w:w="2577" w:type="dxa"/>
+            <w:tcW w:w="2850" w:type="dxa"/>
             <w:tcBorders>
               <w:top w:val="none" w:color="FFFFFF" w:sz="0"/>
               <w:left w:val="single" w:color="C9E3EA" w:sz="6"/>
               <w:bottom w:val="single" w:color="DDE3E6" w:sz="4"/>
-              <w:right w:val="single" w:color="FFFFFF" w:sz="12"/>
-            </w:tcBorders>
-            <w:shd w:val="clear" w:color="auto" w:fill="F3F5F6"/>
-            <w:tcMar>
-              <w:top w:w="40" w:type="dxa"/>
-              <w:left w:w="140" w:type="dxa"/>
-              <w:bottom w:w="40" w:type="dxa"/>
-              <w:right w:w="100" w:type="dxa"/>
-            </w:tcMar>
-            <w:vAlign w:val="center"/>
-          </w:tcPr>
-          <w:p>
-            <w:pPr>
-              <w:keepNext/>
-              <w:keepLines/>
-              <w:spacing w:before="0" w:after="10"/>
+              <w:right w:val="none" w:color="FFFFFF" w:sz="0"/>
+            </w:tcBorders>
+            <w:shd w:val="clear" w:color="auto" w:fill="F3F5F6"/>
+            <w:tcMar>
+              <w:top w:w="40" w:type="dxa"/>
+              <w:left w:w="220" w:type="dxa"/>
+              <w:bottom w:w="40" w:type="dxa"/>
+              <w:right w:w="60" w:type="dxa"/>
+            </w:tcMar>
+            <w:vAlign w:val="center"/>
+          </w:tcPr>
+          <w:p>
+            <w:pPr>
+              <w:keepNext/>
+              <w:keepLines/>
+              <w:spacing w:before="0" w:after="0"/>
             </w:pPr>
             <w:r>
               <w:rPr>
                 <w:rFonts w:ascii="Arial" w:hAnsi="Arial" w:cs="Arial" w:eastAsia="Arial"/>
                 <w:b w:val="false"/>
                 <w:bCs w:val="false"/>
-                <w:color w:val="5B6B73"/>
-                <w:sz w:val="14"/>
-                <w:szCs w:val="14"/>
-              </w:rPr>
-              <w:t xml:space="preserve">Equipment valued at $2,000 or above</w:t>
-            </w:r>
-          </w:p>
-          <w:p>
-            <w:pPr>
-              <w:keepNext/>
-              <w:keepLines/>
-              <w:spacing w:before="0" w:after="0"/>
+                <w:color w:val="3C4A50"/>
+                <w:sz w:val="18"/>
+                <w:szCs w:val="18"/>
+              </w:rPr>
+              <w:t xml:space="preserve">Hull year built</w:t>
+            </w:r>
+          </w:p>
+        </w:tc>
+        <w:tc>
+          <w:tcPr>
+            <w:tcW w:w="2150" w:type="dxa"/>
+            <w:tcBorders>
+              <w:top w:val="none" w:color="FFFFFF" w:sz="0"/>
+              <w:left w:val="none" w:color="FFFFFF" w:sz="0"/>
+              <w:bottom w:val="single" w:color="DDE3E6" w:sz="4"/>
+              <w:right w:val="none" w:color="FFFFFF" w:sz="0"/>
+            </w:tcBorders>
+            <w:shd w:val="clear" w:color="auto" w:fill="F3F5F6"/>
+            <w:tcMar>
+              <w:top w:w="40" w:type="dxa"/>
+              <w:left w:w="60" w:type="dxa"/>
+              <w:bottom w:w="40" w:type="dxa"/>
+              <w:right w:w="200" w:type="dxa"/>
+            </w:tcMar>
+            <w:vAlign w:val="center"/>
+          </w:tcPr>
+          <w:p>
+            <w:pPr>
+              <w:keepNext/>
+              <w:keepLines/>
+              <w:spacing w:before="0" w:after="0"/>
+              <w:jc w:val="right"/>
             </w:pPr>
             <w:r>
               <w:rPr>
@@ -1863,161 +2077,71 @@
                 <w:sz w:val="18"/>
                 <w:szCs w:val="18"/>
               </w:rPr>
-              <w:t xml:space="preserve">Yes</w:t>
-            </w:r>
-          </w:p>
-        </w:tc>
-        <w:tc>
-          <w:tcPr>
-            <w:tcW w:w="2577" w:type="dxa"/>
-            <w:tcBorders>
-              <w:top w:val="none" w:color="FFFFFF" w:sz="0"/>
-              <w:left w:val="single" w:color="1E9E9A" w:sz="18"/>
-              <w:bottom w:val="single" w:color="DDE3E6" w:sz="4"/>
-              <w:right w:val="single" w:color="FFFFFF" w:sz="12"/>
-            </w:tcBorders>
-            <w:shd w:val="clear" w:color="auto" w:fill="E6F4F8"/>
-            <w:tcMar>
-              <w:top w:w="40" w:type="dxa"/>
-              <w:left w:w="140" w:type="dxa"/>
-              <w:bottom w:w="40" w:type="dxa"/>
-              <w:right w:w="100" w:type="dxa"/>
-            </w:tcMar>
-            <w:vAlign w:val="center"/>
-          </w:tcPr>
-          <w:p>
-            <w:pPr>
-              <w:keepNext/>
-              <w:keepLines/>
-              <w:spacing w:before="0" w:after="10"/>
+              <w:t xml:space="preserve">2023</w:t>
+            </w:r>
+          </w:p>
+        </w:tc>
+        <w:tc>
+          <w:tcPr>
+            <w:tcW w:w="2900" w:type="dxa"/>
+            <w:tcBorders>
+              <w:top w:val="none" w:color="FFFFFF" w:sz="0"/>
+              <w:left w:val="single" w:color="DDE3E6" w:sz="4"/>
+              <w:bottom w:val="single" w:color="DDE3E6" w:sz="4"/>
+              <w:right w:val="none" w:color="FFFFFF" w:sz="0"/>
+            </w:tcBorders>
+            <w:shd w:val="clear" w:color="auto" w:fill="F3F5F6"/>
+            <w:tcMar>
+              <w:top w:w="40" w:type="dxa"/>
+              <w:left w:w="280" w:type="dxa"/>
+              <w:bottom w:w="40" w:type="dxa"/>
+              <w:right w:w="60" w:type="dxa"/>
+            </w:tcMar>
+            <w:vAlign w:val="center"/>
+          </w:tcPr>
+          <w:p>
+            <w:pPr>
+              <w:keepNext/>
+              <w:keepLines/>
+              <w:spacing w:before="0" w:after="0"/>
             </w:pPr>
             <w:r>
               <w:rPr>
                 <w:rFonts w:ascii="Arial" w:hAnsi="Arial" w:cs="Arial" w:eastAsia="Arial"/>
                 <w:b w:val="false"/>
                 <w:bCs w:val="false"/>
-                <w:color w:val="5B6B73"/>
-                <w:sz w:val="14"/>
-                <w:szCs w:val="14"/>
-              </w:rPr>
-              <w:t xml:space="preserve">› Item description</w:t>
-            </w:r>
-          </w:p>
-          <w:p>
-            <w:pPr>
-              <w:keepNext/>
-              <w:keepLines/>
-              <w:spacing w:before="0" w:after="0"/>
-            </w:pPr>
-            <w:r>
-              <w:rPr>
-                <w:rFonts w:ascii="Arial" w:hAnsi="Arial" w:cs="Arial" w:eastAsia="Arial"/>
-                <w:b w:val="true"/>
-                <w:bCs w:val="true"/>
-                <w:color w:val="000000"/>
-                <w:sz w:val="18"/>
-                <w:szCs w:val="18"/>
-              </w:rPr>
-              <w:t xml:space="preserve">Safety and dive gear</w:t>
-            </w:r>
-          </w:p>
-        </w:tc>
-        <w:tc>
-          <w:tcPr>
-            <w:tcW w:w="2576" w:type="dxa"/>
-            <w:tcBorders>
-              <w:top w:val="none" w:color="FFFFFF" w:sz="0"/>
-              <w:left w:val="single" w:color="1E9E9A" w:sz="18"/>
-              <w:bottom w:val="single" w:color="DDE3E6" w:sz="4"/>
-              <w:right w:val="single" w:color="FFFFFF" w:sz="12"/>
-            </w:tcBorders>
-            <w:shd w:val="clear" w:color="auto" w:fill="E6F4F8"/>
-            <w:tcMar>
-              <w:top w:w="40" w:type="dxa"/>
-              <w:left w:w="140" w:type="dxa"/>
-              <w:bottom w:w="40" w:type="dxa"/>
-              <w:right w:w="100" w:type="dxa"/>
-            </w:tcMar>
-            <w:vAlign w:val="center"/>
-          </w:tcPr>
-          <w:p>
-            <w:pPr>
-              <w:keepNext/>
-              <w:keepLines/>
-              <w:spacing w:before="0" w:after="10"/>
-            </w:pPr>
-            <w:r>
-              <w:rPr>
-                <w:rFonts w:ascii="Arial" w:hAnsi="Arial" w:cs="Arial" w:eastAsia="Arial"/>
-                <w:b w:val="false"/>
-                <w:bCs w:val="false"/>
-                <w:color w:val="5B6B73"/>
-                <w:sz w:val="14"/>
-                <w:szCs w:val="14"/>
-              </w:rPr>
-              <w:t xml:space="preserve">› Value</w:t>
-            </w:r>
-          </w:p>
-          <w:p>
-            <w:pPr>
-              <w:keepNext/>
-              <w:keepLines/>
-              <w:spacing w:before="0" w:after="0"/>
-            </w:pPr>
-            <w:r>
-              <w:rPr>
-                <w:rFonts w:ascii="Arial" w:hAnsi="Arial" w:cs="Arial" w:eastAsia="Arial"/>
-                <w:b w:val="true"/>
-                <w:bCs w:val="true"/>
-                <w:color w:val="000000"/>
-                <w:sz w:val="18"/>
-                <w:szCs w:val="18"/>
-              </w:rPr>
-              <w:t xml:space="preserve">$2,500</w:t>
-            </w:r>
-          </w:p>
-        </w:tc>
-        <w:tc>
-          <w:tcPr>
-            <w:tcW w:w="2576" w:type="dxa"/>
-            <w:tcBorders>
-              <w:top w:val="none" w:color="FFFFFF" w:sz="0"/>
-              <w:left w:val="single" w:color="FFFFFF" w:sz="12"/>
+                <w:color w:val="3C4A50"/>
+                <w:sz w:val="18"/>
+                <w:szCs w:val="18"/>
+              </w:rPr>
+              <w:t xml:space="preserve">Purchase date</w:t>
+            </w:r>
+          </w:p>
+        </w:tc>
+        <w:tc>
+          <w:tcPr>
+            <w:tcW w:w="2406" w:type="dxa"/>
+            <w:tcBorders>
+              <w:top w:val="none" w:color="FFFFFF" w:sz="0"/>
+              <w:left w:val="none" w:color="FFFFFF" w:sz="0"/>
               <w:bottom w:val="single" w:color="DDE3E6" w:sz="4"/>
               <w:right w:val="single" w:color="C9E3EA" w:sz="6"/>
             </w:tcBorders>
             <w:shd w:val="clear" w:color="auto" w:fill="F3F5F6"/>
             <w:tcMar>
               <w:top w:w="40" w:type="dxa"/>
-              <w:left w:w="140" w:type="dxa"/>
-              <w:bottom w:w="40" w:type="dxa"/>
-              <w:right w:w="100" w:type="dxa"/>
-            </w:tcMar>
-            <w:vAlign w:val="center"/>
-          </w:tcPr>
-          <w:p>
-            <w:pPr>
-              <w:keepNext/>
-              <w:keepLines/>
-              <w:spacing w:before="0" w:after="10"/>
-            </w:pPr>
-            <w:r>
-              <w:rPr>
-                <w:rFonts w:ascii="Arial" w:hAnsi="Arial" w:cs="Arial" w:eastAsia="Arial"/>
-                <w:b w:val="false"/>
-                <w:bCs w:val="false"/>
-                <w:color w:val="5B6B73"/>
-                <w:sz w:val="14"/>
-                <w:szCs w:val="14"/>
-              </w:rPr>
-              <w:t xml:space="preserve">Purchase date</w:t>
-            </w:r>
-          </w:p>
-          <w:p>
-            <w:pPr>
-              <w:keepNext/>
-              <w:keepLines/>
-              <w:spacing w:before="0" w:after="0"/>
+              <w:left w:w="60" w:type="dxa"/>
+              <w:bottom w:w="40" w:type="dxa"/>
+              <w:right w:w="220" w:type="dxa"/>
+            </w:tcMar>
+            <w:vAlign w:val="center"/>
+          </w:tcPr>
+          <w:p>
+            <w:pPr>
+              <w:keepNext/>
+              <w:keepLines/>
+              <w:spacing w:before="0" w:after="0"/>
+              <w:jc w:val="right"/>
             </w:pPr>
             <w:r>
               <w:rPr>
@@ -2039,45 +2163,65 @@
         </w:trPr>
         <w:tc>
           <w:tcPr>
-            <w:tcW w:w="2577" w:type="dxa"/>
+            <w:tcW w:w="2850" w:type="dxa"/>
             <w:tcBorders>
               <w:top w:val="none" w:color="FFFFFF" w:sz="0"/>
               <w:left w:val="single" w:color="C9E3EA" w:sz="6"/>
               <w:bottom w:val="single" w:color="DDE3E6" w:sz="4"/>
-              <w:right w:val="single" w:color="FFFFFF" w:sz="12"/>
-            </w:tcBorders>
-            <w:shd w:val="clear" w:color="auto" w:fill="F3F5F6"/>
-            <w:tcMar>
-              <w:top w:w="40" w:type="dxa"/>
-              <w:left w:w="140" w:type="dxa"/>
-              <w:bottom w:w="40" w:type="dxa"/>
-              <w:right w:w="100" w:type="dxa"/>
-            </w:tcMar>
-            <w:vAlign w:val="center"/>
-          </w:tcPr>
-          <w:p>
-            <w:pPr>
-              <w:keepNext/>
-              <w:keepLines/>
-              <w:spacing w:before="0" w:after="10"/>
+              <w:right w:val="none" w:color="FFFFFF" w:sz="0"/>
+            </w:tcBorders>
+            <w:shd w:val="clear" w:color="auto" w:fill="F3F5F6"/>
+            <w:tcMar>
+              <w:top w:w="40" w:type="dxa"/>
+              <w:left w:w="220" w:type="dxa"/>
+              <w:bottom w:w="40" w:type="dxa"/>
+              <w:right w:w="60" w:type="dxa"/>
+            </w:tcMar>
+            <w:vAlign w:val="center"/>
+          </w:tcPr>
+          <w:p>
+            <w:pPr>
+              <w:keepNext/>
+              <w:keepLines/>
+              <w:spacing w:before="0" w:after="0"/>
             </w:pPr>
             <w:r>
               <w:rPr>
                 <w:rFonts w:ascii="Arial" w:hAnsi="Arial" w:cs="Arial" w:eastAsia="Arial"/>
                 <w:b w:val="false"/>
                 <w:bCs w:val="false"/>
-                <w:color w:val="5B6B73"/>
-                <w:sz w:val="14"/>
-                <w:szCs w:val="14"/>
-              </w:rPr>
-              <w:t xml:space="preserve">Purchase price</w:t>
-            </w:r>
-          </w:p>
-          <w:p>
-            <w:pPr>
-              <w:keepNext/>
-              <w:keepLines/>
-              <w:spacing w:before="0" w:after="0"/>
+                <w:color w:val="3C4A50"/>
+                <w:sz w:val="18"/>
+                <w:szCs w:val="18"/>
+              </w:rPr>
+              <w:t xml:space="preserve">Hull construction</w:t>
+            </w:r>
+          </w:p>
+        </w:tc>
+        <w:tc>
+          <w:tcPr>
+            <w:tcW w:w="2150" w:type="dxa"/>
+            <w:tcBorders>
+              <w:top w:val="none" w:color="FFFFFF" w:sz="0"/>
+              <w:left w:val="none" w:color="FFFFFF" w:sz="0"/>
+              <w:bottom w:val="single" w:color="DDE3E6" w:sz="4"/>
+              <w:right w:val="none" w:color="FFFFFF" w:sz="0"/>
+            </w:tcBorders>
+            <w:shd w:val="clear" w:color="auto" w:fill="F3F5F6"/>
+            <w:tcMar>
+              <w:top w:w="40" w:type="dxa"/>
+              <w:left w:w="60" w:type="dxa"/>
+              <w:bottom w:w="40" w:type="dxa"/>
+              <w:right w:w="200" w:type="dxa"/>
+            </w:tcMar>
+            <w:vAlign w:val="center"/>
+          </w:tcPr>
+          <w:p>
+            <w:pPr>
+              <w:keepNext/>
+              <w:keepLines/>
+              <w:spacing w:before="0" w:after="0"/>
+              <w:jc w:val="right"/>
             </w:pPr>
             <w:r>
               <w:rPr>
@@ -2088,51 +2232,71 @@
                 <w:sz w:val="18"/>
                 <w:szCs w:val="18"/>
               </w:rPr>
-              <w:t xml:space="preserve">$14,500</w:t>
-            </w:r>
-          </w:p>
-        </w:tc>
-        <w:tc>
-          <w:tcPr>
-            <w:tcW w:w="2577" w:type="dxa"/>
-            <w:tcBorders>
-              <w:top w:val="none" w:color="FFFFFF" w:sz="0"/>
-              <w:left w:val="single" w:color="FFFFFF" w:sz="12"/>
-              <w:bottom w:val="single" w:color="DDE3E6" w:sz="4"/>
-              <w:right w:val="single" w:color="FFFFFF" w:sz="12"/>
-            </w:tcBorders>
-            <w:shd w:val="clear" w:color="auto" w:fill="F3F5F6"/>
-            <w:tcMar>
-              <w:top w:w="40" w:type="dxa"/>
-              <w:left w:w="140" w:type="dxa"/>
-              <w:bottom w:w="40" w:type="dxa"/>
-              <w:right w:w="100" w:type="dxa"/>
-            </w:tcMar>
-            <w:vAlign w:val="center"/>
-          </w:tcPr>
-          <w:p>
-            <w:pPr>
-              <w:keepNext/>
-              <w:keepLines/>
-              <w:spacing w:before="0" w:after="10"/>
+              <w:t xml:space="preserve">Other</w:t>
+            </w:r>
+          </w:p>
+        </w:tc>
+        <w:tc>
+          <w:tcPr>
+            <w:tcW w:w="2900" w:type="dxa"/>
+            <w:tcBorders>
+              <w:top w:val="none" w:color="FFFFFF" w:sz="0"/>
+              <w:left w:val="single" w:color="DDE3E6" w:sz="4"/>
+              <w:bottom w:val="single" w:color="DDE3E6" w:sz="4"/>
+              <w:right w:val="none" w:color="FFFFFF" w:sz="0"/>
+            </w:tcBorders>
+            <w:shd w:val="clear" w:color="auto" w:fill="F3F5F6"/>
+            <w:tcMar>
+              <w:top w:w="40" w:type="dxa"/>
+              <w:left w:w="280" w:type="dxa"/>
+              <w:bottom w:w="40" w:type="dxa"/>
+              <w:right w:w="60" w:type="dxa"/>
+            </w:tcMar>
+            <w:vAlign w:val="center"/>
+          </w:tcPr>
+          <w:p>
+            <w:pPr>
+              <w:keepNext/>
+              <w:keepLines/>
+              <w:spacing w:before="0" w:after="0"/>
             </w:pPr>
             <w:r>
               <w:rPr>
                 <w:rFonts w:ascii="Arial" w:hAnsi="Arial" w:cs="Arial" w:eastAsia="Arial"/>
                 <w:b w:val="false"/>
                 <w:bCs w:val="false"/>
-                <w:color w:val="5B6B73"/>
-                <w:sz w:val="14"/>
-                <w:szCs w:val="14"/>
-              </w:rPr>
-              <w:t xml:space="preserve">Total sum insured</w:t>
-            </w:r>
-          </w:p>
-          <w:p>
-            <w:pPr>
-              <w:keepNext/>
-              <w:keepLines/>
-              <w:spacing w:before="0" w:after="0"/>
+                <w:color w:val="3C4A50"/>
+                <w:sz w:val="18"/>
+                <w:szCs w:val="18"/>
+              </w:rPr>
+              <w:t xml:space="preserve">Purchase price</w:t>
+            </w:r>
+          </w:p>
+        </w:tc>
+        <w:tc>
+          <w:tcPr>
+            <w:tcW w:w="2406" w:type="dxa"/>
+            <w:tcBorders>
+              <w:top w:val="none" w:color="FFFFFF" w:sz="0"/>
+              <w:left w:val="none" w:color="FFFFFF" w:sz="0"/>
+              <w:bottom w:val="single" w:color="DDE3E6" w:sz="4"/>
+              <w:right w:val="single" w:color="C9E3EA" w:sz="6"/>
+            </w:tcBorders>
+            <w:shd w:val="clear" w:color="auto" w:fill="F3F5F6"/>
+            <w:tcMar>
+              <w:top w:w="40" w:type="dxa"/>
+              <w:left w:w="60" w:type="dxa"/>
+              <w:bottom w:w="40" w:type="dxa"/>
+              <w:right w:w="220" w:type="dxa"/>
+            </w:tcMar>
+            <w:vAlign w:val="center"/>
+          </w:tcPr>
+          <w:p>
+            <w:pPr>
+              <w:keepNext/>
+              <w:keepLines/>
+              <w:spacing w:before="0" w:after="0"/>
+              <w:jc w:val="right"/>
             </w:pPr>
             <w:r>
               <w:rPr>
@@ -2143,117 +2307,7 @@
                 <w:sz w:val="18"/>
                 <w:szCs w:val="18"/>
               </w:rPr>
-              <w:t xml:space="preserve">$12,000</w:t>
-            </w:r>
-          </w:p>
-        </w:tc>
-        <w:tc>
-          <w:tcPr>
-            <w:tcW w:w="2576" w:type="dxa"/>
-            <w:tcBorders>
-              <w:top w:val="none" w:color="FFFFFF" w:sz="0"/>
-              <w:left w:val="single" w:color="FFFFFF" w:sz="12"/>
-              <w:bottom w:val="single" w:color="DDE3E6" w:sz="4"/>
-              <w:right w:val="single" w:color="FFFFFF" w:sz="12"/>
-            </w:tcBorders>
-            <w:shd w:val="clear" w:color="auto" w:fill="F3F5F6"/>
-            <w:tcMar>
-              <w:top w:w="40" w:type="dxa"/>
-              <w:left w:w="140" w:type="dxa"/>
-              <w:bottom w:w="40" w:type="dxa"/>
-              <w:right w:w="100" w:type="dxa"/>
-            </w:tcMar>
-            <w:vAlign w:val="center"/>
-          </w:tcPr>
-          <w:p>
-            <w:pPr>
-              <w:keepNext/>
-              <w:keepLines/>
-              <w:spacing w:before="0" w:after="10"/>
-            </w:pPr>
-            <w:r>
-              <w:rPr>
-                <w:rFonts w:ascii="Arial" w:hAnsi="Arial" w:cs="Arial" w:eastAsia="Arial"/>
-                <w:b w:val="false"/>
-                <w:bCs w:val="false"/>
-                <w:color w:val="5B6B73"/>
-                <w:sz w:val="14"/>
-                <w:szCs w:val="14"/>
-              </w:rPr>
-              <w:t xml:space="preserve">Storage method</w:t>
-            </w:r>
-          </w:p>
-          <w:p>
-            <w:pPr>
-              <w:keepNext/>
-              <w:keepLines/>
-              <w:spacing w:before="0" w:after="0"/>
-            </w:pPr>
-            <w:r>
-              <w:rPr>
-                <w:rFonts w:ascii="Arial" w:hAnsi="Arial" w:cs="Arial" w:eastAsia="Arial"/>
-                <w:b w:val="true"/>
-                <w:bCs w:val="true"/>
-                <w:color w:val="000000"/>
-                <w:sz w:val="18"/>
-                <w:szCs w:val="18"/>
-              </w:rPr>
-              <w:t xml:space="preserve">Marina Berth</w:t>
-            </w:r>
-          </w:p>
-        </w:tc>
-        <w:tc>
-          <w:tcPr>
-            <w:tcW w:w="2576" w:type="dxa"/>
-            <w:tcBorders>
-              <w:top w:val="none" w:color="FFFFFF" w:sz="0"/>
-              <w:left w:val="single" w:color="1E9E9A" w:sz="18"/>
-              <w:bottom w:val="single" w:color="DDE3E6" w:sz="4"/>
-              <w:right w:val="single" w:color="C9E3EA" w:sz="6"/>
-            </w:tcBorders>
-            <w:shd w:val="clear" w:color="auto" w:fill="E6F4F8"/>
-            <w:tcMar>
-              <w:top w:w="40" w:type="dxa"/>
-              <w:left w:w="140" w:type="dxa"/>
-              <w:bottom w:w="40" w:type="dxa"/>
-              <w:right w:w="100" w:type="dxa"/>
-            </w:tcMar>
-            <w:vAlign w:val="center"/>
-          </w:tcPr>
-          <w:p>
-            <w:pPr>
-              <w:keepNext/>
-              <w:keepLines/>
-              <w:spacing w:before="0" w:after="10"/>
-            </w:pPr>
-            <w:r>
-              <w:rPr>
-                <w:rFonts w:ascii="Arial" w:hAnsi="Arial" w:cs="Arial" w:eastAsia="Arial"/>
-                <w:b w:val="false"/>
-                <w:bCs w:val="false"/>
-                <w:color w:val="5B6B73"/>
-                <w:sz w:val="14"/>
-                <w:szCs w:val="14"/>
-              </w:rPr>
-              <w:t xml:space="preserve">› Marina / club name</w:t>
-            </w:r>
-          </w:p>
-          <w:p>
-            <w:pPr>
-              <w:keepNext/>
-              <w:keepLines/>
-              <w:spacing w:before="0" w:after="0"/>
-            </w:pPr>
-            <w:r>
-              <w:rPr>
-                <w:rFonts w:ascii="Arial" w:hAnsi="Arial" w:cs="Arial" w:eastAsia="Arial"/>
-                <w:b w:val="true"/>
-                <w:bCs w:val="true"/>
-                <w:color w:val="000000"/>
-                <w:sz w:val="18"/>
-                <w:szCs w:val="18"/>
-              </w:rPr>
-              <w:t xml:space="preserve">Sample Bay Marina</w:t>
+              <w:t xml:space="preserve">$14,500</w:t>
             </w:r>
           </w:p>
         </w:tc>
@@ -2264,28 +2318,27 @@
         </w:trPr>
         <w:tc>
           <w:tcPr>
-            <w:tcW w:w="5154" w:type="dxa"/>
-            <w:gridSpan w:val="2"/>
+            <w:tcW w:w="2850" w:type="dxa"/>
             <w:tcBorders>
               <w:top w:val="none" w:color="FFFFFF" w:sz="0"/>
               <w:left w:val="single" w:color="C9E3EA" w:sz="6"/>
               <w:bottom w:val="single" w:color="DDE3E6" w:sz="4"/>
-              <w:right w:val="single" w:color="FFFFFF" w:sz="12"/>
-            </w:tcBorders>
-            <w:shd w:val="clear" w:color="auto" w:fill="F3F5F6"/>
-            <w:tcMar>
-              <w:top w:w="40" w:type="dxa"/>
-              <w:left w:w="140" w:type="dxa"/>
-              <w:bottom w:w="40" w:type="dxa"/>
-              <w:right w:w="100" w:type="dxa"/>
-            </w:tcMar>
-            <w:vAlign w:val="center"/>
-          </w:tcPr>
-          <w:p>
-            <w:pPr>
-              <w:keepNext/>
-              <w:keepLines/>
-              <w:spacing w:before="0" w:after="10"/>
+              <w:right w:val="none" w:color="FFFFFF" w:sz="0"/>
+            </w:tcBorders>
+            <w:shd w:val="clear" w:color="auto" w:fill="F3F5F6"/>
+            <w:tcMar>
+              <w:top w:w="40" w:type="dxa"/>
+              <w:left w:w="540" w:type="dxa"/>
+              <w:bottom w:w="40" w:type="dxa"/>
+              <w:right w:w="60" w:type="dxa"/>
+            </w:tcMar>
+            <w:vAlign w:val="center"/>
+          </w:tcPr>
+          <w:p>
+            <w:pPr>
+              <w:keepNext/>
+              <w:keepLines/>
+              <w:spacing w:before="0" w:after="0"/>
             </w:pPr>
             <w:r>
               <w:rPr>
@@ -2293,17 +2346,37 @@
                 <w:b w:val="false"/>
                 <w:bCs w:val="false"/>
                 <w:color w:val="5B6B73"/>
-                <w:sz w:val="14"/>
-                <w:szCs w:val="14"/>
-              </w:rPr>
-              <w:t xml:space="preserve">Location address</w:t>
-            </w:r>
-          </w:p>
-          <w:p>
-            <w:pPr>
-              <w:keepNext/>
-              <w:keepLines/>
-              <w:spacing w:before="0" w:after="0"/>
+                <w:sz w:val="18"/>
+                <w:szCs w:val="18"/>
+              </w:rPr>
+              <w:t xml:space="preserve">Please specify</w:t>
+            </w:r>
+          </w:p>
+        </w:tc>
+        <w:tc>
+          <w:tcPr>
+            <w:tcW w:w="2150" w:type="dxa"/>
+            <w:tcBorders>
+              <w:top w:val="none" w:color="FFFFFF" w:sz="0"/>
+              <w:left w:val="none" w:color="FFFFFF" w:sz="0"/>
+              <w:bottom w:val="single" w:color="DDE3E6" w:sz="4"/>
+              <w:right w:val="none" w:color="FFFFFF" w:sz="0"/>
+            </w:tcBorders>
+            <w:shd w:val="clear" w:color="auto" w:fill="F3F5F6"/>
+            <w:tcMar>
+              <w:top w:w="40" w:type="dxa"/>
+              <w:left w:w="60" w:type="dxa"/>
+              <w:bottom w:w="40" w:type="dxa"/>
+              <w:right w:w="200" w:type="dxa"/>
+            </w:tcMar>
+            <w:vAlign w:val="center"/>
+          </w:tcPr>
+          <w:p>
+            <w:pPr>
+              <w:keepNext/>
+              <w:keepLines/>
+              <w:spacing w:before="0" w:after="0"/>
+              <w:jc w:val="right"/>
             </w:pPr>
             <w:r>
               <w:rPr>
@@ -2314,35 +2387,83 @@
                 <w:sz w:val="18"/>
                 <w:szCs w:val="18"/>
               </w:rPr>
-              <w:t xml:space="preserve">10 Marina Drive, Fremantle WA 6160</w:t>
-            </w:r>
-          </w:p>
-        </w:tc>
-        <w:tc>
-          <w:tcPr>
-            <w:tcW w:w="5152" w:type="dxa"/>
-            <w:gridSpan w:val="2"/>
-            <w:tcBorders>
-              <w:top w:val="none" w:color="FFFFFF" w:sz="0"/>
-              <w:left w:val="single" w:color="FFFFFF" w:sz="12"/>
+              <w:t xml:space="preserve">Carbon composite</w:t>
+            </w:r>
+          </w:p>
+        </w:tc>
+        <w:tc>
+          <w:tcPr>
+            <w:tcW w:w="2900" w:type="dxa"/>
+            <w:tcBorders>
+              <w:top w:val="none" w:color="FFFFFF" w:sz="0"/>
+              <w:left w:val="single" w:color="DDE3E6" w:sz="4"/>
+              <w:bottom w:val="single" w:color="DDE3E6" w:sz="4"/>
+              <w:right w:val="none" w:color="FFFFFF" w:sz="0"/>
+            </w:tcBorders>
+            <w:shd w:val="clear" w:color="auto" w:fill="F3F5F6"/>
+            <w:tcMar>
+              <w:top w:w="40" w:type="dxa"/>
+              <w:left w:w="280" w:type="dxa"/>
+              <w:bottom w:w="40" w:type="dxa"/>
+              <w:right w:w="60" w:type="dxa"/>
+            </w:tcMar>
+            <w:vAlign w:val="center"/>
+          </w:tcPr>
+          <w:p>
+            <w:pPr>
+              <w:keepNext/>
+              <w:keepLines/>
+              <w:spacing w:before="0" w:after="0"/>
+            </w:pPr>
+            <w:r>
+              <w:rPr>
+                <w:rFonts w:ascii="Arial" w:hAnsi="Arial" w:cs="Arial" w:eastAsia="Arial"/>
+                <w:b w:val="false"/>
+                <w:bCs w:val="false"/>
+                <w:color w:val="3C4A50"/>
+                <w:sz w:val="18"/>
+                <w:szCs w:val="18"/>
+              </w:rPr>
+              <w:t xml:space="preserve">Total sum insured</w:t>
+            </w:r>
+          </w:p>
+        </w:tc>
+        <w:tc>
+          <w:tcPr>
+            <w:tcW w:w="2406" w:type="dxa"/>
+            <w:tcBorders>
+              <w:top w:val="none" w:color="FFFFFF" w:sz="0"/>
+              <w:left w:val="none" w:color="FFFFFF" w:sz="0"/>
               <w:bottom w:val="single" w:color="DDE3E6" w:sz="4"/>
               <w:right w:val="single" w:color="C9E3EA" w:sz="6"/>
             </w:tcBorders>
             <w:shd w:val="clear" w:color="auto" w:fill="F3F5F6"/>
             <w:tcMar>
               <w:top w:w="40" w:type="dxa"/>
-              <w:left w:w="140" w:type="dxa"/>
-              <w:bottom w:w="40" w:type="dxa"/>
-              <w:right w:w="100" w:type="dxa"/>
-            </w:tcMar>
-            <w:vAlign w:val="center"/>
-          </w:tcPr>
-          <w:p>
-            <w:pPr>
-              <w:keepNext/>
-              <w:keepLines/>
-              <w:spacing w:before="0" w:after="0"/>
-            </w:pPr>
+              <w:left w:w="60" w:type="dxa"/>
+              <w:bottom w:w="40" w:type="dxa"/>
+              <w:right w:w="220" w:type="dxa"/>
+            </w:tcMar>
+            <w:vAlign w:val="center"/>
+          </w:tcPr>
+          <w:p>
+            <w:pPr>
+              <w:keepNext/>
+              <w:keepLines/>
+              <w:spacing w:before="0" w:after="0"/>
+              <w:jc w:val="right"/>
+            </w:pPr>
+            <w:r>
+              <w:rPr>
+                <w:rFonts w:ascii="Arial" w:hAnsi="Arial" w:cs="Arial" w:eastAsia="Arial"/>
+                <w:b w:val="true"/>
+                <w:bCs w:val="true"/>
+                <w:color w:val="000000"/>
+                <w:sz w:val="18"/>
+                <w:szCs w:val="18"/>
+              </w:rPr>
+              <w:t xml:space="preserve">$12,000</w:t>
+            </w:r>
           </w:p>
         </w:tc>
       </w:tr>
@@ -2352,40 +2473,151 @@
         </w:trPr>
         <w:tc>
           <w:tcPr>
-            <w:tcW w:w="10306" w:type="dxa"/>
-            <w:gridSpan w:val="4"/>
+            <w:tcW w:w="2850" w:type="dxa"/>
             <w:tcBorders>
               <w:top w:val="none" w:color="FFFFFF" w:sz="0"/>
               <w:left w:val="single" w:color="C9E3EA" w:sz="6"/>
               <w:bottom w:val="single" w:color="DDE3E6" w:sz="4"/>
-              <w:right w:val="single" w:color="C9E3EA" w:sz="6"/>
-            </w:tcBorders>
-            <w:tcMar>
-              <w:top w:w="70" w:type="dxa"/>
+              <w:right w:val="none" w:color="FFFFFF" w:sz="0"/>
+            </w:tcBorders>
+            <w:shd w:val="clear" w:color="auto" w:fill="F3F5F6"/>
+            <w:tcMar>
+              <w:top w:w="40" w:type="dxa"/>
               <w:left w:w="220" w:type="dxa"/>
-              <w:bottom w:w="20" w:type="dxa"/>
-              <w:right w:w="220" w:type="dxa"/>
-            </w:tcMar>
-            <w:vAlign w:val="center"/>
-          </w:tcPr>
-          <w:p>
-            <w:pPr>
-              <w:keepNext/>
-              <w:keepLines/>
-              <w:spacing w:before="0" w:after="0"/>
+              <w:bottom w:w="40" w:type="dxa"/>
+              <w:right w:w="60" w:type="dxa"/>
+            </w:tcMar>
+            <w:vAlign w:val="center"/>
+          </w:tcPr>
+          <w:p>
+            <w:pPr>
+              <w:keepNext/>
+              <w:keepLines/>
+              <w:spacing w:before="0" w:after="0"/>
+            </w:pPr>
+            <w:r>
+              <w:rPr>
+                <w:rFonts w:ascii="Arial" w:hAnsi="Arial" w:cs="Arial" w:eastAsia="Arial"/>
+                <w:b w:val="false"/>
+                <w:bCs w:val="false"/>
+                <w:color w:val="3C4A50"/>
+                <w:sz w:val="18"/>
+                <w:szCs w:val="18"/>
+              </w:rPr>
+              <w:t xml:space="preserve">Hull length</w:t>
+            </w:r>
+          </w:p>
+        </w:tc>
+        <w:tc>
+          <w:tcPr>
+            <w:tcW w:w="2150" w:type="dxa"/>
+            <w:tcBorders>
+              <w:top w:val="none" w:color="FFFFFF" w:sz="0"/>
+              <w:left w:val="none" w:color="FFFFFF" w:sz="0"/>
+              <w:bottom w:val="single" w:color="DDE3E6" w:sz="4"/>
+              <w:right w:val="none" w:color="FFFFFF" w:sz="0"/>
+            </w:tcBorders>
+            <w:shd w:val="clear" w:color="auto" w:fill="F3F5F6"/>
+            <w:tcMar>
+              <w:top w:w="40" w:type="dxa"/>
+              <w:left w:w="60" w:type="dxa"/>
+              <w:bottom w:w="40" w:type="dxa"/>
+              <w:right w:w="200" w:type="dxa"/>
+            </w:tcMar>
+            <w:vAlign w:val="center"/>
+          </w:tcPr>
+          <w:p>
+            <w:pPr>
+              <w:keepNext/>
+              <w:keepLines/>
+              <w:spacing w:before="0" w:after="0"/>
+              <w:jc w:val="right"/>
             </w:pPr>
             <w:r>
               <w:rPr>
                 <w:rFonts w:ascii="Arial" w:hAnsi="Arial" w:cs="Arial" w:eastAsia="Arial"/>
                 <w:b w:val="true"/>
                 <w:bCs w:val="true"/>
-                <w:caps/>
-                <w:color w:val="02637D"/>
-                <w:spacing w:val="20"/>
-                <w:sz w:val="14"/>
-                <w:szCs w:val="14"/>
-              </w:rPr>
-              <w:t xml:space="preserve">Identification</w:t>
+                <w:color w:val="000000"/>
+                <w:sz w:val="18"/>
+                <w:szCs w:val="18"/>
+              </w:rPr>
+              <w:t xml:space="preserve">3.4 m</w:t>
+            </w:r>
+          </w:p>
+        </w:tc>
+        <w:tc>
+          <w:tcPr>
+            <w:tcW w:w="2900" w:type="dxa"/>
+            <w:tcBorders>
+              <w:top w:val="none" w:color="FFFFFF" w:sz="0"/>
+              <w:left w:val="single" w:color="DDE3E6" w:sz="4"/>
+              <w:bottom w:val="single" w:color="DDE3E6" w:sz="4"/>
+              <w:right w:val="none" w:color="FFFFFF" w:sz="0"/>
+            </w:tcBorders>
+            <w:shd w:val="clear" w:color="auto" w:fill="F3F5F6"/>
+            <w:tcMar>
+              <w:top w:w="40" w:type="dxa"/>
+              <w:left w:w="280" w:type="dxa"/>
+              <w:bottom w:w="40" w:type="dxa"/>
+              <w:right w:w="60" w:type="dxa"/>
+            </w:tcMar>
+            <w:vAlign w:val="center"/>
+          </w:tcPr>
+          <w:p>
+            <w:pPr>
+              <w:keepNext/>
+              <w:keepLines/>
+              <w:spacing w:before="0" w:after="0"/>
+            </w:pPr>
+            <w:r>
+              <w:rPr>
+                <w:rFonts w:ascii="Arial" w:hAnsi="Arial" w:cs="Arial" w:eastAsia="Arial"/>
+                <w:b w:val="false"/>
+                <w:bCs w:val="false"/>
+                <w:color w:val="3C4A50"/>
+                <w:sz w:val="18"/>
+                <w:szCs w:val="18"/>
+              </w:rPr>
+              <w:t xml:space="preserve">Storage method</w:t>
+            </w:r>
+          </w:p>
+        </w:tc>
+        <w:tc>
+          <w:tcPr>
+            <w:tcW w:w="2406" w:type="dxa"/>
+            <w:tcBorders>
+              <w:top w:val="none" w:color="FFFFFF" w:sz="0"/>
+              <w:left w:val="none" w:color="FFFFFF" w:sz="0"/>
+              <w:bottom w:val="single" w:color="DDE3E6" w:sz="4"/>
+              <w:right w:val="single" w:color="C9E3EA" w:sz="6"/>
+            </w:tcBorders>
+            <w:shd w:val="clear" w:color="auto" w:fill="F3F5F6"/>
+            <w:tcMar>
+              <w:top w:w="40" w:type="dxa"/>
+              <w:left w:w="60" w:type="dxa"/>
+              <w:bottom w:w="40" w:type="dxa"/>
+              <w:right w:w="220" w:type="dxa"/>
+            </w:tcMar>
+            <w:vAlign w:val="center"/>
+          </w:tcPr>
+          <w:p>
+            <w:pPr>
+              <w:keepNext/>
+              <w:keepLines/>
+              <w:spacing w:before="0" w:after="0"/>
+              <w:jc w:val="right"/>
+            </w:pPr>
+            <w:r>
+              <w:rPr>
+                <w:rFonts w:ascii="Arial" w:hAnsi="Arial" w:cs="Arial" w:eastAsia="Arial"/>
+                <w:b w:val="true"/>
+                <w:bCs w:val="true"/>
+                <w:color w:val="000000"/>
+                <w:sz w:val="18"/>
+                <w:szCs w:val="18"/>
+              </w:rPr>
+              <w:t xml:space="preserve">Marina Berth</w:t>
             </w:r>
           </w:p>
         </w:tc>
@@ -2396,27 +2628,102 @@
         </w:trPr>
         <w:tc>
           <w:tcPr>
-            <w:tcW w:w="2577" w:type="dxa"/>
+            <w:tcW w:w="2850" w:type="dxa"/>
             <w:tcBorders>
               <w:top w:val="none" w:color="FFFFFF" w:sz="0"/>
               <w:left w:val="single" w:color="C9E3EA" w:sz="6"/>
               <w:bottom w:val="single" w:color="DDE3E6" w:sz="4"/>
-              <w:right w:val="single" w:color="FFFFFF" w:sz="12"/>
-            </w:tcBorders>
-            <w:shd w:val="clear" w:color="auto" w:fill="F3F5F6"/>
-            <w:tcMar>
-              <w:top w:w="40" w:type="dxa"/>
-              <w:left w:w="140" w:type="dxa"/>
-              <w:bottom w:w="40" w:type="dxa"/>
-              <w:right w:w="100" w:type="dxa"/>
-            </w:tcMar>
-            <w:vAlign w:val="center"/>
-          </w:tcPr>
-          <w:p>
-            <w:pPr>
-              <w:keepNext/>
-              <w:keepLines/>
-              <w:spacing w:before="0" w:after="10"/>
+              <w:right w:val="none" w:color="FFFFFF" w:sz="0"/>
+            </w:tcBorders>
+            <w:shd w:val="clear" w:color="auto" w:fill="F3F5F6"/>
+            <w:tcMar>
+              <w:top w:w="40" w:type="dxa"/>
+              <w:left w:w="220" w:type="dxa"/>
+              <w:bottom w:w="40" w:type="dxa"/>
+              <w:right w:w="60" w:type="dxa"/>
+            </w:tcMar>
+            <w:vAlign w:val="center"/>
+          </w:tcPr>
+          <w:p>
+            <w:pPr>
+              <w:keepNext/>
+              <w:keepLines/>
+              <w:spacing w:before="0" w:after="0"/>
+            </w:pPr>
+            <w:r>
+              <w:rPr>
+                <w:rFonts w:ascii="Arial" w:hAnsi="Arial" w:cs="Arial" w:eastAsia="Arial"/>
+                <w:b w:val="false"/>
+                <w:bCs w:val="false"/>
+                <w:color w:val="3C4A50"/>
+                <w:sz w:val="18"/>
+                <w:szCs w:val="18"/>
+              </w:rPr>
+              <w:t xml:space="preserve">Motor make</w:t>
+            </w:r>
+          </w:p>
+        </w:tc>
+        <w:tc>
+          <w:tcPr>
+            <w:tcW w:w="2150" w:type="dxa"/>
+            <w:tcBorders>
+              <w:top w:val="none" w:color="FFFFFF" w:sz="0"/>
+              <w:left w:val="none" w:color="FFFFFF" w:sz="0"/>
+              <w:bottom w:val="single" w:color="DDE3E6" w:sz="4"/>
+              <w:right w:val="none" w:color="FFFFFF" w:sz="0"/>
+            </w:tcBorders>
+            <w:shd w:val="clear" w:color="auto" w:fill="F3F5F6"/>
+            <w:tcMar>
+              <w:top w:w="40" w:type="dxa"/>
+              <w:left w:w="60" w:type="dxa"/>
+              <w:bottom w:w="40" w:type="dxa"/>
+              <w:right w:w="200" w:type="dxa"/>
+            </w:tcMar>
+            <w:vAlign w:val="center"/>
+          </w:tcPr>
+          <w:p>
+            <w:pPr>
+              <w:keepNext/>
+              <w:keepLines/>
+              <w:spacing w:before="0" w:after="0"/>
+              <w:jc w:val="right"/>
+            </w:pPr>
+            <w:r>
+              <w:rPr>
+                <w:rFonts w:ascii="Arial" w:hAnsi="Arial" w:cs="Arial" w:eastAsia="Arial"/>
+                <w:b w:val="true"/>
+                <w:bCs w:val="true"/>
+                <w:color w:val="000000"/>
+                <w:sz w:val="18"/>
+                <w:szCs w:val="18"/>
+              </w:rPr>
+              <w:t xml:space="preserve">Other</w:t>
+            </w:r>
+          </w:p>
+        </w:tc>
+        <w:tc>
+          <w:tcPr>
+            <w:tcW w:w="2900" w:type="dxa"/>
+            <w:tcBorders>
+              <w:top w:val="none" w:color="FFFFFF" w:sz="0"/>
+              <w:left w:val="single" w:color="DDE3E6" w:sz="4"/>
+              <w:bottom w:val="single" w:color="DDE3E6" w:sz="4"/>
+              <w:right w:val="none" w:color="FFFFFF" w:sz="0"/>
+            </w:tcBorders>
+            <w:shd w:val="clear" w:color="auto" w:fill="F3F5F6"/>
+            <w:tcMar>
+              <w:top w:w="40" w:type="dxa"/>
+              <w:left w:w="600" w:type="dxa"/>
+              <w:bottom w:w="40" w:type="dxa"/>
+              <w:right w:w="60" w:type="dxa"/>
+            </w:tcMar>
+            <w:vAlign w:val="center"/>
+          </w:tcPr>
+          <w:p>
+            <w:pPr>
+              <w:keepNext/>
+              <w:keepLines/>
+              <w:spacing w:before="0" w:after="0"/>
             </w:pPr>
             <w:r>
               <w:rPr>
@@ -2424,17 +2731,37 @@
                 <w:b w:val="false"/>
                 <w:bCs w:val="false"/>
                 <w:color w:val="5B6B73"/>
-                <w:sz w:val="14"/>
-                <w:szCs w:val="14"/>
-              </w:rPr>
-              <w:t xml:space="preserve">Hull name</w:t>
-            </w:r>
-          </w:p>
-          <w:p>
-            <w:pPr>
-              <w:keepNext/>
-              <w:keepLines/>
-              <w:spacing w:before="0" w:after="0"/>
+                <w:sz w:val="18"/>
+                <w:szCs w:val="18"/>
+              </w:rPr>
+              <w:t xml:space="preserve">Marina / club name</w:t>
+            </w:r>
+          </w:p>
+        </w:tc>
+        <w:tc>
+          <w:tcPr>
+            <w:tcW w:w="2406" w:type="dxa"/>
+            <w:tcBorders>
+              <w:top w:val="none" w:color="FFFFFF" w:sz="0"/>
+              <w:left w:val="none" w:color="FFFFFF" w:sz="0"/>
+              <w:bottom w:val="single" w:color="DDE3E6" w:sz="4"/>
+              <w:right w:val="single" w:color="C9E3EA" w:sz="6"/>
+            </w:tcBorders>
+            <w:shd w:val="clear" w:color="auto" w:fill="F3F5F6"/>
+            <w:tcMar>
+              <w:top w:w="40" w:type="dxa"/>
+              <w:left w:w="60" w:type="dxa"/>
+              <w:bottom w:w="40" w:type="dxa"/>
+              <w:right w:w="220" w:type="dxa"/>
+            </w:tcMar>
+            <w:vAlign w:val="center"/>
+          </w:tcPr>
+          <w:p>
+            <w:pPr>
+              <w:keepNext/>
+              <w:keepLines/>
+              <w:spacing w:before="0" w:after="0"/>
+              <w:jc w:val="right"/>
             </w:pPr>
             <w:r>
               <w:rPr>
@@ -2445,172 +2772,7 @@
                 <w:sz w:val="18"/>
                 <w:szCs w:val="18"/>
               </w:rPr>
-              <w:t xml:space="preserve">Sea Sample</w:t>
-            </w:r>
-          </w:p>
-        </w:tc>
-        <w:tc>
-          <w:tcPr>
-            <w:tcW w:w="2577" w:type="dxa"/>
-            <w:tcBorders>
-              <w:top w:val="none" w:color="FFFFFF" w:sz="0"/>
-              <w:left w:val="single" w:color="FFFFFF" w:sz="12"/>
-              <w:bottom w:val="single" w:color="DDE3E6" w:sz="4"/>
-              <w:right w:val="single" w:color="FFFFFF" w:sz="12"/>
-            </w:tcBorders>
-            <w:shd w:val="clear" w:color="auto" w:fill="F3F5F6"/>
-            <w:tcMar>
-              <w:top w:w="40" w:type="dxa"/>
-              <w:left w:w="140" w:type="dxa"/>
-              <w:bottom w:w="40" w:type="dxa"/>
-              <w:right w:w="100" w:type="dxa"/>
-            </w:tcMar>
-            <w:vAlign w:val="center"/>
-          </w:tcPr>
-          <w:p>
-            <w:pPr>
-              <w:keepNext/>
-              <w:keepLines/>
-              <w:spacing w:before="0" w:after="10"/>
-            </w:pPr>
-            <w:r>
-              <w:rPr>
-                <w:rFonts w:ascii="Arial" w:hAnsi="Arial" w:cs="Arial" w:eastAsia="Arial"/>
-                <w:b w:val="false"/>
-                <w:bCs w:val="false"/>
-                <w:color w:val="5B6B73"/>
-                <w:sz w:val="14"/>
-                <w:szCs w:val="14"/>
-              </w:rPr>
-              <w:t xml:space="preserve">Hull registration number</w:t>
-            </w:r>
-          </w:p>
-          <w:p>
-            <w:pPr>
-              <w:keepNext/>
-              <w:keepLines/>
-              <w:spacing w:before="0" w:after="0"/>
-            </w:pPr>
-            <w:r>
-              <w:rPr>
-                <w:rFonts w:ascii="Arial" w:hAnsi="Arial" w:cs="Arial" w:eastAsia="Arial"/>
-                <w:b w:val="true"/>
-                <w:bCs w:val="true"/>
-                <w:color w:val="000000"/>
-                <w:sz w:val="18"/>
-                <w:szCs w:val="18"/>
-              </w:rPr>
-              <w:t xml:space="preserve">WA1234</w:t>
-            </w:r>
-          </w:p>
-        </w:tc>
-        <w:tc>
-          <w:tcPr>
-            <w:tcW w:w="2576" w:type="dxa"/>
-            <w:tcBorders>
-              <w:top w:val="none" w:color="FFFFFF" w:sz="0"/>
-              <w:left w:val="single" w:color="FFFFFF" w:sz="12"/>
-              <w:bottom w:val="single" w:color="DDE3E6" w:sz="4"/>
-              <w:right w:val="single" w:color="FFFFFF" w:sz="12"/>
-            </w:tcBorders>
-            <w:shd w:val="clear" w:color="auto" w:fill="F3F5F6"/>
-            <w:tcMar>
-              <w:top w:w="40" w:type="dxa"/>
-              <w:left w:w="140" w:type="dxa"/>
-              <w:bottom w:w="40" w:type="dxa"/>
-              <w:right w:w="100" w:type="dxa"/>
-            </w:tcMar>
-            <w:vAlign w:val="center"/>
-          </w:tcPr>
-          <w:p>
-            <w:pPr>
-              <w:keepNext/>
-              <w:keepLines/>
-              <w:spacing w:before="0" w:after="10"/>
-            </w:pPr>
-            <w:r>
-              <w:rPr>
-                <w:rFonts w:ascii="Arial" w:hAnsi="Arial" w:cs="Arial" w:eastAsia="Arial"/>
-                <w:b w:val="false"/>
-                <w:bCs w:val="false"/>
-                <w:color w:val="5B6B73"/>
-                <w:sz w:val="14"/>
-                <w:szCs w:val="14"/>
-              </w:rPr>
-              <w:t xml:space="preserve">Hull identification number (HIN)</w:t>
-            </w:r>
-          </w:p>
-          <w:p>
-            <w:pPr>
-              <w:keepNext/>
-              <w:keepLines/>
-              <w:spacing w:before="0" w:after="0"/>
-            </w:pPr>
-            <w:r>
-              <w:rPr>
-                <w:rFonts w:ascii="Arial" w:hAnsi="Arial" w:cs="Arial" w:eastAsia="Arial"/>
-                <w:b w:val="true"/>
-                <w:bCs w:val="true"/>
-                <w:color w:val="000000"/>
-                <w:sz w:val="18"/>
-                <w:szCs w:val="18"/>
-              </w:rPr>
-              <w:t xml:space="preserve">XYZ12345A323</w:t>
-            </w:r>
-          </w:p>
-        </w:tc>
-        <w:tc>
-          <w:tcPr>
-            <w:tcW w:w="2576" w:type="dxa"/>
-            <w:tcBorders>
-              <w:top w:val="none" w:color="FFFFFF" w:sz="0"/>
-              <w:left w:val="single" w:color="FFFFFF" w:sz="12"/>
-              <w:bottom w:val="single" w:color="DDE3E6" w:sz="4"/>
-              <w:right w:val="single" w:color="C9E3EA" w:sz="6"/>
-            </w:tcBorders>
-            <w:shd w:val="clear" w:color="auto" w:fill="F3F5F6"/>
-            <w:tcMar>
-              <w:top w:w="40" w:type="dxa"/>
-              <w:left w:w="140" w:type="dxa"/>
-              <w:bottom w:w="40" w:type="dxa"/>
-              <w:right w:w="100" w:type="dxa"/>
-            </w:tcMar>
-            <w:vAlign w:val="center"/>
-          </w:tcPr>
-          <w:p>
-            <w:pPr>
-              <w:keepNext/>
-              <w:keepLines/>
-              <w:spacing w:before="0" w:after="10"/>
-            </w:pPr>
-            <w:r>
-              <w:rPr>
-                <w:rFonts w:ascii="Arial" w:hAnsi="Arial" w:cs="Arial" w:eastAsia="Arial"/>
-                <w:b w:val="false"/>
-                <w:bCs w:val="false"/>
-                <w:color w:val="5B6B73"/>
-                <w:sz w:val="14"/>
-                <w:szCs w:val="14"/>
-              </w:rPr>
-              <w:t xml:space="preserve">Motor model</w:t>
-            </w:r>
-          </w:p>
-          <w:p>
-            <w:pPr>
-              <w:keepNext/>
-              <w:keepLines/>
-              <w:spacing w:before="0" w:after="0"/>
-            </w:pPr>
-            <w:r>
-              <w:rPr>
-                <w:rFonts w:ascii="Arial" w:hAnsi="Arial" w:cs="Arial" w:eastAsia="Arial"/>
-                <w:b w:val="true"/>
-                <w:bCs w:val="true"/>
-                <w:color w:val="000000"/>
-                <w:sz w:val="18"/>
-                <w:szCs w:val="18"/>
-              </w:rPr>
-              <w:t xml:space="preserve">SP-180</w:t>
+              <w:t xml:space="preserve">Sample Bay Marina</w:t>
             </w:r>
           </w:p>
         </w:tc>
@@ -2621,27 +2783,27 @@
         </w:trPr>
         <w:tc>
           <w:tcPr>
-            <w:tcW w:w="2577" w:type="dxa"/>
+            <w:tcW w:w="2850" w:type="dxa"/>
             <w:tcBorders>
               <w:top w:val="none" w:color="FFFFFF" w:sz="0"/>
               <w:left w:val="single" w:color="C9E3EA" w:sz="6"/>
               <w:bottom w:val="single" w:color="DDE3E6" w:sz="4"/>
-              <w:right w:val="single" w:color="FFFFFF" w:sz="12"/>
-            </w:tcBorders>
-            <w:shd w:val="clear" w:color="auto" w:fill="F3F5F6"/>
-            <w:tcMar>
-              <w:top w:w="40" w:type="dxa"/>
-              <w:left w:w="140" w:type="dxa"/>
-              <w:bottom w:w="40" w:type="dxa"/>
-              <w:right w:w="100" w:type="dxa"/>
-            </w:tcMar>
-            <w:vAlign w:val="center"/>
-          </w:tcPr>
-          <w:p>
-            <w:pPr>
-              <w:keepNext/>
-              <w:keepLines/>
-              <w:spacing w:before="0" w:after="10"/>
+              <w:right w:val="none" w:color="FFFFFF" w:sz="0"/>
+            </w:tcBorders>
+            <w:shd w:val="clear" w:color="auto" w:fill="F3F5F6"/>
+            <w:tcMar>
+              <w:top w:w="40" w:type="dxa"/>
+              <w:left w:w="540" w:type="dxa"/>
+              <w:bottom w:w="40" w:type="dxa"/>
+              <w:right w:w="60" w:type="dxa"/>
+            </w:tcMar>
+            <w:vAlign w:val="center"/>
+          </w:tcPr>
+          <w:p>
+            <w:pPr>
+              <w:keepNext/>
+              <w:keepLines/>
+              <w:spacing w:before="0" w:after="0"/>
             </w:pPr>
             <w:r>
               <w:rPr>
@@ -2649,17 +2811,37 @@
                 <w:b w:val="false"/>
                 <w:bCs w:val="false"/>
                 <w:color w:val="5B6B73"/>
-                <w:sz w:val="14"/>
-                <w:szCs w:val="14"/>
-              </w:rPr>
-              <w:t xml:space="preserve">Motor year built</w:t>
-            </w:r>
-          </w:p>
-          <w:p>
-            <w:pPr>
-              <w:keepNext/>
-              <w:keepLines/>
-              <w:spacing w:before="0" w:after="0"/>
+                <w:sz w:val="18"/>
+                <w:szCs w:val="18"/>
+              </w:rPr>
+              <w:t xml:space="preserve">Please specify</w:t>
+            </w:r>
+          </w:p>
+        </w:tc>
+        <w:tc>
+          <w:tcPr>
+            <w:tcW w:w="2150" w:type="dxa"/>
+            <w:tcBorders>
+              <w:top w:val="none" w:color="FFFFFF" w:sz="0"/>
+              <w:left w:val="none" w:color="FFFFFF" w:sz="0"/>
+              <w:bottom w:val="single" w:color="DDE3E6" w:sz="4"/>
+              <w:right w:val="none" w:color="FFFFFF" w:sz="0"/>
+            </w:tcBorders>
+            <w:shd w:val="clear" w:color="auto" w:fill="F3F5F6"/>
+            <w:tcMar>
+              <w:top w:w="40" w:type="dxa"/>
+              <w:left w:w="60" w:type="dxa"/>
+              <w:bottom w:w="40" w:type="dxa"/>
+              <w:right w:w="200" w:type="dxa"/>
+            </w:tcMar>
+            <w:vAlign w:val="center"/>
+          </w:tcPr>
+          <w:p>
+            <w:pPr>
+              <w:keepNext/>
+              <w:keepLines/>
+              <w:spacing w:before="0" w:after="0"/>
+              <w:jc w:val="right"/>
             </w:pPr>
             <w:r>
               <w:rPr>
@@ -2670,119 +2852,58 @@
                 <w:sz w:val="18"/>
                 <w:szCs w:val="18"/>
               </w:rPr>
-              <w:t xml:space="preserve">2023</w:t>
-            </w:r>
-          </w:p>
-        </w:tc>
-        <w:tc>
-          <w:tcPr>
-            <w:tcW w:w="2577" w:type="dxa"/>
-            <w:tcBorders>
-              <w:top w:val="none" w:color="FFFFFF" w:sz="0"/>
-              <w:left w:val="single" w:color="FFFFFF" w:sz="12"/>
-              <w:bottom w:val="single" w:color="DDE3E6" w:sz="4"/>
-              <w:right w:val="single" w:color="FFFFFF" w:sz="12"/>
-            </w:tcBorders>
-            <w:shd w:val="clear" w:color="auto" w:fill="F3F5F6"/>
-            <w:tcMar>
-              <w:top w:w="40" w:type="dxa"/>
-              <w:left w:w="140" w:type="dxa"/>
-              <w:bottom w:w="40" w:type="dxa"/>
-              <w:right w:w="100" w:type="dxa"/>
-            </w:tcMar>
-            <w:vAlign w:val="center"/>
-          </w:tcPr>
-          <w:p>
-            <w:pPr>
-              <w:keepNext/>
-              <w:keepLines/>
-              <w:spacing w:before="0" w:after="10"/>
-            </w:pPr>
-            <w:r>
-              <w:rPr>
-                <w:rFonts w:ascii="Arial" w:hAnsi="Arial" w:cs="Arial" w:eastAsia="Arial"/>
-                <w:b w:val="false"/>
-                <w:bCs w:val="false"/>
-                <w:color w:val="5B6B73"/>
-                <w:sz w:val="14"/>
-                <w:szCs w:val="14"/>
-              </w:rPr>
-              <w:t xml:space="preserve">Motor horsepower</w:t>
-            </w:r>
-          </w:p>
-          <w:p>
-            <w:pPr>
-              <w:keepNext/>
-              <w:keepLines/>
-              <w:spacing w:before="0" w:after="0"/>
-            </w:pPr>
-            <w:r>
-              <w:rPr>
-                <w:rFonts w:ascii="Arial" w:hAnsi="Arial" w:cs="Arial" w:eastAsia="Arial"/>
-                <w:b w:val="true"/>
-                <w:bCs w:val="true"/>
-                <w:color w:val="000000"/>
-                <w:sz w:val="18"/>
-                <w:szCs w:val="18"/>
-              </w:rPr>
-              <w:t xml:space="preserve">180</w:t>
-            </w:r>
-          </w:p>
-        </w:tc>
-        <w:tc>
-          <w:tcPr>
-            <w:tcW w:w="5152" w:type="dxa"/>
-            <w:gridSpan w:val="2"/>
-            <w:tcBorders>
-              <w:top w:val="none" w:color="FFFFFF" w:sz="0"/>
-              <w:left w:val="single" w:color="FFFFFF" w:sz="12"/>
-              <w:bottom w:val="single" w:color="DDE3E6" w:sz="4"/>
+              <w:t xml:space="preserve">Sample Power 1.8</w:t>
+            </w:r>
+          </w:p>
+        </w:tc>
+        <w:tc>
+          <w:tcPr>
+            <w:tcW w:w="2900" w:type="dxa"/>
+            <w:tcBorders>
+              <w:top w:val="none" w:color="FFFFFF" w:sz="0"/>
+              <w:left w:val="none" w:color="FFFFFF" w:sz="0"/>
+              <w:bottom w:val="none" w:color="FFFFFF" w:sz="0"/>
+              <w:right w:val="none" w:color="FFFFFF" w:sz="0"/>
+            </w:tcBorders>
+            <w:tcMar>
+              <w:top w:w="40" w:type="dxa"/>
+              <w:left w:w="220" w:type="dxa"/>
+              <w:bottom w:w="40" w:type="dxa"/>
+              <w:right w:w="60" w:type="dxa"/>
+            </w:tcMar>
+            <w:vAlign w:val="center"/>
+          </w:tcPr>
+          <w:p>
+            <w:pPr>
+              <w:keepNext/>
+              <w:keepLines/>
+              <w:spacing w:before="0" w:after="0"/>
+            </w:pPr>
+          </w:p>
+        </w:tc>
+        <w:tc>
+          <w:tcPr>
+            <w:tcW w:w="2406" w:type="dxa"/>
+            <w:tcBorders>
+              <w:top w:val="none" w:color="FFFFFF" w:sz="0"/>
+              <w:left w:val="none" w:color="FFFFFF" w:sz="0"/>
+              <w:bottom w:val="none" w:color="FFFFFF" w:sz="0"/>
               <w:right w:val="single" w:color="C9E3EA" w:sz="6"/>
             </w:tcBorders>
-            <w:shd w:val="clear" w:color="auto" w:fill="F3F5F6"/>
-            <w:tcMar>
-              <w:top w:w="40" w:type="dxa"/>
-              <w:left w:w="140" w:type="dxa"/>
-              <w:bottom w:w="40" w:type="dxa"/>
-              <w:right w:w="100" w:type="dxa"/>
-            </w:tcMar>
-            <w:vAlign w:val="center"/>
-          </w:tcPr>
-          <w:p>
-            <w:pPr>
-              <w:keepNext/>
-              <w:keepLines/>
-              <w:spacing w:before="0" w:after="10"/>
-            </w:pPr>
-            <w:r>
-              <w:rPr>
-                <w:rFonts w:ascii="Arial" w:hAnsi="Arial" w:cs="Arial" w:eastAsia="Arial"/>
-                <w:b w:val="false"/>
-                <w:bCs w:val="false"/>
-                <w:color w:val="5B6B73"/>
-                <w:sz w:val="14"/>
-                <w:szCs w:val="14"/>
-              </w:rPr>
-              <w:t xml:space="preserve">Motor serial number</w:t>
-            </w:r>
-          </w:p>
-          <w:p>
-            <w:pPr>
-              <w:keepNext/>
-              <w:keepLines/>
-              <w:spacing w:before="0" w:after="0"/>
-            </w:pPr>
-            <w:r>
-              <w:rPr>
-                <w:rFonts w:ascii="Arial" w:hAnsi="Arial" w:cs="Arial" w:eastAsia="Arial"/>
-                <w:b w:val="true"/>
-                <w:bCs w:val="true"/>
-                <w:color w:val="000000"/>
-                <w:sz w:val="18"/>
-                <w:szCs w:val="18"/>
-              </w:rPr>
-              <w:t xml:space="preserve">SP0001234</w:t>
-            </w:r>
+            <w:tcMar>
+              <w:top w:w="40" w:type="dxa"/>
+              <w:left w:w="60" w:type="dxa"/>
+              <w:bottom w:w="40" w:type="dxa"/>
+              <w:right w:w="60" w:type="dxa"/>
+            </w:tcMar>
+            <w:vAlign w:val="center"/>
+          </w:tcPr>
+          <w:p>
+            <w:pPr>
+              <w:keepNext/>
+              <w:keepLines/>
+              <w:spacing w:before="0" w:after="0"/>
+            </w:pPr>
           </w:p>
         </w:tc>
       </w:tr>
@@ -2792,40 +2913,76 @@
         </w:trPr>
         <w:tc>
           <w:tcPr>
-            <w:tcW w:w="10306" w:type="dxa"/>
-            <w:gridSpan w:val="4"/>
+            <w:tcW w:w="5000" w:type="dxa"/>
+            <w:gridSpan w:val="2"/>
             <w:tcBorders>
               <w:top w:val="none" w:color="FFFFFF" w:sz="0"/>
               <w:left w:val="single" w:color="C9E3EA" w:sz="6"/>
               <w:bottom w:val="single" w:color="DDE3E6" w:sz="4"/>
+              <w:right w:val="none" w:color="FFFFFF" w:sz="0"/>
+            </w:tcBorders>
+            <w:shd w:val="clear" w:color="auto" w:fill="F3F5F6"/>
+            <w:tcMar>
+              <w:top w:w="40" w:type="dxa"/>
+              <w:left w:w="220" w:type="dxa"/>
+              <w:bottom w:w="40" w:type="dxa"/>
+              <w:right w:w="60" w:type="dxa"/>
+            </w:tcMar>
+            <w:vAlign w:val="center"/>
+          </w:tcPr>
+          <w:p>
+            <w:pPr>
+              <w:keepLines/>
+              <w:spacing w:before="0" w:after="0"/>
+            </w:pPr>
+            <w:r>
+              <w:rPr>
+                <w:rFonts w:ascii="Arial" w:hAnsi="Arial" w:cs="Arial" w:eastAsia="Arial"/>
+                <w:b w:val="false"/>
+                <w:bCs w:val="false"/>
+                <w:color w:val="3C4A50"/>
+                <w:sz w:val="18"/>
+                <w:szCs w:val="18"/>
+              </w:rPr>
+              <w:t xml:space="preserve">Location address</w:t>
+            </w:r>
+          </w:p>
+        </w:tc>
+        <w:tc>
+          <w:tcPr>
+            <w:tcW w:w="5306" w:type="dxa"/>
+            <w:gridSpan w:val="2"/>
+            <w:tcBorders>
+              <w:top w:val="none" w:color="FFFFFF" w:sz="0"/>
+              <w:left w:val="none" w:color="FFFFFF" w:sz="0"/>
+              <w:bottom w:val="single" w:color="DDE3E6" w:sz="4"/>
               <w:right w:val="single" w:color="C9E3EA" w:sz="6"/>
             </w:tcBorders>
-            <w:tcMar>
-              <w:top w:w="70" w:type="dxa"/>
-              <w:left w:w="220" w:type="dxa"/>
-              <w:bottom w:w="20" w:type="dxa"/>
+            <w:shd w:val="clear" w:color="auto" w:fill="F3F5F6"/>
+            <w:tcMar>
+              <w:top w:w="40" w:type="dxa"/>
+              <w:left w:w="60" w:type="dxa"/>
+              <w:bottom w:w="40" w:type="dxa"/>
               <w:right w:w="220" w:type="dxa"/>
             </w:tcMar>
             <w:vAlign w:val="center"/>
           </w:tcPr>
           <w:p>
             <w:pPr>
-              <w:keepNext/>
-              <w:keepLines/>
-              <w:spacing w:before="0" w:after="0"/>
+              <w:keepLines/>
+              <w:spacing w:before="0" w:after="0"/>
+              <w:jc w:val="right"/>
             </w:pPr>
             <w:r>
               <w:rPr>
                 <w:rFonts w:ascii="Arial" w:hAnsi="Arial" w:cs="Arial" w:eastAsia="Arial"/>
                 <w:b w:val="true"/>
                 <w:bCs w:val="true"/>
-                <w:caps/>
-                <w:color w:val="02637D"/>
-                <w:spacing w:val="20"/>
-                <w:sz w:val="14"/>
-                <w:szCs w:val="14"/>
-              </w:rPr>
-              <w:t xml:space="preserve">Owners &amp; skippers</w:t>
+                <w:color w:val="000000"/>
+                <w:sz w:val="18"/>
+                <w:szCs w:val="18"/>
+              </w:rPr>
+              <w:t xml:space="preserve">10 Marina Drive, Fremantle WA 6160</w:t>
             </w:r>
           </w:p>
         </w:tc>
@@ -2836,113 +2993,40 @@
         </w:trPr>
         <w:tc>
           <w:tcPr>
-            <w:tcW w:w="5154" w:type="dxa"/>
-            <w:gridSpan w:val="2"/>
+            <w:tcW w:w="10306" w:type="dxa"/>
+            <w:gridSpan w:val="4"/>
             <w:tcBorders>
               <w:top w:val="none" w:color="FFFFFF" w:sz="0"/>
               <w:left w:val="single" w:color="C9E3EA" w:sz="6"/>
               <w:bottom w:val="single" w:color="DDE3E6" w:sz="4"/>
-              <w:right w:val="single" w:color="FFFFFF" w:sz="12"/>
-            </w:tcBorders>
-            <w:shd w:val="clear" w:color="auto" w:fill="F3F5F6"/>
-            <w:tcMar>
-              <w:top w:w="40" w:type="dxa"/>
-              <w:left w:w="140" w:type="dxa"/>
-              <w:bottom w:w="40" w:type="dxa"/>
-              <w:right w:w="100" w:type="dxa"/>
-            </w:tcMar>
-            <w:vAlign w:val="center"/>
-          </w:tcPr>
-          <w:p>
-            <w:pPr>
-              <w:keepNext/>
-              <w:keepLines/>
-              <w:spacing w:before="0" w:after="10"/>
-            </w:pPr>
-            <w:r>
-              <w:rPr>
-                <w:rFonts w:ascii="Arial" w:hAnsi="Arial" w:cs="Arial" w:eastAsia="Arial"/>
-                <w:b w:val="false"/>
-                <w:bCs w:val="false"/>
-                <w:color w:val="5B6B73"/>
+              <w:right w:val="single" w:color="C9E3EA" w:sz="6"/>
+            </w:tcBorders>
+            <w:tcMar>
+              <w:top w:w="120" w:type="dxa"/>
+              <w:left w:w="220" w:type="dxa"/>
+              <w:bottom w:w="40" w:type="dxa"/>
+              <w:right w:w="220" w:type="dxa"/>
+            </w:tcMar>
+            <w:vAlign w:val="center"/>
+          </w:tcPr>
+          <w:p>
+            <w:pPr>
+              <w:keepNext/>
+              <w:keepLines/>
+              <w:spacing w:before="0" w:after="0"/>
+            </w:pPr>
+            <w:r>
+              <w:rPr>
+                <w:rFonts w:ascii="Arial" w:hAnsi="Arial" w:cs="Arial" w:eastAsia="Arial"/>
+                <w:b w:val="true"/>
+                <w:bCs w:val="true"/>
+                <w:caps/>
+                <w:color w:val="02637D"/>
+                <w:spacing w:val="24"/>
                 <w:sz w:val="14"/>
                 <w:szCs w:val="14"/>
               </w:rPr>
-              <w:t xml:space="preserve">People who own this PWC / Jet Ski</w:t>
-            </w:r>
-          </w:p>
-          <w:p>
-            <w:pPr>
-              <w:keepNext/>
-              <w:keepLines/>
-              <w:spacing w:before="0" w:after="0"/>
-            </w:pPr>
-            <w:r>
-              <w:rPr>
-                <w:rFonts w:ascii="Arial" w:hAnsi="Arial" w:cs="Arial" w:eastAsia="Arial"/>
-                <w:b w:val="true"/>
-                <w:bCs w:val="true"/>
-                <w:color w:val="000000"/>
-                <w:sz w:val="18"/>
-                <w:szCs w:val="18"/>
-              </w:rPr>
-              <w:t xml:space="preserve">2</w:t>
-            </w:r>
-          </w:p>
-        </w:tc>
-        <w:tc>
-          <w:tcPr>
-            <w:tcW w:w="5152" w:type="dxa"/>
-            <w:gridSpan w:val="2"/>
-            <w:tcBorders>
-              <w:top w:val="none" w:color="FFFFFF" w:sz="0"/>
-              <w:left w:val="single" w:color="FFFFFF" w:sz="12"/>
-              <w:bottom w:val="single" w:color="DDE3E6" w:sz="4"/>
-              <w:right w:val="single" w:color="C9E3EA" w:sz="6"/>
-            </w:tcBorders>
-            <w:shd w:val="clear" w:color="auto" w:fill="F3F5F6"/>
-            <w:tcMar>
-              <w:top w:w="40" w:type="dxa"/>
-              <w:left w:w="140" w:type="dxa"/>
-              <w:bottom w:w="40" w:type="dxa"/>
-              <w:right w:w="100" w:type="dxa"/>
-            </w:tcMar>
-            <w:vAlign w:val="center"/>
-          </w:tcPr>
-          <w:p>
-            <w:pPr>
-              <w:keepNext/>
-              <w:keepLines/>
-              <w:spacing w:before="0" w:after="10"/>
-            </w:pPr>
-            <w:r>
-              <w:rPr>
-                <w:rFonts w:ascii="Arial" w:hAnsi="Arial" w:cs="Arial" w:eastAsia="Arial"/>
-                <w:b w:val="false"/>
-                <w:bCs w:val="false"/>
-                <w:color w:val="5B6B73"/>
-                <w:sz w:val="14"/>
-                <w:szCs w:val="14"/>
-              </w:rPr>
-              <w:t xml:space="preserve">People who skipper this PWC / Jet Ski</w:t>
-            </w:r>
-          </w:p>
-          <w:p>
-            <w:pPr>
-              <w:keepNext/>
-              <w:keepLines/>
-              <w:spacing w:before="0" w:after="0"/>
-            </w:pPr>
-            <w:r>
-              <w:rPr>
-                <w:rFonts w:ascii="Arial" w:hAnsi="Arial" w:cs="Arial" w:eastAsia="Arial"/>
-                <w:b w:val="true"/>
-                <w:bCs w:val="true"/>
-                <w:color w:val="000000"/>
-                <w:sz w:val="18"/>
-                <w:szCs w:val="18"/>
-              </w:rPr>
-              <w:t xml:space="preserve">2</w:t>
+              <w:t xml:space="preserve">Owners and skippers</w:t>
             </w:r>
           </w:p>
         </w:tc>
@@ -2953,45 +3037,65 @@
         </w:trPr>
         <w:tc>
           <w:tcPr>
-            <w:tcW w:w="2577" w:type="dxa"/>
-            <w:tcBorders>
-              <w:top w:val="none" w:color="FFFFFF" w:sz="0"/>
-              <w:left w:val="single" w:color="1E9E9A" w:sz="18"/>
-              <w:bottom w:val="single" w:color="DDE3E6" w:sz="4"/>
-              <w:right w:val="single" w:color="FFFFFF" w:sz="12"/>
-            </w:tcBorders>
-            <w:shd w:val="clear" w:color="auto" w:fill="E6F4F8"/>
-            <w:tcMar>
-              <w:top w:w="40" w:type="dxa"/>
-              <w:left w:w="140" w:type="dxa"/>
-              <w:bottom w:w="40" w:type="dxa"/>
-              <w:right w:w="100" w:type="dxa"/>
-            </w:tcMar>
-            <w:vAlign w:val="center"/>
-          </w:tcPr>
-          <w:p>
-            <w:pPr>
-              <w:keepNext/>
-              <w:keepLines/>
-              <w:spacing w:before="0" w:after="10"/>
+            <w:tcW w:w="2850" w:type="dxa"/>
+            <w:tcBorders>
+              <w:top w:val="none" w:color="FFFFFF" w:sz="0"/>
+              <w:left w:val="single" w:color="C9E3EA" w:sz="6"/>
+              <w:bottom w:val="single" w:color="DDE3E6" w:sz="4"/>
+              <w:right w:val="none" w:color="FFFFFF" w:sz="0"/>
+            </w:tcBorders>
+            <w:shd w:val="clear" w:color="auto" w:fill="F3F5F6"/>
+            <w:tcMar>
+              <w:top w:w="40" w:type="dxa"/>
+              <w:left w:w="220" w:type="dxa"/>
+              <w:bottom w:w="40" w:type="dxa"/>
+              <w:right w:w="60" w:type="dxa"/>
+            </w:tcMar>
+            <w:vAlign w:val="center"/>
+          </w:tcPr>
+          <w:p>
+            <w:pPr>
+              <w:keepNext/>
+              <w:keepLines/>
+              <w:spacing w:before="0" w:after="0"/>
             </w:pPr>
             <w:r>
               <w:rPr>
                 <w:rFonts w:ascii="Arial" w:hAnsi="Arial" w:cs="Arial" w:eastAsia="Arial"/>
                 <w:b w:val="false"/>
                 <w:bCs w:val="false"/>
-                <w:color w:val="5B6B73"/>
-                <w:sz w:val="14"/>
-                <w:szCs w:val="14"/>
-              </w:rPr>
-              <w:t xml:space="preserve">› Skipper 1 name</w:t>
-            </w:r>
-          </w:p>
-          <w:p>
-            <w:pPr>
-              <w:keepNext/>
-              <w:keepLines/>
-              <w:spacing w:before="0" w:after="0"/>
+                <w:color w:val="3C4A50"/>
+                <w:sz w:val="18"/>
+                <w:szCs w:val="18"/>
+              </w:rPr>
+              <w:t xml:space="preserve">Owners of this PWC / Jet Ski</w:t>
+            </w:r>
+          </w:p>
+        </w:tc>
+        <w:tc>
+          <w:tcPr>
+            <w:tcW w:w="2150" w:type="dxa"/>
+            <w:tcBorders>
+              <w:top w:val="none" w:color="FFFFFF" w:sz="0"/>
+              <w:left w:val="none" w:color="FFFFFF" w:sz="0"/>
+              <w:bottom w:val="single" w:color="DDE3E6" w:sz="4"/>
+              <w:right w:val="none" w:color="FFFFFF" w:sz="0"/>
+            </w:tcBorders>
+            <w:shd w:val="clear" w:color="auto" w:fill="F3F5F6"/>
+            <w:tcMar>
+              <w:top w:w="40" w:type="dxa"/>
+              <w:left w:w="60" w:type="dxa"/>
+              <w:bottom w:w="40" w:type="dxa"/>
+              <w:right w:w="200" w:type="dxa"/>
+            </w:tcMar>
+            <w:vAlign w:val="center"/>
+          </w:tcPr>
+          <w:p>
+            <w:pPr>
+              <w:keepNext/>
+              <w:keepLines/>
+              <w:spacing w:before="0" w:after="0"/>
+              <w:jc w:val="right"/>
             </w:pPr>
             <w:r>
               <w:rPr>
@@ -3002,51 +3106,71 @@
                 <w:sz w:val="18"/>
                 <w:szCs w:val="18"/>
               </w:rPr>
-              <w:t xml:space="preserve">Sample Name</w:t>
-            </w:r>
-          </w:p>
-        </w:tc>
-        <w:tc>
-          <w:tcPr>
-            <w:tcW w:w="2577" w:type="dxa"/>
-            <w:tcBorders>
-              <w:top w:val="none" w:color="FFFFFF" w:sz="0"/>
-              <w:left w:val="single" w:color="1E9E9A" w:sz="18"/>
-              <w:bottom w:val="single" w:color="DDE3E6" w:sz="4"/>
-              <w:right w:val="single" w:color="FFFFFF" w:sz="12"/>
-            </w:tcBorders>
-            <w:shd w:val="clear" w:color="auto" w:fill="E6F4F8"/>
-            <w:tcMar>
-              <w:top w:w="40" w:type="dxa"/>
-              <w:left w:w="140" w:type="dxa"/>
-              <w:bottom w:w="40" w:type="dxa"/>
-              <w:right w:w="100" w:type="dxa"/>
-            </w:tcMar>
-            <w:vAlign w:val="center"/>
-          </w:tcPr>
-          <w:p>
-            <w:pPr>
-              <w:keepNext/>
-              <w:keepLines/>
-              <w:spacing w:before="0" w:after="10"/>
+              <w:t xml:space="preserve">2</w:t>
+            </w:r>
+          </w:p>
+        </w:tc>
+        <w:tc>
+          <w:tcPr>
+            <w:tcW w:w="2900" w:type="dxa"/>
+            <w:tcBorders>
+              <w:top w:val="none" w:color="FFFFFF" w:sz="0"/>
+              <w:left w:val="single" w:color="DDE3E6" w:sz="4"/>
+              <w:bottom w:val="single" w:color="DDE3E6" w:sz="4"/>
+              <w:right w:val="none" w:color="FFFFFF" w:sz="0"/>
+            </w:tcBorders>
+            <w:shd w:val="clear" w:color="auto" w:fill="F3F5F6"/>
+            <w:tcMar>
+              <w:top w:w="40" w:type="dxa"/>
+              <w:left w:w="280" w:type="dxa"/>
+              <w:bottom w:w="40" w:type="dxa"/>
+              <w:right w:w="60" w:type="dxa"/>
+            </w:tcMar>
+            <w:vAlign w:val="center"/>
+          </w:tcPr>
+          <w:p>
+            <w:pPr>
+              <w:keepNext/>
+              <w:keepLines/>
+              <w:spacing w:before="0" w:after="0"/>
             </w:pPr>
             <w:r>
               <w:rPr>
                 <w:rFonts w:ascii="Arial" w:hAnsi="Arial" w:cs="Arial" w:eastAsia="Arial"/>
                 <w:b w:val="false"/>
                 <w:bCs w:val="false"/>
-                <w:color w:val="5B6B73"/>
-                <w:sz w:val="14"/>
-                <w:szCs w:val="14"/>
-              </w:rPr>
-              <w:t xml:space="preserve">› Date of birth</w:t>
-            </w:r>
-          </w:p>
-          <w:p>
-            <w:pPr>
-              <w:keepNext/>
-              <w:keepLines/>
-              <w:spacing w:before="0" w:after="0"/>
+                <w:color w:val="3C4A50"/>
+                <w:sz w:val="18"/>
+                <w:szCs w:val="18"/>
+              </w:rPr>
+              <w:t xml:space="preserve">Skippers of this PWC / Jet Ski</w:t>
+            </w:r>
+          </w:p>
+        </w:tc>
+        <w:tc>
+          <w:tcPr>
+            <w:tcW w:w="2406" w:type="dxa"/>
+            <w:tcBorders>
+              <w:top w:val="none" w:color="FFFFFF" w:sz="0"/>
+              <w:left w:val="none" w:color="FFFFFF" w:sz="0"/>
+              <w:bottom w:val="single" w:color="DDE3E6" w:sz="4"/>
+              <w:right w:val="single" w:color="C9E3EA" w:sz="6"/>
+            </w:tcBorders>
+            <w:shd w:val="clear" w:color="auto" w:fill="F3F5F6"/>
+            <w:tcMar>
+              <w:top w:w="40" w:type="dxa"/>
+              <w:left w:w="60" w:type="dxa"/>
+              <w:bottom w:w="40" w:type="dxa"/>
+              <w:right w:w="220" w:type="dxa"/>
+            </w:tcMar>
+            <w:vAlign w:val="center"/>
+          </w:tcPr>
+          <w:p>
+            <w:pPr>
+              <w:keepNext/>
+              <w:keepLines/>
+              <w:spacing w:before="0" w:after="0"/>
+              <w:jc w:val="right"/>
             </w:pPr>
             <w:r>
               <w:rPr>
@@ -3057,117 +3181,7 @@
                 <w:sz w:val="18"/>
                 <w:szCs w:val="18"/>
               </w:rPr>
-              <w:t xml:space="preserve">01/01/1980</w:t>
-            </w:r>
-          </w:p>
-        </w:tc>
-        <w:tc>
-          <w:tcPr>
-            <w:tcW w:w="2576" w:type="dxa"/>
-            <w:tcBorders>
-              <w:top w:val="none" w:color="FFFFFF" w:sz="0"/>
-              <w:left w:val="single" w:color="1E9E9A" w:sz="18"/>
-              <w:bottom w:val="single" w:color="DDE3E6" w:sz="4"/>
-              <w:right w:val="single" w:color="FFFFFF" w:sz="12"/>
-            </w:tcBorders>
-            <w:shd w:val="clear" w:color="auto" w:fill="E6F4F8"/>
-            <w:tcMar>
-              <w:top w:w="40" w:type="dxa"/>
-              <w:left w:w="140" w:type="dxa"/>
-              <w:bottom w:w="40" w:type="dxa"/>
-              <w:right w:w="100" w:type="dxa"/>
-            </w:tcMar>
-            <w:vAlign w:val="center"/>
-          </w:tcPr>
-          <w:p>
-            <w:pPr>
-              <w:keepNext/>
-              <w:keepLines/>
-              <w:spacing w:before="0" w:after="10"/>
-            </w:pPr>
-            <w:r>
-              <w:rPr>
-                <w:rFonts w:ascii="Arial" w:hAnsi="Arial" w:cs="Arial" w:eastAsia="Arial"/>
-                <w:b w:val="false"/>
-                <w:bCs w:val="false"/>
-                <w:color w:val="5B6B73"/>
-                <w:sz w:val="14"/>
-                <w:szCs w:val="14"/>
-              </w:rPr>
-              <w:t xml:space="preserve">› Boat / PWC licence obtained</w:t>
-            </w:r>
-          </w:p>
-          <w:p>
-            <w:pPr>
-              <w:keepNext/>
-              <w:keepLines/>
-              <w:spacing w:before="0" w:after="0"/>
-            </w:pPr>
-            <w:r>
-              <w:rPr>
-                <w:rFonts w:ascii="Arial" w:hAnsi="Arial" w:cs="Arial" w:eastAsia="Arial"/>
-                <w:b w:val="true"/>
-                <w:bCs w:val="true"/>
-                <w:color w:val="000000"/>
-                <w:sz w:val="18"/>
-                <w:szCs w:val="18"/>
-              </w:rPr>
-              <w:t xml:space="preserve">01/06/2000</w:t>
-            </w:r>
-          </w:p>
-        </w:tc>
-        <w:tc>
-          <w:tcPr>
-            <w:tcW w:w="2576" w:type="dxa"/>
-            <w:tcBorders>
-              <w:top w:val="none" w:color="FFFFFF" w:sz="0"/>
-              <w:left w:val="single" w:color="1E9E9A" w:sz="18"/>
-              <w:bottom w:val="single" w:color="DDE3E6" w:sz="4"/>
-              <w:right w:val="single" w:color="C9E3EA" w:sz="6"/>
-            </w:tcBorders>
-            <w:shd w:val="clear" w:color="auto" w:fill="E6F4F8"/>
-            <w:tcMar>
-              <w:top w:w="40" w:type="dxa"/>
-              <w:left w:w="140" w:type="dxa"/>
-              <w:bottom w:w="40" w:type="dxa"/>
-              <w:right w:w="100" w:type="dxa"/>
-            </w:tcMar>
-            <w:vAlign w:val="center"/>
-          </w:tcPr>
-          <w:p>
-            <w:pPr>
-              <w:keepNext/>
-              <w:keepLines/>
-              <w:spacing w:before="0" w:after="10"/>
-            </w:pPr>
-            <w:r>
-              <w:rPr>
-                <w:rFonts w:ascii="Arial" w:hAnsi="Arial" w:cs="Arial" w:eastAsia="Arial"/>
-                <w:b w:val="false"/>
-                <w:bCs w:val="false"/>
-                <w:color w:val="5B6B73"/>
-                <w:sz w:val="14"/>
-                <w:szCs w:val="14"/>
-              </w:rPr>
-              <w:t xml:space="preserve">› Years owning a boat / PWC</w:t>
-            </w:r>
-          </w:p>
-          <w:p>
-            <w:pPr>
-              <w:keepNext/>
-              <w:keepLines/>
-              <w:spacing w:before="0" w:after="0"/>
-            </w:pPr>
-            <w:r>
-              <w:rPr>
-                <w:rFonts w:ascii="Arial" w:hAnsi="Arial" w:cs="Arial" w:eastAsia="Arial"/>
-                <w:b w:val="true"/>
-                <w:bCs w:val="true"/>
-                <w:color w:val="000000"/>
-                <w:sz w:val="18"/>
-                <w:szCs w:val="18"/>
-              </w:rPr>
-              <w:t xml:space="preserve">5+</w:t>
+              <w:t xml:space="preserve">2</w:t>
             </w:r>
           </w:p>
         </w:tc>
@@ -3178,45 +3192,65 @@
         </w:trPr>
         <w:tc>
           <w:tcPr>
-            <w:tcW w:w="2577" w:type="dxa"/>
-            <w:tcBorders>
-              <w:top w:val="none" w:color="FFFFFF" w:sz="0"/>
-              <w:left w:val="single" w:color="1E9E9A" w:sz="18"/>
-              <w:bottom w:val="single" w:color="DDE3E6" w:sz="4"/>
-              <w:right w:val="single" w:color="FFFFFF" w:sz="12"/>
-            </w:tcBorders>
-            <w:shd w:val="clear" w:color="auto" w:fill="E6F4F8"/>
-            <w:tcMar>
-              <w:top w:w="40" w:type="dxa"/>
-              <w:left w:w="140" w:type="dxa"/>
-              <w:bottom w:w="40" w:type="dxa"/>
-              <w:right w:w="100" w:type="dxa"/>
-            </w:tcMar>
-            <w:vAlign w:val="center"/>
-          </w:tcPr>
-          <w:p>
-            <w:pPr>
-              <w:keepNext/>
-              <w:keepLines/>
-              <w:spacing w:before="0" w:after="10"/>
+            <w:tcW w:w="2850" w:type="dxa"/>
+            <w:tcBorders>
+              <w:top w:val="none" w:color="FFFFFF" w:sz="0"/>
+              <w:left w:val="single" w:color="C9E3EA" w:sz="6"/>
+              <w:bottom w:val="single" w:color="DDE3E6" w:sz="4"/>
+              <w:right w:val="none" w:color="FFFFFF" w:sz="0"/>
+            </w:tcBorders>
+            <w:shd w:val="clear" w:color="auto" w:fill="F3F5F6"/>
+            <w:tcMar>
+              <w:top w:w="40" w:type="dxa"/>
+              <w:left w:w="220" w:type="dxa"/>
+              <w:bottom w:w="40" w:type="dxa"/>
+              <w:right w:w="60" w:type="dxa"/>
+            </w:tcMar>
+            <w:vAlign w:val="center"/>
+          </w:tcPr>
+          <w:p>
+            <w:pPr>
+              <w:keepNext/>
+              <w:keepLines/>
+              <w:spacing w:before="0" w:after="0"/>
             </w:pPr>
             <w:r>
               <w:rPr>
                 <w:rFonts w:ascii="Arial" w:hAnsi="Arial" w:cs="Arial" w:eastAsia="Arial"/>
                 <w:b w:val="false"/>
                 <w:bCs w:val="false"/>
-                <w:color w:val="5B6B73"/>
-                <w:sz w:val="14"/>
-                <w:szCs w:val="14"/>
-              </w:rPr>
-              <w:t xml:space="preserve">› Skipper 2 name</w:t>
-            </w:r>
-          </w:p>
-          <w:p>
-            <w:pPr>
-              <w:keepNext/>
-              <w:keepLines/>
-              <w:spacing w:before="0" w:after="0"/>
+                <w:color w:val="3C4A50"/>
+                <w:sz w:val="18"/>
+                <w:szCs w:val="18"/>
+              </w:rPr>
+              <w:t xml:space="preserve">Skipper 1</w:t>
+            </w:r>
+          </w:p>
+        </w:tc>
+        <w:tc>
+          <w:tcPr>
+            <w:tcW w:w="2150" w:type="dxa"/>
+            <w:tcBorders>
+              <w:top w:val="none" w:color="FFFFFF" w:sz="0"/>
+              <w:left w:val="none" w:color="FFFFFF" w:sz="0"/>
+              <w:bottom w:val="single" w:color="DDE3E6" w:sz="4"/>
+              <w:right w:val="none" w:color="FFFFFF" w:sz="0"/>
+            </w:tcBorders>
+            <w:shd w:val="clear" w:color="auto" w:fill="F3F5F6"/>
+            <w:tcMar>
+              <w:top w:w="40" w:type="dxa"/>
+              <w:left w:w="60" w:type="dxa"/>
+              <w:bottom w:w="40" w:type="dxa"/>
+              <w:right w:w="200" w:type="dxa"/>
+            </w:tcMar>
+            <w:vAlign w:val="center"/>
+          </w:tcPr>
+          <w:p>
+            <w:pPr>
+              <w:keepNext/>
+              <w:keepLines/>
+              <w:spacing w:before="0" w:after="0"/>
+              <w:jc w:val="right"/>
             </w:pPr>
             <w:r>
               <w:rPr>
@@ -3227,51 +3261,71 @@
                 <w:sz w:val="18"/>
                 <w:szCs w:val="18"/>
               </w:rPr>
-              <w:t xml:space="preserve">Jane Sample</w:t>
-            </w:r>
-          </w:p>
-        </w:tc>
-        <w:tc>
-          <w:tcPr>
-            <w:tcW w:w="2577" w:type="dxa"/>
-            <w:tcBorders>
-              <w:top w:val="none" w:color="FFFFFF" w:sz="0"/>
-              <w:left w:val="single" w:color="1E9E9A" w:sz="18"/>
-              <w:bottom w:val="single" w:color="DDE3E6" w:sz="4"/>
-              <w:right w:val="single" w:color="FFFFFF" w:sz="12"/>
-            </w:tcBorders>
-            <w:shd w:val="clear" w:color="auto" w:fill="E6F4F8"/>
-            <w:tcMar>
-              <w:top w:w="40" w:type="dxa"/>
-              <w:left w:w="140" w:type="dxa"/>
-              <w:bottom w:w="40" w:type="dxa"/>
-              <w:right w:w="100" w:type="dxa"/>
-            </w:tcMar>
-            <w:vAlign w:val="center"/>
-          </w:tcPr>
-          <w:p>
-            <w:pPr>
-              <w:keepNext/>
-              <w:keepLines/>
-              <w:spacing w:before="0" w:after="10"/>
+              <w:t xml:space="preserve">Sample Name</w:t>
+            </w:r>
+          </w:p>
+        </w:tc>
+        <w:tc>
+          <w:tcPr>
+            <w:tcW w:w="2900" w:type="dxa"/>
+            <w:tcBorders>
+              <w:top w:val="none" w:color="FFFFFF" w:sz="0"/>
+              <w:left w:val="single" w:color="DDE3E6" w:sz="4"/>
+              <w:bottom w:val="single" w:color="DDE3E6" w:sz="4"/>
+              <w:right w:val="none" w:color="FFFFFF" w:sz="0"/>
+            </w:tcBorders>
+            <w:shd w:val="clear" w:color="auto" w:fill="F3F5F6"/>
+            <w:tcMar>
+              <w:top w:w="40" w:type="dxa"/>
+              <w:left w:w="280" w:type="dxa"/>
+              <w:bottom w:w="40" w:type="dxa"/>
+              <w:right w:w="60" w:type="dxa"/>
+            </w:tcMar>
+            <w:vAlign w:val="center"/>
+          </w:tcPr>
+          <w:p>
+            <w:pPr>
+              <w:keepNext/>
+              <w:keepLines/>
+              <w:spacing w:before="0" w:after="0"/>
             </w:pPr>
             <w:r>
               <w:rPr>
                 <w:rFonts w:ascii="Arial" w:hAnsi="Arial" w:cs="Arial" w:eastAsia="Arial"/>
                 <w:b w:val="false"/>
                 <w:bCs w:val="false"/>
-                <w:color w:val="5B6B73"/>
-                <w:sz w:val="14"/>
-                <w:szCs w:val="14"/>
-              </w:rPr>
-              <w:t xml:space="preserve">› Date of birth</w:t>
-            </w:r>
-          </w:p>
-          <w:p>
-            <w:pPr>
-              <w:keepNext/>
-              <w:keepLines/>
-              <w:spacing w:before="0" w:after="0"/>
+                <w:color w:val="3C4A50"/>
+                <w:sz w:val="18"/>
+                <w:szCs w:val="18"/>
+              </w:rPr>
+              <w:t xml:space="preserve">Date of birth</w:t>
+            </w:r>
+          </w:p>
+        </w:tc>
+        <w:tc>
+          <w:tcPr>
+            <w:tcW w:w="2406" w:type="dxa"/>
+            <w:tcBorders>
+              <w:top w:val="none" w:color="FFFFFF" w:sz="0"/>
+              <w:left w:val="none" w:color="FFFFFF" w:sz="0"/>
+              <w:bottom w:val="single" w:color="DDE3E6" w:sz="4"/>
+              <w:right w:val="single" w:color="C9E3EA" w:sz="6"/>
+            </w:tcBorders>
+            <w:shd w:val="clear" w:color="auto" w:fill="F3F5F6"/>
+            <w:tcMar>
+              <w:top w:w="40" w:type="dxa"/>
+              <w:left w:w="60" w:type="dxa"/>
+              <w:bottom w:w="40" w:type="dxa"/>
+              <w:right w:w="220" w:type="dxa"/>
+            </w:tcMar>
+            <w:vAlign w:val="center"/>
+          </w:tcPr>
+          <w:p>
+            <w:pPr>
+              <w:keepNext/>
+              <w:keepLines/>
+              <w:spacing w:before="0" w:after="0"/>
+              <w:jc w:val="right"/>
             </w:pPr>
             <w:r>
               <w:rPr>
@@ -3282,117 +3336,7 @@
                 <w:sz w:val="18"/>
                 <w:szCs w:val="18"/>
               </w:rPr>
-              <w:t xml:space="preserve">02/02/1982</w:t>
-            </w:r>
-          </w:p>
-        </w:tc>
-        <w:tc>
-          <w:tcPr>
-            <w:tcW w:w="2576" w:type="dxa"/>
-            <w:tcBorders>
-              <w:top w:val="none" w:color="FFFFFF" w:sz="0"/>
-              <w:left w:val="single" w:color="1E9E9A" w:sz="18"/>
-              <w:bottom w:val="single" w:color="DDE3E6" w:sz="4"/>
-              <w:right w:val="single" w:color="FFFFFF" w:sz="12"/>
-            </w:tcBorders>
-            <w:shd w:val="clear" w:color="auto" w:fill="E6F4F8"/>
-            <w:tcMar>
-              <w:top w:w="40" w:type="dxa"/>
-              <w:left w:w="140" w:type="dxa"/>
-              <w:bottom w:w="40" w:type="dxa"/>
-              <w:right w:w="100" w:type="dxa"/>
-            </w:tcMar>
-            <w:vAlign w:val="center"/>
-          </w:tcPr>
-          <w:p>
-            <w:pPr>
-              <w:keepNext/>
-              <w:keepLines/>
-              <w:spacing w:before="0" w:after="10"/>
-            </w:pPr>
-            <w:r>
-              <w:rPr>
-                <w:rFonts w:ascii="Arial" w:hAnsi="Arial" w:cs="Arial" w:eastAsia="Arial"/>
-                <w:b w:val="false"/>
-                <w:bCs w:val="false"/>
-                <w:color w:val="5B6B73"/>
-                <w:sz w:val="14"/>
-                <w:szCs w:val="14"/>
-              </w:rPr>
-              <w:t xml:space="preserve">› Boat / PWC licence obtained</w:t>
-            </w:r>
-          </w:p>
-          <w:p>
-            <w:pPr>
-              <w:keepNext/>
-              <w:keepLines/>
-              <w:spacing w:before="0" w:after="0"/>
-            </w:pPr>
-            <w:r>
-              <w:rPr>
-                <w:rFonts w:ascii="Arial" w:hAnsi="Arial" w:cs="Arial" w:eastAsia="Arial"/>
-                <w:b w:val="true"/>
-                <w:bCs w:val="true"/>
-                <w:color w:val="000000"/>
-                <w:sz w:val="18"/>
-                <w:szCs w:val="18"/>
-              </w:rPr>
-              <w:t xml:space="preserve">03/03/2005</w:t>
-            </w:r>
-          </w:p>
-        </w:tc>
-        <w:tc>
-          <w:tcPr>
-            <w:tcW w:w="2576" w:type="dxa"/>
-            <w:tcBorders>
-              <w:top w:val="none" w:color="FFFFFF" w:sz="0"/>
-              <w:left w:val="single" w:color="1E9E9A" w:sz="18"/>
-              <w:bottom w:val="single" w:color="DDE3E6" w:sz="4"/>
-              <w:right w:val="single" w:color="C9E3EA" w:sz="6"/>
-            </w:tcBorders>
-            <w:shd w:val="clear" w:color="auto" w:fill="E6F4F8"/>
-            <w:tcMar>
-              <w:top w:w="40" w:type="dxa"/>
-              <w:left w:w="140" w:type="dxa"/>
-              <w:bottom w:w="40" w:type="dxa"/>
-              <w:right w:w="100" w:type="dxa"/>
-            </w:tcMar>
-            <w:vAlign w:val="center"/>
-          </w:tcPr>
-          <w:p>
-            <w:pPr>
-              <w:keepNext/>
-              <w:keepLines/>
-              <w:spacing w:before="0" w:after="10"/>
-            </w:pPr>
-            <w:r>
-              <w:rPr>
-                <w:rFonts w:ascii="Arial" w:hAnsi="Arial" w:cs="Arial" w:eastAsia="Arial"/>
-                <w:b w:val="false"/>
-                <w:bCs w:val="false"/>
-                <w:color w:val="5B6B73"/>
-                <w:sz w:val="14"/>
-                <w:szCs w:val="14"/>
-              </w:rPr>
-              <w:t xml:space="preserve">› Years owning a boat / PWC</w:t>
-            </w:r>
-          </w:p>
-          <w:p>
-            <w:pPr>
-              <w:keepNext/>
-              <w:keepLines/>
-              <w:spacing w:before="0" w:after="0"/>
-            </w:pPr>
-            <w:r>
-              <w:rPr>
-                <w:rFonts w:ascii="Arial" w:hAnsi="Arial" w:cs="Arial" w:eastAsia="Arial"/>
-                <w:b w:val="true"/>
-                <w:bCs w:val="true"/>
-                <w:color w:val="000000"/>
-                <w:sz w:val="18"/>
-                <w:szCs w:val="18"/>
-              </w:rPr>
-              <w:t xml:space="preserve">3</w:t>
+              <w:t xml:space="preserve">01/01/1980</w:t>
             </w:r>
           </w:p>
         </w:tc>
@@ -3403,19 +3347,18 @@
         </w:trPr>
         <w:tc>
           <w:tcPr>
-            <w:tcW w:w="7730" w:type="dxa"/>
-            <w:gridSpan w:val="3"/>
+            <w:tcW w:w="2850" w:type="dxa"/>
             <w:tcBorders>
               <w:top w:val="none" w:color="FFFFFF" w:sz="0"/>
               <w:left w:val="single" w:color="C9E3EA" w:sz="6"/>
-              <w:bottom w:val="single" w:color="C9E3EA" w:sz="6"/>
-              <w:right w:val="none" w:color="FFFFFF" w:sz="0"/>
-            </w:tcBorders>
-            <w:shd w:val="clear" w:color="auto" w:fill="F3F5F6"/>
-            <w:tcMar>
-              <w:top w:w="32" w:type="dxa"/>
+              <w:bottom w:val="single" w:color="DDE3E6" w:sz="4"/>
+              <w:right w:val="none" w:color="FFFFFF" w:sz="0"/>
+            </w:tcBorders>
+            <w:shd w:val="clear" w:color="auto" w:fill="F3F5F6"/>
+            <w:tcMar>
+              <w:top w:w="40" w:type="dxa"/>
               <w:left w:w="220" w:type="dxa"/>
-              <w:bottom w:w="32" w:type="dxa"/>
+              <w:bottom w:w="40" w:type="dxa"/>
               <w:right w:w="60" w:type="dxa"/>
             </w:tcMar>
             <w:vAlign w:val="center"/>
@@ -3435,13 +3378,395 @@
                 <w:sz w:val="18"/>
                 <w:szCs w:val="18"/>
               </w:rPr>
-              <w:t xml:space="preserve">Do you have an additional PWC / Jet Ski to insure?</w:t>
-            </w:r>
-          </w:p>
-        </w:tc>
-        <w:tc>
-          <w:tcPr>
-            <w:tcW w:w="2576" w:type="dxa"/>
+              <w:t xml:space="preserve">Boat / PWC licence obtained</w:t>
+            </w:r>
+          </w:p>
+        </w:tc>
+        <w:tc>
+          <w:tcPr>
+            <w:tcW w:w="2150" w:type="dxa"/>
+            <w:tcBorders>
+              <w:top w:val="none" w:color="FFFFFF" w:sz="0"/>
+              <w:left w:val="none" w:color="FFFFFF" w:sz="0"/>
+              <w:bottom w:val="single" w:color="DDE3E6" w:sz="4"/>
+              <w:right w:val="none" w:color="FFFFFF" w:sz="0"/>
+            </w:tcBorders>
+            <w:shd w:val="clear" w:color="auto" w:fill="F3F5F6"/>
+            <w:tcMar>
+              <w:top w:w="40" w:type="dxa"/>
+              <w:left w:w="60" w:type="dxa"/>
+              <w:bottom w:w="40" w:type="dxa"/>
+              <w:right w:w="200" w:type="dxa"/>
+            </w:tcMar>
+            <w:vAlign w:val="center"/>
+          </w:tcPr>
+          <w:p>
+            <w:pPr>
+              <w:keepNext/>
+              <w:keepLines/>
+              <w:spacing w:before="0" w:after="0"/>
+              <w:jc w:val="right"/>
+            </w:pPr>
+            <w:r>
+              <w:rPr>
+                <w:rFonts w:ascii="Arial" w:hAnsi="Arial" w:cs="Arial" w:eastAsia="Arial"/>
+                <w:b w:val="true"/>
+                <w:bCs w:val="true"/>
+                <w:color w:val="000000"/>
+                <w:sz w:val="18"/>
+                <w:szCs w:val="18"/>
+              </w:rPr>
+              <w:t xml:space="preserve">01/06/2000</w:t>
+            </w:r>
+          </w:p>
+        </w:tc>
+        <w:tc>
+          <w:tcPr>
+            <w:tcW w:w="2900" w:type="dxa"/>
+            <w:tcBorders>
+              <w:top w:val="none" w:color="FFFFFF" w:sz="0"/>
+              <w:left w:val="single" w:color="DDE3E6" w:sz="4"/>
+              <w:bottom w:val="single" w:color="DDE3E6" w:sz="4"/>
+              <w:right w:val="none" w:color="FFFFFF" w:sz="0"/>
+            </w:tcBorders>
+            <w:shd w:val="clear" w:color="auto" w:fill="F3F5F6"/>
+            <w:tcMar>
+              <w:top w:w="40" w:type="dxa"/>
+              <w:left w:w="280" w:type="dxa"/>
+              <w:bottom w:w="40" w:type="dxa"/>
+              <w:right w:w="60" w:type="dxa"/>
+            </w:tcMar>
+            <w:vAlign w:val="center"/>
+          </w:tcPr>
+          <w:p>
+            <w:pPr>
+              <w:keepNext/>
+              <w:keepLines/>
+              <w:spacing w:before="0" w:after="0"/>
+            </w:pPr>
+            <w:r>
+              <w:rPr>
+                <w:rFonts w:ascii="Arial" w:hAnsi="Arial" w:cs="Arial" w:eastAsia="Arial"/>
+                <w:b w:val="false"/>
+                <w:bCs w:val="false"/>
+                <w:color w:val="3C4A50"/>
+                <w:sz w:val="18"/>
+                <w:szCs w:val="18"/>
+              </w:rPr>
+              <w:t xml:space="preserve">Years owning a boat / PWC</w:t>
+            </w:r>
+          </w:p>
+        </w:tc>
+        <w:tc>
+          <w:tcPr>
+            <w:tcW w:w="2406" w:type="dxa"/>
+            <w:tcBorders>
+              <w:top w:val="none" w:color="FFFFFF" w:sz="0"/>
+              <w:left w:val="none" w:color="FFFFFF" w:sz="0"/>
+              <w:bottom w:val="single" w:color="DDE3E6" w:sz="4"/>
+              <w:right w:val="single" w:color="C9E3EA" w:sz="6"/>
+            </w:tcBorders>
+            <w:shd w:val="clear" w:color="auto" w:fill="F3F5F6"/>
+            <w:tcMar>
+              <w:top w:w="40" w:type="dxa"/>
+              <w:left w:w="60" w:type="dxa"/>
+              <w:bottom w:w="40" w:type="dxa"/>
+              <w:right w:w="220" w:type="dxa"/>
+            </w:tcMar>
+            <w:vAlign w:val="center"/>
+          </w:tcPr>
+          <w:p>
+            <w:pPr>
+              <w:keepNext/>
+              <w:keepLines/>
+              <w:spacing w:before="0" w:after="0"/>
+              <w:jc w:val="right"/>
+            </w:pPr>
+            <w:r>
+              <w:rPr>
+                <w:rFonts w:ascii="Arial" w:hAnsi="Arial" w:cs="Arial" w:eastAsia="Arial"/>
+                <w:b w:val="true"/>
+                <w:bCs w:val="true"/>
+                <w:color w:val="000000"/>
+                <w:sz w:val="18"/>
+                <w:szCs w:val="18"/>
+              </w:rPr>
+              <w:t xml:space="preserve">5+</w:t>
+            </w:r>
+          </w:p>
+        </w:tc>
+      </w:tr>
+      <w:tr>
+        <w:trPr>
+          <w:cantSplit/>
+        </w:trPr>
+        <w:tc>
+          <w:tcPr>
+            <w:tcW w:w="2850" w:type="dxa"/>
+            <w:tcBorders>
+              <w:top w:val="none" w:color="FFFFFF" w:sz="0"/>
+              <w:left w:val="single" w:color="C9E3EA" w:sz="6"/>
+              <w:bottom w:val="single" w:color="DDE3E6" w:sz="4"/>
+              <w:right w:val="none" w:color="FFFFFF" w:sz="0"/>
+            </w:tcBorders>
+            <w:shd w:val="clear" w:color="auto" w:fill="F3F5F6"/>
+            <w:tcMar>
+              <w:top w:w="40" w:type="dxa"/>
+              <w:left w:w="220" w:type="dxa"/>
+              <w:bottom w:w="40" w:type="dxa"/>
+              <w:right w:w="60" w:type="dxa"/>
+            </w:tcMar>
+            <w:vAlign w:val="center"/>
+          </w:tcPr>
+          <w:p>
+            <w:pPr>
+              <w:keepNext/>
+              <w:keepLines/>
+              <w:spacing w:before="0" w:after="0"/>
+            </w:pPr>
+            <w:r>
+              <w:rPr>
+                <w:rFonts w:ascii="Arial" w:hAnsi="Arial" w:cs="Arial" w:eastAsia="Arial"/>
+                <w:b w:val="false"/>
+                <w:bCs w:val="false"/>
+                <w:color w:val="3C4A50"/>
+                <w:sz w:val="18"/>
+                <w:szCs w:val="18"/>
+              </w:rPr>
+              <w:t xml:space="preserve">Skipper 2</w:t>
+            </w:r>
+          </w:p>
+        </w:tc>
+        <w:tc>
+          <w:tcPr>
+            <w:tcW w:w="2150" w:type="dxa"/>
+            <w:tcBorders>
+              <w:top w:val="none" w:color="FFFFFF" w:sz="0"/>
+              <w:left w:val="none" w:color="FFFFFF" w:sz="0"/>
+              <w:bottom w:val="single" w:color="DDE3E6" w:sz="4"/>
+              <w:right w:val="none" w:color="FFFFFF" w:sz="0"/>
+            </w:tcBorders>
+            <w:shd w:val="clear" w:color="auto" w:fill="F3F5F6"/>
+            <w:tcMar>
+              <w:top w:w="40" w:type="dxa"/>
+              <w:left w:w="60" w:type="dxa"/>
+              <w:bottom w:w="40" w:type="dxa"/>
+              <w:right w:w="200" w:type="dxa"/>
+            </w:tcMar>
+            <w:vAlign w:val="center"/>
+          </w:tcPr>
+          <w:p>
+            <w:pPr>
+              <w:keepNext/>
+              <w:keepLines/>
+              <w:spacing w:before="0" w:after="0"/>
+              <w:jc w:val="right"/>
+            </w:pPr>
+            <w:r>
+              <w:rPr>
+                <w:rFonts w:ascii="Arial" w:hAnsi="Arial" w:cs="Arial" w:eastAsia="Arial"/>
+                <w:b w:val="true"/>
+                <w:bCs w:val="true"/>
+                <w:color w:val="000000"/>
+                <w:sz w:val="18"/>
+                <w:szCs w:val="18"/>
+              </w:rPr>
+              <w:t xml:space="preserve">Jane Sample</w:t>
+            </w:r>
+          </w:p>
+        </w:tc>
+        <w:tc>
+          <w:tcPr>
+            <w:tcW w:w="2900" w:type="dxa"/>
+            <w:tcBorders>
+              <w:top w:val="none" w:color="FFFFFF" w:sz="0"/>
+              <w:left w:val="single" w:color="DDE3E6" w:sz="4"/>
+              <w:bottom w:val="single" w:color="DDE3E6" w:sz="4"/>
+              <w:right w:val="none" w:color="FFFFFF" w:sz="0"/>
+            </w:tcBorders>
+            <w:shd w:val="clear" w:color="auto" w:fill="F3F5F6"/>
+            <w:tcMar>
+              <w:top w:w="40" w:type="dxa"/>
+              <w:left w:w="280" w:type="dxa"/>
+              <w:bottom w:w="40" w:type="dxa"/>
+              <w:right w:w="60" w:type="dxa"/>
+            </w:tcMar>
+            <w:vAlign w:val="center"/>
+          </w:tcPr>
+          <w:p>
+            <w:pPr>
+              <w:keepNext/>
+              <w:keepLines/>
+              <w:spacing w:before="0" w:after="0"/>
+            </w:pPr>
+            <w:r>
+              <w:rPr>
+                <w:rFonts w:ascii="Arial" w:hAnsi="Arial" w:cs="Arial" w:eastAsia="Arial"/>
+                <w:b w:val="false"/>
+                <w:bCs w:val="false"/>
+                <w:color w:val="3C4A50"/>
+                <w:sz w:val="18"/>
+                <w:szCs w:val="18"/>
+              </w:rPr>
+              <w:t xml:space="preserve">Date of birth</w:t>
+            </w:r>
+          </w:p>
+        </w:tc>
+        <w:tc>
+          <w:tcPr>
+            <w:tcW w:w="2406" w:type="dxa"/>
+            <w:tcBorders>
+              <w:top w:val="none" w:color="FFFFFF" w:sz="0"/>
+              <w:left w:val="none" w:color="FFFFFF" w:sz="0"/>
+              <w:bottom w:val="single" w:color="DDE3E6" w:sz="4"/>
+              <w:right w:val="single" w:color="C9E3EA" w:sz="6"/>
+            </w:tcBorders>
+            <w:shd w:val="clear" w:color="auto" w:fill="F3F5F6"/>
+            <w:tcMar>
+              <w:top w:w="40" w:type="dxa"/>
+              <w:left w:w="60" w:type="dxa"/>
+              <w:bottom w:w="40" w:type="dxa"/>
+              <w:right w:w="220" w:type="dxa"/>
+            </w:tcMar>
+            <w:vAlign w:val="center"/>
+          </w:tcPr>
+          <w:p>
+            <w:pPr>
+              <w:keepNext/>
+              <w:keepLines/>
+              <w:spacing w:before="0" w:after="0"/>
+              <w:jc w:val="right"/>
+            </w:pPr>
+            <w:r>
+              <w:rPr>
+                <w:rFonts w:ascii="Arial" w:hAnsi="Arial" w:cs="Arial" w:eastAsia="Arial"/>
+                <w:b w:val="true"/>
+                <w:bCs w:val="true"/>
+                <w:color w:val="000000"/>
+                <w:sz w:val="18"/>
+                <w:szCs w:val="18"/>
+              </w:rPr>
+              <w:t xml:space="preserve">02/02/1982</w:t>
+            </w:r>
+          </w:p>
+        </w:tc>
+      </w:tr>
+      <w:tr>
+        <w:trPr>
+          <w:cantSplit/>
+        </w:trPr>
+        <w:tc>
+          <w:tcPr>
+            <w:tcW w:w="2850" w:type="dxa"/>
+            <w:tcBorders>
+              <w:top w:val="none" w:color="FFFFFF" w:sz="0"/>
+              <w:left w:val="single" w:color="C9E3EA" w:sz="6"/>
+              <w:bottom w:val="single" w:color="C9E3EA" w:sz="6"/>
+              <w:right w:val="none" w:color="FFFFFF" w:sz="0"/>
+            </w:tcBorders>
+            <w:shd w:val="clear" w:color="auto" w:fill="F3F5F6"/>
+            <w:tcMar>
+              <w:top w:w="40" w:type="dxa"/>
+              <w:left w:w="220" w:type="dxa"/>
+              <w:bottom w:w="40" w:type="dxa"/>
+              <w:right w:w="60" w:type="dxa"/>
+            </w:tcMar>
+            <w:vAlign w:val="center"/>
+          </w:tcPr>
+          <w:p>
+            <w:pPr>
+              <w:keepLines/>
+              <w:spacing w:before="0" w:after="0"/>
+            </w:pPr>
+            <w:r>
+              <w:rPr>
+                <w:rFonts w:ascii="Arial" w:hAnsi="Arial" w:cs="Arial" w:eastAsia="Arial"/>
+                <w:b w:val="false"/>
+                <w:bCs w:val="false"/>
+                <w:color w:val="3C4A50"/>
+                <w:sz w:val="18"/>
+                <w:szCs w:val="18"/>
+              </w:rPr>
+              <w:t xml:space="preserve">Boat / PWC licence obtained</w:t>
+            </w:r>
+          </w:p>
+        </w:tc>
+        <w:tc>
+          <w:tcPr>
+            <w:tcW w:w="2150" w:type="dxa"/>
+            <w:tcBorders>
+              <w:top w:val="none" w:color="FFFFFF" w:sz="0"/>
+              <w:left w:val="none" w:color="FFFFFF" w:sz="0"/>
+              <w:bottom w:val="single" w:color="C9E3EA" w:sz="6"/>
+              <w:right w:val="none" w:color="FFFFFF" w:sz="0"/>
+            </w:tcBorders>
+            <w:shd w:val="clear" w:color="auto" w:fill="F3F5F6"/>
+            <w:tcMar>
+              <w:top w:w="40" w:type="dxa"/>
+              <w:left w:w="60" w:type="dxa"/>
+              <w:bottom w:w="40" w:type="dxa"/>
+              <w:right w:w="200" w:type="dxa"/>
+            </w:tcMar>
+            <w:vAlign w:val="center"/>
+          </w:tcPr>
+          <w:p>
+            <w:pPr>
+              <w:keepLines/>
+              <w:spacing w:before="0" w:after="0"/>
+              <w:jc w:val="right"/>
+            </w:pPr>
+            <w:r>
+              <w:rPr>
+                <w:rFonts w:ascii="Arial" w:hAnsi="Arial" w:cs="Arial" w:eastAsia="Arial"/>
+                <w:b w:val="true"/>
+                <w:bCs w:val="true"/>
+                <w:color w:val="000000"/>
+                <w:sz w:val="18"/>
+                <w:szCs w:val="18"/>
+              </w:rPr>
+              <w:t xml:space="preserve">03/03/2005</w:t>
+            </w:r>
+          </w:p>
+        </w:tc>
+        <w:tc>
+          <w:tcPr>
+            <w:tcW w:w="2900" w:type="dxa"/>
+            <w:tcBorders>
+              <w:top w:val="none" w:color="FFFFFF" w:sz="0"/>
+              <w:left w:val="single" w:color="DDE3E6" w:sz="4"/>
+              <w:bottom w:val="single" w:color="C9E3EA" w:sz="6"/>
+              <w:right w:val="none" w:color="FFFFFF" w:sz="0"/>
+            </w:tcBorders>
+            <w:shd w:val="clear" w:color="auto" w:fill="F3F5F6"/>
+            <w:tcMar>
+              <w:top w:w="40" w:type="dxa"/>
+              <w:left w:w="280" w:type="dxa"/>
+              <w:bottom w:w="40" w:type="dxa"/>
+              <w:right w:w="60" w:type="dxa"/>
+            </w:tcMar>
+            <w:vAlign w:val="center"/>
+          </w:tcPr>
+          <w:p>
+            <w:pPr>
+              <w:keepLines/>
+              <w:spacing w:before="0" w:after="0"/>
+            </w:pPr>
+            <w:r>
+              <w:rPr>
+                <w:rFonts w:ascii="Arial" w:hAnsi="Arial" w:cs="Arial" w:eastAsia="Arial"/>
+                <w:b w:val="false"/>
+                <w:bCs w:val="false"/>
+                <w:color w:val="3C4A50"/>
+                <w:sz w:val="18"/>
+                <w:szCs w:val="18"/>
+              </w:rPr>
+              <w:t xml:space="preserve">Years owning a boat / PWC</w:t>
+            </w:r>
+          </w:p>
+        </w:tc>
+        <w:tc>
+          <w:tcPr>
+            <w:tcW w:w="2406" w:type="dxa"/>
             <w:tcBorders>
               <w:top w:val="none" w:color="FFFFFF" w:sz="0"/>
               <w:left w:val="none" w:color="FFFFFF" w:sz="0"/>
@@ -3450,16 +3775,15 @@
             </w:tcBorders>
             <w:shd w:val="clear" w:color="auto" w:fill="F3F5F6"/>
             <w:tcMar>
-              <w:top w:w="32" w:type="dxa"/>
+              <w:top w:w="40" w:type="dxa"/>
               <w:left w:w="60" w:type="dxa"/>
-              <w:bottom w:w="32" w:type="dxa"/>
+              <w:bottom w:w="40" w:type="dxa"/>
               <w:right w:w="220" w:type="dxa"/>
             </w:tcMar>
             <w:vAlign w:val="center"/>
           </w:tcPr>
           <w:p>
             <w:pPr>
-              <w:keepNext/>
               <w:keepLines/>
               <w:spacing w:before="0" w:after="0"/>
               <w:jc w:val="right"/>
@@ -3473,7 +3797,7 @@
                 <w:sz w:val="18"/>
                 <w:szCs w:val="18"/>
               </w:rPr>
-              <w:t xml:space="preserve">No</w:t>
+              <w:t xml:space="preserve">3</w:t>
             </w:r>
           </w:p>
         </w:tc>
@@ -3481,7 +3805,7 @@
     </w:tbl>
     <w:p>
       <w:pPr>
-        <w:spacing w:before="0" w:after="0" w:line="120" w:lineRule="exact"/>
+        <w:spacing w:before="0" w:after="0" w:line="170" w:lineRule="exact"/>
         <w:rPr>
           <w:sz w:val="2"/>
         </w:rPr>
@@ -3501,10 +3825,10 @@
         <w:tblLayout w:type="fixed"/>
       </w:tblPr>
       <w:tblGrid>
-        <w:gridCol w:w="2577"/>
-        <w:gridCol w:w="2577"/>
-        <w:gridCol w:w="2576"/>
-        <w:gridCol w:w="2576"/>
+        <w:gridCol w:w="2850"/>
+        <w:gridCol w:w="2150"/>
+        <w:gridCol w:w="2900"/>
+        <w:gridCol w:w="2406"/>
       </w:tblGrid>
       <w:tr>
         <w:trPr>
@@ -3522,9 +3846,9 @@
             </w:tcBorders>
             <w:shd w:val="clear" w:color="auto" w:fill="E6F4F8"/>
             <w:tcMar>
-              <w:top w:w="60" w:type="dxa"/>
+              <w:top w:w="80" w:type="dxa"/>
               <w:left w:w="220" w:type="dxa"/>
-              <w:bottom w:w="60" w:type="dxa"/>
+              <w:bottom w:w="80" w:type="dxa"/>
               <w:right w:w="220" w:type="dxa"/>
             </w:tcMar>
             <w:vAlign w:val="center"/>
@@ -3544,7 +3868,7 @@
                 <w:sz w:val="20"/>
                 <w:szCs w:val="20"/>
               </w:rPr>
-              <w:t xml:space="preserve">Trailers &amp; Attachments</w:t>
+              <w:t xml:space="preserve">Additional PWC / Jet Ski</w:t>
             </w:r>
           </w:p>
         </w:tc>
@@ -3555,46 +3879,64 @@
         </w:trPr>
         <w:tc>
           <w:tcPr>
-            <w:tcW w:w="5154" w:type="dxa"/>
-            <w:gridSpan w:val="2"/>
+            <w:tcW w:w="7900" w:type="dxa"/>
+            <w:gridSpan w:val="3"/>
             <w:tcBorders>
               <w:top w:val="none" w:color="FFFFFF" w:sz="0"/>
               <w:left w:val="single" w:color="C9E3EA" w:sz="6"/>
-              <w:bottom w:val="single" w:color="DDE3E6" w:sz="4"/>
-              <w:right w:val="single" w:color="FFFFFF" w:sz="12"/>
-            </w:tcBorders>
-            <w:shd w:val="clear" w:color="auto" w:fill="F3F5F6"/>
-            <w:tcMar>
-              <w:top w:w="40" w:type="dxa"/>
-              <w:left w:w="140" w:type="dxa"/>
-              <w:bottom w:w="40" w:type="dxa"/>
-              <w:right w:w="100" w:type="dxa"/>
-            </w:tcMar>
-            <w:vAlign w:val="center"/>
-          </w:tcPr>
-          <w:p>
-            <w:pPr>
-              <w:keepNext/>
-              <w:keepLines/>
-              <w:spacing w:before="0" w:after="10"/>
+              <w:bottom w:val="single" w:color="C9E3EA" w:sz="6"/>
+              <w:right w:val="none" w:color="FFFFFF" w:sz="0"/>
+            </w:tcBorders>
+            <w:shd w:val="clear" w:color="auto" w:fill="F3F5F6"/>
+            <w:tcMar>
+              <w:top w:w="40" w:type="dxa"/>
+              <w:left w:w="220" w:type="dxa"/>
+              <w:bottom w:w="40" w:type="dxa"/>
+              <w:right w:w="60" w:type="dxa"/>
+            </w:tcMar>
+            <w:vAlign w:val="center"/>
+          </w:tcPr>
+          <w:p>
+            <w:pPr>
+              <w:keepLines/>
+              <w:spacing w:before="0" w:after="0"/>
             </w:pPr>
             <w:r>
               <w:rPr>
                 <w:rFonts w:ascii="Arial" w:hAnsi="Arial" w:cs="Arial" w:eastAsia="Arial"/>
                 <w:b w:val="false"/>
                 <w:bCs w:val="false"/>
-                <w:color w:val="5B6B73"/>
-                <w:sz w:val="14"/>
-                <w:szCs w:val="14"/>
-              </w:rPr>
-              <w:t xml:space="preserve">Trailer(s) to insure with the PWC(s) / Jet Ski(s)</w:t>
-            </w:r>
-          </w:p>
-          <w:p>
-            <w:pPr>
-              <w:keepNext/>
-              <w:keepLines/>
-              <w:spacing w:before="0" w:after="0"/>
+                <w:color w:val="3C4A50"/>
+                <w:sz w:val="18"/>
+                <w:szCs w:val="18"/>
+              </w:rPr>
+              <w:t xml:space="preserve">Do you have an additional PWC / Jet Ski to insure?</w:t>
+            </w:r>
+          </w:p>
+        </w:tc>
+        <w:tc>
+          <w:tcPr>
+            <w:tcW w:w="2406" w:type="dxa"/>
+            <w:tcBorders>
+              <w:top w:val="none" w:color="FFFFFF" w:sz="0"/>
+              <w:left w:val="none" w:color="FFFFFF" w:sz="0"/>
+              <w:bottom w:val="single" w:color="C9E3EA" w:sz="6"/>
+              <w:right w:val="single" w:color="C9E3EA" w:sz="6"/>
+            </w:tcBorders>
+            <w:shd w:val="clear" w:color="auto" w:fill="F3F5F6"/>
+            <w:tcMar>
+              <w:top w:w="40" w:type="dxa"/>
+              <w:left w:w="60" w:type="dxa"/>
+              <w:bottom w:w="40" w:type="dxa"/>
+              <w:right w:w="220" w:type="dxa"/>
+            </w:tcMar>
+            <w:vAlign w:val="center"/>
+          </w:tcPr>
+          <w:p>
+            <w:pPr>
+              <w:keepLines/>
+              <w:spacing w:before="0" w:after="0"/>
+              <w:jc w:val="right"/>
             </w:pPr>
             <w:r>
               <w:rPr>
@@ -3605,234 +3947,7 @@
                 <w:sz w:val="18"/>
                 <w:szCs w:val="18"/>
               </w:rPr>
-              <w:t xml:space="preserve">Yes</w:t>
-            </w:r>
-          </w:p>
-        </w:tc>
-        <w:tc>
-          <w:tcPr>
-            <w:tcW w:w="5152" w:type="dxa"/>
-            <w:gridSpan w:val="2"/>
-            <w:tcBorders>
-              <w:top w:val="none" w:color="FFFFFF" w:sz="0"/>
-              <w:left w:val="single" w:color="FFFFFF" w:sz="12"/>
-              <w:bottom w:val="single" w:color="DDE3E6" w:sz="4"/>
-              <w:right w:val="single" w:color="C9E3EA" w:sz="6"/>
-            </w:tcBorders>
-            <w:shd w:val="clear" w:color="auto" w:fill="F3F5F6"/>
-            <w:tcMar>
-              <w:top w:w="40" w:type="dxa"/>
-              <w:left w:w="140" w:type="dxa"/>
-              <w:bottom w:w="40" w:type="dxa"/>
-              <w:right w:w="100" w:type="dxa"/>
-            </w:tcMar>
-            <w:vAlign w:val="center"/>
-          </w:tcPr>
-          <w:p>
-            <w:pPr>
-              <w:keepNext/>
-              <w:keepLines/>
-              <w:spacing w:before="0" w:after="10"/>
-            </w:pPr>
-            <w:r>
-              <w:rPr>
-                <w:rFonts w:ascii="Arial" w:hAnsi="Arial" w:cs="Arial" w:eastAsia="Arial"/>
-                <w:b w:val="false"/>
-                <w:bCs w:val="false"/>
-                <w:color w:val="5B6B73"/>
-                <w:sz w:val="14"/>
-                <w:szCs w:val="14"/>
-              </w:rPr>
-              <w:t xml:space="preserve">Attachments</w:t>
-            </w:r>
-          </w:p>
-          <w:p>
-            <w:pPr>
-              <w:keepNext/>
-              <w:keepLines/>
-              <w:spacing w:before="0" w:after="0"/>
-            </w:pPr>
-            <w:r>
-              <w:rPr>
-                <w:rFonts w:ascii="Arial" w:hAnsi="Arial" w:cs="Arial" w:eastAsia="Arial"/>
-                <w:b w:val="true"/>
-                <w:bCs w:val="true"/>
-                <w:color w:val="000000"/>
-                <w:sz w:val="18"/>
-                <w:szCs w:val="18"/>
-              </w:rPr>
-              <w:t xml:space="preserve">vessel-photos.jpg, survey-report.pdf</w:t>
-            </w:r>
-          </w:p>
-        </w:tc>
-      </w:tr>
-      <w:tr>
-        <w:trPr>
-          <w:cantSplit/>
-        </w:trPr>
-        <w:tc>
-          <w:tcPr>
-            <w:tcW w:w="5154" w:type="dxa"/>
-            <w:gridSpan w:val="2"/>
-            <w:tcBorders>
-              <w:top w:val="none" w:color="FFFFFF" w:sz="0"/>
-              <w:left w:val="single" w:color="1E9E9A" w:sz="18"/>
-              <w:bottom w:val="single" w:color="C9E3EA" w:sz="6"/>
-              <w:right w:val="single" w:color="FFFFFF" w:sz="12"/>
-            </w:tcBorders>
-            <w:shd w:val="clear" w:color="auto" w:fill="E6F4F8"/>
-            <w:tcMar>
-              <w:top w:w="40" w:type="dxa"/>
-              <w:left w:w="140" w:type="dxa"/>
-              <w:bottom w:w="40" w:type="dxa"/>
-              <w:right w:w="100" w:type="dxa"/>
-            </w:tcMar>
-            <w:vAlign w:val="center"/>
-          </w:tcPr>
-          <w:p>
-            <w:pPr>
-              <w:keepNext/>
-              <w:keepLines/>
-              <w:spacing w:before="0" w:after="10"/>
-            </w:pPr>
-            <w:r>
-              <w:rPr>
-                <w:rFonts w:ascii="Arial" w:hAnsi="Arial" w:cs="Arial" w:eastAsia="Arial"/>
-                <w:b w:val="false"/>
-                <w:bCs w:val="false"/>
-                <w:color w:val="5B6B73"/>
-                <w:sz w:val="14"/>
-                <w:szCs w:val="14"/>
-              </w:rPr>
-              <w:t xml:space="preserve">› Trailer 1 make &amp; model</w:t>
-            </w:r>
-          </w:p>
-          <w:p>
-            <w:pPr>
-              <w:keepNext/>
-              <w:keepLines/>
-              <w:spacing w:before="0" w:after="0"/>
-            </w:pPr>
-            <w:r>
-              <w:rPr>
-                <w:rFonts w:ascii="Arial" w:hAnsi="Arial" w:cs="Arial" w:eastAsia="Arial"/>
-                <w:b w:val="true"/>
-                <w:bCs w:val="true"/>
-                <w:color w:val="000000"/>
-                <w:sz w:val="18"/>
-                <w:szCs w:val="18"/>
-              </w:rPr>
-              <w:t xml:space="preserve">Sample Trailers SL1</w:t>
-            </w:r>
-          </w:p>
-        </w:tc>
-        <w:tc>
-          <w:tcPr>
-            <w:tcW w:w="2576" w:type="dxa"/>
-            <w:tcBorders>
-              <w:top w:val="none" w:color="FFFFFF" w:sz="0"/>
-              <w:left w:val="single" w:color="1E9E9A" w:sz="18"/>
-              <w:bottom w:val="single" w:color="C9E3EA" w:sz="6"/>
-              <w:right w:val="single" w:color="FFFFFF" w:sz="12"/>
-            </w:tcBorders>
-            <w:shd w:val="clear" w:color="auto" w:fill="E6F4F8"/>
-            <w:tcMar>
-              <w:top w:w="40" w:type="dxa"/>
-              <w:left w:w="140" w:type="dxa"/>
-              <w:bottom w:w="40" w:type="dxa"/>
-              <w:right w:w="100" w:type="dxa"/>
-            </w:tcMar>
-            <w:vAlign w:val="center"/>
-          </w:tcPr>
-          <w:p>
-            <w:pPr>
-              <w:keepNext/>
-              <w:keepLines/>
-              <w:spacing w:before="0" w:after="10"/>
-            </w:pPr>
-            <w:r>
-              <w:rPr>
-                <w:rFonts w:ascii="Arial" w:hAnsi="Arial" w:cs="Arial" w:eastAsia="Arial"/>
-                <w:b w:val="false"/>
-                <w:bCs w:val="false"/>
-                <w:color w:val="5B6B73"/>
-                <w:sz w:val="14"/>
-                <w:szCs w:val="14"/>
-              </w:rPr>
-              <w:t xml:space="preserve">› Year built</w:t>
-            </w:r>
-          </w:p>
-          <w:p>
-            <w:pPr>
-              <w:keepNext/>
-              <w:keepLines/>
-              <w:spacing w:before="0" w:after="0"/>
-            </w:pPr>
-            <w:r>
-              <w:rPr>
-                <w:rFonts w:ascii="Arial" w:hAnsi="Arial" w:cs="Arial" w:eastAsia="Arial"/>
-                <w:b w:val="true"/>
-                <w:bCs w:val="true"/>
-                <w:color w:val="000000"/>
-                <w:sz w:val="18"/>
-                <w:szCs w:val="18"/>
-              </w:rPr>
-              <w:t xml:space="preserve">2023</w:t>
-            </w:r>
-          </w:p>
-        </w:tc>
-        <w:tc>
-          <w:tcPr>
-            <w:tcW w:w="2576" w:type="dxa"/>
-            <w:tcBorders>
-              <w:top w:val="none" w:color="FFFFFF" w:sz="0"/>
-              <w:left w:val="single" w:color="1E9E9A" w:sz="18"/>
-              <w:bottom w:val="single" w:color="C9E3EA" w:sz="6"/>
-              <w:right w:val="single" w:color="C9E3EA" w:sz="6"/>
-            </w:tcBorders>
-            <w:shd w:val="clear" w:color="auto" w:fill="E6F4F8"/>
-            <w:tcMar>
-              <w:top w:w="40" w:type="dxa"/>
-              <w:left w:w="140" w:type="dxa"/>
-              <w:bottom w:w="40" w:type="dxa"/>
-              <w:right w:w="100" w:type="dxa"/>
-            </w:tcMar>
-            <w:vAlign w:val="center"/>
-          </w:tcPr>
-          <w:p>
-            <w:pPr>
-              <w:keepNext/>
-              <w:keepLines/>
-              <w:spacing w:before="0" w:after="10"/>
-            </w:pPr>
-            <w:r>
-              <w:rPr>
-                <w:rFonts w:ascii="Arial" w:hAnsi="Arial" w:cs="Arial" w:eastAsia="Arial"/>
-                <w:b w:val="false"/>
-                <w:bCs w:val="false"/>
-                <w:color w:val="5B6B73"/>
-                <w:sz w:val="14"/>
-                <w:szCs w:val="14"/>
-              </w:rPr>
-              <w:t xml:space="preserve">› Registration number</w:t>
-            </w:r>
-          </w:p>
-          <w:p>
-            <w:pPr>
-              <w:keepNext/>
-              <w:keepLines/>
-              <w:spacing w:before="0" w:after="0"/>
-            </w:pPr>
-            <w:r>
-              <w:rPr>
-                <w:rFonts w:ascii="Arial" w:hAnsi="Arial" w:cs="Arial" w:eastAsia="Arial"/>
-                <w:b w:val="true"/>
-                <w:bCs w:val="true"/>
-                <w:color w:val="000000"/>
-                <w:sz w:val="18"/>
-                <w:szCs w:val="18"/>
-              </w:rPr>
-              <w:t xml:space="preserve">T1234</w:t>
+              <w:t xml:space="preserve">No</w:t>
             </w:r>
           </w:p>
         </w:tc>
@@ -3840,7 +3955,7 @@
     </w:tbl>
     <w:p>
       <w:pPr>
-        <w:spacing w:before="0" w:after="0" w:line="120" w:lineRule="exact"/>
+        <w:spacing w:before="0" w:after="0" w:line="170" w:lineRule="exact"/>
         <w:rPr>
           <w:sz w:val="2"/>
         </w:rPr>
@@ -3860,10 +3975,10 @@
         <w:tblLayout w:type="fixed"/>
       </w:tblPr>
       <w:tblGrid>
-        <w:gridCol w:w="2577"/>
-        <w:gridCol w:w="2577"/>
-        <w:gridCol w:w="2576"/>
-        <w:gridCol w:w="2576"/>
+        <w:gridCol w:w="2850"/>
+        <w:gridCol w:w="2150"/>
+        <w:gridCol w:w="2900"/>
+        <w:gridCol w:w="2406"/>
       </w:tblGrid>
       <w:tr>
         <w:trPr>
@@ -3881,9 +3996,9 @@
             </w:tcBorders>
             <w:shd w:val="clear" w:color="auto" w:fill="E6F4F8"/>
             <w:tcMar>
-              <w:top w:w="60" w:type="dxa"/>
+              <w:top w:w="80" w:type="dxa"/>
               <w:left w:w="220" w:type="dxa"/>
-              <w:bottom w:w="60" w:type="dxa"/>
+              <w:bottom w:w="80" w:type="dxa"/>
               <w:right w:w="220" w:type="dxa"/>
             </w:tcMar>
             <w:vAlign w:val="center"/>
@@ -3903,7 +4018,7 @@
                 <w:sz w:val="20"/>
                 <w:szCs w:val="20"/>
               </w:rPr>
-              <w:t xml:space="preserve">Insurance History &amp; Claims</w:t>
+              <w:t xml:space="preserve">Your History</w:t>
             </w:r>
           </w:p>
         </w:tc>
@@ -3923,9 +4038,9 @@
               <w:right w:val="single" w:color="C9E3EA" w:sz="6"/>
             </w:tcBorders>
             <w:tcMar>
-              <w:top w:w="70" w:type="dxa"/>
+              <w:top w:w="120" w:type="dxa"/>
               <w:left w:w="220" w:type="dxa"/>
-              <w:bottom w:w="20" w:type="dxa"/>
+              <w:bottom w:w="40" w:type="dxa"/>
               <w:right w:w="220" w:type="dxa"/>
             </w:tcMar>
             <w:vAlign w:val="center"/>
@@ -3943,7 +4058,7 @@
                 <w:bCs w:val="true"/>
                 <w:caps/>
                 <w:color w:val="02637D"/>
-                <w:spacing w:val="20"/>
+                <w:spacing w:val="24"/>
                 <w:sz w:val="14"/>
                 <w:szCs w:val="14"/>
               </w:rPr>
@@ -3958,7 +4073,7 @@
         </w:trPr>
         <w:tc>
           <w:tcPr>
-            <w:tcW w:w="7730" w:type="dxa"/>
+            <w:tcW w:w="7900" w:type="dxa"/>
             <w:gridSpan w:val="3"/>
             <w:tcBorders>
               <w:top w:val="none" w:color="FFFFFF" w:sz="0"/>
@@ -3968,9 +4083,9 @@
             </w:tcBorders>
             <w:shd w:val="clear" w:color="auto" w:fill="F3F5F6"/>
             <w:tcMar>
-              <w:top w:w="32" w:type="dxa"/>
+              <w:top w:w="40" w:type="dxa"/>
               <w:left w:w="220" w:type="dxa"/>
-              <w:bottom w:w="32" w:type="dxa"/>
+              <w:bottom w:w="40" w:type="dxa"/>
               <w:right w:w="60" w:type="dxa"/>
             </w:tcMar>
             <w:vAlign w:val="center"/>
@@ -3996,7 +4111,7 @@
         </w:tc>
         <w:tc>
           <w:tcPr>
-            <w:tcW w:w="2576" w:type="dxa"/>
+            <w:tcW w:w="2406" w:type="dxa"/>
             <w:tcBorders>
               <w:top w:val="none" w:color="FFFFFF" w:sz="0"/>
               <w:left w:val="none" w:color="FFFFFF" w:sz="0"/>
@@ -4005,9 +4120,9 @@
             </w:tcBorders>
             <w:shd w:val="clear" w:color="auto" w:fill="F3F5F6"/>
             <w:tcMar>
-              <w:top w:w="32" w:type="dxa"/>
+              <w:top w:w="40" w:type="dxa"/>
               <w:left w:w="60" w:type="dxa"/>
-              <w:bottom w:w="32" w:type="dxa"/>
+              <w:bottom w:w="40" w:type="dxa"/>
               <w:right w:w="220" w:type="dxa"/>
             </w:tcMar>
             <w:vAlign w:val="center"/>
@@ -4039,19 +4154,19 @@
         </w:trPr>
         <w:tc>
           <w:tcPr>
-            <w:tcW w:w="7730" w:type="dxa"/>
-            <w:gridSpan w:val="3"/>
-            <w:tcBorders>
-              <w:top w:val="none" w:color="FFFFFF" w:sz="0"/>
-              <w:left w:val="single" w:color="1E9E9A" w:sz="18"/>
-              <w:bottom w:val="single" w:color="DDE3E6" w:sz="4"/>
-              <w:right w:val="none" w:color="FFFFFF" w:sz="0"/>
-            </w:tcBorders>
-            <w:shd w:val="clear" w:color="auto" w:fill="E6F4F8"/>
-            <w:tcMar>
-              <w:top w:w="32" w:type="dxa"/>
-              <w:left w:w="420" w:type="dxa"/>
-              <w:bottom w:w="32" w:type="dxa"/>
+            <w:tcW w:w="5000" w:type="dxa"/>
+            <w:gridSpan w:val="2"/>
+            <w:tcBorders>
+              <w:top w:val="none" w:color="FFFFFF" w:sz="0"/>
+              <w:left w:val="single" w:color="C9E3EA" w:sz="6"/>
+              <w:bottom w:val="single" w:color="DDE3E6" w:sz="4"/>
+              <w:right w:val="none" w:color="FFFFFF" w:sz="0"/>
+            </w:tcBorders>
+            <w:shd w:val="clear" w:color="auto" w:fill="F3F5F6"/>
+            <w:tcMar>
+              <w:top w:w="40" w:type="dxa"/>
+              <w:left w:w="540" w:type="dxa"/>
+              <w:bottom w:w="40" w:type="dxa"/>
               <w:right w:w="60" w:type="dxa"/>
             </w:tcMar>
             <w:vAlign w:val="center"/>
@@ -4071,24 +4186,25 @@
                 <w:sz w:val="18"/>
                 <w:szCs w:val="18"/>
               </w:rPr>
-              <w:t xml:space="preserve">› Please specify</w:t>
-            </w:r>
-          </w:p>
-        </w:tc>
-        <w:tc>
-          <w:tcPr>
-            <w:tcW w:w="2576" w:type="dxa"/>
+              <w:t xml:space="preserve">Please specify</w:t>
+            </w:r>
+          </w:p>
+        </w:tc>
+        <w:tc>
+          <w:tcPr>
+            <w:tcW w:w="5306" w:type="dxa"/>
+            <w:gridSpan w:val="2"/>
             <w:tcBorders>
               <w:top w:val="none" w:color="FFFFFF" w:sz="0"/>
               <w:left w:val="none" w:color="FFFFFF" w:sz="0"/>
               <w:bottom w:val="single" w:color="DDE3E6" w:sz="4"/>
               <w:right w:val="single" w:color="C9E3EA" w:sz="6"/>
             </w:tcBorders>
-            <w:shd w:val="clear" w:color="auto" w:fill="E6F4F8"/>
-            <w:tcMar>
-              <w:top w:w="32" w:type="dxa"/>
+            <w:shd w:val="clear" w:color="auto" w:fill="F3F5F6"/>
+            <w:tcMar>
+              <w:top w:w="40" w:type="dxa"/>
               <w:left w:w="60" w:type="dxa"/>
-              <w:bottom w:w="32" w:type="dxa"/>
+              <w:bottom w:w="40" w:type="dxa"/>
               <w:right w:w="220" w:type="dxa"/>
             </w:tcMar>
             <w:vAlign w:val="center"/>
@@ -4120,7 +4236,7 @@
         </w:trPr>
         <w:tc>
           <w:tcPr>
-            <w:tcW w:w="7730" w:type="dxa"/>
+            <w:tcW w:w="7900" w:type="dxa"/>
             <w:gridSpan w:val="3"/>
             <w:tcBorders>
               <w:top w:val="none" w:color="FFFFFF" w:sz="0"/>
@@ -4130,9 +4246,9 @@
             </w:tcBorders>
             <w:shd w:val="clear" w:color="auto" w:fill="F3F5F6"/>
             <w:tcMar>
-              <w:top w:w="32" w:type="dxa"/>
+              <w:top w:w="40" w:type="dxa"/>
               <w:left w:w="220" w:type="dxa"/>
-              <w:bottom w:w="32" w:type="dxa"/>
+              <w:bottom w:w="40" w:type="dxa"/>
               <w:right w:w="60" w:type="dxa"/>
             </w:tcMar>
             <w:vAlign w:val="center"/>
@@ -4158,7 +4274,7 @@
         </w:tc>
         <w:tc>
           <w:tcPr>
-            <w:tcW w:w="2576" w:type="dxa"/>
+            <w:tcW w:w="2406" w:type="dxa"/>
             <w:tcBorders>
               <w:top w:val="none" w:color="FFFFFF" w:sz="0"/>
               <w:left w:val="none" w:color="FFFFFF" w:sz="0"/>
@@ -4167,9 +4283,9 @@
             </w:tcBorders>
             <w:shd w:val="clear" w:color="auto" w:fill="F3F5F6"/>
             <w:tcMar>
-              <w:top w:w="32" w:type="dxa"/>
+              <w:top w:w="40" w:type="dxa"/>
               <w:left w:w="60" w:type="dxa"/>
-              <w:bottom w:w="32" w:type="dxa"/>
+              <w:bottom w:w="40" w:type="dxa"/>
               <w:right w:w="220" w:type="dxa"/>
             </w:tcMar>
             <w:vAlign w:val="center"/>
@@ -4201,27 +4317,27 @@
         </w:trPr>
         <w:tc>
           <w:tcPr>
-            <w:tcW w:w="2577" w:type="dxa"/>
-            <w:tcBorders>
-              <w:top w:val="none" w:color="FFFFFF" w:sz="0"/>
-              <w:left w:val="single" w:color="1E9E9A" w:sz="18"/>
-              <w:bottom w:val="single" w:color="DDE3E6" w:sz="4"/>
-              <w:right w:val="single" w:color="FFFFFF" w:sz="12"/>
-            </w:tcBorders>
-            <w:shd w:val="clear" w:color="auto" w:fill="E6F4F8"/>
-            <w:tcMar>
-              <w:top w:w="40" w:type="dxa"/>
-              <w:left w:w="140" w:type="dxa"/>
-              <w:bottom w:w="40" w:type="dxa"/>
-              <w:right w:w="100" w:type="dxa"/>
-            </w:tcMar>
-            <w:vAlign w:val="center"/>
-          </w:tcPr>
-          <w:p>
-            <w:pPr>
-              <w:keepNext/>
-              <w:keepLines/>
-              <w:spacing w:before="0" w:after="10"/>
+            <w:tcW w:w="2850" w:type="dxa"/>
+            <w:tcBorders>
+              <w:top w:val="none" w:color="FFFFFF" w:sz="0"/>
+              <w:left w:val="single" w:color="C9E3EA" w:sz="6"/>
+              <w:bottom w:val="single" w:color="DDE3E6" w:sz="4"/>
+              <w:right w:val="none" w:color="FFFFFF" w:sz="0"/>
+            </w:tcBorders>
+            <w:shd w:val="clear" w:color="auto" w:fill="F3F5F6"/>
+            <w:tcMar>
+              <w:top w:w="40" w:type="dxa"/>
+              <w:left w:w="540" w:type="dxa"/>
+              <w:bottom w:w="40" w:type="dxa"/>
+              <w:right w:w="60" w:type="dxa"/>
+            </w:tcMar>
+            <w:vAlign w:val="center"/>
+          </w:tcPr>
+          <w:p>
+            <w:pPr>
+              <w:keepNext/>
+              <w:keepLines/>
+              <w:spacing w:before="0" w:after="0"/>
             </w:pPr>
             <w:r>
               <w:rPr>
@@ -4229,17 +4345,37 @@
                 <w:b w:val="false"/>
                 <w:bCs w:val="false"/>
                 <w:color w:val="5B6B73"/>
-                <w:sz w:val="14"/>
-                <w:szCs w:val="14"/>
-              </w:rPr>
-              <w:t xml:space="preserve">› Claim 1 date of loss</w:t>
-            </w:r>
-          </w:p>
-          <w:p>
-            <w:pPr>
-              <w:keepNext/>
-              <w:keepLines/>
-              <w:spacing w:before="0" w:after="0"/>
+                <w:sz w:val="18"/>
+                <w:szCs w:val="18"/>
+              </w:rPr>
+              <w:t xml:space="preserve">Claim 1 date of loss</w:t>
+            </w:r>
+          </w:p>
+        </w:tc>
+        <w:tc>
+          <w:tcPr>
+            <w:tcW w:w="2150" w:type="dxa"/>
+            <w:tcBorders>
+              <w:top w:val="none" w:color="FFFFFF" w:sz="0"/>
+              <w:left w:val="none" w:color="FFFFFF" w:sz="0"/>
+              <w:bottom w:val="single" w:color="DDE3E6" w:sz="4"/>
+              <w:right w:val="none" w:color="FFFFFF" w:sz="0"/>
+            </w:tcBorders>
+            <w:shd w:val="clear" w:color="auto" w:fill="F3F5F6"/>
+            <w:tcMar>
+              <w:top w:w="40" w:type="dxa"/>
+              <w:left w:w="60" w:type="dxa"/>
+              <w:bottom w:w="40" w:type="dxa"/>
+              <w:right w:w="200" w:type="dxa"/>
+            </w:tcMar>
+            <w:vAlign w:val="center"/>
+          </w:tcPr>
+          <w:p>
+            <w:pPr>
+              <w:keepNext/>
+              <w:keepLines/>
+              <w:spacing w:before="0" w:after="0"/>
+              <w:jc w:val="right"/>
             </w:pPr>
             <w:r>
               <w:rPr>
@@ -4256,28 +4392,27 @@
         </w:tc>
         <w:tc>
           <w:tcPr>
-            <w:tcW w:w="5153" w:type="dxa"/>
-            <w:gridSpan w:val="2"/>
-            <w:tcBorders>
-              <w:top w:val="none" w:color="FFFFFF" w:sz="0"/>
-              <w:left w:val="single" w:color="1E9E9A" w:sz="18"/>
-              <w:bottom w:val="single" w:color="DDE3E6" w:sz="4"/>
-              <w:right w:val="single" w:color="FFFFFF" w:sz="12"/>
-            </w:tcBorders>
-            <w:shd w:val="clear" w:color="auto" w:fill="E6F4F8"/>
-            <w:tcMar>
-              <w:top w:w="40" w:type="dxa"/>
-              <w:left w:w="140" w:type="dxa"/>
-              <w:bottom w:w="40" w:type="dxa"/>
-              <w:right w:w="100" w:type="dxa"/>
-            </w:tcMar>
-            <w:vAlign w:val="center"/>
-          </w:tcPr>
-          <w:p>
-            <w:pPr>
-              <w:keepNext/>
-              <w:keepLines/>
-              <w:spacing w:before="0" w:after="10"/>
+            <w:tcW w:w="2900" w:type="dxa"/>
+            <w:tcBorders>
+              <w:top w:val="none" w:color="FFFFFF" w:sz="0"/>
+              <w:left w:val="single" w:color="DDE3E6" w:sz="4"/>
+              <w:bottom w:val="single" w:color="DDE3E6" w:sz="4"/>
+              <w:right w:val="none" w:color="FFFFFF" w:sz="0"/>
+            </w:tcBorders>
+            <w:shd w:val="clear" w:color="auto" w:fill="F3F5F6"/>
+            <w:tcMar>
+              <w:top w:w="40" w:type="dxa"/>
+              <w:left w:w="600" w:type="dxa"/>
+              <w:bottom w:w="40" w:type="dxa"/>
+              <w:right w:w="60" w:type="dxa"/>
+            </w:tcMar>
+            <w:vAlign w:val="center"/>
+          </w:tcPr>
+          <w:p>
+            <w:pPr>
+              <w:keepNext/>
+              <w:keepLines/>
+              <w:spacing w:before="0" w:after="0"/>
             </w:pPr>
             <w:r>
               <w:rPr>
@@ -4285,72 +4420,37 @@
                 <w:b w:val="false"/>
                 <w:bCs w:val="false"/>
                 <w:color w:val="5B6B73"/>
-                <w:sz w:val="14"/>
-                <w:szCs w:val="14"/>
-              </w:rPr>
-              <w:t xml:space="preserve">› Description of loss</w:t>
-            </w:r>
-          </w:p>
-          <w:p>
-            <w:pPr>
-              <w:keepNext/>
-              <w:keepLines/>
-              <w:spacing w:before="0" w:after="0"/>
-            </w:pPr>
-            <w:r>
-              <w:rPr>
-                <w:rFonts w:ascii="Arial" w:hAnsi="Arial" w:cs="Arial" w:eastAsia="Arial"/>
-                <w:b w:val="true"/>
-                <w:bCs w:val="true"/>
-                <w:color w:val="000000"/>
-                <w:sz w:val="18"/>
-                <w:szCs w:val="18"/>
-              </w:rPr>
-              <w:t xml:space="preserve">Sample claim description</w:t>
-            </w:r>
-          </w:p>
-        </w:tc>
-        <w:tc>
-          <w:tcPr>
-            <w:tcW w:w="2576" w:type="dxa"/>
-            <w:tcBorders>
-              <w:top w:val="none" w:color="FFFFFF" w:sz="0"/>
-              <w:left w:val="single" w:color="1E9E9A" w:sz="18"/>
+                <w:sz w:val="18"/>
+                <w:szCs w:val="18"/>
+              </w:rPr>
+              <w:t xml:space="preserve">Settlement amount</w:t>
+            </w:r>
+          </w:p>
+        </w:tc>
+        <w:tc>
+          <w:tcPr>
+            <w:tcW w:w="2406" w:type="dxa"/>
+            <w:tcBorders>
+              <w:top w:val="none" w:color="FFFFFF" w:sz="0"/>
+              <w:left w:val="none" w:color="FFFFFF" w:sz="0"/>
               <w:bottom w:val="single" w:color="DDE3E6" w:sz="4"/>
               <w:right w:val="single" w:color="C9E3EA" w:sz="6"/>
             </w:tcBorders>
-            <w:shd w:val="clear" w:color="auto" w:fill="E6F4F8"/>
-            <w:tcMar>
-              <w:top w:w="40" w:type="dxa"/>
-              <w:left w:w="140" w:type="dxa"/>
-              <w:bottom w:w="40" w:type="dxa"/>
-              <w:right w:w="100" w:type="dxa"/>
-            </w:tcMar>
-            <w:vAlign w:val="center"/>
-          </w:tcPr>
-          <w:p>
-            <w:pPr>
-              <w:keepNext/>
-              <w:keepLines/>
-              <w:spacing w:before="0" w:after="10"/>
-            </w:pPr>
-            <w:r>
-              <w:rPr>
-                <w:rFonts w:ascii="Arial" w:hAnsi="Arial" w:cs="Arial" w:eastAsia="Arial"/>
-                <w:b w:val="false"/>
-                <w:bCs w:val="false"/>
-                <w:color w:val="5B6B73"/>
-                <w:sz w:val="14"/>
-                <w:szCs w:val="14"/>
-              </w:rPr>
-              <w:t xml:space="preserve">› Settlement amount</w:t>
-            </w:r>
-          </w:p>
-          <w:p>
-            <w:pPr>
-              <w:keepNext/>
-              <w:keepLines/>
-              <w:spacing w:before="0" w:after="0"/>
+            <w:shd w:val="clear" w:color="auto" w:fill="F3F5F6"/>
+            <w:tcMar>
+              <w:top w:w="40" w:type="dxa"/>
+              <w:left w:w="60" w:type="dxa"/>
+              <w:bottom w:w="40" w:type="dxa"/>
+              <w:right w:w="220" w:type="dxa"/>
+            </w:tcMar>
+            <w:vAlign w:val="center"/>
+          </w:tcPr>
+          <w:p>
+            <w:pPr>
+              <w:keepNext/>
+              <w:keepLines/>
+              <w:spacing w:before="0" w:after="0"/>
+              <w:jc w:val="right"/>
             </w:pPr>
             <w:r>
               <w:rPr>
@@ -4372,40 +4472,76 @@
         </w:trPr>
         <w:tc>
           <w:tcPr>
-            <w:tcW w:w="10306" w:type="dxa"/>
-            <w:gridSpan w:val="4"/>
+            <w:tcW w:w="5000" w:type="dxa"/>
+            <w:gridSpan w:val="2"/>
             <w:tcBorders>
               <w:top w:val="none" w:color="FFFFFF" w:sz="0"/>
               <w:left w:val="single" w:color="C9E3EA" w:sz="6"/>
               <w:bottom w:val="single" w:color="DDE3E6" w:sz="4"/>
+              <w:right w:val="none" w:color="FFFFFF" w:sz="0"/>
+            </w:tcBorders>
+            <w:shd w:val="clear" w:color="auto" w:fill="F3F5F6"/>
+            <w:tcMar>
+              <w:top w:w="40" w:type="dxa"/>
+              <w:left w:w="540" w:type="dxa"/>
+              <w:bottom w:w="40" w:type="dxa"/>
+              <w:right w:w="60" w:type="dxa"/>
+            </w:tcMar>
+            <w:vAlign w:val="center"/>
+          </w:tcPr>
+          <w:p>
+            <w:pPr>
+              <w:keepLines/>
+              <w:spacing w:before="0" w:after="0"/>
+            </w:pPr>
+            <w:r>
+              <w:rPr>
+                <w:rFonts w:ascii="Arial" w:hAnsi="Arial" w:cs="Arial" w:eastAsia="Arial"/>
+                <w:b w:val="false"/>
+                <w:bCs w:val="false"/>
+                <w:color w:val="5B6B73"/>
+                <w:sz w:val="18"/>
+                <w:szCs w:val="18"/>
+              </w:rPr>
+              <w:t xml:space="preserve">Description of loss</w:t>
+            </w:r>
+          </w:p>
+        </w:tc>
+        <w:tc>
+          <w:tcPr>
+            <w:tcW w:w="5306" w:type="dxa"/>
+            <w:gridSpan w:val="2"/>
+            <w:tcBorders>
+              <w:top w:val="none" w:color="FFFFFF" w:sz="0"/>
+              <w:left w:val="none" w:color="FFFFFF" w:sz="0"/>
+              <w:bottom w:val="single" w:color="DDE3E6" w:sz="4"/>
               <w:right w:val="single" w:color="C9E3EA" w:sz="6"/>
             </w:tcBorders>
-            <w:tcMar>
-              <w:top w:w="70" w:type="dxa"/>
-              <w:left w:w="220" w:type="dxa"/>
-              <w:bottom w:w="20" w:type="dxa"/>
+            <w:shd w:val="clear" w:color="auto" w:fill="F3F5F6"/>
+            <w:tcMar>
+              <w:top w:w="40" w:type="dxa"/>
+              <w:left w:w="60" w:type="dxa"/>
+              <w:bottom w:w="40" w:type="dxa"/>
               <w:right w:w="220" w:type="dxa"/>
             </w:tcMar>
             <w:vAlign w:val="center"/>
           </w:tcPr>
           <w:p>
             <w:pPr>
-              <w:keepNext/>
-              <w:keepLines/>
-              <w:spacing w:before="0" w:after="0"/>
+              <w:keepLines/>
+              <w:spacing w:before="0" w:after="0"/>
+              <w:jc w:val="right"/>
             </w:pPr>
             <w:r>
               <w:rPr>
                 <w:rFonts w:ascii="Arial" w:hAnsi="Arial" w:cs="Arial" w:eastAsia="Arial"/>
                 <w:b w:val="true"/>
                 <w:bCs w:val="true"/>
-                <w:caps/>
-                <w:color w:val="02637D"/>
-                <w:spacing w:val="20"/>
-                <w:sz w:val="14"/>
-                <w:szCs w:val="14"/>
-              </w:rPr>
-              <w:t xml:space="preserve">Have You, the proposed insured, or any named skipper(s) ever:</w:t>
+                <w:color w:val="000000"/>
+                <w:sz w:val="18"/>
+                <w:szCs w:val="18"/>
+              </w:rPr>
+              <w:t xml:space="preserve">Sample claim description</w:t>
             </w:r>
           </w:p>
         </w:tc>
@@ -4416,56 +4552,18 @@
         </w:trPr>
         <w:tc>
           <w:tcPr>
-            <w:tcW w:w="7730" w:type="dxa"/>
-            <w:gridSpan w:val="3"/>
+            <w:tcW w:w="10306" w:type="dxa"/>
+            <w:gridSpan w:val="4"/>
             <w:tcBorders>
               <w:top w:val="none" w:color="FFFFFF" w:sz="0"/>
               <w:left w:val="single" w:color="C9E3EA" w:sz="6"/>
               <w:bottom w:val="single" w:color="DDE3E6" w:sz="4"/>
-              <w:right w:val="none" w:color="FFFFFF" w:sz="0"/>
-            </w:tcBorders>
-            <w:shd w:val="clear" w:color="auto" w:fill="F3F5F6"/>
-            <w:tcMar>
-              <w:top w:w="32" w:type="dxa"/>
+              <w:right w:val="single" w:color="C9E3EA" w:sz="6"/>
+            </w:tcBorders>
+            <w:tcMar>
+              <w:top w:w="120" w:type="dxa"/>
               <w:left w:w="220" w:type="dxa"/>
-              <w:bottom w:w="32" w:type="dxa"/>
-              <w:right w:w="60" w:type="dxa"/>
-            </w:tcMar>
-            <w:vAlign w:val="center"/>
-          </w:tcPr>
-          <w:p>
-            <w:pPr>
-              <w:keepNext/>
-              <w:keepLines/>
-              <w:spacing w:before="0" w:after="0"/>
-            </w:pPr>
-            <w:r>
-              <w:rPr>
-                <w:rFonts w:ascii="Arial" w:hAnsi="Arial" w:cs="Arial" w:eastAsia="Arial"/>
-                <w:b w:val="false"/>
-                <w:bCs w:val="false"/>
-                <w:color w:val="3C4A50"/>
-                <w:sz w:val="18"/>
-                <w:szCs w:val="18"/>
-              </w:rPr>
-              <w:t xml:space="preserve">Been charged or convicted with any offence?</w:t>
-            </w:r>
-          </w:p>
-        </w:tc>
-        <w:tc>
-          <w:tcPr>
-            <w:tcW w:w="2576" w:type="dxa"/>
-            <w:tcBorders>
-              <w:top w:val="none" w:color="FFFFFF" w:sz="0"/>
-              <w:left w:val="none" w:color="FFFFFF" w:sz="0"/>
-              <w:bottom w:val="single" w:color="DDE3E6" w:sz="4"/>
-              <w:right w:val="single" w:color="C9E3EA" w:sz="6"/>
-            </w:tcBorders>
-            <w:shd w:val="clear" w:color="auto" w:fill="F3F5F6"/>
-            <w:tcMar>
-              <w:top w:w="32" w:type="dxa"/>
-              <w:left w:w="60" w:type="dxa"/>
-              <w:bottom w:w="32" w:type="dxa"/>
+              <w:bottom w:w="40" w:type="dxa"/>
               <w:right w:w="220" w:type="dxa"/>
             </w:tcMar>
             <w:vAlign w:val="center"/>
@@ -4475,18 +4573,19 @@
               <w:keepNext/>
               <w:keepLines/>
               <w:spacing w:before="0" w:after="0"/>
-              <w:jc w:val="right"/>
             </w:pPr>
             <w:r>
               <w:rPr>
                 <w:rFonts w:ascii="Arial" w:hAnsi="Arial" w:cs="Arial" w:eastAsia="Arial"/>
                 <w:b w:val="true"/>
                 <w:bCs w:val="true"/>
-                <w:color w:val="000000"/>
-                <w:sz w:val="18"/>
-                <w:szCs w:val="18"/>
-              </w:rPr>
-              <w:t xml:space="preserve">Yes</w:t>
+                <w:caps/>
+                <w:color w:val="02637D"/>
+                <w:spacing w:val="24"/>
+                <w:sz w:val="14"/>
+                <w:szCs w:val="14"/>
+              </w:rPr>
+              <w:t xml:space="preserve">Have You, the proposed insured, or any named skipper(s) ever:</w:t>
             </w:r>
           </w:p>
         </w:tc>
@@ -4497,19 +4596,19 @@
         </w:trPr>
         <w:tc>
           <w:tcPr>
-            <w:tcW w:w="7730" w:type="dxa"/>
+            <w:tcW w:w="7900" w:type="dxa"/>
             <w:gridSpan w:val="3"/>
             <w:tcBorders>
               <w:top w:val="none" w:color="FFFFFF" w:sz="0"/>
-              <w:left w:val="single" w:color="1E9E9A" w:sz="18"/>
-              <w:bottom w:val="single" w:color="DDE3E6" w:sz="4"/>
-              <w:right w:val="none" w:color="FFFFFF" w:sz="0"/>
-            </w:tcBorders>
-            <w:shd w:val="clear" w:color="auto" w:fill="E6F4F8"/>
-            <w:tcMar>
-              <w:top w:w="32" w:type="dxa"/>
-              <w:left w:w="420" w:type="dxa"/>
-              <w:bottom w:w="32" w:type="dxa"/>
+              <w:left w:val="single" w:color="C9E3EA" w:sz="6"/>
+              <w:bottom w:val="single" w:color="DDE3E6" w:sz="4"/>
+              <w:right w:val="none" w:color="FFFFFF" w:sz="0"/>
+            </w:tcBorders>
+            <w:shd w:val="clear" w:color="auto" w:fill="F3F5F6"/>
+            <w:tcMar>
+              <w:top w:w="40" w:type="dxa"/>
+              <w:left w:w="220" w:type="dxa"/>
+              <w:bottom w:w="40" w:type="dxa"/>
               <w:right w:w="60" w:type="dxa"/>
             </w:tcMar>
             <w:vAlign w:val="center"/>
@@ -4525,28 +4624,28 @@
                 <w:rFonts w:ascii="Arial" w:hAnsi="Arial" w:cs="Arial" w:eastAsia="Arial"/>
                 <w:b w:val="false"/>
                 <w:bCs w:val="false"/>
-                <w:color w:val="5B6B73"/>
-                <w:sz w:val="18"/>
-                <w:szCs w:val="18"/>
-              </w:rPr>
-              <w:t xml:space="preserve">› Please specify</w:t>
-            </w:r>
-          </w:p>
-        </w:tc>
-        <w:tc>
-          <w:tcPr>
-            <w:tcW w:w="2576" w:type="dxa"/>
+                <w:color w:val="3C4A50"/>
+                <w:sz w:val="18"/>
+                <w:szCs w:val="18"/>
+              </w:rPr>
+              <w:t xml:space="preserve">Been charged or convicted with any offence?</w:t>
+            </w:r>
+          </w:p>
+        </w:tc>
+        <w:tc>
+          <w:tcPr>
+            <w:tcW w:w="2406" w:type="dxa"/>
             <w:tcBorders>
               <w:top w:val="none" w:color="FFFFFF" w:sz="0"/>
               <w:left w:val="none" w:color="FFFFFF" w:sz="0"/>
               <w:bottom w:val="single" w:color="DDE3E6" w:sz="4"/>
               <w:right w:val="single" w:color="C9E3EA" w:sz="6"/>
             </w:tcBorders>
-            <w:shd w:val="clear" w:color="auto" w:fill="E6F4F8"/>
-            <w:tcMar>
-              <w:top w:w="32" w:type="dxa"/>
+            <w:shd w:val="clear" w:color="auto" w:fill="F3F5F6"/>
+            <w:tcMar>
+              <w:top w:w="40" w:type="dxa"/>
               <w:left w:w="60" w:type="dxa"/>
-              <w:bottom w:w="32" w:type="dxa"/>
+              <w:bottom w:w="40" w:type="dxa"/>
               <w:right w:w="220" w:type="dxa"/>
             </w:tcMar>
             <w:vAlign w:val="center"/>
@@ -4567,7 +4666,7 @@
                 <w:sz w:val="18"/>
                 <w:szCs w:val="18"/>
               </w:rPr>
-              <w:t xml:space="preserve">Sample details provided</w:t>
+              <w:t xml:space="preserve">Yes</w:t>
             </w:r>
           </w:p>
         </w:tc>
@@ -4578,8 +4677,8 @@
         </w:trPr>
         <w:tc>
           <w:tcPr>
-            <w:tcW w:w="7730" w:type="dxa"/>
-            <w:gridSpan w:val="3"/>
+            <w:tcW w:w="5000" w:type="dxa"/>
+            <w:gridSpan w:val="2"/>
             <w:tcBorders>
               <w:top w:val="none" w:color="FFFFFF" w:sz="0"/>
               <w:left w:val="single" w:color="C9E3EA" w:sz="6"/>
@@ -4588,9 +4687,9 @@
             </w:tcBorders>
             <w:shd w:val="clear" w:color="auto" w:fill="F3F5F6"/>
             <w:tcMar>
-              <w:top w:w="32" w:type="dxa"/>
-              <w:left w:w="220" w:type="dxa"/>
-              <w:bottom w:w="32" w:type="dxa"/>
+              <w:top w:w="40" w:type="dxa"/>
+              <w:left w:w="540" w:type="dxa"/>
+              <w:bottom w:w="40" w:type="dxa"/>
               <w:right w:w="60" w:type="dxa"/>
             </w:tcMar>
             <w:vAlign w:val="center"/>
@@ -4606,17 +4705,18 @@
                 <w:rFonts w:ascii="Arial" w:hAnsi="Arial" w:cs="Arial" w:eastAsia="Arial"/>
                 <w:b w:val="false"/>
                 <w:bCs w:val="false"/>
-                <w:color w:val="3C4A50"/>
-                <w:sz w:val="18"/>
-                <w:szCs w:val="18"/>
-              </w:rPr>
-              <w:t xml:space="preserve">Lost your boat / PWC or motor vehicle licence?</w:t>
-            </w:r>
-          </w:p>
-        </w:tc>
-        <w:tc>
-          <w:tcPr>
-            <w:tcW w:w="2576" w:type="dxa"/>
+                <w:color w:val="5B6B73"/>
+                <w:sz w:val="18"/>
+                <w:szCs w:val="18"/>
+              </w:rPr>
+              <w:t xml:space="preserve">Please specify</w:t>
+            </w:r>
+          </w:p>
+        </w:tc>
+        <w:tc>
+          <w:tcPr>
+            <w:tcW w:w="5306" w:type="dxa"/>
+            <w:gridSpan w:val="2"/>
             <w:tcBorders>
               <w:top w:val="none" w:color="FFFFFF" w:sz="0"/>
               <w:left w:val="none" w:color="FFFFFF" w:sz="0"/>
@@ -4625,9 +4725,9 @@
             </w:tcBorders>
             <w:shd w:val="clear" w:color="auto" w:fill="F3F5F6"/>
             <w:tcMar>
-              <w:top w:w="32" w:type="dxa"/>
+              <w:top w:w="40" w:type="dxa"/>
               <w:left w:w="60" w:type="dxa"/>
-              <w:bottom w:w="32" w:type="dxa"/>
+              <w:bottom w:w="40" w:type="dxa"/>
               <w:right w:w="220" w:type="dxa"/>
             </w:tcMar>
             <w:vAlign w:val="center"/>
@@ -4648,7 +4748,7 @@
                 <w:sz w:val="18"/>
                 <w:szCs w:val="18"/>
               </w:rPr>
-              <w:t xml:space="preserve">Yes</w:t>
+              <w:t xml:space="preserve">Sample details provided</w:t>
             </w:r>
           </w:p>
         </w:tc>
@@ -4659,26 +4759,106 @@
         </w:trPr>
         <w:tc>
           <w:tcPr>
-            <w:tcW w:w="7730" w:type="dxa"/>
+            <w:tcW w:w="7900" w:type="dxa"/>
             <w:gridSpan w:val="3"/>
             <w:tcBorders>
               <w:top w:val="none" w:color="FFFFFF" w:sz="0"/>
-              <w:left w:val="single" w:color="1E9E9A" w:sz="18"/>
+              <w:left w:val="single" w:color="C9E3EA" w:sz="6"/>
+              <w:bottom w:val="single" w:color="DDE3E6" w:sz="4"/>
+              <w:right w:val="none" w:color="FFFFFF" w:sz="0"/>
+            </w:tcBorders>
+            <w:shd w:val="clear" w:color="auto" w:fill="F3F5F6"/>
+            <w:tcMar>
+              <w:top w:w="40" w:type="dxa"/>
+              <w:left w:w="220" w:type="dxa"/>
+              <w:bottom w:w="40" w:type="dxa"/>
+              <w:right w:w="60" w:type="dxa"/>
+            </w:tcMar>
+            <w:vAlign w:val="center"/>
+          </w:tcPr>
+          <w:p>
+            <w:pPr>
+              <w:keepNext/>
+              <w:keepLines/>
+              <w:spacing w:before="0" w:after="0"/>
+            </w:pPr>
+            <w:r>
+              <w:rPr>
+                <w:rFonts w:ascii="Arial" w:hAnsi="Arial" w:cs="Arial" w:eastAsia="Arial"/>
+                <w:b w:val="false"/>
+                <w:bCs w:val="false"/>
+                <w:color w:val="3C4A50"/>
+                <w:sz w:val="18"/>
+                <w:szCs w:val="18"/>
+              </w:rPr>
+              <w:t xml:space="preserve">Lost your boat / PWC or motor vehicle licence?</w:t>
+            </w:r>
+          </w:p>
+        </w:tc>
+        <w:tc>
+          <w:tcPr>
+            <w:tcW w:w="2406" w:type="dxa"/>
+            <w:tcBorders>
+              <w:top w:val="none" w:color="FFFFFF" w:sz="0"/>
+              <w:left w:val="none" w:color="FFFFFF" w:sz="0"/>
+              <w:bottom w:val="single" w:color="DDE3E6" w:sz="4"/>
+              <w:right w:val="single" w:color="C9E3EA" w:sz="6"/>
+            </w:tcBorders>
+            <w:shd w:val="clear" w:color="auto" w:fill="F3F5F6"/>
+            <w:tcMar>
+              <w:top w:w="40" w:type="dxa"/>
+              <w:left w:w="60" w:type="dxa"/>
+              <w:bottom w:w="40" w:type="dxa"/>
+              <w:right w:w="220" w:type="dxa"/>
+            </w:tcMar>
+            <w:vAlign w:val="center"/>
+          </w:tcPr>
+          <w:p>
+            <w:pPr>
+              <w:keepNext/>
+              <w:keepLines/>
+              <w:spacing w:before="0" w:after="0"/>
+              <w:jc w:val="right"/>
+            </w:pPr>
+            <w:r>
+              <w:rPr>
+                <w:rFonts w:ascii="Arial" w:hAnsi="Arial" w:cs="Arial" w:eastAsia="Arial"/>
+                <w:b w:val="true"/>
+                <w:bCs w:val="true"/>
+                <w:color w:val="000000"/>
+                <w:sz w:val="18"/>
+                <w:szCs w:val="18"/>
+              </w:rPr>
+              <w:t xml:space="preserve">Yes</w:t>
+            </w:r>
+          </w:p>
+        </w:tc>
+      </w:tr>
+      <w:tr>
+        <w:trPr>
+          <w:cantSplit/>
+        </w:trPr>
+        <w:tc>
+          <w:tcPr>
+            <w:tcW w:w="5000" w:type="dxa"/>
+            <w:gridSpan w:val="2"/>
+            <w:tcBorders>
+              <w:top w:val="none" w:color="FFFFFF" w:sz="0"/>
+              <w:left w:val="single" w:color="C9E3EA" w:sz="6"/>
               <w:bottom w:val="single" w:color="C9E3EA" w:sz="6"/>
               <w:right w:val="none" w:color="FFFFFF" w:sz="0"/>
             </w:tcBorders>
-            <w:shd w:val="clear" w:color="auto" w:fill="E6F4F8"/>
-            <w:tcMar>
-              <w:top w:w="32" w:type="dxa"/>
-              <w:left w:w="420" w:type="dxa"/>
-              <w:bottom w:w="32" w:type="dxa"/>
+            <w:shd w:val="clear" w:color="auto" w:fill="F3F5F6"/>
+            <w:tcMar>
+              <w:top w:w="40" w:type="dxa"/>
+              <w:left w:w="540" w:type="dxa"/>
+              <w:bottom w:w="40" w:type="dxa"/>
               <w:right w:w="60" w:type="dxa"/>
             </w:tcMar>
             <w:vAlign w:val="center"/>
           </w:tcPr>
           <w:p>
             <w:pPr>
-              <w:keepNext/>
               <w:keepLines/>
               <w:spacing w:before="0" w:after="0"/>
             </w:pPr>
@@ -4691,31 +4871,31 @@
                 <w:sz w:val="18"/>
                 <w:szCs w:val="18"/>
               </w:rPr>
-              <w:t xml:space="preserve">› Please specify</w:t>
-            </w:r>
-          </w:p>
-        </w:tc>
-        <w:tc>
-          <w:tcPr>
-            <w:tcW w:w="2576" w:type="dxa"/>
+              <w:t xml:space="preserve">Please specify</w:t>
+            </w:r>
+          </w:p>
+        </w:tc>
+        <w:tc>
+          <w:tcPr>
+            <w:tcW w:w="5306" w:type="dxa"/>
+            <w:gridSpan w:val="2"/>
             <w:tcBorders>
               <w:top w:val="none" w:color="FFFFFF" w:sz="0"/>
               <w:left w:val="none" w:color="FFFFFF" w:sz="0"/>
               <w:bottom w:val="single" w:color="C9E3EA" w:sz="6"/>
               <w:right w:val="single" w:color="C9E3EA" w:sz="6"/>
             </w:tcBorders>
-            <w:shd w:val="clear" w:color="auto" w:fill="E6F4F8"/>
-            <w:tcMar>
-              <w:top w:w="32" w:type="dxa"/>
+            <w:shd w:val="clear" w:color="auto" w:fill="F3F5F6"/>
+            <w:tcMar>
+              <w:top w:w="40" w:type="dxa"/>
               <w:left w:w="60" w:type="dxa"/>
-              <w:bottom w:w="32" w:type="dxa"/>
+              <w:bottom w:w="40" w:type="dxa"/>
               <w:right w:w="220" w:type="dxa"/>
             </w:tcMar>
             <w:vAlign w:val="center"/>
           </w:tcPr>
           <w:p>
             <w:pPr>
-              <w:keepNext/>
               <w:keepLines/>
               <w:spacing w:before="0" w:after="0"/>
               <w:jc w:val="right"/>
@@ -4737,7 +4917,7 @@
     </w:tbl>
     <w:p>
       <w:pPr>
-        <w:spacing w:before="0" w:after="0" w:line="120" w:lineRule="exact"/>
+        <w:spacing w:before="0" w:after="0" w:line="170" w:lineRule="exact"/>
         <w:rPr>
           <w:sz w:val="2"/>
         </w:rPr>
@@ -4757,10 +4937,10 @@
         <w:tblLayout w:type="fixed"/>
       </w:tblPr>
       <w:tblGrid>
-        <w:gridCol w:w="2577"/>
-        <w:gridCol w:w="2577"/>
-        <w:gridCol w:w="2576"/>
-        <w:gridCol w:w="2576"/>
+        <w:gridCol w:w="2850"/>
+        <w:gridCol w:w="2150"/>
+        <w:gridCol w:w="2900"/>
+        <w:gridCol w:w="2406"/>
       </w:tblGrid>
       <w:tr>
         <w:trPr>
@@ -4778,9 +4958,9 @@
             </w:tcBorders>
             <w:shd w:val="clear" w:color="auto" w:fill="E6F4F8"/>
             <w:tcMar>
-              <w:top w:w="60" w:type="dxa"/>
+              <w:top w:w="80" w:type="dxa"/>
               <w:left w:w="220" w:type="dxa"/>
-              <w:bottom w:w="60" w:type="dxa"/>
+              <w:bottom w:w="80" w:type="dxa"/>
               <w:right w:w="220" w:type="dxa"/>
             </w:tcMar>
             <w:vAlign w:val="center"/>
@@ -4800,7 +4980,7 @@
                 <w:sz w:val="20"/>
                 <w:szCs w:val="20"/>
               </w:rPr>
-              <w:t xml:space="preserve">Target Market Determination</w:t>
+              <w:t xml:space="preserve">Your Details</w:t>
             </w:r>
           </w:p>
         </w:tc>
@@ -4820,47 +5000,31 @@
               <w:right w:val="single" w:color="C9E3EA" w:sz="6"/>
             </w:tcBorders>
             <w:tcMar>
-              <w:top w:w="50" w:type="dxa"/>
+              <w:top w:w="120" w:type="dxa"/>
               <w:left w:w="220" w:type="dxa"/>
-              <w:bottom w:w="30" w:type="dxa"/>
+              <w:bottom w:w="40" w:type="dxa"/>
               <w:right w:w="220" w:type="dxa"/>
             </w:tcMar>
-            <w:vAlign w:val="top"/>
-          </w:tcPr>
-          <w:p>
-            <w:pPr>
-              <w:keepNext/>
-              <w:keepLines/>
-              <w:spacing w:before="0" w:after="30"/>
-            </w:pPr>
-            <w:r>
-              <w:rPr>
-                <w:rFonts w:ascii="Arial" w:hAnsi="Arial" w:cs="Arial" w:eastAsia="Arial"/>
-                <w:b w:val="false"/>
-                <w:bCs w:val="false"/>
-                <w:color w:val="3C4A50"/>
-                <w:sz w:val="16"/>
-                <w:szCs w:val="16"/>
-              </w:rPr>
-              <w:t xml:space="preserve">It is important that our insurance policies are only sold to entities that are inside our target market.</w:t>
-            </w:r>
-          </w:p>
-          <w:p>
-            <w:pPr>
-              <w:keepNext/>
-              <w:keepLines/>
-              <w:spacing w:before="0" w:after="30"/>
-            </w:pPr>
-            <w:r>
-              <w:rPr>
-                <w:rFonts w:ascii="Arial" w:hAnsi="Arial" w:cs="Arial" w:eastAsia="Arial"/>
-                <w:b w:val="false"/>
-                <w:bCs w:val="false"/>
-                <w:color w:val="3C4A50"/>
-                <w:sz w:val="16"/>
-                <w:szCs w:val="16"/>
-              </w:rPr>
-              <w:t xml:space="preserve">If you answer 'no' or 'false' to any of the following You are not within our Target Market for this insurance product.</w:t>
+            <w:vAlign w:val="center"/>
+          </w:tcPr>
+          <w:p>
+            <w:pPr>
+              <w:keepNext/>
+              <w:keepLines/>
+              <w:spacing w:before="0" w:after="0"/>
+            </w:pPr>
+            <w:r>
+              <w:rPr>
+                <w:rFonts w:ascii="Arial" w:hAnsi="Arial" w:cs="Arial" w:eastAsia="Arial"/>
+                <w:b w:val="true"/>
+                <w:bCs w:val="true"/>
+                <w:caps/>
+                <w:color w:val="02637D"/>
+                <w:spacing w:val="24"/>
+                <w:sz w:val="14"/>
+                <w:szCs w:val="14"/>
+              </w:rPr>
+              <w:t xml:space="preserve">Period of insurance</w:t>
             </w:r>
           </w:p>
         </w:tc>
@@ -4871,8 +5035,7 @@
         </w:trPr>
         <w:tc>
           <w:tcPr>
-            <w:tcW w:w="7730" w:type="dxa"/>
-            <w:gridSpan w:val="3"/>
+            <w:tcW w:w="2850" w:type="dxa"/>
             <w:tcBorders>
               <w:top w:val="none" w:color="FFFFFF" w:sz="0"/>
               <w:left w:val="single" w:color="C9E3EA" w:sz="6"/>
@@ -4881,16 +5044,15 @@
             </w:tcBorders>
             <w:shd w:val="clear" w:color="auto" w:fill="F3F5F6"/>
             <w:tcMar>
-              <w:top w:w="32" w:type="dxa"/>
+              <w:top w:w="40" w:type="dxa"/>
               <w:left w:w="220" w:type="dxa"/>
-              <w:bottom w:w="32" w:type="dxa"/>
+              <w:bottom w:w="40" w:type="dxa"/>
               <w:right w:w="60" w:type="dxa"/>
             </w:tcMar>
             <w:vAlign w:val="center"/>
           </w:tcPr>
           <w:p>
             <w:pPr>
-              <w:keepNext/>
               <w:keepLines/>
               <w:spacing w:before="0" w:after="0"/>
             </w:pPr>
@@ -4903,31 +5065,30 @@
                 <w:sz w:val="18"/>
                 <w:szCs w:val="18"/>
               </w:rPr>
-              <w:t xml:space="preserve">The PWC / Jet Ski will be owned by the applicant/You for the duration of the policy.</w:t>
-            </w:r>
-          </w:p>
-        </w:tc>
-        <w:tc>
-          <w:tcPr>
-            <w:tcW w:w="2576" w:type="dxa"/>
+              <w:t xml:space="preserve">From</w:t>
+            </w:r>
+          </w:p>
+        </w:tc>
+        <w:tc>
+          <w:tcPr>
+            <w:tcW w:w="2150" w:type="dxa"/>
             <w:tcBorders>
               <w:top w:val="none" w:color="FFFFFF" w:sz="0"/>
               <w:left w:val="none" w:color="FFFFFF" w:sz="0"/>
               <w:bottom w:val="single" w:color="DDE3E6" w:sz="4"/>
-              <w:right w:val="single" w:color="C9E3EA" w:sz="6"/>
-            </w:tcBorders>
-            <w:shd w:val="clear" w:color="auto" w:fill="F3F5F6"/>
-            <w:tcMar>
-              <w:top w:w="32" w:type="dxa"/>
+              <w:right w:val="none" w:color="FFFFFF" w:sz="0"/>
+            </w:tcBorders>
+            <w:shd w:val="clear" w:color="auto" w:fill="F3F5F6"/>
+            <w:tcMar>
+              <w:top w:w="40" w:type="dxa"/>
               <w:left w:w="60" w:type="dxa"/>
-              <w:bottom w:w="32" w:type="dxa"/>
-              <w:right w:w="220" w:type="dxa"/>
-            </w:tcMar>
-            <w:vAlign w:val="center"/>
-          </w:tcPr>
-          <w:p>
-            <w:pPr>
-              <w:keepNext/>
+              <w:bottom w:w="40" w:type="dxa"/>
+              <w:right w:w="200" w:type="dxa"/>
+            </w:tcMar>
+            <w:vAlign w:val="center"/>
+          </w:tcPr>
+          <w:p>
+            <w:pPr>
               <w:keepLines/>
               <w:spacing w:before="0" w:after="0"/>
               <w:jc w:val="right"/>
@@ -4941,7 +5102,80 @@
                 <w:sz w:val="18"/>
                 <w:szCs w:val="18"/>
               </w:rPr>
-              <w:t xml:space="preserve">True</w:t>
+              <w:t xml:space="preserve">27/10/2026</w:t>
+            </w:r>
+          </w:p>
+        </w:tc>
+        <w:tc>
+          <w:tcPr>
+            <w:tcW w:w="2900" w:type="dxa"/>
+            <w:tcBorders>
+              <w:top w:val="none" w:color="FFFFFF" w:sz="0"/>
+              <w:left w:val="single" w:color="DDE3E6" w:sz="4"/>
+              <w:bottom w:val="single" w:color="DDE3E6" w:sz="4"/>
+              <w:right w:val="none" w:color="FFFFFF" w:sz="0"/>
+            </w:tcBorders>
+            <w:shd w:val="clear" w:color="auto" w:fill="F3F5F6"/>
+            <w:tcMar>
+              <w:top w:w="40" w:type="dxa"/>
+              <w:left w:w="280" w:type="dxa"/>
+              <w:bottom w:w="40" w:type="dxa"/>
+              <w:right w:w="60" w:type="dxa"/>
+            </w:tcMar>
+            <w:vAlign w:val="center"/>
+          </w:tcPr>
+          <w:p>
+            <w:pPr>
+              <w:keepLines/>
+              <w:spacing w:before="0" w:after="0"/>
+            </w:pPr>
+            <w:r>
+              <w:rPr>
+                <w:rFonts w:ascii="Arial" w:hAnsi="Arial" w:cs="Arial" w:eastAsia="Arial"/>
+                <w:b w:val="false"/>
+                <w:bCs w:val="false"/>
+                <w:color w:val="3C4A50"/>
+                <w:sz w:val="18"/>
+                <w:szCs w:val="18"/>
+              </w:rPr>
+              <w:t xml:space="preserve">To (at 4pm local time)</w:t>
+            </w:r>
+          </w:p>
+        </w:tc>
+        <w:tc>
+          <w:tcPr>
+            <w:tcW w:w="2406" w:type="dxa"/>
+            <w:tcBorders>
+              <w:top w:val="none" w:color="FFFFFF" w:sz="0"/>
+              <w:left w:val="none" w:color="FFFFFF" w:sz="0"/>
+              <w:bottom w:val="single" w:color="DDE3E6" w:sz="4"/>
+              <w:right w:val="single" w:color="C9E3EA" w:sz="6"/>
+            </w:tcBorders>
+            <w:shd w:val="clear" w:color="auto" w:fill="F3F5F6"/>
+            <w:tcMar>
+              <w:top w:w="40" w:type="dxa"/>
+              <w:left w:w="60" w:type="dxa"/>
+              <w:bottom w:w="40" w:type="dxa"/>
+              <w:right w:w="220" w:type="dxa"/>
+            </w:tcMar>
+            <w:vAlign w:val="center"/>
+          </w:tcPr>
+          <w:p>
+            <w:pPr>
+              <w:keepLines/>
+              <w:spacing w:before="0" w:after="0"/>
+              <w:jc w:val="right"/>
+            </w:pPr>
+            <w:r>
+              <w:rPr>
+                <w:rFonts w:ascii="Arial" w:hAnsi="Arial" w:cs="Arial" w:eastAsia="Arial"/>
+                <w:b w:val="true"/>
+                <w:bCs w:val="true"/>
+                <w:color w:val="000000"/>
+                <w:sz w:val="18"/>
+                <w:szCs w:val="18"/>
+              </w:rPr>
+              <w:t xml:space="preserve">27/10/2027</w:t>
             </w:r>
           </w:p>
         </w:tc>
@@ -4952,56 +5186,18 @@
         </w:trPr>
         <w:tc>
           <w:tcPr>
-            <w:tcW w:w="7730" w:type="dxa"/>
-            <w:gridSpan w:val="3"/>
+            <w:tcW w:w="10306" w:type="dxa"/>
+            <w:gridSpan w:val="4"/>
             <w:tcBorders>
               <w:top w:val="none" w:color="FFFFFF" w:sz="0"/>
               <w:left w:val="single" w:color="C9E3EA" w:sz="6"/>
               <w:bottom w:val="single" w:color="DDE3E6" w:sz="4"/>
-              <w:right w:val="none" w:color="FFFFFF" w:sz="0"/>
-            </w:tcBorders>
-            <w:shd w:val="clear" w:color="auto" w:fill="F3F5F6"/>
-            <w:tcMar>
-              <w:top w:w="32" w:type="dxa"/>
+              <w:right w:val="single" w:color="C9E3EA" w:sz="6"/>
+            </w:tcBorders>
+            <w:tcMar>
+              <w:top w:w="120" w:type="dxa"/>
               <w:left w:w="220" w:type="dxa"/>
-              <w:bottom w:w="32" w:type="dxa"/>
-              <w:right w:w="60" w:type="dxa"/>
-            </w:tcMar>
-            <w:vAlign w:val="center"/>
-          </w:tcPr>
-          <w:p>
-            <w:pPr>
-              <w:keepNext/>
-              <w:keepLines/>
-              <w:spacing w:before="0" w:after="0"/>
-            </w:pPr>
-            <w:r>
-              <w:rPr>
-                <w:rFonts w:ascii="Arial" w:hAnsi="Arial" w:cs="Arial" w:eastAsia="Arial"/>
-                <w:b w:val="false"/>
-                <w:bCs w:val="false"/>
-                <w:color w:val="3C4A50"/>
-                <w:sz w:val="18"/>
-                <w:szCs w:val="18"/>
-              </w:rPr>
-              <w:t xml:space="preserve">The PWC / Jet Ski is not used for financial reward or registered as a commercial vessel.</w:t>
-            </w:r>
-          </w:p>
-        </w:tc>
-        <w:tc>
-          <w:tcPr>
-            <w:tcW w:w="2576" w:type="dxa"/>
-            <w:tcBorders>
-              <w:top w:val="none" w:color="FFFFFF" w:sz="0"/>
-              <w:left w:val="none" w:color="FFFFFF" w:sz="0"/>
-              <w:bottom w:val="single" w:color="DDE3E6" w:sz="4"/>
-              <w:right w:val="single" w:color="C9E3EA" w:sz="6"/>
-            </w:tcBorders>
-            <w:shd w:val="clear" w:color="auto" w:fill="F3F5F6"/>
-            <w:tcMar>
-              <w:top w:w="32" w:type="dxa"/>
-              <w:left w:w="60" w:type="dxa"/>
-              <w:bottom w:w="32" w:type="dxa"/>
+              <w:bottom w:w="40" w:type="dxa"/>
               <w:right w:w="220" w:type="dxa"/>
             </w:tcMar>
             <w:vAlign w:val="center"/>
@@ -5011,18 +5207,19 @@
               <w:keepNext/>
               <w:keepLines/>
               <w:spacing w:before="0" w:after="0"/>
-              <w:jc w:val="right"/>
             </w:pPr>
             <w:r>
               <w:rPr>
                 <w:rFonts w:ascii="Arial" w:hAnsi="Arial" w:cs="Arial" w:eastAsia="Arial"/>
                 <w:b w:val="true"/>
                 <w:bCs w:val="true"/>
-                <w:color w:val="000000"/>
-                <w:sz w:val="18"/>
-                <w:szCs w:val="18"/>
-              </w:rPr>
-              <w:t xml:space="preserve">True</w:t>
+                <w:caps/>
+                <w:color w:val="02637D"/>
+                <w:spacing w:val="24"/>
+                <w:sz w:val="14"/>
+                <w:szCs w:val="14"/>
+              </w:rPr>
+              <w:t xml:space="preserve">Contact</w:t>
             </w:r>
           </w:p>
         </w:tc>
@@ -5033,8 +5230,7 @@
         </w:trPr>
         <w:tc>
           <w:tcPr>
-            <w:tcW w:w="7730" w:type="dxa"/>
-            <w:gridSpan w:val="3"/>
+            <w:tcW w:w="2850" w:type="dxa"/>
             <w:tcBorders>
               <w:top w:val="none" w:color="FFFFFF" w:sz="0"/>
               <w:left w:val="single" w:color="C9E3EA" w:sz="6"/>
@@ -5043,9 +5239,9 @@
             </w:tcBorders>
             <w:shd w:val="clear" w:color="auto" w:fill="F3F5F6"/>
             <w:tcMar>
-              <w:top w:w="32" w:type="dxa"/>
+              <w:top w:w="40" w:type="dxa"/>
               <w:left w:w="220" w:type="dxa"/>
-              <w:bottom w:w="32" w:type="dxa"/>
+              <w:bottom w:w="40" w:type="dxa"/>
               <w:right w:w="60" w:type="dxa"/>
             </w:tcMar>
             <w:vAlign w:val="center"/>
@@ -5065,25 +5261,25 @@
                 <w:sz w:val="18"/>
                 <w:szCs w:val="18"/>
               </w:rPr>
-              <w:t xml:space="preserve">The PWC / Jet Ski will not operate outside of Australian or New Zealand waters or the waters located between the two countries.</w:t>
-            </w:r>
-          </w:p>
-        </w:tc>
-        <w:tc>
-          <w:tcPr>
-            <w:tcW w:w="2576" w:type="dxa"/>
+              <w:t xml:space="preserve">First name</w:t>
+            </w:r>
+          </w:p>
+        </w:tc>
+        <w:tc>
+          <w:tcPr>
+            <w:tcW w:w="2150" w:type="dxa"/>
             <w:tcBorders>
               <w:top w:val="none" w:color="FFFFFF" w:sz="0"/>
               <w:left w:val="none" w:color="FFFFFF" w:sz="0"/>
               <w:bottom w:val="single" w:color="DDE3E6" w:sz="4"/>
-              <w:right w:val="single" w:color="C9E3EA" w:sz="6"/>
-            </w:tcBorders>
-            <w:shd w:val="clear" w:color="auto" w:fill="F3F5F6"/>
-            <w:tcMar>
-              <w:top w:w="32" w:type="dxa"/>
+              <w:right w:val="none" w:color="FFFFFF" w:sz="0"/>
+            </w:tcBorders>
+            <w:shd w:val="clear" w:color="auto" w:fill="F3F5F6"/>
+            <w:tcMar>
+              <w:top w:w="40" w:type="dxa"/>
               <w:left w:w="60" w:type="dxa"/>
-              <w:bottom w:w="32" w:type="dxa"/>
-              <w:right w:w="220" w:type="dxa"/>
+              <w:bottom w:w="40" w:type="dxa"/>
+              <w:right w:w="200" w:type="dxa"/>
             </w:tcMar>
             <w:vAlign w:val="center"/>
           </w:tcPr>
@@ -5103,7 +5299,82 @@
                 <w:sz w:val="18"/>
                 <w:szCs w:val="18"/>
               </w:rPr>
-              <w:t xml:space="preserve">True</w:t>
+              <w:t xml:space="preserve">Sample</w:t>
+            </w:r>
+          </w:p>
+        </w:tc>
+        <w:tc>
+          <w:tcPr>
+            <w:tcW w:w="2900" w:type="dxa"/>
+            <w:tcBorders>
+              <w:top w:val="none" w:color="FFFFFF" w:sz="0"/>
+              <w:left w:val="single" w:color="DDE3E6" w:sz="4"/>
+              <w:bottom w:val="single" w:color="DDE3E6" w:sz="4"/>
+              <w:right w:val="none" w:color="FFFFFF" w:sz="0"/>
+            </w:tcBorders>
+            <w:shd w:val="clear" w:color="auto" w:fill="F3F5F6"/>
+            <w:tcMar>
+              <w:top w:w="40" w:type="dxa"/>
+              <w:left w:w="280" w:type="dxa"/>
+              <w:bottom w:w="40" w:type="dxa"/>
+              <w:right w:w="60" w:type="dxa"/>
+            </w:tcMar>
+            <w:vAlign w:val="center"/>
+          </w:tcPr>
+          <w:p>
+            <w:pPr>
+              <w:keepNext/>
+              <w:keepLines/>
+              <w:spacing w:before="0" w:after="0"/>
+            </w:pPr>
+            <w:r>
+              <w:rPr>
+                <w:rFonts w:ascii="Arial" w:hAnsi="Arial" w:cs="Arial" w:eastAsia="Arial"/>
+                <w:b w:val="false"/>
+                <w:bCs w:val="false"/>
+                <w:color w:val="3C4A50"/>
+                <w:sz w:val="18"/>
+                <w:szCs w:val="18"/>
+              </w:rPr>
+              <w:t xml:space="preserve">Last name</w:t>
+            </w:r>
+          </w:p>
+        </w:tc>
+        <w:tc>
+          <w:tcPr>
+            <w:tcW w:w="2406" w:type="dxa"/>
+            <w:tcBorders>
+              <w:top w:val="none" w:color="FFFFFF" w:sz="0"/>
+              <w:left w:val="none" w:color="FFFFFF" w:sz="0"/>
+              <w:bottom w:val="single" w:color="DDE3E6" w:sz="4"/>
+              <w:right w:val="single" w:color="C9E3EA" w:sz="6"/>
+            </w:tcBorders>
+            <w:shd w:val="clear" w:color="auto" w:fill="F3F5F6"/>
+            <w:tcMar>
+              <w:top w:w="40" w:type="dxa"/>
+              <w:left w:w="60" w:type="dxa"/>
+              <w:bottom w:w="40" w:type="dxa"/>
+              <w:right w:w="220" w:type="dxa"/>
+            </w:tcMar>
+            <w:vAlign w:val="center"/>
+          </w:tcPr>
+          <w:p>
+            <w:pPr>
+              <w:keepNext/>
+              <w:keepLines/>
+              <w:spacing w:before="0" w:after="0"/>
+              <w:jc w:val="right"/>
+            </w:pPr>
+            <w:r>
+              <w:rPr>
+                <w:rFonts w:ascii="Arial" w:hAnsi="Arial" w:cs="Arial" w:eastAsia="Arial"/>
+                <w:b w:val="true"/>
+                <w:bCs w:val="true"/>
+                <w:color w:val="000000"/>
+                <w:sz w:val="18"/>
+                <w:szCs w:val="18"/>
+              </w:rPr>
+              <w:t xml:space="preserve">Name</w:t>
             </w:r>
           </w:p>
         </w:tc>
@@ -5114,8 +5385,7 @@
         </w:trPr>
         <w:tc>
           <w:tcPr>
-            <w:tcW w:w="7730" w:type="dxa"/>
-            <w:gridSpan w:val="3"/>
+            <w:tcW w:w="2850" w:type="dxa"/>
             <w:tcBorders>
               <w:top w:val="none" w:color="FFFFFF" w:sz="0"/>
               <w:left w:val="single" w:color="C9E3EA" w:sz="6"/>
@@ -5124,9 +5394,9 @@
             </w:tcBorders>
             <w:shd w:val="clear" w:color="auto" w:fill="F3F5F6"/>
             <w:tcMar>
-              <w:top w:w="32" w:type="dxa"/>
+              <w:top w:w="40" w:type="dxa"/>
               <w:left w:w="220" w:type="dxa"/>
-              <w:bottom w:w="32" w:type="dxa"/>
+              <w:bottom w:w="40" w:type="dxa"/>
               <w:right w:w="60" w:type="dxa"/>
             </w:tcMar>
             <w:vAlign w:val="center"/>
@@ -5146,25 +5416,25 @@
                 <w:sz w:val="18"/>
                 <w:szCs w:val="18"/>
               </w:rPr>
-              <w:t xml:space="preserve">The PWC / Jet Ski will not be under construction (other than being refitted) at any time during the insurance period and the PWC / Jet Ski has been launched.</w:t>
-            </w:r>
-          </w:p>
-        </w:tc>
-        <w:tc>
-          <w:tcPr>
-            <w:tcW w:w="2576" w:type="dxa"/>
+              <w:t xml:space="preserve">Insured name</w:t>
+            </w:r>
+          </w:p>
+        </w:tc>
+        <w:tc>
+          <w:tcPr>
+            <w:tcW w:w="2150" w:type="dxa"/>
             <w:tcBorders>
               <w:top w:val="none" w:color="FFFFFF" w:sz="0"/>
               <w:left w:val="none" w:color="FFFFFF" w:sz="0"/>
               <w:bottom w:val="single" w:color="DDE3E6" w:sz="4"/>
-              <w:right w:val="single" w:color="C9E3EA" w:sz="6"/>
-            </w:tcBorders>
-            <w:shd w:val="clear" w:color="auto" w:fill="F3F5F6"/>
-            <w:tcMar>
-              <w:top w:w="32" w:type="dxa"/>
+              <w:right w:val="none" w:color="FFFFFF" w:sz="0"/>
+            </w:tcBorders>
+            <w:shd w:val="clear" w:color="auto" w:fill="F3F5F6"/>
+            <w:tcMar>
+              <w:top w:w="40" w:type="dxa"/>
               <w:left w:w="60" w:type="dxa"/>
-              <w:bottom w:w="32" w:type="dxa"/>
-              <w:right w:w="220" w:type="dxa"/>
+              <w:bottom w:w="40" w:type="dxa"/>
+              <w:right w:w="200" w:type="dxa"/>
             </w:tcMar>
             <w:vAlign w:val="center"/>
           </w:tcPr>
@@ -5184,7 +5454,82 @@
                 <w:sz w:val="18"/>
                 <w:szCs w:val="18"/>
               </w:rPr>
-              <w:t xml:space="preserve">True</w:t>
+              <w:t xml:space="preserve">Sample Name</w:t>
+            </w:r>
+          </w:p>
+        </w:tc>
+        <w:tc>
+          <w:tcPr>
+            <w:tcW w:w="2900" w:type="dxa"/>
+            <w:tcBorders>
+              <w:top w:val="none" w:color="FFFFFF" w:sz="0"/>
+              <w:left w:val="single" w:color="DDE3E6" w:sz="4"/>
+              <w:bottom w:val="single" w:color="DDE3E6" w:sz="4"/>
+              <w:right w:val="none" w:color="FFFFFF" w:sz="0"/>
+            </w:tcBorders>
+            <w:shd w:val="clear" w:color="auto" w:fill="F3F5F6"/>
+            <w:tcMar>
+              <w:top w:w="40" w:type="dxa"/>
+              <w:left w:w="280" w:type="dxa"/>
+              <w:bottom w:w="40" w:type="dxa"/>
+              <w:right w:w="60" w:type="dxa"/>
+            </w:tcMar>
+            <w:vAlign w:val="center"/>
+          </w:tcPr>
+          <w:p>
+            <w:pPr>
+              <w:keepNext/>
+              <w:keepLines/>
+              <w:spacing w:before="0" w:after="0"/>
+            </w:pPr>
+            <w:r>
+              <w:rPr>
+                <w:rFonts w:ascii="Arial" w:hAnsi="Arial" w:cs="Arial" w:eastAsia="Arial"/>
+                <w:b w:val="false"/>
+                <w:bCs w:val="false"/>
+                <w:color w:val="3C4A50"/>
+                <w:sz w:val="18"/>
+                <w:szCs w:val="18"/>
+              </w:rPr>
+              <w:t xml:space="preserve">Phone number</w:t>
+            </w:r>
+          </w:p>
+        </w:tc>
+        <w:tc>
+          <w:tcPr>
+            <w:tcW w:w="2406" w:type="dxa"/>
+            <w:tcBorders>
+              <w:top w:val="none" w:color="FFFFFF" w:sz="0"/>
+              <w:left w:val="none" w:color="FFFFFF" w:sz="0"/>
+              <w:bottom w:val="single" w:color="DDE3E6" w:sz="4"/>
+              <w:right w:val="single" w:color="C9E3EA" w:sz="6"/>
+            </w:tcBorders>
+            <w:shd w:val="clear" w:color="auto" w:fill="F3F5F6"/>
+            <w:tcMar>
+              <w:top w:w="40" w:type="dxa"/>
+              <w:left w:w="60" w:type="dxa"/>
+              <w:bottom w:w="40" w:type="dxa"/>
+              <w:right w:w="220" w:type="dxa"/>
+            </w:tcMar>
+            <w:vAlign w:val="center"/>
+          </w:tcPr>
+          <w:p>
+            <w:pPr>
+              <w:keepNext/>
+              <w:keepLines/>
+              <w:spacing w:before="0" w:after="0"/>
+              <w:jc w:val="right"/>
+            </w:pPr>
+            <w:r>
+              <w:rPr>
+                <w:rFonts w:ascii="Arial" w:hAnsi="Arial" w:cs="Arial" w:eastAsia="Arial"/>
+                <w:b w:val="true"/>
+                <w:bCs w:val="true"/>
+                <w:color w:val="000000"/>
+                <w:sz w:val="18"/>
+                <w:szCs w:val="18"/>
+              </w:rPr>
+              <w:t xml:space="preserve">0400 000 000</w:t>
             </w:r>
           </w:p>
         </w:tc>
@@ -5195,8 +5540,8 @@
         </w:trPr>
         <w:tc>
           <w:tcPr>
-            <w:tcW w:w="7730" w:type="dxa"/>
-            <w:gridSpan w:val="3"/>
+            <w:tcW w:w="5000" w:type="dxa"/>
+            <w:gridSpan w:val="2"/>
             <w:tcBorders>
               <w:top w:val="none" w:color="FFFFFF" w:sz="0"/>
               <w:left w:val="single" w:color="C9E3EA" w:sz="6"/>
@@ -5205,9 +5550,9 @@
             </w:tcBorders>
             <w:shd w:val="clear" w:color="auto" w:fill="F3F5F6"/>
             <w:tcMar>
-              <w:top w:w="32" w:type="dxa"/>
+              <w:top w:w="40" w:type="dxa"/>
               <w:left w:w="220" w:type="dxa"/>
-              <w:bottom w:w="32" w:type="dxa"/>
+              <w:bottom w:w="40" w:type="dxa"/>
               <w:right w:w="60" w:type="dxa"/>
             </w:tcMar>
             <w:vAlign w:val="center"/>
@@ -5227,13 +5572,14 @@
                 <w:sz w:val="18"/>
                 <w:szCs w:val="18"/>
               </w:rPr>
-              <w:t xml:space="preserve">The PWC / Jet Ski to be insured under this insurance is not registered or zoned as a building (for example, a floating office).</w:t>
-            </w:r>
-          </w:p>
-        </w:tc>
-        <w:tc>
-          <w:tcPr>
-            <w:tcW w:w="2576" w:type="dxa"/>
+              <w:t xml:space="preserve">Email</w:t>
+            </w:r>
+          </w:p>
+        </w:tc>
+        <w:tc>
+          <w:tcPr>
+            <w:tcW w:w="5306" w:type="dxa"/>
+            <w:gridSpan w:val="2"/>
             <w:tcBorders>
               <w:top w:val="none" w:color="FFFFFF" w:sz="0"/>
               <w:left w:val="none" w:color="FFFFFF" w:sz="0"/>
@@ -5242,9 +5588,9 @@
             </w:tcBorders>
             <w:shd w:val="clear" w:color="auto" w:fill="F3F5F6"/>
             <w:tcMar>
-              <w:top w:w="32" w:type="dxa"/>
+              <w:top w:w="40" w:type="dxa"/>
               <w:left w:w="60" w:type="dxa"/>
-              <w:bottom w:w="32" w:type="dxa"/>
+              <w:bottom w:w="40" w:type="dxa"/>
               <w:right w:w="220" w:type="dxa"/>
             </w:tcMar>
             <w:vAlign w:val="center"/>
@@ -5265,7 +5611,7 @@
                 <w:sz w:val="18"/>
                 <w:szCs w:val="18"/>
               </w:rPr>
-              <w:t xml:space="preserve">True</w:t>
+              <w:t xml:space="preserve">sample.name@example.com</w:t>
             </w:r>
           </w:p>
         </w:tc>
@@ -5276,8 +5622,8 @@
         </w:trPr>
         <w:tc>
           <w:tcPr>
-            <w:tcW w:w="7730" w:type="dxa"/>
-            <w:gridSpan w:val="3"/>
+            <w:tcW w:w="5000" w:type="dxa"/>
+            <w:gridSpan w:val="2"/>
             <w:tcBorders>
               <w:top w:val="none" w:color="FFFFFF" w:sz="0"/>
               <w:left w:val="single" w:color="C9E3EA" w:sz="6"/>
@@ -5286,9 +5632,9 @@
             </w:tcBorders>
             <w:shd w:val="clear" w:color="auto" w:fill="F3F5F6"/>
             <w:tcMar>
-              <w:top w:w="32" w:type="dxa"/>
+              <w:top w:w="40" w:type="dxa"/>
               <w:left w:w="220" w:type="dxa"/>
-              <w:bottom w:w="32" w:type="dxa"/>
+              <w:bottom w:w="40" w:type="dxa"/>
               <w:right w:w="60" w:type="dxa"/>
             </w:tcMar>
             <w:vAlign w:val="center"/>
@@ -5308,13 +5654,14 @@
                 <w:sz w:val="18"/>
                 <w:szCs w:val="18"/>
               </w:rPr>
-              <w:t xml:space="preserve">The PWC / Jet Ski is not used for permanent accommodation (agreement available upon request).</w:t>
-            </w:r>
-          </w:p>
-        </w:tc>
-        <w:tc>
-          <w:tcPr>
-            <w:tcW w:w="2576" w:type="dxa"/>
+              <w:t xml:space="preserve">Residential address</w:t>
+            </w:r>
+          </w:p>
+        </w:tc>
+        <w:tc>
+          <w:tcPr>
+            <w:tcW w:w="5306" w:type="dxa"/>
+            <w:gridSpan w:val="2"/>
             <w:tcBorders>
               <w:top w:val="none" w:color="FFFFFF" w:sz="0"/>
               <w:left w:val="none" w:color="FFFFFF" w:sz="0"/>
@@ -5323,9 +5670,9 @@
             </w:tcBorders>
             <w:shd w:val="clear" w:color="auto" w:fill="F3F5F6"/>
             <w:tcMar>
-              <w:top w:w="32" w:type="dxa"/>
+              <w:top w:w="40" w:type="dxa"/>
               <w:left w:w="60" w:type="dxa"/>
-              <w:bottom w:w="32" w:type="dxa"/>
+              <w:bottom w:w="40" w:type="dxa"/>
               <w:right w:w="220" w:type="dxa"/>
             </w:tcMar>
             <w:vAlign w:val="center"/>
@@ -5346,7 +5693,7 @@
                 <w:sz w:val="18"/>
                 <w:szCs w:val="18"/>
               </w:rPr>
-              <w:t xml:space="preserve">True</w:t>
+              <w:t xml:space="preserve">1 Sample Street, Perth WA 6000</w:t>
             </w:r>
           </w:p>
         </w:tc>
@@ -5357,8 +5704,8 @@
         </w:trPr>
         <w:tc>
           <w:tcPr>
-            <w:tcW w:w="7730" w:type="dxa"/>
-            <w:gridSpan w:val="3"/>
+            <w:tcW w:w="5000" w:type="dxa"/>
+            <w:gridSpan w:val="2"/>
             <w:tcBorders>
               <w:top w:val="none" w:color="FFFFFF" w:sz="0"/>
               <w:left w:val="single" w:color="C9E3EA" w:sz="6"/>
@@ -5367,9 +5714,9 @@
             </w:tcBorders>
             <w:shd w:val="clear" w:color="auto" w:fill="F3F5F6"/>
             <w:tcMar>
-              <w:top w:w="32" w:type="dxa"/>
+              <w:top w:w="40" w:type="dxa"/>
               <w:left w:w="220" w:type="dxa"/>
-              <w:bottom w:w="32" w:type="dxa"/>
+              <w:bottom w:w="40" w:type="dxa"/>
               <w:right w:w="60" w:type="dxa"/>
             </w:tcMar>
             <w:vAlign w:val="center"/>
@@ -5389,13 +5736,14 @@
                 <w:sz w:val="18"/>
                 <w:szCs w:val="18"/>
               </w:rPr>
-              <w:t xml:space="preserve">The PWC / Jet Ski is not used for Timeshare Arrangement / Syndicate / Equity Arrangement.</w:t>
-            </w:r>
-          </w:p>
-        </w:tc>
-        <w:tc>
-          <w:tcPr>
-            <w:tcW w:w="2576" w:type="dxa"/>
+              <w:t xml:space="preserve">Postal address (if different to above)</w:t>
+            </w:r>
+          </w:p>
+        </w:tc>
+        <w:tc>
+          <w:tcPr>
+            <w:tcW w:w="5306" w:type="dxa"/>
+            <w:gridSpan w:val="2"/>
             <w:tcBorders>
               <w:top w:val="none" w:color="FFFFFF" w:sz="0"/>
               <w:left w:val="none" w:color="FFFFFF" w:sz="0"/>
@@ -5404,9 +5752,9 @@
             </w:tcBorders>
             <w:shd w:val="clear" w:color="auto" w:fill="F3F5F6"/>
             <w:tcMar>
-              <w:top w:w="32" w:type="dxa"/>
+              <w:top w:w="40" w:type="dxa"/>
               <w:left w:w="60" w:type="dxa"/>
-              <w:bottom w:w="32" w:type="dxa"/>
+              <w:bottom w:w="40" w:type="dxa"/>
               <w:right w:w="220" w:type="dxa"/>
             </w:tcMar>
             <w:vAlign w:val="center"/>
@@ -5427,7 +5775,7 @@
                 <w:sz w:val="18"/>
                 <w:szCs w:val="18"/>
               </w:rPr>
-              <w:t xml:space="preserve">True</w:t>
+              <w:t xml:space="preserve">PO Box 1, Perth WA 6001</w:t>
             </w:r>
           </w:p>
         </w:tc>
@@ -5438,26 +5786,25 @@
         </w:trPr>
         <w:tc>
           <w:tcPr>
-            <w:tcW w:w="7730" w:type="dxa"/>
-            <w:gridSpan w:val="3"/>
+            <w:tcW w:w="5000" w:type="dxa"/>
+            <w:gridSpan w:val="2"/>
             <w:tcBorders>
               <w:top w:val="none" w:color="FFFFFF" w:sz="0"/>
               <w:left w:val="single" w:color="C9E3EA" w:sz="6"/>
-              <w:bottom w:val="single" w:color="DDE3E6" w:sz="4"/>
-              <w:right w:val="none" w:color="FFFFFF" w:sz="0"/>
-            </w:tcBorders>
-            <w:shd w:val="clear" w:color="auto" w:fill="F3F5F6"/>
-            <w:tcMar>
-              <w:top w:w="32" w:type="dxa"/>
+              <w:bottom w:val="single" w:color="C9E3EA" w:sz="6"/>
+              <w:right w:val="none" w:color="FFFFFF" w:sz="0"/>
+            </w:tcBorders>
+            <w:shd w:val="clear" w:color="auto" w:fill="F3F5F6"/>
+            <w:tcMar>
+              <w:top w:w="40" w:type="dxa"/>
               <w:left w:w="220" w:type="dxa"/>
-              <w:bottom w:w="32" w:type="dxa"/>
+              <w:bottom w:w="40" w:type="dxa"/>
               <w:right w:w="60" w:type="dxa"/>
             </w:tcMar>
             <w:vAlign w:val="center"/>
           </w:tcPr>
           <w:p>
             <w:pPr>
-              <w:keepNext/>
               <w:keepLines/>
               <w:spacing w:before="0" w:after="0"/>
             </w:pPr>
@@ -5470,31 +5817,31 @@
                 <w:sz w:val="18"/>
                 <w:szCs w:val="18"/>
               </w:rPr>
-              <w:t xml:space="preserve">The PWC / Jet Ski is not used for Holiday Rental / Air B&amp;B Holiday Rental / Air B&amp;B.</w:t>
-            </w:r>
-          </w:p>
-        </w:tc>
-        <w:tc>
-          <w:tcPr>
-            <w:tcW w:w="2576" w:type="dxa"/>
+              <w:t xml:space="preserve">Interested party</w:t>
+            </w:r>
+          </w:p>
+        </w:tc>
+        <w:tc>
+          <w:tcPr>
+            <w:tcW w:w="5306" w:type="dxa"/>
+            <w:gridSpan w:val="2"/>
             <w:tcBorders>
               <w:top w:val="none" w:color="FFFFFF" w:sz="0"/>
               <w:left w:val="none" w:color="FFFFFF" w:sz="0"/>
-              <w:bottom w:val="single" w:color="DDE3E6" w:sz="4"/>
+              <w:bottom w:val="single" w:color="C9E3EA" w:sz="6"/>
               <w:right w:val="single" w:color="C9E3EA" w:sz="6"/>
             </w:tcBorders>
             <w:shd w:val="clear" w:color="auto" w:fill="F3F5F6"/>
             <w:tcMar>
-              <w:top w:w="32" w:type="dxa"/>
+              <w:top w:w="40" w:type="dxa"/>
               <w:left w:w="60" w:type="dxa"/>
-              <w:bottom w:w="32" w:type="dxa"/>
+              <w:bottom w:w="40" w:type="dxa"/>
               <w:right w:w="220" w:type="dxa"/>
             </w:tcMar>
             <w:vAlign w:val="center"/>
           </w:tcPr>
           <w:p>
             <w:pPr>
-              <w:keepNext/>
               <w:keepLines/>
               <w:spacing w:before="0" w:after="0"/>
               <w:jc w:val="right"/>
@@ -5508,250 +5855,7 @@
                 <w:sz w:val="18"/>
                 <w:szCs w:val="18"/>
               </w:rPr>
-              <w:t xml:space="preserve">True</w:t>
-            </w:r>
-          </w:p>
-        </w:tc>
-      </w:tr>
-      <w:tr>
-        <w:trPr>
-          <w:cantSplit/>
-        </w:trPr>
-        <w:tc>
-          <w:tcPr>
-            <w:tcW w:w="7730" w:type="dxa"/>
-            <w:gridSpan w:val="3"/>
-            <w:tcBorders>
-              <w:top w:val="none" w:color="FFFFFF" w:sz="0"/>
-              <w:left w:val="single" w:color="C9E3EA" w:sz="6"/>
-              <w:bottom w:val="single" w:color="DDE3E6" w:sz="4"/>
-              <w:right w:val="none" w:color="FFFFFF" w:sz="0"/>
-            </w:tcBorders>
-            <w:shd w:val="clear" w:color="auto" w:fill="F3F5F6"/>
-            <w:tcMar>
-              <w:top w:w="32" w:type="dxa"/>
-              <w:left w:w="220" w:type="dxa"/>
-              <w:bottom w:w="32" w:type="dxa"/>
-              <w:right w:w="60" w:type="dxa"/>
-            </w:tcMar>
-            <w:vAlign w:val="center"/>
-          </w:tcPr>
-          <w:p>
-            <w:pPr>
-              <w:keepNext/>
-              <w:keepLines/>
-              <w:spacing w:before="0" w:after="0"/>
-            </w:pPr>
-            <w:r>
-              <w:rPr>
-                <w:rFonts w:ascii="Arial" w:hAnsi="Arial" w:cs="Arial" w:eastAsia="Arial"/>
-                <w:b w:val="false"/>
-                <w:bCs w:val="false"/>
-                <w:color w:val="3C4A50"/>
-                <w:sz w:val="18"/>
-                <w:szCs w:val="18"/>
-              </w:rPr>
-              <w:t xml:space="preserve">The PWC / Jet Ski is seaworthy.</w:t>
-            </w:r>
-          </w:p>
-        </w:tc>
-        <w:tc>
-          <w:tcPr>
-            <w:tcW w:w="2576" w:type="dxa"/>
-            <w:tcBorders>
-              <w:top w:val="none" w:color="FFFFFF" w:sz="0"/>
-              <w:left w:val="none" w:color="FFFFFF" w:sz="0"/>
-              <w:bottom w:val="single" w:color="DDE3E6" w:sz="4"/>
-              <w:right w:val="single" w:color="C9E3EA" w:sz="6"/>
-            </w:tcBorders>
-            <w:shd w:val="clear" w:color="auto" w:fill="F3F5F6"/>
-            <w:tcMar>
-              <w:top w:w="32" w:type="dxa"/>
-              <w:left w:w="60" w:type="dxa"/>
-              <w:bottom w:w="32" w:type="dxa"/>
-              <w:right w:w="220" w:type="dxa"/>
-            </w:tcMar>
-            <w:vAlign w:val="center"/>
-          </w:tcPr>
-          <w:p>
-            <w:pPr>
-              <w:keepNext/>
-              <w:keepLines/>
-              <w:spacing w:before="0" w:after="0"/>
-              <w:jc w:val="right"/>
-            </w:pPr>
-            <w:r>
-              <w:rPr>
-                <w:rFonts w:ascii="Arial" w:hAnsi="Arial" w:cs="Arial" w:eastAsia="Arial"/>
-                <w:b w:val="true"/>
-                <w:bCs w:val="true"/>
-                <w:color w:val="000000"/>
-                <w:sz w:val="18"/>
-                <w:szCs w:val="18"/>
-              </w:rPr>
-              <w:t xml:space="preserve">True</w:t>
-            </w:r>
-          </w:p>
-        </w:tc>
-      </w:tr>
-      <w:tr>
-        <w:trPr>
-          <w:cantSplit/>
-        </w:trPr>
-        <w:tc>
-          <w:tcPr>
-            <w:tcW w:w="7730" w:type="dxa"/>
-            <w:gridSpan w:val="3"/>
-            <w:tcBorders>
-              <w:top w:val="none" w:color="FFFFFF" w:sz="0"/>
-              <w:left w:val="single" w:color="C9E3EA" w:sz="6"/>
-              <w:bottom w:val="single" w:color="DDE3E6" w:sz="4"/>
-              <w:right w:val="none" w:color="FFFFFF" w:sz="0"/>
-            </w:tcBorders>
-            <w:shd w:val="clear" w:color="auto" w:fill="F3F5F6"/>
-            <w:tcMar>
-              <w:top w:w="32" w:type="dxa"/>
-              <w:left w:w="220" w:type="dxa"/>
-              <w:bottom w:w="32" w:type="dxa"/>
-              <w:right w:w="60" w:type="dxa"/>
-            </w:tcMar>
-            <w:vAlign w:val="center"/>
-          </w:tcPr>
-          <w:p>
-            <w:pPr>
-              <w:keepNext/>
-              <w:keepLines/>
-              <w:spacing w:before="0" w:after="0"/>
-            </w:pPr>
-            <w:r>
-              <w:rPr>
-                <w:rFonts w:ascii="Arial" w:hAnsi="Arial" w:cs="Arial" w:eastAsia="Arial"/>
-                <w:b w:val="false"/>
-                <w:bCs w:val="false"/>
-                <w:color w:val="3C4A50"/>
-                <w:sz w:val="18"/>
-                <w:szCs w:val="18"/>
-              </w:rPr>
-              <w:t xml:space="preserve">The PWC / Jet Ski will not operate more than 50 nautical miles (92.6km) from mainland.</w:t>
-            </w:r>
-          </w:p>
-        </w:tc>
-        <w:tc>
-          <w:tcPr>
-            <w:tcW w:w="2576" w:type="dxa"/>
-            <w:tcBorders>
-              <w:top w:val="none" w:color="FFFFFF" w:sz="0"/>
-              <w:left w:val="none" w:color="FFFFFF" w:sz="0"/>
-              <w:bottom w:val="single" w:color="DDE3E6" w:sz="4"/>
-              <w:right w:val="single" w:color="C9E3EA" w:sz="6"/>
-            </w:tcBorders>
-            <w:shd w:val="clear" w:color="auto" w:fill="F3F5F6"/>
-            <w:tcMar>
-              <w:top w:w="32" w:type="dxa"/>
-              <w:left w:w="60" w:type="dxa"/>
-              <w:bottom w:w="32" w:type="dxa"/>
-              <w:right w:w="220" w:type="dxa"/>
-            </w:tcMar>
-            <w:vAlign w:val="center"/>
-          </w:tcPr>
-          <w:p>
-            <w:pPr>
-              <w:keepNext/>
-              <w:keepLines/>
-              <w:spacing w:before="0" w:after="0"/>
-              <w:jc w:val="right"/>
-            </w:pPr>
-            <w:r>
-              <w:rPr>
-                <w:rFonts w:ascii="Arial" w:hAnsi="Arial" w:cs="Arial" w:eastAsia="Arial"/>
-                <w:b w:val="true"/>
-                <w:bCs w:val="true"/>
-                <w:color w:val="000000"/>
-                <w:sz w:val="18"/>
-                <w:szCs w:val="18"/>
-              </w:rPr>
-              <w:t xml:space="preserve">True</w:t>
-            </w:r>
-          </w:p>
-        </w:tc>
-      </w:tr>
-      <w:tr>
-        <w:trPr>
-          <w:cantSplit/>
-        </w:trPr>
-        <w:tc>
-          <w:tcPr>
-            <w:tcW w:w="7730" w:type="dxa"/>
-            <w:gridSpan w:val="3"/>
-            <w:tcBorders>
-              <w:top w:val="none" w:color="FFFFFF" w:sz="0"/>
-              <w:left w:val="single" w:color="C9E3EA" w:sz="6"/>
-              <w:bottom w:val="single" w:color="C9E3EA" w:sz="6"/>
-              <w:right w:val="none" w:color="FFFFFF" w:sz="0"/>
-            </w:tcBorders>
-            <w:shd w:val="clear" w:color="auto" w:fill="F3F5F6"/>
-            <w:tcMar>
-              <w:top w:w="32" w:type="dxa"/>
-              <w:left w:w="220" w:type="dxa"/>
-              <w:bottom w:w="32" w:type="dxa"/>
-              <w:right w:w="60" w:type="dxa"/>
-            </w:tcMar>
-            <w:vAlign w:val="center"/>
-          </w:tcPr>
-          <w:p>
-            <w:pPr>
-              <w:keepNext/>
-              <w:keepLines/>
-              <w:spacing w:before="0" w:after="0"/>
-            </w:pPr>
-            <w:r>
-              <w:rPr>
-                <w:rFonts w:ascii="Arial" w:hAnsi="Arial" w:cs="Arial" w:eastAsia="Arial"/>
-                <w:b w:val="false"/>
-                <w:bCs w:val="false"/>
-                <w:color w:val="3C4A50"/>
-                <w:sz w:val="18"/>
-                <w:szCs w:val="18"/>
-              </w:rPr>
-              <w:t xml:space="preserve">What is the maximum capable speed of the PWC / Jet Ski? Please answer in regards to the fastest PWC / Jet Ski if applying to insure more than one.</w:t>
-            </w:r>
-          </w:p>
-        </w:tc>
-        <w:tc>
-          <w:tcPr>
-            <w:tcW w:w="2576" w:type="dxa"/>
-            <w:tcBorders>
-              <w:top w:val="none" w:color="FFFFFF" w:sz="0"/>
-              <w:left w:val="none" w:color="FFFFFF" w:sz="0"/>
-              <w:bottom w:val="single" w:color="C9E3EA" w:sz="6"/>
-              <w:right w:val="single" w:color="C9E3EA" w:sz="6"/>
-            </w:tcBorders>
-            <w:shd w:val="clear" w:color="auto" w:fill="F3F5F6"/>
-            <w:tcMar>
-              <w:top w:w="32" w:type="dxa"/>
-              <w:left w:w="60" w:type="dxa"/>
-              <w:bottom w:w="32" w:type="dxa"/>
-              <w:right w:w="220" w:type="dxa"/>
-            </w:tcMar>
-            <w:vAlign w:val="center"/>
-          </w:tcPr>
-          <w:p>
-            <w:pPr>
-              <w:keepNext/>
-              <w:keepLines/>
-              <w:spacing w:before="0" w:after="0"/>
-              <w:jc w:val="right"/>
-            </w:pPr>
-            <w:r>
-              <w:rPr>
-                <w:rFonts w:ascii="Arial" w:hAnsi="Arial" w:cs="Arial" w:eastAsia="Arial"/>
-                <w:b w:val="true"/>
-                <w:bCs w:val="true"/>
-                <w:color w:val="000000"/>
-                <w:sz w:val="18"/>
-                <w:szCs w:val="18"/>
-              </w:rPr>
-              <w:t xml:space="preserve">Up to 40 Knots / 75 kph</w:t>
+              <w:t xml:space="preserve">Sample Finance Pty Ltd</w:t>
             </w:r>
           </w:p>
         </w:tc>
@@ -5759,7 +5863,7 @@
     </w:tbl>
     <w:p>
       <w:pPr>
-        <w:spacing w:before="0" w:after="0" w:line="120" w:lineRule="exact"/>
+        <w:spacing w:before="0" w:after="0" w:line="170" w:lineRule="exact"/>
         <w:rPr>
           <w:sz w:val="2"/>
         </w:rPr>
@@ -5779,10 +5883,10 @@
         <w:tblLayout w:type="fixed"/>
       </w:tblPr>
       <w:tblGrid>
-        <w:gridCol w:w="2577"/>
-        <w:gridCol w:w="2577"/>
-        <w:gridCol w:w="2576"/>
-        <w:gridCol w:w="2576"/>
+        <w:gridCol w:w="2850"/>
+        <w:gridCol w:w="2150"/>
+        <w:gridCol w:w="2900"/>
+        <w:gridCol w:w="2406"/>
       </w:tblGrid>
       <w:tr>
         <w:trPr>
@@ -5800,9 +5904,9 @@
             </w:tcBorders>
             <w:shd w:val="clear" w:color="auto" w:fill="E6F4F8"/>
             <w:tcMar>
-              <w:top w:w="60" w:type="dxa"/>
+              <w:top w:w="80" w:type="dxa"/>
               <w:left w:w="220" w:type="dxa"/>
-              <w:bottom w:w="60" w:type="dxa"/>
+              <w:bottom w:w="80" w:type="dxa"/>
               <w:right w:w="220" w:type="dxa"/>
             </w:tcMar>
             <w:vAlign w:val="center"/>
@@ -5822,7 +5926,7 @@
                 <w:sz w:val="20"/>
                 <w:szCs w:val="20"/>
               </w:rPr>
-              <w:t xml:space="preserve">Your Declaration</w:t>
+              <w:t xml:space="preserve">PWC / Jet Ski Identification</w:t>
             </w:r>
           </w:p>
         </w:tc>
@@ -5833,26 +5937,27 @@
         </w:trPr>
         <w:tc>
           <w:tcPr>
-            <w:tcW w:w="10306" w:type="dxa"/>
-            <w:gridSpan w:val="4"/>
+            <w:tcW w:w="2850" w:type="dxa"/>
             <w:tcBorders>
               <w:top w:val="none" w:color="FFFFFF" w:sz="0"/>
               <w:left w:val="single" w:color="C9E3EA" w:sz="6"/>
-              <w:bottom w:val="single" w:color="C9E3EA" w:sz="6"/>
-              <w:right w:val="single" w:color="C9E3EA" w:sz="6"/>
-            </w:tcBorders>
-            <w:tcMar>
-              <w:top w:w="50" w:type="dxa"/>
+              <w:bottom w:val="single" w:color="DDE3E6" w:sz="4"/>
+              <w:right w:val="none" w:color="FFFFFF" w:sz="0"/>
+            </w:tcBorders>
+            <w:shd w:val="clear" w:color="auto" w:fill="F3F5F6"/>
+            <w:tcMar>
+              <w:top w:w="40" w:type="dxa"/>
               <w:left w:w="220" w:type="dxa"/>
-              <w:bottom w:w="30" w:type="dxa"/>
-              <w:right w:w="220" w:type="dxa"/>
-            </w:tcMar>
-            <w:vAlign w:val="top"/>
-          </w:tcPr>
-          <w:p>
-            <w:pPr>
-              <w:keepLines/>
-              <w:spacing w:before="0" w:after="30"/>
+              <w:bottom w:w="40" w:type="dxa"/>
+              <w:right w:w="60" w:type="dxa"/>
+            </w:tcMar>
+            <w:vAlign w:val="center"/>
+          </w:tcPr>
+          <w:p>
+            <w:pPr>
+              <w:keepNext/>
+              <w:keepLines/>
+              <w:spacing w:before="0" w:after="0"/>
             </w:pPr>
             <w:r>
               <w:rPr>
@@ -5860,16 +5965,74 @@
                 <w:b w:val="false"/>
                 <w:bCs w:val="false"/>
                 <w:color w:val="3C4A50"/>
-                <w:sz w:val="16"/>
-                <w:szCs w:val="16"/>
-              </w:rPr>
-              <w:t xml:space="preserve">In accepting this Insurance, You, as the Policy holder</w:t>
-            </w:r>
-          </w:p>
-          <w:p>
-            <w:pPr>
-              <w:keepLines/>
-              <w:spacing w:before="0" w:after="30"/>
+                <w:sz w:val="18"/>
+                <w:szCs w:val="18"/>
+              </w:rPr>
+              <w:t xml:space="preserve">Hull name</w:t>
+            </w:r>
+          </w:p>
+        </w:tc>
+        <w:tc>
+          <w:tcPr>
+            <w:tcW w:w="2150" w:type="dxa"/>
+            <w:tcBorders>
+              <w:top w:val="none" w:color="FFFFFF" w:sz="0"/>
+              <w:left w:val="none" w:color="FFFFFF" w:sz="0"/>
+              <w:bottom w:val="single" w:color="DDE3E6" w:sz="4"/>
+              <w:right w:val="none" w:color="FFFFFF" w:sz="0"/>
+            </w:tcBorders>
+            <w:shd w:val="clear" w:color="auto" w:fill="F3F5F6"/>
+            <w:tcMar>
+              <w:top w:w="40" w:type="dxa"/>
+              <w:left w:w="60" w:type="dxa"/>
+              <w:bottom w:w="40" w:type="dxa"/>
+              <w:right w:w="200" w:type="dxa"/>
+            </w:tcMar>
+            <w:vAlign w:val="center"/>
+          </w:tcPr>
+          <w:p>
+            <w:pPr>
+              <w:keepNext/>
+              <w:keepLines/>
+              <w:spacing w:before="0" w:after="0"/>
+              <w:jc w:val="right"/>
+            </w:pPr>
+            <w:r>
+              <w:rPr>
+                <w:rFonts w:ascii="Arial" w:hAnsi="Arial" w:cs="Arial" w:eastAsia="Arial"/>
+                <w:b w:val="true"/>
+                <w:bCs w:val="true"/>
+                <w:color w:val="000000"/>
+                <w:sz w:val="18"/>
+                <w:szCs w:val="18"/>
+              </w:rPr>
+              <w:t xml:space="preserve">Sea Sample</w:t>
+            </w:r>
+          </w:p>
+        </w:tc>
+        <w:tc>
+          <w:tcPr>
+            <w:tcW w:w="2900" w:type="dxa"/>
+            <w:tcBorders>
+              <w:top w:val="none" w:color="FFFFFF" w:sz="0"/>
+              <w:left w:val="single" w:color="DDE3E6" w:sz="4"/>
+              <w:bottom w:val="single" w:color="DDE3E6" w:sz="4"/>
+              <w:right w:val="none" w:color="FFFFFF" w:sz="0"/>
+            </w:tcBorders>
+            <w:shd w:val="clear" w:color="auto" w:fill="F3F5F6"/>
+            <w:tcMar>
+              <w:top w:w="40" w:type="dxa"/>
+              <w:left w:w="280" w:type="dxa"/>
+              <w:bottom w:w="40" w:type="dxa"/>
+              <w:right w:w="60" w:type="dxa"/>
+            </w:tcMar>
+            <w:vAlign w:val="center"/>
+          </w:tcPr>
+          <w:p>
+            <w:pPr>
+              <w:keepNext/>
+              <w:keepLines/>
+              <w:spacing w:before="0" w:after="0"/>
             </w:pPr>
             <w:r>
               <w:rPr>
@@ -5877,16 +6040,79 @@
                 <w:b w:val="false"/>
                 <w:bCs w:val="false"/>
                 <w:color w:val="3C4A50"/>
-                <w:sz w:val="16"/>
-                <w:szCs w:val="16"/>
-              </w:rPr>
-              <w:t xml:space="preserve">1. Must act with the utmost good faith in respect of any matter relating to this insurance.</w:t>
-            </w:r>
-          </w:p>
-          <w:p>
-            <w:pPr>
-              <w:keepLines/>
-              <w:spacing w:before="0" w:after="30"/>
+                <w:sz w:val="18"/>
+                <w:szCs w:val="18"/>
+              </w:rPr>
+              <w:t xml:space="preserve">Motor model</w:t>
+            </w:r>
+          </w:p>
+        </w:tc>
+        <w:tc>
+          <w:tcPr>
+            <w:tcW w:w="2406" w:type="dxa"/>
+            <w:tcBorders>
+              <w:top w:val="none" w:color="FFFFFF" w:sz="0"/>
+              <w:left w:val="none" w:color="FFFFFF" w:sz="0"/>
+              <w:bottom w:val="single" w:color="DDE3E6" w:sz="4"/>
+              <w:right w:val="single" w:color="C9E3EA" w:sz="6"/>
+            </w:tcBorders>
+            <w:shd w:val="clear" w:color="auto" w:fill="F3F5F6"/>
+            <w:tcMar>
+              <w:top w:w="40" w:type="dxa"/>
+              <w:left w:w="60" w:type="dxa"/>
+              <w:bottom w:w="40" w:type="dxa"/>
+              <w:right w:w="220" w:type="dxa"/>
+            </w:tcMar>
+            <w:vAlign w:val="center"/>
+          </w:tcPr>
+          <w:p>
+            <w:pPr>
+              <w:keepNext/>
+              <w:keepLines/>
+              <w:spacing w:before="0" w:after="0"/>
+              <w:jc w:val="right"/>
+            </w:pPr>
+            <w:r>
+              <w:rPr>
+                <w:rFonts w:ascii="Arial" w:hAnsi="Arial" w:cs="Arial" w:eastAsia="Arial"/>
+                <w:b w:val="true"/>
+                <w:bCs w:val="true"/>
+                <w:color w:val="000000"/>
+                <w:sz w:val="18"/>
+                <w:szCs w:val="18"/>
+              </w:rPr>
+              <w:t xml:space="preserve">SP-180</w:t>
+            </w:r>
+          </w:p>
+        </w:tc>
+      </w:tr>
+      <w:tr>
+        <w:trPr>
+          <w:cantSplit/>
+        </w:trPr>
+        <w:tc>
+          <w:tcPr>
+            <w:tcW w:w="2850" w:type="dxa"/>
+            <w:tcBorders>
+              <w:top w:val="none" w:color="FFFFFF" w:sz="0"/>
+              <w:left w:val="single" w:color="C9E3EA" w:sz="6"/>
+              <w:bottom w:val="single" w:color="DDE3E6" w:sz="4"/>
+              <w:right w:val="none" w:color="FFFFFF" w:sz="0"/>
+            </w:tcBorders>
+            <w:shd w:val="clear" w:color="auto" w:fill="F3F5F6"/>
+            <w:tcMar>
+              <w:top w:w="40" w:type="dxa"/>
+              <w:left w:w="220" w:type="dxa"/>
+              <w:bottom w:w="40" w:type="dxa"/>
+              <w:right w:w="60" w:type="dxa"/>
+            </w:tcMar>
+            <w:vAlign w:val="center"/>
+          </w:tcPr>
+          <w:p>
+            <w:pPr>
+              <w:keepNext/>
+              <w:keepLines/>
+              <w:spacing w:before="0" w:after="0"/>
             </w:pPr>
             <w:r>
               <w:rPr>
@@ -5894,16 +6120,74 @@
                 <w:b w:val="false"/>
                 <w:bCs w:val="false"/>
                 <w:color w:val="3C4A50"/>
-                <w:sz w:val="16"/>
-                <w:szCs w:val="16"/>
-              </w:rPr>
-              <w:t xml:space="preserve">2. Have a Duty to take reasonable care not to make a misrepresentation as stated in this form.</w:t>
-            </w:r>
-          </w:p>
-          <w:p>
-            <w:pPr>
-              <w:keepLines/>
-              <w:spacing w:before="0" w:after="30"/>
+                <w:sz w:val="18"/>
+                <w:szCs w:val="18"/>
+              </w:rPr>
+              <w:t xml:space="preserve">Hull registration number</w:t>
+            </w:r>
+          </w:p>
+        </w:tc>
+        <w:tc>
+          <w:tcPr>
+            <w:tcW w:w="2150" w:type="dxa"/>
+            <w:tcBorders>
+              <w:top w:val="none" w:color="FFFFFF" w:sz="0"/>
+              <w:left w:val="none" w:color="FFFFFF" w:sz="0"/>
+              <w:bottom w:val="single" w:color="DDE3E6" w:sz="4"/>
+              <w:right w:val="none" w:color="FFFFFF" w:sz="0"/>
+            </w:tcBorders>
+            <w:shd w:val="clear" w:color="auto" w:fill="F3F5F6"/>
+            <w:tcMar>
+              <w:top w:w="40" w:type="dxa"/>
+              <w:left w:w="60" w:type="dxa"/>
+              <w:bottom w:w="40" w:type="dxa"/>
+              <w:right w:w="200" w:type="dxa"/>
+            </w:tcMar>
+            <w:vAlign w:val="center"/>
+          </w:tcPr>
+          <w:p>
+            <w:pPr>
+              <w:keepNext/>
+              <w:keepLines/>
+              <w:spacing w:before="0" w:after="0"/>
+              <w:jc w:val="right"/>
+            </w:pPr>
+            <w:r>
+              <w:rPr>
+                <w:rFonts w:ascii="Arial" w:hAnsi="Arial" w:cs="Arial" w:eastAsia="Arial"/>
+                <w:b w:val="true"/>
+                <w:bCs w:val="true"/>
+                <w:color w:val="000000"/>
+                <w:sz w:val="18"/>
+                <w:szCs w:val="18"/>
+              </w:rPr>
+              <w:t xml:space="preserve">WA1234</w:t>
+            </w:r>
+          </w:p>
+        </w:tc>
+        <w:tc>
+          <w:tcPr>
+            <w:tcW w:w="2900" w:type="dxa"/>
+            <w:tcBorders>
+              <w:top w:val="none" w:color="FFFFFF" w:sz="0"/>
+              <w:left w:val="single" w:color="DDE3E6" w:sz="4"/>
+              <w:bottom w:val="single" w:color="DDE3E6" w:sz="4"/>
+              <w:right w:val="none" w:color="FFFFFF" w:sz="0"/>
+            </w:tcBorders>
+            <w:shd w:val="clear" w:color="auto" w:fill="F3F5F6"/>
+            <w:tcMar>
+              <w:top w:w="40" w:type="dxa"/>
+              <w:left w:w="280" w:type="dxa"/>
+              <w:bottom w:w="40" w:type="dxa"/>
+              <w:right w:w="60" w:type="dxa"/>
+            </w:tcMar>
+            <w:vAlign w:val="center"/>
+          </w:tcPr>
+          <w:p>
+            <w:pPr>
+              <w:keepNext/>
+              <w:keepLines/>
+              <w:spacing w:before="0" w:after="0"/>
             </w:pPr>
             <w:r>
               <w:rPr>
@@ -5911,16 +6195,79 @@
                 <w:b w:val="false"/>
                 <w:bCs w:val="false"/>
                 <w:color w:val="3C4A50"/>
-                <w:sz w:val="16"/>
-                <w:szCs w:val="16"/>
-              </w:rPr>
-              <w:t xml:space="preserve">3. Have provided the correct information on previous losses and insurance history.</w:t>
-            </w:r>
-          </w:p>
-          <w:p>
-            <w:pPr>
-              <w:keepLines/>
-              <w:spacing w:before="0" w:after="30"/>
+                <w:sz w:val="18"/>
+                <w:szCs w:val="18"/>
+              </w:rPr>
+              <w:t xml:space="preserve">Motor year built</w:t>
+            </w:r>
+          </w:p>
+        </w:tc>
+        <w:tc>
+          <w:tcPr>
+            <w:tcW w:w="2406" w:type="dxa"/>
+            <w:tcBorders>
+              <w:top w:val="none" w:color="FFFFFF" w:sz="0"/>
+              <w:left w:val="none" w:color="FFFFFF" w:sz="0"/>
+              <w:bottom w:val="single" w:color="DDE3E6" w:sz="4"/>
+              <w:right w:val="single" w:color="C9E3EA" w:sz="6"/>
+            </w:tcBorders>
+            <w:shd w:val="clear" w:color="auto" w:fill="F3F5F6"/>
+            <w:tcMar>
+              <w:top w:w="40" w:type="dxa"/>
+              <w:left w:w="60" w:type="dxa"/>
+              <w:bottom w:w="40" w:type="dxa"/>
+              <w:right w:w="220" w:type="dxa"/>
+            </w:tcMar>
+            <w:vAlign w:val="center"/>
+          </w:tcPr>
+          <w:p>
+            <w:pPr>
+              <w:keepNext/>
+              <w:keepLines/>
+              <w:spacing w:before="0" w:after="0"/>
+              <w:jc w:val="right"/>
+            </w:pPr>
+            <w:r>
+              <w:rPr>
+                <w:rFonts w:ascii="Arial" w:hAnsi="Arial" w:cs="Arial" w:eastAsia="Arial"/>
+                <w:b w:val="true"/>
+                <w:bCs w:val="true"/>
+                <w:color w:val="000000"/>
+                <w:sz w:val="18"/>
+                <w:szCs w:val="18"/>
+              </w:rPr>
+              <w:t xml:space="preserve">2023</w:t>
+            </w:r>
+          </w:p>
+        </w:tc>
+      </w:tr>
+      <w:tr>
+        <w:trPr>
+          <w:cantSplit/>
+        </w:trPr>
+        <w:tc>
+          <w:tcPr>
+            <w:tcW w:w="2850" w:type="dxa"/>
+            <w:tcBorders>
+              <w:top w:val="none" w:color="FFFFFF" w:sz="0"/>
+              <w:left w:val="single" w:color="C9E3EA" w:sz="6"/>
+              <w:bottom w:val="single" w:color="DDE3E6" w:sz="4"/>
+              <w:right w:val="none" w:color="FFFFFF" w:sz="0"/>
+            </w:tcBorders>
+            <w:shd w:val="clear" w:color="auto" w:fill="F3F5F6"/>
+            <w:tcMar>
+              <w:top w:w="40" w:type="dxa"/>
+              <w:left w:w="220" w:type="dxa"/>
+              <w:bottom w:w="40" w:type="dxa"/>
+              <w:right w:w="60" w:type="dxa"/>
+            </w:tcMar>
+            <w:vAlign w:val="center"/>
+          </w:tcPr>
+          <w:p>
+            <w:pPr>
+              <w:keepNext/>
+              <w:keepLines/>
+              <w:spacing w:before="0" w:after="0"/>
             </w:pPr>
             <w:r>
               <w:rPr>
@@ -5928,10 +6275,249 @@
                 <w:b w:val="false"/>
                 <w:bCs w:val="false"/>
                 <w:color w:val="3C4A50"/>
-                <w:sz w:val="16"/>
-                <w:szCs w:val="16"/>
-              </w:rPr>
-              <w:t xml:space="preserve">4. Confirm that all answers and statements in this Proposal are correct and that no information has been withheld which may affect the Insurers decision to accept this Proposal or the terms of the proposed Policy.</w:t>
+                <w:sz w:val="18"/>
+                <w:szCs w:val="18"/>
+              </w:rPr>
+              <w:t xml:space="preserve">Hull identification number (HIN)</w:t>
+            </w:r>
+          </w:p>
+        </w:tc>
+        <w:tc>
+          <w:tcPr>
+            <w:tcW w:w="2150" w:type="dxa"/>
+            <w:tcBorders>
+              <w:top w:val="none" w:color="FFFFFF" w:sz="0"/>
+              <w:left w:val="none" w:color="FFFFFF" w:sz="0"/>
+              <w:bottom w:val="single" w:color="DDE3E6" w:sz="4"/>
+              <w:right w:val="none" w:color="FFFFFF" w:sz="0"/>
+            </w:tcBorders>
+            <w:shd w:val="clear" w:color="auto" w:fill="F3F5F6"/>
+            <w:tcMar>
+              <w:top w:w="40" w:type="dxa"/>
+              <w:left w:w="60" w:type="dxa"/>
+              <w:bottom w:w="40" w:type="dxa"/>
+              <w:right w:w="200" w:type="dxa"/>
+            </w:tcMar>
+            <w:vAlign w:val="center"/>
+          </w:tcPr>
+          <w:p>
+            <w:pPr>
+              <w:keepNext/>
+              <w:keepLines/>
+              <w:spacing w:before="0" w:after="0"/>
+              <w:jc w:val="right"/>
+            </w:pPr>
+            <w:r>
+              <w:rPr>
+                <w:rFonts w:ascii="Arial" w:hAnsi="Arial" w:cs="Arial" w:eastAsia="Arial"/>
+                <w:b w:val="true"/>
+                <w:bCs w:val="true"/>
+                <w:color w:val="000000"/>
+                <w:sz w:val="18"/>
+                <w:szCs w:val="18"/>
+              </w:rPr>
+              <w:t xml:space="preserve">XYZ12345A323</w:t>
+            </w:r>
+          </w:p>
+        </w:tc>
+        <w:tc>
+          <w:tcPr>
+            <w:tcW w:w="2900" w:type="dxa"/>
+            <w:tcBorders>
+              <w:top w:val="none" w:color="FFFFFF" w:sz="0"/>
+              <w:left w:val="single" w:color="DDE3E6" w:sz="4"/>
+              <w:bottom w:val="single" w:color="DDE3E6" w:sz="4"/>
+              <w:right w:val="none" w:color="FFFFFF" w:sz="0"/>
+            </w:tcBorders>
+            <w:shd w:val="clear" w:color="auto" w:fill="F3F5F6"/>
+            <w:tcMar>
+              <w:top w:w="40" w:type="dxa"/>
+              <w:left w:w="280" w:type="dxa"/>
+              <w:bottom w:w="40" w:type="dxa"/>
+              <w:right w:w="60" w:type="dxa"/>
+            </w:tcMar>
+            <w:vAlign w:val="center"/>
+          </w:tcPr>
+          <w:p>
+            <w:pPr>
+              <w:keepNext/>
+              <w:keepLines/>
+              <w:spacing w:before="0" w:after="0"/>
+            </w:pPr>
+            <w:r>
+              <w:rPr>
+                <w:rFonts w:ascii="Arial" w:hAnsi="Arial" w:cs="Arial" w:eastAsia="Arial"/>
+                <w:b w:val="false"/>
+                <w:bCs w:val="false"/>
+                <w:color w:val="3C4A50"/>
+                <w:sz w:val="18"/>
+                <w:szCs w:val="18"/>
+              </w:rPr>
+              <w:t xml:space="preserve">Motor horsepower</w:t>
+            </w:r>
+          </w:p>
+        </w:tc>
+        <w:tc>
+          <w:tcPr>
+            <w:tcW w:w="2406" w:type="dxa"/>
+            <w:tcBorders>
+              <w:top w:val="none" w:color="FFFFFF" w:sz="0"/>
+              <w:left w:val="none" w:color="FFFFFF" w:sz="0"/>
+              <w:bottom w:val="single" w:color="DDE3E6" w:sz="4"/>
+              <w:right w:val="single" w:color="C9E3EA" w:sz="6"/>
+            </w:tcBorders>
+            <w:shd w:val="clear" w:color="auto" w:fill="F3F5F6"/>
+            <w:tcMar>
+              <w:top w:w="40" w:type="dxa"/>
+              <w:left w:w="60" w:type="dxa"/>
+              <w:bottom w:w="40" w:type="dxa"/>
+              <w:right w:w="220" w:type="dxa"/>
+            </w:tcMar>
+            <w:vAlign w:val="center"/>
+          </w:tcPr>
+          <w:p>
+            <w:pPr>
+              <w:keepNext/>
+              <w:keepLines/>
+              <w:spacing w:before="0" w:after="0"/>
+              <w:jc w:val="right"/>
+            </w:pPr>
+            <w:r>
+              <w:rPr>
+                <w:rFonts w:ascii="Arial" w:hAnsi="Arial" w:cs="Arial" w:eastAsia="Arial"/>
+                <w:b w:val="true"/>
+                <w:bCs w:val="true"/>
+                <w:color w:val="000000"/>
+                <w:sz w:val="18"/>
+                <w:szCs w:val="18"/>
+              </w:rPr>
+              <w:t xml:space="preserve">180</w:t>
+            </w:r>
+          </w:p>
+        </w:tc>
+      </w:tr>
+      <w:tr>
+        <w:trPr>
+          <w:cantSplit/>
+        </w:trPr>
+        <w:tc>
+          <w:tcPr>
+            <w:tcW w:w="2850" w:type="dxa"/>
+            <w:tcBorders>
+              <w:top w:val="none" w:color="FFFFFF" w:sz="0"/>
+              <w:left w:val="single" w:color="C9E3EA" w:sz="6"/>
+              <w:bottom w:val="none" w:color="FFFFFF" w:sz="0"/>
+              <w:right w:val="none" w:color="FFFFFF" w:sz="0"/>
+            </w:tcBorders>
+            <w:tcMar>
+              <w:top w:w="40" w:type="dxa"/>
+              <w:left w:w="220" w:type="dxa"/>
+              <w:bottom w:w="40" w:type="dxa"/>
+              <w:right w:w="60" w:type="dxa"/>
+            </w:tcMar>
+            <w:vAlign w:val="center"/>
+          </w:tcPr>
+          <w:p>
+            <w:pPr>
+              <w:keepLines/>
+              <w:spacing w:before="0" w:after="0"/>
+            </w:pPr>
+          </w:p>
+        </w:tc>
+        <w:tc>
+          <w:tcPr>
+            <w:tcW w:w="2150" w:type="dxa"/>
+            <w:tcBorders>
+              <w:top w:val="none" w:color="FFFFFF" w:sz="0"/>
+              <w:left w:val="none" w:color="FFFFFF" w:sz="0"/>
+              <w:bottom w:val="none" w:color="FFFFFF" w:sz="0"/>
+              <w:right w:val="none" w:color="FFFFFF" w:sz="0"/>
+            </w:tcBorders>
+            <w:tcMar>
+              <w:top w:w="40" w:type="dxa"/>
+              <w:left w:w="60" w:type="dxa"/>
+              <w:bottom w:w="40" w:type="dxa"/>
+              <w:right w:w="60" w:type="dxa"/>
+            </w:tcMar>
+            <w:vAlign w:val="center"/>
+          </w:tcPr>
+          <w:p>
+            <w:pPr>
+              <w:keepLines/>
+              <w:spacing w:before="0" w:after="0"/>
+            </w:pPr>
+          </w:p>
+        </w:tc>
+        <w:tc>
+          <w:tcPr>
+            <w:tcW w:w="2900" w:type="dxa"/>
+            <w:tcBorders>
+              <w:top w:val="none" w:color="FFFFFF" w:sz="0"/>
+              <w:left w:val="single" w:color="DDE3E6" w:sz="4"/>
+              <w:bottom w:val="single" w:color="C9E3EA" w:sz="6"/>
+              <w:right w:val="none" w:color="FFFFFF" w:sz="0"/>
+            </w:tcBorders>
+            <w:shd w:val="clear" w:color="auto" w:fill="F3F5F6"/>
+            <w:tcMar>
+              <w:top w:w="40" w:type="dxa"/>
+              <w:left w:w="280" w:type="dxa"/>
+              <w:bottom w:w="40" w:type="dxa"/>
+              <w:right w:w="60" w:type="dxa"/>
+            </w:tcMar>
+            <w:vAlign w:val="center"/>
+          </w:tcPr>
+          <w:p>
+            <w:pPr>
+              <w:keepLines/>
+              <w:spacing w:before="0" w:after="0"/>
+            </w:pPr>
+            <w:r>
+              <w:rPr>
+                <w:rFonts w:ascii="Arial" w:hAnsi="Arial" w:cs="Arial" w:eastAsia="Arial"/>
+                <w:b w:val="false"/>
+                <w:bCs w:val="false"/>
+                <w:color w:val="3C4A50"/>
+                <w:sz w:val="18"/>
+                <w:szCs w:val="18"/>
+              </w:rPr>
+              <w:t xml:space="preserve">Motor serial number</w:t>
+            </w:r>
+          </w:p>
+        </w:tc>
+        <w:tc>
+          <w:tcPr>
+            <w:tcW w:w="2406" w:type="dxa"/>
+            <w:tcBorders>
+              <w:top w:val="none" w:color="FFFFFF" w:sz="0"/>
+              <w:left w:val="none" w:color="FFFFFF" w:sz="0"/>
+              <w:bottom w:val="single" w:color="C9E3EA" w:sz="6"/>
+              <w:right w:val="single" w:color="C9E3EA" w:sz="6"/>
+            </w:tcBorders>
+            <w:shd w:val="clear" w:color="auto" w:fill="F3F5F6"/>
+            <w:tcMar>
+              <w:top w:w="40" w:type="dxa"/>
+              <w:left w:w="60" w:type="dxa"/>
+              <w:bottom w:w="40" w:type="dxa"/>
+              <w:right w:w="220" w:type="dxa"/>
+            </w:tcMar>
+            <w:vAlign w:val="center"/>
+          </w:tcPr>
+          <w:p>
+            <w:pPr>
+              <w:keepLines/>
+              <w:spacing w:before="0" w:after="0"/>
+              <w:jc w:val="right"/>
+            </w:pPr>
+            <w:r>
+              <w:rPr>
+                <w:rFonts w:ascii="Arial" w:hAnsi="Arial" w:cs="Arial" w:eastAsia="Arial"/>
+                <w:b w:val="true"/>
+                <w:bCs w:val="true"/>
+                <w:color w:val="000000"/>
+                <w:sz w:val="18"/>
+                <w:szCs w:val="18"/>
+              </w:rPr>
+              <w:t xml:space="preserve">SP0001234</w:t>
             </w:r>
           </w:p>
         </w:tc>
@@ -5939,7 +6525,785 @@
     </w:tbl>
     <w:p>
       <w:pPr>
-        <w:spacing w:before="0" w:after="0" w:line="120" w:lineRule="exact"/>
+        <w:spacing w:before="0" w:after="0" w:line="170" w:lineRule="exact"/>
+        <w:rPr>
+          <w:sz w:val="2"/>
+        </w:rPr>
+      </w:pPr>
+    </w:p>
+    <w:tbl>
+      <w:tblPr>
+        <w:tblW w:w="10306" w:type="dxa"/>
+        <w:tblBorders>
+          <w:top w:val="none" w:sz="0" w:color="FFFFFF"/>
+          <w:left w:val="none" w:sz="0" w:color="FFFFFF"/>
+          <w:bottom w:val="none" w:sz="0" w:color="FFFFFF"/>
+          <w:right w:val="none" w:sz="0" w:color="FFFFFF"/>
+          <w:insideH w:val="none" w:sz="0" w:color="FFFFFF"/>
+          <w:insideV w:val="none" w:sz="0" w:color="FFFFFF"/>
+        </w:tblBorders>
+        <w:tblLayout w:type="fixed"/>
+      </w:tblPr>
+      <w:tblGrid>
+        <w:gridCol w:w="2850"/>
+        <w:gridCol w:w="2150"/>
+        <w:gridCol w:w="2900"/>
+        <w:gridCol w:w="2406"/>
+      </w:tblGrid>
+      <w:tr>
+        <w:trPr>
+          <w:cantSplit/>
+        </w:trPr>
+        <w:tc>
+          <w:tcPr>
+            <w:tcW w:w="10306" w:type="dxa"/>
+            <w:gridSpan w:val="4"/>
+            <w:tcBorders>
+              <w:top w:val="single" w:color="C9E3EA" w:sz="6"/>
+              <w:left w:val="single" w:color="C9E3EA" w:sz="6"/>
+              <w:bottom w:val="none" w:color="FFFFFF" w:sz="0"/>
+              <w:right w:val="single" w:color="C9E3EA" w:sz="6"/>
+            </w:tcBorders>
+            <w:shd w:val="clear" w:color="auto" w:fill="E6F4F8"/>
+            <w:tcMar>
+              <w:top w:w="80" w:type="dxa"/>
+              <w:left w:w="220" w:type="dxa"/>
+              <w:bottom w:w="80" w:type="dxa"/>
+              <w:right w:w="220" w:type="dxa"/>
+            </w:tcMar>
+            <w:vAlign w:val="center"/>
+          </w:tcPr>
+          <w:p>
+            <w:pPr>
+              <w:keepNext/>
+              <w:keepLines/>
+              <w:spacing w:before="0" w:after="0"/>
+            </w:pPr>
+            <w:r>
+              <w:rPr>
+                <w:rFonts w:ascii="Arial" w:hAnsi="Arial" w:cs="Arial" w:eastAsia="Arial"/>
+                <w:b w:val="true"/>
+                <w:bCs w:val="true"/>
+                <w:color w:val="02637D"/>
+                <w:sz w:val="20"/>
+                <w:szCs w:val="20"/>
+              </w:rPr>
+              <w:t xml:space="preserve">Trailers and Attachments</w:t>
+            </w:r>
+          </w:p>
+        </w:tc>
+      </w:tr>
+      <w:tr>
+        <w:trPr>
+          <w:cantSplit/>
+        </w:trPr>
+        <w:tc>
+          <w:tcPr>
+            <w:tcW w:w="7900" w:type="dxa"/>
+            <w:gridSpan w:val="3"/>
+            <w:tcBorders>
+              <w:top w:val="none" w:color="FFFFFF" w:sz="0"/>
+              <w:left w:val="single" w:color="C9E3EA" w:sz="6"/>
+              <w:bottom w:val="single" w:color="DDE3E6" w:sz="4"/>
+              <w:right w:val="none" w:color="FFFFFF" w:sz="0"/>
+            </w:tcBorders>
+            <w:shd w:val="clear" w:color="auto" w:fill="F3F5F6"/>
+            <w:tcMar>
+              <w:top w:w="40" w:type="dxa"/>
+              <w:left w:w="220" w:type="dxa"/>
+              <w:bottom w:w="40" w:type="dxa"/>
+              <w:right w:w="60" w:type="dxa"/>
+            </w:tcMar>
+            <w:vAlign w:val="center"/>
+          </w:tcPr>
+          <w:p>
+            <w:pPr>
+              <w:keepNext/>
+              <w:keepLines/>
+              <w:spacing w:before="0" w:after="0"/>
+            </w:pPr>
+            <w:r>
+              <w:rPr>
+                <w:rFonts w:ascii="Arial" w:hAnsi="Arial" w:cs="Arial" w:eastAsia="Arial"/>
+                <w:b w:val="false"/>
+                <w:bCs w:val="false"/>
+                <w:color w:val="3C4A50"/>
+                <w:sz w:val="18"/>
+                <w:szCs w:val="18"/>
+              </w:rPr>
+              <w:t xml:space="preserve">Trailer(s) to insure with the PWC(s) / Jet Ski(s)</w:t>
+            </w:r>
+          </w:p>
+        </w:tc>
+        <w:tc>
+          <w:tcPr>
+            <w:tcW w:w="2406" w:type="dxa"/>
+            <w:tcBorders>
+              <w:top w:val="none" w:color="FFFFFF" w:sz="0"/>
+              <w:left w:val="none" w:color="FFFFFF" w:sz="0"/>
+              <w:bottom w:val="single" w:color="DDE3E6" w:sz="4"/>
+              <w:right w:val="single" w:color="C9E3EA" w:sz="6"/>
+            </w:tcBorders>
+            <w:shd w:val="clear" w:color="auto" w:fill="F3F5F6"/>
+            <w:tcMar>
+              <w:top w:w="40" w:type="dxa"/>
+              <w:left w:w="60" w:type="dxa"/>
+              <w:bottom w:w="40" w:type="dxa"/>
+              <w:right w:w="220" w:type="dxa"/>
+            </w:tcMar>
+            <w:vAlign w:val="center"/>
+          </w:tcPr>
+          <w:p>
+            <w:pPr>
+              <w:keepNext/>
+              <w:keepLines/>
+              <w:spacing w:before="0" w:after="0"/>
+              <w:jc w:val="right"/>
+            </w:pPr>
+            <w:r>
+              <w:rPr>
+                <w:rFonts w:ascii="Arial" w:hAnsi="Arial" w:cs="Arial" w:eastAsia="Arial"/>
+                <w:b w:val="true"/>
+                <w:bCs w:val="true"/>
+                <w:color w:val="000000"/>
+                <w:sz w:val="18"/>
+                <w:szCs w:val="18"/>
+              </w:rPr>
+              <w:t xml:space="preserve">Yes</w:t>
+            </w:r>
+          </w:p>
+        </w:tc>
+      </w:tr>
+      <w:tr>
+        <w:trPr>
+          <w:cantSplit/>
+        </w:trPr>
+        <w:tc>
+          <w:tcPr>
+            <w:tcW w:w="2850" w:type="dxa"/>
+            <w:tcBorders>
+              <w:top w:val="none" w:color="FFFFFF" w:sz="0"/>
+              <w:left w:val="single" w:color="C9E3EA" w:sz="6"/>
+              <w:bottom w:val="single" w:color="DDE3E6" w:sz="4"/>
+              <w:right w:val="none" w:color="FFFFFF" w:sz="0"/>
+            </w:tcBorders>
+            <w:shd w:val="clear" w:color="auto" w:fill="F3F5F6"/>
+            <w:tcMar>
+              <w:top w:w="40" w:type="dxa"/>
+              <w:left w:w="540" w:type="dxa"/>
+              <w:bottom w:w="40" w:type="dxa"/>
+              <w:right w:w="60" w:type="dxa"/>
+            </w:tcMar>
+            <w:vAlign w:val="center"/>
+          </w:tcPr>
+          <w:p>
+            <w:pPr>
+              <w:keepNext/>
+              <w:keepLines/>
+              <w:spacing w:before="0" w:after="0"/>
+            </w:pPr>
+            <w:r>
+              <w:rPr>
+                <w:rFonts w:ascii="Arial" w:hAnsi="Arial" w:cs="Arial" w:eastAsia="Arial"/>
+                <w:b w:val="false"/>
+                <w:bCs w:val="false"/>
+                <w:color w:val="5B6B73"/>
+                <w:sz w:val="18"/>
+                <w:szCs w:val="18"/>
+              </w:rPr>
+              <w:t xml:space="preserve">Trailer 1 make &amp; model</w:t>
+            </w:r>
+          </w:p>
+        </w:tc>
+        <w:tc>
+          <w:tcPr>
+            <w:tcW w:w="2150" w:type="dxa"/>
+            <w:tcBorders>
+              <w:top w:val="none" w:color="FFFFFF" w:sz="0"/>
+              <w:left w:val="none" w:color="FFFFFF" w:sz="0"/>
+              <w:bottom w:val="single" w:color="DDE3E6" w:sz="4"/>
+              <w:right w:val="none" w:color="FFFFFF" w:sz="0"/>
+            </w:tcBorders>
+            <w:shd w:val="clear" w:color="auto" w:fill="F3F5F6"/>
+            <w:tcMar>
+              <w:top w:w="40" w:type="dxa"/>
+              <w:left w:w="60" w:type="dxa"/>
+              <w:bottom w:w="40" w:type="dxa"/>
+              <w:right w:w="200" w:type="dxa"/>
+            </w:tcMar>
+            <w:vAlign w:val="center"/>
+          </w:tcPr>
+          <w:p>
+            <w:pPr>
+              <w:keepNext/>
+              <w:keepLines/>
+              <w:spacing w:before="0" w:after="0"/>
+              <w:jc w:val="right"/>
+            </w:pPr>
+            <w:r>
+              <w:rPr>
+                <w:rFonts w:ascii="Arial" w:hAnsi="Arial" w:cs="Arial" w:eastAsia="Arial"/>
+                <w:b w:val="true"/>
+                <w:bCs w:val="true"/>
+                <w:color w:val="000000"/>
+                <w:sz w:val="18"/>
+                <w:szCs w:val="18"/>
+              </w:rPr>
+              <w:t xml:space="preserve">Sample Trailers SL1</w:t>
+            </w:r>
+          </w:p>
+        </w:tc>
+        <w:tc>
+          <w:tcPr>
+            <w:tcW w:w="2900" w:type="dxa"/>
+            <w:tcBorders>
+              <w:top w:val="none" w:color="FFFFFF" w:sz="0"/>
+              <w:left w:val="single" w:color="DDE3E6" w:sz="4"/>
+              <w:bottom w:val="single" w:color="DDE3E6" w:sz="4"/>
+              <w:right w:val="none" w:color="FFFFFF" w:sz="0"/>
+            </w:tcBorders>
+            <w:shd w:val="clear" w:color="auto" w:fill="F3F5F6"/>
+            <w:tcMar>
+              <w:top w:w="40" w:type="dxa"/>
+              <w:left w:w="600" w:type="dxa"/>
+              <w:bottom w:w="40" w:type="dxa"/>
+              <w:right w:w="60" w:type="dxa"/>
+            </w:tcMar>
+            <w:vAlign w:val="center"/>
+          </w:tcPr>
+          <w:p>
+            <w:pPr>
+              <w:keepNext/>
+              <w:keepLines/>
+              <w:spacing w:before="0" w:after="0"/>
+            </w:pPr>
+            <w:r>
+              <w:rPr>
+                <w:rFonts w:ascii="Arial" w:hAnsi="Arial" w:cs="Arial" w:eastAsia="Arial"/>
+                <w:b w:val="false"/>
+                <w:bCs w:val="false"/>
+                <w:color w:val="5B6B73"/>
+                <w:sz w:val="18"/>
+                <w:szCs w:val="18"/>
+              </w:rPr>
+              <w:t xml:space="preserve">Registration number</w:t>
+            </w:r>
+          </w:p>
+        </w:tc>
+        <w:tc>
+          <w:tcPr>
+            <w:tcW w:w="2406" w:type="dxa"/>
+            <w:tcBorders>
+              <w:top w:val="none" w:color="FFFFFF" w:sz="0"/>
+              <w:left w:val="none" w:color="FFFFFF" w:sz="0"/>
+              <w:bottom w:val="single" w:color="DDE3E6" w:sz="4"/>
+              <w:right w:val="single" w:color="C9E3EA" w:sz="6"/>
+            </w:tcBorders>
+            <w:shd w:val="clear" w:color="auto" w:fill="F3F5F6"/>
+            <w:tcMar>
+              <w:top w:w="40" w:type="dxa"/>
+              <w:left w:w="60" w:type="dxa"/>
+              <w:bottom w:w="40" w:type="dxa"/>
+              <w:right w:w="220" w:type="dxa"/>
+            </w:tcMar>
+            <w:vAlign w:val="center"/>
+          </w:tcPr>
+          <w:p>
+            <w:pPr>
+              <w:keepNext/>
+              <w:keepLines/>
+              <w:spacing w:before="0" w:after="0"/>
+              <w:jc w:val="right"/>
+            </w:pPr>
+            <w:r>
+              <w:rPr>
+                <w:rFonts w:ascii="Arial" w:hAnsi="Arial" w:cs="Arial" w:eastAsia="Arial"/>
+                <w:b w:val="true"/>
+                <w:bCs w:val="true"/>
+                <w:color w:val="000000"/>
+                <w:sz w:val="18"/>
+                <w:szCs w:val="18"/>
+              </w:rPr>
+              <w:t xml:space="preserve">T1234</w:t>
+            </w:r>
+          </w:p>
+        </w:tc>
+      </w:tr>
+      <w:tr>
+        <w:trPr>
+          <w:cantSplit/>
+        </w:trPr>
+        <w:tc>
+          <w:tcPr>
+            <w:tcW w:w="2850" w:type="dxa"/>
+            <w:tcBorders>
+              <w:top w:val="none" w:color="FFFFFF" w:sz="0"/>
+              <w:left w:val="single" w:color="C9E3EA" w:sz="6"/>
+              <w:bottom w:val="single" w:color="DDE3E6" w:sz="4"/>
+              <w:right w:val="none" w:color="FFFFFF" w:sz="0"/>
+            </w:tcBorders>
+            <w:shd w:val="clear" w:color="auto" w:fill="F3F5F6"/>
+            <w:tcMar>
+              <w:top w:w="40" w:type="dxa"/>
+              <w:left w:w="540" w:type="dxa"/>
+              <w:bottom w:w="40" w:type="dxa"/>
+              <w:right w:w="60" w:type="dxa"/>
+            </w:tcMar>
+            <w:vAlign w:val="center"/>
+          </w:tcPr>
+          <w:p>
+            <w:pPr>
+              <w:keepNext/>
+              <w:keepLines/>
+              <w:spacing w:before="0" w:after="0"/>
+            </w:pPr>
+            <w:r>
+              <w:rPr>
+                <w:rFonts w:ascii="Arial" w:hAnsi="Arial" w:cs="Arial" w:eastAsia="Arial"/>
+                <w:b w:val="false"/>
+                <w:bCs w:val="false"/>
+                <w:color w:val="5B6B73"/>
+                <w:sz w:val="18"/>
+                <w:szCs w:val="18"/>
+              </w:rPr>
+              <w:t xml:space="preserve">Year built</w:t>
+            </w:r>
+          </w:p>
+        </w:tc>
+        <w:tc>
+          <w:tcPr>
+            <w:tcW w:w="2150" w:type="dxa"/>
+            <w:tcBorders>
+              <w:top w:val="none" w:color="FFFFFF" w:sz="0"/>
+              <w:left w:val="none" w:color="FFFFFF" w:sz="0"/>
+              <w:bottom w:val="single" w:color="DDE3E6" w:sz="4"/>
+              <w:right w:val="none" w:color="FFFFFF" w:sz="0"/>
+            </w:tcBorders>
+            <w:shd w:val="clear" w:color="auto" w:fill="F3F5F6"/>
+            <w:tcMar>
+              <w:top w:w="40" w:type="dxa"/>
+              <w:left w:w="60" w:type="dxa"/>
+              <w:bottom w:w="40" w:type="dxa"/>
+              <w:right w:w="200" w:type="dxa"/>
+            </w:tcMar>
+            <w:vAlign w:val="center"/>
+          </w:tcPr>
+          <w:p>
+            <w:pPr>
+              <w:keepNext/>
+              <w:keepLines/>
+              <w:spacing w:before="0" w:after="0"/>
+              <w:jc w:val="right"/>
+            </w:pPr>
+            <w:r>
+              <w:rPr>
+                <w:rFonts w:ascii="Arial" w:hAnsi="Arial" w:cs="Arial" w:eastAsia="Arial"/>
+                <w:b w:val="true"/>
+                <w:bCs w:val="true"/>
+                <w:color w:val="000000"/>
+                <w:sz w:val="18"/>
+                <w:szCs w:val="18"/>
+              </w:rPr>
+              <w:t xml:space="preserve">2023</w:t>
+            </w:r>
+          </w:p>
+        </w:tc>
+        <w:tc>
+          <w:tcPr>
+            <w:tcW w:w="2900" w:type="dxa"/>
+            <w:tcBorders>
+              <w:top w:val="none" w:color="FFFFFF" w:sz="0"/>
+              <w:left w:val="none" w:color="FFFFFF" w:sz="0"/>
+              <w:bottom w:val="none" w:color="FFFFFF" w:sz="0"/>
+              <w:right w:val="none" w:color="FFFFFF" w:sz="0"/>
+            </w:tcBorders>
+            <w:tcMar>
+              <w:top w:w="40" w:type="dxa"/>
+              <w:left w:w="220" w:type="dxa"/>
+              <w:bottom w:w="40" w:type="dxa"/>
+              <w:right w:w="60" w:type="dxa"/>
+            </w:tcMar>
+            <w:vAlign w:val="center"/>
+          </w:tcPr>
+          <w:p>
+            <w:pPr>
+              <w:keepNext/>
+              <w:keepLines/>
+              <w:spacing w:before="0" w:after="0"/>
+            </w:pPr>
+          </w:p>
+        </w:tc>
+        <w:tc>
+          <w:tcPr>
+            <w:tcW w:w="2406" w:type="dxa"/>
+            <w:tcBorders>
+              <w:top w:val="none" w:color="FFFFFF" w:sz="0"/>
+              <w:left w:val="none" w:color="FFFFFF" w:sz="0"/>
+              <w:bottom w:val="none" w:color="FFFFFF" w:sz="0"/>
+              <w:right w:val="single" w:color="C9E3EA" w:sz="6"/>
+            </w:tcBorders>
+            <w:tcMar>
+              <w:top w:w="40" w:type="dxa"/>
+              <w:left w:w="60" w:type="dxa"/>
+              <w:bottom w:w="40" w:type="dxa"/>
+              <w:right w:w="60" w:type="dxa"/>
+            </w:tcMar>
+            <w:vAlign w:val="center"/>
+          </w:tcPr>
+          <w:p>
+            <w:pPr>
+              <w:keepNext/>
+              <w:keepLines/>
+              <w:spacing w:before="0" w:after="0"/>
+            </w:pPr>
+          </w:p>
+        </w:tc>
+      </w:tr>
+      <w:tr>
+        <w:trPr>
+          <w:cantSplit/>
+        </w:trPr>
+        <w:tc>
+          <w:tcPr>
+            <w:tcW w:w="5000" w:type="dxa"/>
+            <w:gridSpan w:val="2"/>
+            <w:tcBorders>
+              <w:top w:val="none" w:color="FFFFFF" w:sz="0"/>
+              <w:left w:val="single" w:color="C9E3EA" w:sz="6"/>
+              <w:bottom w:val="single" w:color="C9E3EA" w:sz="6"/>
+              <w:right w:val="none" w:color="FFFFFF" w:sz="0"/>
+            </w:tcBorders>
+            <w:shd w:val="clear" w:color="auto" w:fill="F3F5F6"/>
+            <w:tcMar>
+              <w:top w:w="40" w:type="dxa"/>
+              <w:left w:w="220" w:type="dxa"/>
+              <w:bottom w:w="40" w:type="dxa"/>
+              <w:right w:w="60" w:type="dxa"/>
+            </w:tcMar>
+            <w:vAlign w:val="center"/>
+          </w:tcPr>
+          <w:p>
+            <w:pPr>
+              <w:keepLines/>
+              <w:spacing w:before="0" w:after="0"/>
+            </w:pPr>
+            <w:r>
+              <w:rPr>
+                <w:rFonts w:ascii="Arial" w:hAnsi="Arial" w:cs="Arial" w:eastAsia="Arial"/>
+                <w:b w:val="false"/>
+                <w:bCs w:val="false"/>
+                <w:color w:val="3C4A50"/>
+                <w:sz w:val="18"/>
+                <w:szCs w:val="18"/>
+              </w:rPr>
+              <w:t xml:space="preserve">Attachments</w:t>
+            </w:r>
+          </w:p>
+        </w:tc>
+        <w:tc>
+          <w:tcPr>
+            <w:tcW w:w="5306" w:type="dxa"/>
+            <w:gridSpan w:val="2"/>
+            <w:tcBorders>
+              <w:top w:val="none" w:color="FFFFFF" w:sz="0"/>
+              <w:left w:val="none" w:color="FFFFFF" w:sz="0"/>
+              <w:bottom w:val="single" w:color="C9E3EA" w:sz="6"/>
+              <w:right w:val="single" w:color="C9E3EA" w:sz="6"/>
+            </w:tcBorders>
+            <w:shd w:val="clear" w:color="auto" w:fill="F3F5F6"/>
+            <w:tcMar>
+              <w:top w:w="40" w:type="dxa"/>
+              <w:left w:w="60" w:type="dxa"/>
+              <w:bottom w:w="40" w:type="dxa"/>
+              <w:right w:w="220" w:type="dxa"/>
+            </w:tcMar>
+            <w:vAlign w:val="center"/>
+          </w:tcPr>
+          <w:p>
+            <w:pPr>
+              <w:keepLines/>
+              <w:spacing w:before="0" w:after="0"/>
+              <w:jc w:val="right"/>
+            </w:pPr>
+            <w:r>
+              <w:rPr>
+                <w:rFonts w:ascii="Arial" w:hAnsi="Arial" w:cs="Arial" w:eastAsia="Arial"/>
+                <w:b w:val="true"/>
+                <w:bCs w:val="true"/>
+                <w:color w:val="000000"/>
+                <w:sz w:val="18"/>
+                <w:szCs w:val="18"/>
+              </w:rPr>
+              <w:t xml:space="preserve">vessel-photos.jpg, survey-report.pdf</w:t>
+            </w:r>
+          </w:p>
+        </w:tc>
+      </w:tr>
+    </w:tbl>
+    <w:p>
+      <w:pPr>
+        <w:spacing w:before="0" w:after="0" w:line="170" w:lineRule="exact"/>
+        <w:rPr>
+          <w:sz w:val="2"/>
+        </w:rPr>
+      </w:pPr>
+    </w:p>
+    <w:tbl>
+      <w:tblPr>
+        <w:tblW w:w="10306" w:type="dxa"/>
+        <w:tblBorders>
+          <w:top w:val="none" w:sz="0" w:color="FFFFFF"/>
+          <w:left w:val="none" w:sz="0" w:color="FFFFFF"/>
+          <w:bottom w:val="none" w:sz="0" w:color="FFFFFF"/>
+          <w:right w:val="none" w:sz="0" w:color="FFFFFF"/>
+          <w:insideH w:val="none" w:sz="0" w:color="FFFFFF"/>
+          <w:insideV w:val="none" w:sz="0" w:color="FFFFFF"/>
+        </w:tblBorders>
+        <w:tblLayout w:type="fixed"/>
+      </w:tblPr>
+      <w:tblGrid>
+        <w:gridCol w:w="2850"/>
+        <w:gridCol w:w="2150"/>
+        <w:gridCol w:w="2900"/>
+        <w:gridCol w:w="2406"/>
+      </w:tblGrid>
+      <w:tr>
+        <w:trPr>
+          <w:cantSplit/>
+        </w:trPr>
+        <w:tc>
+          <w:tcPr>
+            <w:tcW w:w="10306" w:type="dxa"/>
+            <w:gridSpan w:val="4"/>
+            <w:tcBorders>
+              <w:top w:val="single" w:color="C9E3EA" w:sz="6"/>
+              <w:left w:val="single" w:color="C9E3EA" w:sz="6"/>
+              <w:bottom w:val="none" w:color="FFFFFF" w:sz="0"/>
+              <w:right w:val="single" w:color="C9E3EA" w:sz="6"/>
+            </w:tcBorders>
+            <w:shd w:val="clear" w:color="auto" w:fill="E6F4F8"/>
+            <w:tcMar>
+              <w:top w:w="80" w:type="dxa"/>
+              <w:left w:w="220" w:type="dxa"/>
+              <w:bottom w:w="80" w:type="dxa"/>
+              <w:right w:w="220" w:type="dxa"/>
+            </w:tcMar>
+            <w:vAlign w:val="center"/>
+          </w:tcPr>
+          <w:p>
+            <w:pPr>
+              <w:keepNext/>
+              <w:keepLines/>
+              <w:spacing w:before="0" w:after="0"/>
+            </w:pPr>
+            <w:r>
+              <w:rPr>
+                <w:rFonts w:ascii="Arial" w:hAnsi="Arial" w:cs="Arial" w:eastAsia="Arial"/>
+                <w:b w:val="true"/>
+                <w:bCs w:val="true"/>
+                <w:color w:val="02637D"/>
+                <w:sz w:val="20"/>
+                <w:szCs w:val="20"/>
+              </w:rPr>
+              <w:t xml:space="preserve">Your Declaration</w:t>
+            </w:r>
+          </w:p>
+        </w:tc>
+      </w:tr>
+      <w:tr>
+        <w:trPr>
+          <w:cantSplit/>
+        </w:trPr>
+        <w:tc>
+          <w:tcPr>
+            <w:tcW w:w="7900" w:type="dxa"/>
+            <w:gridSpan w:val="3"/>
+            <w:tcBorders>
+              <w:top w:val="none" w:color="FFFFFF" w:sz="0"/>
+              <w:left w:val="single" w:color="C9E3EA" w:sz="6"/>
+              <w:bottom w:val="single" w:color="DDE3E6" w:sz="4"/>
+              <w:right w:val="none" w:color="FFFFFF" w:sz="0"/>
+            </w:tcBorders>
+            <w:shd w:val="clear" w:color="auto" w:fill="F3F5F6"/>
+            <w:tcMar>
+              <w:top w:w="40" w:type="dxa"/>
+              <w:left w:w="220" w:type="dxa"/>
+              <w:bottom w:w="40" w:type="dxa"/>
+              <w:right w:w="60" w:type="dxa"/>
+            </w:tcMar>
+            <w:vAlign w:val="center"/>
+          </w:tcPr>
+          <w:p>
+            <w:pPr>
+              <w:keepNext/>
+              <w:keepLines/>
+              <w:spacing w:before="0" w:after="0"/>
+            </w:pPr>
+            <w:r>
+              <w:rPr>
+                <w:rFonts w:ascii="Arial" w:hAnsi="Arial" w:cs="Arial" w:eastAsia="Arial"/>
+                <w:b w:val="false"/>
+                <w:bCs w:val="false"/>
+                <w:color w:val="3C4A50"/>
+                <w:sz w:val="18"/>
+                <w:szCs w:val="18"/>
+              </w:rPr>
+              <w:t xml:space="preserve">Duty, PDS and FSG read and understood</w:t>
+            </w:r>
+          </w:p>
+        </w:tc>
+        <w:tc>
+          <w:tcPr>
+            <w:tcW w:w="2406" w:type="dxa"/>
+            <w:tcBorders>
+              <w:top w:val="none" w:color="FFFFFF" w:sz="0"/>
+              <w:left w:val="none" w:color="FFFFFF" w:sz="0"/>
+              <w:bottom w:val="single" w:color="DDE3E6" w:sz="4"/>
+              <w:right w:val="single" w:color="C9E3EA" w:sz="6"/>
+            </w:tcBorders>
+            <w:shd w:val="clear" w:color="auto" w:fill="F3F5F6"/>
+            <w:tcMar>
+              <w:top w:w="40" w:type="dxa"/>
+              <w:left w:w="60" w:type="dxa"/>
+              <w:bottom w:w="40" w:type="dxa"/>
+              <w:right w:w="220" w:type="dxa"/>
+            </w:tcMar>
+            <w:vAlign w:val="center"/>
+          </w:tcPr>
+          <w:p>
+            <w:pPr>
+              <w:keepNext/>
+              <w:keepLines/>
+              <w:spacing w:before="0" w:after="0"/>
+              <w:jc w:val="right"/>
+            </w:pPr>
+            <w:r>
+              <w:rPr>
+                <w:rFonts w:ascii="Arial" w:hAnsi="Arial" w:cs="Arial" w:eastAsia="Arial"/>
+                <w:b w:val="true"/>
+                <w:bCs w:val="true"/>
+                <w:color w:val="000000"/>
+                <w:sz w:val="18"/>
+                <w:szCs w:val="18"/>
+              </w:rPr>
+              <w:t xml:space="preserve">Yes</w:t>
+            </w:r>
+          </w:p>
+        </w:tc>
+      </w:tr>
+      <w:tr>
+        <w:trPr>
+          <w:cantSplit/>
+        </w:trPr>
+        <w:tc>
+          <w:tcPr>
+            <w:tcW w:w="10306" w:type="dxa"/>
+            <w:gridSpan w:val="4"/>
+            <w:tcBorders>
+              <w:top w:val="none" w:color="FFFFFF" w:sz="0"/>
+              <w:left w:val="single" w:color="C9E3EA" w:sz="6"/>
+              <w:bottom w:val="single" w:color="C9E3EA" w:sz="6"/>
+              <w:right w:val="single" w:color="C9E3EA" w:sz="6"/>
+            </w:tcBorders>
+            <w:tcMar>
+              <w:top w:w="90" w:type="dxa"/>
+              <w:left w:w="220" w:type="dxa"/>
+              <w:bottom w:w="50" w:type="dxa"/>
+              <w:right w:w="220" w:type="dxa"/>
+            </w:tcMar>
+            <w:vAlign w:val="top"/>
+          </w:tcPr>
+          <w:p>
+            <w:pPr>
+              <w:keepLines/>
+              <w:spacing w:before="0" w:after="40"/>
+            </w:pPr>
+            <w:r>
+              <w:rPr>
+                <w:rFonts w:ascii="Arial" w:hAnsi="Arial" w:cs="Arial" w:eastAsia="Arial"/>
+                <w:b w:val="false"/>
+                <w:bCs w:val="false"/>
+                <w:color w:val="3C4A50"/>
+                <w:sz w:val="17"/>
+                <w:szCs w:val="17"/>
+              </w:rPr>
+              <w:t xml:space="preserve">In accepting this Insurance, You, as the Policy holder</w:t>
+            </w:r>
+          </w:p>
+          <w:p>
+            <w:pPr>
+              <w:keepLines/>
+              <w:spacing w:before="0" w:after="40"/>
+            </w:pPr>
+            <w:r>
+              <w:rPr>
+                <w:rFonts w:ascii="Arial" w:hAnsi="Arial" w:cs="Arial" w:eastAsia="Arial"/>
+                <w:b w:val="false"/>
+                <w:bCs w:val="false"/>
+                <w:color w:val="3C4A50"/>
+                <w:sz w:val="17"/>
+                <w:szCs w:val="17"/>
+              </w:rPr>
+              <w:t xml:space="preserve">1. Must act with the utmost good faith in respect of any matter relating to this insurance.</w:t>
+            </w:r>
+          </w:p>
+          <w:p>
+            <w:pPr>
+              <w:keepLines/>
+              <w:spacing w:before="0" w:after="40"/>
+            </w:pPr>
+            <w:r>
+              <w:rPr>
+                <w:rFonts w:ascii="Arial" w:hAnsi="Arial" w:cs="Arial" w:eastAsia="Arial"/>
+                <w:b w:val="false"/>
+                <w:bCs w:val="false"/>
+                <w:color w:val="3C4A50"/>
+                <w:sz w:val="17"/>
+                <w:szCs w:val="17"/>
+              </w:rPr>
+              <w:t xml:space="preserve">2. Have a Duty to take reasonable care not to make a misrepresentation as stated in this form.</w:t>
+            </w:r>
+          </w:p>
+          <w:p>
+            <w:pPr>
+              <w:keepLines/>
+              <w:spacing w:before="0" w:after="40"/>
+            </w:pPr>
+            <w:r>
+              <w:rPr>
+                <w:rFonts w:ascii="Arial" w:hAnsi="Arial" w:cs="Arial" w:eastAsia="Arial"/>
+                <w:b w:val="false"/>
+                <w:bCs w:val="false"/>
+                <w:color w:val="3C4A50"/>
+                <w:sz w:val="17"/>
+                <w:szCs w:val="17"/>
+              </w:rPr>
+              <w:t xml:space="preserve">3. Have provided the correct information on previous losses and insurance history.</w:t>
+            </w:r>
+          </w:p>
+          <w:p>
+            <w:pPr>
+              <w:keepLines/>
+              <w:spacing w:before="0" w:after="40"/>
+            </w:pPr>
+            <w:r>
+              <w:rPr>
+                <w:rFonts w:ascii="Arial" w:hAnsi="Arial" w:cs="Arial" w:eastAsia="Arial"/>
+                <w:b w:val="false"/>
+                <w:bCs w:val="false"/>
+                <w:color w:val="3C4A50"/>
+                <w:sz w:val="17"/>
+                <w:szCs w:val="17"/>
+              </w:rPr>
+              <w:t xml:space="preserve">4. Confirm that all answers and statements in this Proposal are correct and that no information has been withheld which may affect the Insurers decision to accept this Proposal or the terms of the proposed Policy.</w:t>
+            </w:r>
+          </w:p>
+        </w:tc>
+      </w:tr>
+    </w:tbl>
+    <w:p>
+      <w:pPr>
+        <w:spacing w:before="0" w:after="0" w:line="170" w:lineRule="exact"/>
         <w:rPr>
           <w:sz w:val="2"/>
         </w:rPr>

--- a/docs/Confirmation-of-what-You-Told-Us_1-Vessel_Sample.docx
+++ b/docs/Confirmation-of-what-You-Told-Us_1-Vessel_Sample.docx
@@ -353,7 +353,7 @@
       <w:pPr>
         <w:keepNext/>
         <w:keepLines/>
-        <w:spacing w:before="0" w:after="60"/>
+        <w:spacing w:before="0" w:after="100"/>
       </w:pPr>
       <w:r>
         <w:rPr>
@@ -361,8 +361,8 @@
           <w:b w:val="false"/>
           <w:bCs w:val="false"/>
           <w:color w:val="000000"/>
-          <w:sz w:val="18"/>
-          <w:szCs w:val="18"/>
+          <w:sz w:val="20"/>
+          <w:szCs w:val="20"/>
         </w:rPr>
         <w:t xml:space="preserve">In offering this insurance Underwriters have relied on the information and statements that You have provided.</w:t>
       </w:r>
@@ -371,7 +371,7 @@
       <w:pPr>
         <w:keepNext/>
         <w:keepLines/>
-        <w:spacing w:before="0" w:after="60"/>
+        <w:spacing w:before="0" w:after="100"/>
       </w:pPr>
       <w:r>
         <w:rPr>
@@ -379,8 +379,8 @@
           <w:b w:val="false"/>
           <w:bCs w:val="false"/>
           <w:color w:val="000000"/>
-          <w:sz w:val="18"/>
-          <w:szCs w:val="18"/>
+          <w:sz w:val="20"/>
+          <w:szCs w:val="20"/>
         </w:rPr>
         <w:t xml:space="preserve">The premium has been calculated based on this information.</w:t>
       </w:r>
@@ -389,7 +389,7 @@
       <w:pPr>
         <w:keepNext/>
         <w:keepLines/>
-        <w:spacing w:before="0" w:after="60"/>
+        <w:spacing w:before="0" w:after="100"/>
       </w:pPr>
       <w:r>
         <w:rPr>
@@ -397,15 +397,15 @@
           <w:b w:val="false"/>
           <w:bCs w:val="false"/>
           <w:color w:val="000000"/>
-          <w:sz w:val="18"/>
-          <w:szCs w:val="18"/>
+          <w:sz w:val="20"/>
+          <w:szCs w:val="20"/>
         </w:rPr>
         <w:t xml:space="preserve">Please read the following and advise Us of any changes as necessary. Please refer to the policy wording or Product Disclosure Statement (PDS) provided, which outlines important information about your Duty to take reasonable care not to make a misrepresentation.</w:t>
       </w:r>
     </w:p>
     <w:p>
       <w:pPr>
-        <w:spacing w:before="0" w:after="0" w:line="170" w:lineRule="exact"/>
+        <w:spacing w:before="0" w:after="0" w:line="300" w:lineRule="exact"/>
         <w:rPr>
           <w:sz w:val="2"/>
         </w:rPr>
@@ -425,19 +425,18 @@
         <w:tblLayout w:type="fixed"/>
       </w:tblPr>
       <w:tblGrid>
-        <w:gridCol w:w="2850"/>
-        <w:gridCol w:w="2150"/>
-        <w:gridCol w:w="2900"/>
-        <w:gridCol w:w="2406"/>
+        <w:gridCol w:w="7200"/>
+        <w:gridCol w:w="3106"/>
       </w:tblGrid>
       <w:tr>
         <w:trPr>
           <w:cantSplit/>
+          <w:tblHeader/>
         </w:trPr>
         <w:tc>
           <w:tcPr>
             <w:tcW w:w="10306" w:type="dxa"/>
-            <w:gridSpan w:val="4"/>
+            <w:gridSpan w:val="2"/>
             <w:tcBorders>
               <w:top w:val="single" w:color="C9E3EA" w:sz="6"/>
               <w:left w:val="single" w:color="C9E3EA" w:sz="6"/>
@@ -446,10 +445,10 @@
             </w:tcBorders>
             <w:shd w:val="clear" w:color="auto" w:fill="E6F4F8"/>
             <w:tcMar>
-              <w:top w:w="80" w:type="dxa"/>
-              <w:left w:w="220" w:type="dxa"/>
-              <w:bottom w:w="80" w:type="dxa"/>
-              <w:right w:w="220" w:type="dxa"/>
+              <w:top w:w="110" w:type="dxa"/>
+              <w:left w:w="280" w:type="dxa"/>
+              <w:bottom w:w="110" w:type="dxa"/>
+              <w:right w:w="280" w:type="dxa"/>
             </w:tcMar>
             <w:vAlign w:val="center"/>
           </w:tcPr>
@@ -465,8 +464,8 @@
                 <w:b w:val="true"/>
                 <w:bCs w:val="true"/>
                 <w:color w:val="02637D"/>
-                <w:sz w:val="20"/>
-                <w:szCs w:val="20"/>
+                <w:sz w:val="22"/>
+                <w:szCs w:val="22"/>
               </w:rPr>
               <w:t xml:space="preserve">Target Market Determination</w:t>
             </w:r>
@@ -480,26 +479,26 @@
         <w:tc>
           <w:tcPr>
             <w:tcW w:w="10306" w:type="dxa"/>
-            <w:gridSpan w:val="4"/>
-            <w:tcBorders>
-              <w:top w:val="none" w:color="FFFFFF" w:sz="0"/>
-              <w:left w:val="single" w:color="C9E3EA" w:sz="6"/>
-              <w:bottom w:val="single" w:color="DDE3E6" w:sz="4"/>
-              <w:right w:val="single" w:color="C9E3EA" w:sz="6"/>
-            </w:tcBorders>
-            <w:tcMar>
-              <w:top w:w="90" w:type="dxa"/>
-              <w:left w:w="220" w:type="dxa"/>
-              <w:bottom w:w="50" w:type="dxa"/>
-              <w:right w:w="220" w:type="dxa"/>
-            </w:tcMar>
-            <w:vAlign w:val="top"/>
-          </w:tcPr>
-          <w:p>
-            <w:pPr>
-              <w:keepNext/>
-              <w:keepLines/>
-              <w:spacing w:before="0" w:after="40"/>
+            <w:gridSpan w:val="2"/>
+            <w:tcBorders>
+              <w:top w:val="none" w:color="FFFFFF" w:sz="0"/>
+              <w:left w:val="single" w:color="C9E3EA" w:sz="6"/>
+              <w:bottom w:val="single" w:color="DDE3E6" w:sz="4"/>
+              <w:right w:val="single" w:color="C9E3EA" w:sz="6"/>
+            </w:tcBorders>
+            <w:tcMar>
+              <w:top w:w="130" w:type="dxa"/>
+              <w:left w:w="280" w:type="dxa"/>
+              <w:bottom w:w="130" w:type="dxa"/>
+              <w:right w:w="280" w:type="dxa"/>
+            </w:tcMar>
+            <w:vAlign w:val="center"/>
+          </w:tcPr>
+          <w:p>
+            <w:pPr>
+              <w:keepNext/>
+              <w:keepLines/>
+              <w:spacing w:before="0" w:after="60"/>
             </w:pPr>
             <w:r>
               <w:rPr>
@@ -507,8 +506,8 @@
                 <w:b w:val="false"/>
                 <w:bCs w:val="false"/>
                 <w:color w:val="3C4A50"/>
-                <w:sz w:val="17"/>
-                <w:szCs w:val="17"/>
+                <w:sz w:val="20"/>
+                <w:szCs w:val="20"/>
               </w:rPr>
               <w:t xml:space="preserve">It is important that our insurance policies are only sold to entities that are inside our target market.</w:t>
             </w:r>
@@ -517,7 +516,7 @@
             <w:pPr>
               <w:keepNext/>
               <w:keepLines/>
-              <w:spacing w:before="0" w:after="40"/>
+              <w:spacing w:before="0" w:after="0"/>
             </w:pPr>
             <w:r>
               <w:rPr>
@@ -525,51 +524,62 @@
                 <w:b w:val="false"/>
                 <w:bCs w:val="false"/>
                 <w:color w:val="3C4A50"/>
-                <w:sz w:val="17"/>
-                <w:szCs w:val="17"/>
-              </w:rPr>
-              <w:t xml:space="preserve">If you answer 'no' or 'false' to any of the following You are not within our Target Market for this insurance product.</w:t>
-            </w:r>
-          </w:p>
-        </w:tc>
-      </w:tr>
-      <w:tr>
-        <w:trPr>
-          <w:cantSplit/>
-        </w:trPr>
-        <w:tc>
-          <w:tcPr>
-            <w:tcW w:w="7900" w:type="dxa"/>
-            <w:gridSpan w:val="3"/>
-            <w:tcBorders>
-              <w:top w:val="none" w:color="FFFFFF" w:sz="0"/>
-              <w:left w:val="single" w:color="C9E3EA" w:sz="6"/>
-              <w:bottom w:val="single" w:color="DDE3E6" w:sz="4"/>
-              <w:right w:val="none" w:color="FFFFFF" w:sz="0"/>
-            </w:tcBorders>
-            <w:shd w:val="clear" w:color="auto" w:fill="F3F5F6"/>
-            <w:tcMar>
-              <w:top w:w="40" w:type="dxa"/>
-              <w:left w:w="220" w:type="dxa"/>
-              <w:bottom w:w="40" w:type="dxa"/>
-              <w:right w:w="60" w:type="dxa"/>
-            </w:tcMar>
-            <w:vAlign w:val="center"/>
-          </w:tcPr>
-          <w:p>
-            <w:pPr>
-              <w:keepNext/>
-              <w:keepLines/>
-              <w:spacing w:before="0" w:after="0"/>
-            </w:pPr>
+                <w:sz w:val="20"/>
+                <w:szCs w:val="20"/>
+              </w:rPr>
+              <w:t xml:space="preserve">If you answer 'no' or 'false' to any of the following You are not within our Target Market</w:t>
+              <w:br/>
+            </w:r>
             <w:r>
               <w:rPr>
                 <w:rFonts w:ascii="Arial" w:hAnsi="Arial" w:cs="Arial" w:eastAsia="Arial"/>
                 <w:b w:val="false"/>
                 <w:bCs w:val="false"/>
                 <w:color w:val="3C4A50"/>
-                <w:sz w:val="18"/>
-                <w:szCs w:val="18"/>
+                <w:sz w:val="20"/>
+                <w:szCs w:val="20"/>
+              </w:rPr>
+              <w:t xml:space="preserve">for this insurance product.</w:t>
+            </w:r>
+          </w:p>
+        </w:tc>
+      </w:tr>
+      <w:tr>
+        <w:trPr>
+          <w:cantSplit/>
+        </w:trPr>
+        <w:tc>
+          <w:tcPr>
+            <w:tcW w:w="7200" w:type="dxa"/>
+            <w:tcBorders>
+              <w:top w:val="none" w:color="FFFFFF" w:sz="0"/>
+              <w:left w:val="single" w:color="C9E3EA" w:sz="6"/>
+              <w:bottom w:val="single" w:color="DDE3E6" w:sz="4"/>
+              <w:right w:val="none" w:color="FFFFFF" w:sz="0"/>
+            </w:tcBorders>
+            <w:shd w:val="clear" w:color="auto" w:fill="F3F5F6"/>
+            <w:tcMar>
+              <w:top w:w="70" w:type="dxa"/>
+              <w:left w:w="280" w:type="dxa"/>
+              <w:bottom w:w="70" w:type="dxa"/>
+              <w:right w:w="120" w:type="dxa"/>
+            </w:tcMar>
+            <w:vAlign w:val="center"/>
+          </w:tcPr>
+          <w:p>
+            <w:pPr>
+              <w:keepNext/>
+              <w:keepLines/>
+              <w:spacing w:before="0" w:after="0"/>
+            </w:pPr>
+            <w:r>
+              <w:rPr>
+                <w:rFonts w:ascii="Arial" w:hAnsi="Arial" w:cs="Arial" w:eastAsia="Arial"/>
+                <w:b w:val="false"/>
+                <w:bCs w:val="false"/>
+                <w:color w:val="3C4A50"/>
+                <w:sz w:val="20"/>
+                <w:szCs w:val="20"/>
               </w:rPr>
               <w:t xml:space="preserve">The PWC / Jet Ski will be owned by the applicant/You for the duration of the policy.</w:t>
             </w:r>
@@ -577,7 +587,7 @@
         </w:tc>
         <w:tc>
           <w:tcPr>
-            <w:tcW w:w="2406" w:type="dxa"/>
+            <w:tcW w:w="3106" w:type="dxa"/>
             <w:tcBorders>
               <w:top w:val="none" w:color="FFFFFF" w:sz="0"/>
               <w:left w:val="none" w:color="FFFFFF" w:sz="0"/>
@@ -586,10 +596,10 @@
             </w:tcBorders>
             <w:shd w:val="clear" w:color="auto" w:fill="F3F5F6"/>
             <w:tcMar>
-              <w:top w:w="40" w:type="dxa"/>
-              <w:left w:w="60" w:type="dxa"/>
-              <w:bottom w:w="40" w:type="dxa"/>
-              <w:right w:w="220" w:type="dxa"/>
+              <w:top w:w="70" w:type="dxa"/>
+              <w:left w:w="120" w:type="dxa"/>
+              <w:bottom w:w="70" w:type="dxa"/>
+              <w:right w:w="280" w:type="dxa"/>
             </w:tcMar>
             <w:vAlign w:val="center"/>
           </w:tcPr>
@@ -606,8 +616,8 @@
                 <w:b w:val="true"/>
                 <w:bCs w:val="true"/>
                 <w:color w:val="000000"/>
-                <w:sz w:val="18"/>
-                <w:szCs w:val="18"/>
+                <w:sz w:val="20"/>
+                <w:szCs w:val="20"/>
               </w:rPr>
               <w:t xml:space="preserve">True</w:t>
             </w:r>
@@ -620,8 +630,7 @@
         </w:trPr>
         <w:tc>
           <w:tcPr>
-            <w:tcW w:w="7900" w:type="dxa"/>
-            <w:gridSpan w:val="3"/>
+            <w:tcW w:w="7200" w:type="dxa"/>
             <w:tcBorders>
               <w:top w:val="none" w:color="FFFFFF" w:sz="0"/>
               <w:left w:val="single" w:color="C9E3EA" w:sz="6"/>
@@ -630,10 +639,10 @@
             </w:tcBorders>
             <w:shd w:val="clear" w:color="auto" w:fill="F3F5F6"/>
             <w:tcMar>
-              <w:top w:w="40" w:type="dxa"/>
-              <w:left w:w="220" w:type="dxa"/>
-              <w:bottom w:w="40" w:type="dxa"/>
-              <w:right w:w="60" w:type="dxa"/>
+              <w:top w:w="70" w:type="dxa"/>
+              <w:left w:w="280" w:type="dxa"/>
+              <w:bottom w:w="70" w:type="dxa"/>
+              <w:right w:w="120" w:type="dxa"/>
             </w:tcMar>
             <w:vAlign w:val="center"/>
           </w:tcPr>
@@ -649,8 +658,8 @@
                 <w:b w:val="false"/>
                 <w:bCs w:val="false"/>
                 <w:color w:val="3C4A50"/>
-                <w:sz w:val="18"/>
-                <w:szCs w:val="18"/>
+                <w:sz w:val="20"/>
+                <w:szCs w:val="20"/>
               </w:rPr>
               <w:t xml:space="preserve">The PWC / Jet Ski is not used for financial reward or registered as a commercial vessel.</w:t>
             </w:r>
@@ -658,7 +667,7 @@
         </w:tc>
         <w:tc>
           <w:tcPr>
-            <w:tcW w:w="2406" w:type="dxa"/>
+            <w:tcW w:w="3106" w:type="dxa"/>
             <w:tcBorders>
               <w:top w:val="none" w:color="FFFFFF" w:sz="0"/>
               <w:left w:val="none" w:color="FFFFFF" w:sz="0"/>
@@ -667,10 +676,10 @@
             </w:tcBorders>
             <w:shd w:val="clear" w:color="auto" w:fill="F3F5F6"/>
             <w:tcMar>
-              <w:top w:w="40" w:type="dxa"/>
-              <w:left w:w="60" w:type="dxa"/>
-              <w:bottom w:w="40" w:type="dxa"/>
-              <w:right w:w="220" w:type="dxa"/>
+              <w:top w:w="70" w:type="dxa"/>
+              <w:left w:w="120" w:type="dxa"/>
+              <w:bottom w:w="70" w:type="dxa"/>
+              <w:right w:w="280" w:type="dxa"/>
             </w:tcMar>
             <w:vAlign w:val="center"/>
           </w:tcPr>
@@ -687,8 +696,8 @@
                 <w:b w:val="true"/>
                 <w:bCs w:val="true"/>
                 <w:color w:val="000000"/>
-                <w:sz w:val="18"/>
-                <w:szCs w:val="18"/>
+                <w:sz w:val="20"/>
+                <w:szCs w:val="20"/>
               </w:rPr>
               <w:t xml:space="preserve">True</w:t>
             </w:r>
@@ -701,8 +710,7 @@
         </w:trPr>
         <w:tc>
           <w:tcPr>
-            <w:tcW w:w="7900" w:type="dxa"/>
-            <w:gridSpan w:val="3"/>
+            <w:tcW w:w="7200" w:type="dxa"/>
             <w:tcBorders>
               <w:top w:val="none" w:color="FFFFFF" w:sz="0"/>
               <w:left w:val="single" w:color="C9E3EA" w:sz="6"/>
@@ -711,10 +719,10 @@
             </w:tcBorders>
             <w:shd w:val="clear" w:color="auto" w:fill="F3F5F6"/>
             <w:tcMar>
-              <w:top w:w="40" w:type="dxa"/>
-              <w:left w:w="220" w:type="dxa"/>
-              <w:bottom w:w="40" w:type="dxa"/>
-              <w:right w:w="60" w:type="dxa"/>
+              <w:top w:w="70" w:type="dxa"/>
+              <w:left w:w="280" w:type="dxa"/>
+              <w:bottom w:w="70" w:type="dxa"/>
+              <w:right w:w="120" w:type="dxa"/>
             </w:tcMar>
             <w:vAlign w:val="center"/>
           </w:tcPr>
@@ -730,8 +738,8 @@
                 <w:b w:val="false"/>
                 <w:bCs w:val="false"/>
                 <w:color w:val="3C4A50"/>
-                <w:sz w:val="18"/>
-                <w:szCs w:val="18"/>
+                <w:sz w:val="20"/>
+                <w:szCs w:val="20"/>
               </w:rPr>
               <w:t xml:space="preserve">The PWC / Jet Ski will not operate outside of Australian or New Zealand waters or the waters located between the two countries.</w:t>
             </w:r>
@@ -739,7 +747,7 @@
         </w:tc>
         <w:tc>
           <w:tcPr>
-            <w:tcW w:w="2406" w:type="dxa"/>
+            <w:tcW w:w="3106" w:type="dxa"/>
             <w:tcBorders>
               <w:top w:val="none" w:color="FFFFFF" w:sz="0"/>
               <w:left w:val="none" w:color="FFFFFF" w:sz="0"/>
@@ -748,10 +756,10 @@
             </w:tcBorders>
             <w:shd w:val="clear" w:color="auto" w:fill="F3F5F6"/>
             <w:tcMar>
-              <w:top w:w="40" w:type="dxa"/>
-              <w:left w:w="60" w:type="dxa"/>
-              <w:bottom w:w="40" w:type="dxa"/>
-              <w:right w:w="220" w:type="dxa"/>
+              <w:top w:w="70" w:type="dxa"/>
+              <w:left w:w="120" w:type="dxa"/>
+              <w:bottom w:w="70" w:type="dxa"/>
+              <w:right w:w="280" w:type="dxa"/>
             </w:tcMar>
             <w:vAlign w:val="center"/>
           </w:tcPr>
@@ -768,8 +776,8 @@
                 <w:b w:val="true"/>
                 <w:bCs w:val="true"/>
                 <w:color w:val="000000"/>
-                <w:sz w:val="18"/>
-                <w:szCs w:val="18"/>
+                <w:sz w:val="20"/>
+                <w:szCs w:val="20"/>
               </w:rPr>
               <w:t xml:space="preserve">True</w:t>
             </w:r>
@@ -782,8 +790,7 @@
         </w:trPr>
         <w:tc>
           <w:tcPr>
-            <w:tcW w:w="7900" w:type="dxa"/>
-            <w:gridSpan w:val="3"/>
+            <w:tcW w:w="7200" w:type="dxa"/>
             <w:tcBorders>
               <w:top w:val="none" w:color="FFFFFF" w:sz="0"/>
               <w:left w:val="single" w:color="C9E3EA" w:sz="6"/>
@@ -792,10 +799,10 @@
             </w:tcBorders>
             <w:shd w:val="clear" w:color="auto" w:fill="F3F5F6"/>
             <w:tcMar>
-              <w:top w:w="40" w:type="dxa"/>
-              <w:left w:w="220" w:type="dxa"/>
-              <w:bottom w:w="40" w:type="dxa"/>
-              <w:right w:w="60" w:type="dxa"/>
+              <w:top w:w="70" w:type="dxa"/>
+              <w:left w:w="280" w:type="dxa"/>
+              <w:bottom w:w="70" w:type="dxa"/>
+              <w:right w:w="120" w:type="dxa"/>
             </w:tcMar>
             <w:vAlign w:val="center"/>
           </w:tcPr>
@@ -811,8 +818,8 @@
                 <w:b w:val="false"/>
                 <w:bCs w:val="false"/>
                 <w:color w:val="3C4A50"/>
-                <w:sz w:val="18"/>
-                <w:szCs w:val="18"/>
+                <w:sz w:val="20"/>
+                <w:szCs w:val="20"/>
               </w:rPr>
               <w:t xml:space="preserve">The PWC / Jet Ski will not be under construction (other than being refitted) at any time during the insurance period and the PWC / Jet Ski has been launched.</w:t>
             </w:r>
@@ -820,7 +827,7 @@
         </w:tc>
         <w:tc>
           <w:tcPr>
-            <w:tcW w:w="2406" w:type="dxa"/>
+            <w:tcW w:w="3106" w:type="dxa"/>
             <w:tcBorders>
               <w:top w:val="none" w:color="FFFFFF" w:sz="0"/>
               <w:left w:val="none" w:color="FFFFFF" w:sz="0"/>
@@ -829,10 +836,10 @@
             </w:tcBorders>
             <w:shd w:val="clear" w:color="auto" w:fill="F3F5F6"/>
             <w:tcMar>
-              <w:top w:w="40" w:type="dxa"/>
-              <w:left w:w="60" w:type="dxa"/>
-              <w:bottom w:w="40" w:type="dxa"/>
-              <w:right w:w="220" w:type="dxa"/>
+              <w:top w:w="70" w:type="dxa"/>
+              <w:left w:w="120" w:type="dxa"/>
+              <w:bottom w:w="70" w:type="dxa"/>
+              <w:right w:w="280" w:type="dxa"/>
             </w:tcMar>
             <w:vAlign w:val="center"/>
           </w:tcPr>
@@ -849,8 +856,8 @@
                 <w:b w:val="true"/>
                 <w:bCs w:val="true"/>
                 <w:color w:val="000000"/>
-                <w:sz w:val="18"/>
-                <w:szCs w:val="18"/>
+                <w:sz w:val="20"/>
+                <w:szCs w:val="20"/>
               </w:rPr>
               <w:t xml:space="preserve">True</w:t>
             </w:r>
@@ -863,8 +870,7 @@
         </w:trPr>
         <w:tc>
           <w:tcPr>
-            <w:tcW w:w="7900" w:type="dxa"/>
-            <w:gridSpan w:val="3"/>
+            <w:tcW w:w="7200" w:type="dxa"/>
             <w:tcBorders>
               <w:top w:val="none" w:color="FFFFFF" w:sz="0"/>
               <w:left w:val="single" w:color="C9E3EA" w:sz="6"/>
@@ -873,10 +879,10 @@
             </w:tcBorders>
             <w:shd w:val="clear" w:color="auto" w:fill="F3F5F6"/>
             <w:tcMar>
-              <w:top w:w="40" w:type="dxa"/>
-              <w:left w:w="220" w:type="dxa"/>
-              <w:bottom w:w="40" w:type="dxa"/>
-              <w:right w:w="60" w:type="dxa"/>
+              <w:top w:w="70" w:type="dxa"/>
+              <w:left w:w="280" w:type="dxa"/>
+              <w:bottom w:w="70" w:type="dxa"/>
+              <w:right w:w="120" w:type="dxa"/>
             </w:tcMar>
             <w:vAlign w:val="center"/>
           </w:tcPr>
@@ -892,8 +898,8 @@
                 <w:b w:val="false"/>
                 <w:bCs w:val="false"/>
                 <w:color w:val="3C4A50"/>
-                <w:sz w:val="18"/>
-                <w:szCs w:val="18"/>
+                <w:sz w:val="20"/>
+                <w:szCs w:val="20"/>
               </w:rPr>
               <w:t xml:space="preserve">The PWC / Jet Ski to be insured under this insurance is not registered or zoned as a building (for example, a floating office).</w:t>
             </w:r>
@@ -901,7 +907,7 @@
         </w:tc>
         <w:tc>
           <w:tcPr>
-            <w:tcW w:w="2406" w:type="dxa"/>
+            <w:tcW w:w="3106" w:type="dxa"/>
             <w:tcBorders>
               <w:top w:val="none" w:color="FFFFFF" w:sz="0"/>
               <w:left w:val="none" w:color="FFFFFF" w:sz="0"/>
@@ -910,10 +916,10 @@
             </w:tcBorders>
             <w:shd w:val="clear" w:color="auto" w:fill="F3F5F6"/>
             <w:tcMar>
-              <w:top w:w="40" w:type="dxa"/>
-              <w:left w:w="60" w:type="dxa"/>
-              <w:bottom w:w="40" w:type="dxa"/>
-              <w:right w:w="220" w:type="dxa"/>
+              <w:top w:w="70" w:type="dxa"/>
+              <w:left w:w="120" w:type="dxa"/>
+              <w:bottom w:w="70" w:type="dxa"/>
+              <w:right w:w="280" w:type="dxa"/>
             </w:tcMar>
             <w:vAlign w:val="center"/>
           </w:tcPr>
@@ -930,8 +936,8 @@
                 <w:b w:val="true"/>
                 <w:bCs w:val="true"/>
                 <w:color w:val="000000"/>
-                <w:sz w:val="18"/>
-                <w:szCs w:val="18"/>
+                <w:sz w:val="20"/>
+                <w:szCs w:val="20"/>
               </w:rPr>
               <w:t xml:space="preserve">True</w:t>
             </w:r>
@@ -944,8 +950,7 @@
         </w:trPr>
         <w:tc>
           <w:tcPr>
-            <w:tcW w:w="7900" w:type="dxa"/>
-            <w:gridSpan w:val="3"/>
+            <w:tcW w:w="7200" w:type="dxa"/>
             <w:tcBorders>
               <w:top w:val="none" w:color="FFFFFF" w:sz="0"/>
               <w:left w:val="single" w:color="C9E3EA" w:sz="6"/>
@@ -954,10 +959,10 @@
             </w:tcBorders>
             <w:shd w:val="clear" w:color="auto" w:fill="F3F5F6"/>
             <w:tcMar>
-              <w:top w:w="40" w:type="dxa"/>
-              <w:left w:w="220" w:type="dxa"/>
-              <w:bottom w:w="40" w:type="dxa"/>
-              <w:right w:w="60" w:type="dxa"/>
+              <w:top w:w="70" w:type="dxa"/>
+              <w:left w:w="280" w:type="dxa"/>
+              <w:bottom w:w="70" w:type="dxa"/>
+              <w:right w:w="120" w:type="dxa"/>
             </w:tcMar>
             <w:vAlign w:val="center"/>
           </w:tcPr>
@@ -973,8 +978,8 @@
                 <w:b w:val="false"/>
                 <w:bCs w:val="false"/>
                 <w:color w:val="3C4A50"/>
-                <w:sz w:val="18"/>
-                <w:szCs w:val="18"/>
+                <w:sz w:val="20"/>
+                <w:szCs w:val="20"/>
               </w:rPr>
               <w:t xml:space="preserve">The PWC / Jet Ski is not used for permanent accommodation (agreement available upon request).</w:t>
             </w:r>
@@ -982,7 +987,7 @@
         </w:tc>
         <w:tc>
           <w:tcPr>
-            <w:tcW w:w="2406" w:type="dxa"/>
+            <w:tcW w:w="3106" w:type="dxa"/>
             <w:tcBorders>
               <w:top w:val="none" w:color="FFFFFF" w:sz="0"/>
               <w:left w:val="none" w:color="FFFFFF" w:sz="0"/>
@@ -991,10 +996,10 @@
             </w:tcBorders>
             <w:shd w:val="clear" w:color="auto" w:fill="F3F5F6"/>
             <w:tcMar>
-              <w:top w:w="40" w:type="dxa"/>
-              <w:left w:w="60" w:type="dxa"/>
-              <w:bottom w:w="40" w:type="dxa"/>
-              <w:right w:w="220" w:type="dxa"/>
+              <w:top w:w="70" w:type="dxa"/>
+              <w:left w:w="120" w:type="dxa"/>
+              <w:bottom w:w="70" w:type="dxa"/>
+              <w:right w:w="280" w:type="dxa"/>
             </w:tcMar>
             <w:vAlign w:val="center"/>
           </w:tcPr>
@@ -1011,8 +1016,8 @@
                 <w:b w:val="true"/>
                 <w:bCs w:val="true"/>
                 <w:color w:val="000000"/>
-                <w:sz w:val="18"/>
-                <w:szCs w:val="18"/>
+                <w:sz w:val="20"/>
+                <w:szCs w:val="20"/>
               </w:rPr>
               <w:t xml:space="preserve">True</w:t>
             </w:r>
@@ -1025,8 +1030,7 @@
         </w:trPr>
         <w:tc>
           <w:tcPr>
-            <w:tcW w:w="7900" w:type="dxa"/>
-            <w:gridSpan w:val="3"/>
+            <w:tcW w:w="7200" w:type="dxa"/>
             <w:tcBorders>
               <w:top w:val="none" w:color="FFFFFF" w:sz="0"/>
               <w:left w:val="single" w:color="C9E3EA" w:sz="6"/>
@@ -1035,10 +1039,10 @@
             </w:tcBorders>
             <w:shd w:val="clear" w:color="auto" w:fill="F3F5F6"/>
             <w:tcMar>
-              <w:top w:w="40" w:type="dxa"/>
-              <w:left w:w="220" w:type="dxa"/>
-              <w:bottom w:w="40" w:type="dxa"/>
-              <w:right w:w="60" w:type="dxa"/>
+              <w:top w:w="70" w:type="dxa"/>
+              <w:left w:w="280" w:type="dxa"/>
+              <w:bottom w:w="70" w:type="dxa"/>
+              <w:right w:w="120" w:type="dxa"/>
             </w:tcMar>
             <w:vAlign w:val="center"/>
           </w:tcPr>
@@ -1054,8 +1058,8 @@
                 <w:b w:val="false"/>
                 <w:bCs w:val="false"/>
                 <w:color w:val="3C4A50"/>
-                <w:sz w:val="18"/>
-                <w:szCs w:val="18"/>
+                <w:sz w:val="20"/>
+                <w:szCs w:val="20"/>
               </w:rPr>
               <w:t xml:space="preserve">The PWC / Jet Ski is not used for Timeshare Arrangement / Syndicate / Equity Arrangement.</w:t>
             </w:r>
@@ -1063,7 +1067,7 @@
         </w:tc>
         <w:tc>
           <w:tcPr>
-            <w:tcW w:w="2406" w:type="dxa"/>
+            <w:tcW w:w="3106" w:type="dxa"/>
             <w:tcBorders>
               <w:top w:val="none" w:color="FFFFFF" w:sz="0"/>
               <w:left w:val="none" w:color="FFFFFF" w:sz="0"/>
@@ -1072,10 +1076,10 @@
             </w:tcBorders>
             <w:shd w:val="clear" w:color="auto" w:fill="F3F5F6"/>
             <w:tcMar>
-              <w:top w:w="40" w:type="dxa"/>
-              <w:left w:w="60" w:type="dxa"/>
-              <w:bottom w:w="40" w:type="dxa"/>
-              <w:right w:w="220" w:type="dxa"/>
+              <w:top w:w="70" w:type="dxa"/>
+              <w:left w:w="120" w:type="dxa"/>
+              <w:bottom w:w="70" w:type="dxa"/>
+              <w:right w:w="280" w:type="dxa"/>
             </w:tcMar>
             <w:vAlign w:val="center"/>
           </w:tcPr>
@@ -1092,8 +1096,8 @@
                 <w:b w:val="true"/>
                 <w:bCs w:val="true"/>
                 <w:color w:val="000000"/>
-                <w:sz w:val="18"/>
-                <w:szCs w:val="18"/>
+                <w:sz w:val="20"/>
+                <w:szCs w:val="20"/>
               </w:rPr>
               <w:t xml:space="preserve">True</w:t>
             </w:r>
@@ -1106,8 +1110,7 @@
         </w:trPr>
         <w:tc>
           <w:tcPr>
-            <w:tcW w:w="7900" w:type="dxa"/>
-            <w:gridSpan w:val="3"/>
+            <w:tcW w:w="7200" w:type="dxa"/>
             <w:tcBorders>
               <w:top w:val="none" w:color="FFFFFF" w:sz="0"/>
               <w:left w:val="single" w:color="C9E3EA" w:sz="6"/>
@@ -1116,10 +1119,10 @@
             </w:tcBorders>
             <w:shd w:val="clear" w:color="auto" w:fill="F3F5F6"/>
             <w:tcMar>
-              <w:top w:w="40" w:type="dxa"/>
-              <w:left w:w="220" w:type="dxa"/>
-              <w:bottom w:w="40" w:type="dxa"/>
-              <w:right w:w="60" w:type="dxa"/>
+              <w:top w:w="70" w:type="dxa"/>
+              <w:left w:w="280" w:type="dxa"/>
+              <w:bottom w:w="70" w:type="dxa"/>
+              <w:right w:w="120" w:type="dxa"/>
             </w:tcMar>
             <w:vAlign w:val="center"/>
           </w:tcPr>
@@ -1135,8 +1138,8 @@
                 <w:b w:val="false"/>
                 <w:bCs w:val="false"/>
                 <w:color w:val="3C4A50"/>
-                <w:sz w:val="18"/>
-                <w:szCs w:val="18"/>
+                <w:sz w:val="20"/>
+                <w:szCs w:val="20"/>
               </w:rPr>
               <w:t xml:space="preserve">The PWC / Jet Ski is not used for Holiday Rental / Air B&amp;B Holiday Rental / Air B&amp;B.</w:t>
             </w:r>
@@ -1144,7 +1147,7 @@
         </w:tc>
         <w:tc>
           <w:tcPr>
-            <w:tcW w:w="2406" w:type="dxa"/>
+            <w:tcW w:w="3106" w:type="dxa"/>
             <w:tcBorders>
               <w:top w:val="none" w:color="FFFFFF" w:sz="0"/>
               <w:left w:val="none" w:color="FFFFFF" w:sz="0"/>
@@ -1153,10 +1156,10 @@
             </w:tcBorders>
             <w:shd w:val="clear" w:color="auto" w:fill="F3F5F6"/>
             <w:tcMar>
-              <w:top w:w="40" w:type="dxa"/>
-              <w:left w:w="60" w:type="dxa"/>
-              <w:bottom w:w="40" w:type="dxa"/>
-              <w:right w:w="220" w:type="dxa"/>
+              <w:top w:w="70" w:type="dxa"/>
+              <w:left w:w="120" w:type="dxa"/>
+              <w:bottom w:w="70" w:type="dxa"/>
+              <w:right w:w="280" w:type="dxa"/>
             </w:tcMar>
             <w:vAlign w:val="center"/>
           </w:tcPr>
@@ -1173,8 +1176,8 @@
                 <w:b w:val="true"/>
                 <w:bCs w:val="true"/>
                 <w:color w:val="000000"/>
-                <w:sz w:val="18"/>
-                <w:szCs w:val="18"/>
+                <w:sz w:val="20"/>
+                <w:szCs w:val="20"/>
               </w:rPr>
               <w:t xml:space="preserve">True</w:t>
             </w:r>
@@ -1187,8 +1190,7 @@
         </w:trPr>
         <w:tc>
           <w:tcPr>
-            <w:tcW w:w="7900" w:type="dxa"/>
-            <w:gridSpan w:val="3"/>
+            <w:tcW w:w="7200" w:type="dxa"/>
             <w:tcBorders>
               <w:top w:val="none" w:color="FFFFFF" w:sz="0"/>
               <w:left w:val="single" w:color="C9E3EA" w:sz="6"/>
@@ -1197,10 +1199,10 @@
             </w:tcBorders>
             <w:shd w:val="clear" w:color="auto" w:fill="F3F5F6"/>
             <w:tcMar>
-              <w:top w:w="40" w:type="dxa"/>
-              <w:left w:w="220" w:type="dxa"/>
-              <w:bottom w:w="40" w:type="dxa"/>
-              <w:right w:w="60" w:type="dxa"/>
+              <w:top w:w="70" w:type="dxa"/>
+              <w:left w:w="280" w:type="dxa"/>
+              <w:bottom w:w="70" w:type="dxa"/>
+              <w:right w:w="120" w:type="dxa"/>
             </w:tcMar>
             <w:vAlign w:val="center"/>
           </w:tcPr>
@@ -1216,8 +1218,8 @@
                 <w:b w:val="false"/>
                 <w:bCs w:val="false"/>
                 <w:color w:val="3C4A50"/>
-                <w:sz w:val="18"/>
-                <w:szCs w:val="18"/>
+                <w:sz w:val="20"/>
+                <w:szCs w:val="20"/>
               </w:rPr>
               <w:t xml:space="preserve">The PWC / Jet Ski is seaworthy.</w:t>
             </w:r>
@@ -1225,7 +1227,7 @@
         </w:tc>
         <w:tc>
           <w:tcPr>
-            <w:tcW w:w="2406" w:type="dxa"/>
+            <w:tcW w:w="3106" w:type="dxa"/>
             <w:tcBorders>
               <w:top w:val="none" w:color="FFFFFF" w:sz="0"/>
               <w:left w:val="none" w:color="FFFFFF" w:sz="0"/>
@@ -1234,10 +1236,10 @@
             </w:tcBorders>
             <w:shd w:val="clear" w:color="auto" w:fill="F3F5F6"/>
             <w:tcMar>
-              <w:top w:w="40" w:type="dxa"/>
-              <w:left w:w="60" w:type="dxa"/>
-              <w:bottom w:w="40" w:type="dxa"/>
-              <w:right w:w="220" w:type="dxa"/>
+              <w:top w:w="70" w:type="dxa"/>
+              <w:left w:w="120" w:type="dxa"/>
+              <w:bottom w:w="70" w:type="dxa"/>
+              <w:right w:w="280" w:type="dxa"/>
             </w:tcMar>
             <w:vAlign w:val="center"/>
           </w:tcPr>
@@ -1254,8 +1256,8 @@
                 <w:b w:val="true"/>
                 <w:bCs w:val="true"/>
                 <w:color w:val="000000"/>
-                <w:sz w:val="18"/>
-                <w:szCs w:val="18"/>
+                <w:sz w:val="20"/>
+                <w:szCs w:val="20"/>
               </w:rPr>
               <w:t xml:space="preserve">True</w:t>
             </w:r>
@@ -1268,8 +1270,7 @@
         </w:trPr>
         <w:tc>
           <w:tcPr>
-            <w:tcW w:w="7900" w:type="dxa"/>
-            <w:gridSpan w:val="3"/>
+            <w:tcW w:w="7200" w:type="dxa"/>
             <w:tcBorders>
               <w:top w:val="none" w:color="FFFFFF" w:sz="0"/>
               <w:left w:val="single" w:color="C9E3EA" w:sz="6"/>
@@ -1278,10 +1279,10 @@
             </w:tcBorders>
             <w:shd w:val="clear" w:color="auto" w:fill="F3F5F6"/>
             <w:tcMar>
-              <w:top w:w="40" w:type="dxa"/>
-              <w:left w:w="220" w:type="dxa"/>
-              <w:bottom w:w="40" w:type="dxa"/>
-              <w:right w:w="60" w:type="dxa"/>
+              <w:top w:w="70" w:type="dxa"/>
+              <w:left w:w="280" w:type="dxa"/>
+              <w:bottom w:w="70" w:type="dxa"/>
+              <w:right w:w="120" w:type="dxa"/>
             </w:tcMar>
             <w:vAlign w:val="center"/>
           </w:tcPr>
@@ -1297,8 +1298,8 @@
                 <w:b w:val="false"/>
                 <w:bCs w:val="false"/>
                 <w:color w:val="3C4A50"/>
-                <w:sz w:val="18"/>
-                <w:szCs w:val="18"/>
+                <w:sz w:val="20"/>
+                <w:szCs w:val="20"/>
               </w:rPr>
               <w:t xml:space="preserve">The PWC / Jet Ski will not operate more than 50 nautical miles (92.6km) from mainland.</w:t>
             </w:r>
@@ -1306,7 +1307,7 @@
         </w:tc>
         <w:tc>
           <w:tcPr>
-            <w:tcW w:w="2406" w:type="dxa"/>
+            <w:tcW w:w="3106" w:type="dxa"/>
             <w:tcBorders>
               <w:top w:val="none" w:color="FFFFFF" w:sz="0"/>
               <w:left w:val="none" w:color="FFFFFF" w:sz="0"/>
@@ -1315,10 +1316,10 @@
             </w:tcBorders>
             <w:shd w:val="clear" w:color="auto" w:fill="F3F5F6"/>
             <w:tcMar>
-              <w:top w:w="40" w:type="dxa"/>
-              <w:left w:w="60" w:type="dxa"/>
-              <w:bottom w:w="40" w:type="dxa"/>
-              <w:right w:w="220" w:type="dxa"/>
+              <w:top w:w="70" w:type="dxa"/>
+              <w:left w:w="120" w:type="dxa"/>
+              <w:bottom w:w="70" w:type="dxa"/>
+              <w:right w:w="280" w:type="dxa"/>
             </w:tcMar>
             <w:vAlign w:val="center"/>
           </w:tcPr>
@@ -1335,8 +1336,8 @@
                 <w:b w:val="true"/>
                 <w:bCs w:val="true"/>
                 <w:color w:val="000000"/>
-                <w:sz w:val="18"/>
-                <w:szCs w:val="18"/>
+                <w:sz w:val="20"/>
+                <w:szCs w:val="20"/>
               </w:rPr>
               <w:t xml:space="preserve">True</w:t>
             </w:r>
@@ -1349,8 +1350,7 @@
         </w:trPr>
         <w:tc>
           <w:tcPr>
-            <w:tcW w:w="7900" w:type="dxa"/>
-            <w:gridSpan w:val="3"/>
+            <w:tcW w:w="7200" w:type="dxa"/>
             <w:tcBorders>
               <w:top w:val="none" w:color="FFFFFF" w:sz="0"/>
               <w:left w:val="single" w:color="C9E3EA" w:sz="6"/>
@@ -1359,10 +1359,10 @@
             </w:tcBorders>
             <w:shd w:val="clear" w:color="auto" w:fill="F3F5F6"/>
             <w:tcMar>
-              <w:top w:w="40" w:type="dxa"/>
-              <w:left w:w="220" w:type="dxa"/>
-              <w:bottom w:w="40" w:type="dxa"/>
-              <w:right w:w="60" w:type="dxa"/>
+              <w:top w:w="70" w:type="dxa"/>
+              <w:left w:w="280" w:type="dxa"/>
+              <w:bottom w:w="70" w:type="dxa"/>
+              <w:right w:w="120" w:type="dxa"/>
             </w:tcMar>
             <w:vAlign w:val="center"/>
           </w:tcPr>
@@ -1377,8 +1377,8 @@
                 <w:b w:val="false"/>
                 <w:bCs w:val="false"/>
                 <w:color w:val="3C4A50"/>
-                <w:sz w:val="18"/>
-                <w:szCs w:val="18"/>
+                <w:sz w:val="20"/>
+                <w:szCs w:val="20"/>
               </w:rPr>
               <w:t xml:space="preserve">What is the maximum capable speed of the PWC / Jet Ski? Please answer in regards to the fastest PWC / Jet Ski if applying to insure more than one.</w:t>
             </w:r>
@@ -1386,7 +1386,7 @@
         </w:tc>
         <w:tc>
           <w:tcPr>
-            <w:tcW w:w="2406" w:type="dxa"/>
+            <w:tcW w:w="3106" w:type="dxa"/>
             <w:tcBorders>
               <w:top w:val="none" w:color="FFFFFF" w:sz="0"/>
               <w:left w:val="none" w:color="FFFFFF" w:sz="0"/>
@@ -1395,10 +1395,10 @@
             </w:tcBorders>
             <w:shd w:val="clear" w:color="auto" w:fill="F3F5F6"/>
             <w:tcMar>
-              <w:top w:w="40" w:type="dxa"/>
-              <w:left w:w="60" w:type="dxa"/>
-              <w:bottom w:w="40" w:type="dxa"/>
-              <w:right w:w="220" w:type="dxa"/>
+              <w:top w:w="70" w:type="dxa"/>
+              <w:left w:w="120" w:type="dxa"/>
+              <w:bottom w:w="70" w:type="dxa"/>
+              <w:right w:w="280" w:type="dxa"/>
             </w:tcMar>
             <w:vAlign w:val="center"/>
           </w:tcPr>
@@ -1414,8 +1414,8 @@
                 <w:b w:val="true"/>
                 <w:bCs w:val="true"/>
                 <w:color w:val="000000"/>
-                <w:sz w:val="18"/>
-                <w:szCs w:val="18"/>
+                <w:sz w:val="20"/>
+                <w:szCs w:val="20"/>
               </w:rPr>
               <w:t xml:space="preserve">Up to 40 Knots / 75 kph</w:t>
             </w:r>
@@ -1425,7 +1425,7 @@
     </w:tbl>
     <w:p>
       <w:pPr>
-        <w:spacing w:before="0" w:after="0" w:line="170" w:lineRule="exact"/>
+        <w:spacing w:before="0" w:after="0" w:line="300" w:lineRule="exact"/>
         <w:rPr>
           <w:sz w:val="2"/>
         </w:rPr>
@@ -1445,19 +1445,18 @@
         <w:tblLayout w:type="fixed"/>
       </w:tblPr>
       <w:tblGrid>
-        <w:gridCol w:w="2850"/>
-        <w:gridCol w:w="2150"/>
-        <w:gridCol w:w="2900"/>
-        <w:gridCol w:w="2406"/>
+        <w:gridCol w:w="6000"/>
+        <w:gridCol w:w="4306"/>
       </w:tblGrid>
       <w:tr>
         <w:trPr>
           <w:cantSplit/>
+          <w:tblHeader/>
         </w:trPr>
         <w:tc>
           <w:tcPr>
             <w:tcW w:w="10306" w:type="dxa"/>
-            <w:gridSpan w:val="4"/>
+            <w:gridSpan w:val="2"/>
             <w:tcBorders>
               <w:top w:val="single" w:color="C9E3EA" w:sz="6"/>
               <w:left w:val="single" w:color="C9E3EA" w:sz="6"/>
@@ -1466,10 +1465,10 @@
             </w:tcBorders>
             <w:shd w:val="clear" w:color="auto" w:fill="E6F4F8"/>
             <w:tcMar>
-              <w:top w:w="80" w:type="dxa"/>
-              <w:left w:w="220" w:type="dxa"/>
-              <w:bottom w:w="80" w:type="dxa"/>
-              <w:right w:w="220" w:type="dxa"/>
+              <w:top w:w="110" w:type="dxa"/>
+              <w:left w:w="280" w:type="dxa"/>
+              <w:bottom w:w="110" w:type="dxa"/>
+              <w:right w:w="280" w:type="dxa"/>
             </w:tcMar>
             <w:vAlign w:val="center"/>
           </w:tcPr>
@@ -1485,8 +1484,8 @@
                 <w:b w:val="true"/>
                 <w:bCs w:val="true"/>
                 <w:color w:val="02637D"/>
-                <w:sz w:val="20"/>
-                <w:szCs w:val="20"/>
+                <w:sz w:val="22"/>
+                <w:szCs w:val="22"/>
               </w:rPr>
               <w:t xml:space="preserve">PWC / Jet Ski Details</w:t>
             </w:r>
@@ -1500,18 +1499,18 @@
         <w:tc>
           <w:tcPr>
             <w:tcW w:w="10306" w:type="dxa"/>
-            <w:gridSpan w:val="4"/>
-            <w:tcBorders>
-              <w:top w:val="none" w:color="FFFFFF" w:sz="0"/>
-              <w:left w:val="single" w:color="C9E3EA" w:sz="6"/>
-              <w:bottom w:val="single" w:color="DDE3E6" w:sz="4"/>
-              <w:right w:val="single" w:color="C9E3EA" w:sz="6"/>
-            </w:tcBorders>
-            <w:tcMar>
-              <w:top w:w="120" w:type="dxa"/>
-              <w:left w:w="220" w:type="dxa"/>
-              <w:bottom w:w="40" w:type="dxa"/>
-              <w:right w:w="220" w:type="dxa"/>
+            <w:gridSpan w:val="2"/>
+            <w:tcBorders>
+              <w:top w:val="none" w:color="FFFFFF" w:sz="0"/>
+              <w:left w:val="single" w:color="C9E3EA" w:sz="6"/>
+              <w:bottom w:val="single" w:color="DDE3E6" w:sz="4"/>
+              <w:right w:val="single" w:color="C9E3EA" w:sz="6"/>
+            </w:tcBorders>
+            <w:tcMar>
+              <w:top w:w="210" w:type="dxa"/>
+              <w:left w:w="280" w:type="dxa"/>
+              <w:bottom w:w="80" w:type="dxa"/>
+              <w:right w:w="280" w:type="dxa"/>
             </w:tcMar>
             <w:vAlign w:val="center"/>
           </w:tcPr>
@@ -1526,11 +1525,9 @@
                 <w:rFonts w:ascii="Arial" w:hAnsi="Arial" w:cs="Arial" w:eastAsia="Arial"/>
                 <w:b w:val="true"/>
                 <w:bCs w:val="true"/>
-                <w:caps/>
                 <w:color w:val="02637D"/>
-                <w:spacing w:val="24"/>
-                <w:sz w:val="14"/>
-                <w:szCs w:val="14"/>
+                <w:sz w:val="20"/>
+                <w:szCs w:val="20"/>
               </w:rPr>
               <w:t xml:space="preserve">Vessel</w:t>
             </w:r>
@@ -1543,7 +1540,7 @@
         </w:trPr>
         <w:tc>
           <w:tcPr>
-            <w:tcW w:w="2850" w:type="dxa"/>
+            <w:tcW w:w="6000" w:type="dxa"/>
             <w:tcBorders>
               <w:top w:val="none" w:color="FFFFFF" w:sz="0"/>
               <w:left w:val="single" w:color="C9E3EA" w:sz="6"/>
@@ -1552,10 +1549,10 @@
             </w:tcBorders>
             <w:shd w:val="clear" w:color="auto" w:fill="F3F5F6"/>
             <w:tcMar>
-              <w:top w:w="40" w:type="dxa"/>
-              <w:left w:w="220" w:type="dxa"/>
-              <w:bottom w:w="40" w:type="dxa"/>
-              <w:right w:w="60" w:type="dxa"/>
+              <w:top w:w="70" w:type="dxa"/>
+              <w:left w:w="280" w:type="dxa"/>
+              <w:bottom w:w="70" w:type="dxa"/>
+              <w:right w:w="120" w:type="dxa"/>
             </w:tcMar>
             <w:vAlign w:val="center"/>
           </w:tcPr>
@@ -1571,8 +1568,8 @@
                 <w:b w:val="false"/>
                 <w:bCs w:val="false"/>
                 <w:color w:val="3C4A50"/>
-                <w:sz w:val="18"/>
-                <w:szCs w:val="18"/>
+                <w:sz w:val="20"/>
+                <w:szCs w:val="20"/>
               </w:rPr>
               <w:t xml:space="preserve">Hull make</w:t>
             </w:r>
@@ -1580,19 +1577,19 @@
         </w:tc>
         <w:tc>
           <w:tcPr>
-            <w:tcW w:w="2150" w:type="dxa"/>
+            <w:tcW w:w="4306" w:type="dxa"/>
             <w:tcBorders>
               <w:top w:val="none" w:color="FFFFFF" w:sz="0"/>
               <w:left w:val="none" w:color="FFFFFF" w:sz="0"/>
               <w:bottom w:val="single" w:color="DDE3E6" w:sz="4"/>
-              <w:right w:val="none" w:color="FFFFFF" w:sz="0"/>
-            </w:tcBorders>
-            <w:shd w:val="clear" w:color="auto" w:fill="F3F5F6"/>
-            <w:tcMar>
-              <w:top w:w="40" w:type="dxa"/>
-              <w:left w:w="60" w:type="dxa"/>
-              <w:bottom w:w="40" w:type="dxa"/>
-              <w:right w:w="200" w:type="dxa"/>
+              <w:right w:val="single" w:color="C9E3EA" w:sz="6"/>
+            </w:tcBorders>
+            <w:shd w:val="clear" w:color="auto" w:fill="F3F5F6"/>
+            <w:tcMar>
+              <w:top w:w="70" w:type="dxa"/>
+              <w:left w:w="120" w:type="dxa"/>
+              <w:bottom w:w="70" w:type="dxa"/>
+              <w:right w:w="280" w:type="dxa"/>
             </w:tcMar>
             <w:vAlign w:val="center"/>
           </w:tcPr>
@@ -1609,28 +1606,113 @@
                 <w:b w:val="true"/>
                 <w:bCs w:val="true"/>
                 <w:color w:val="000000"/>
-                <w:sz w:val="18"/>
-                <w:szCs w:val="18"/>
+                <w:sz w:val="20"/>
+                <w:szCs w:val="20"/>
               </w:rPr>
               <w:t xml:space="preserve">Other</w:t>
             </w:r>
           </w:p>
         </w:tc>
-        <w:tc>
-          <w:tcPr>
-            <w:tcW w:w="2900" w:type="dxa"/>
-            <w:tcBorders>
-              <w:top w:val="none" w:color="FFFFFF" w:sz="0"/>
-              <w:left w:val="single" w:color="DDE3E6" w:sz="4"/>
+      </w:tr>
+      <w:tr>
+        <w:trPr>
+          <w:cantSplit/>
+        </w:trPr>
+        <w:tc>
+          <w:tcPr>
+            <w:tcW w:w="6000" w:type="dxa"/>
+            <w:tcBorders>
+              <w:top w:val="none" w:color="FFFFFF" w:sz="0"/>
+              <w:left w:val="single" w:color="C9E3EA" w:sz="6"/>
               <w:bottom w:val="single" w:color="DDE3E6" w:sz="4"/>
               <w:right w:val="none" w:color="FFFFFF" w:sz="0"/>
             </w:tcBorders>
             <w:shd w:val="clear" w:color="auto" w:fill="F3F5F6"/>
             <w:tcMar>
-              <w:top w:w="40" w:type="dxa"/>
+              <w:top w:w="70" w:type="dxa"/>
+              <w:left w:w="640" w:type="dxa"/>
+              <w:bottom w:w="70" w:type="dxa"/>
+              <w:right w:w="120" w:type="dxa"/>
+            </w:tcMar>
+            <w:vAlign w:val="center"/>
+          </w:tcPr>
+          <w:p>
+            <w:pPr>
+              <w:keepNext/>
+              <w:keepLines/>
+              <w:spacing w:before="0" w:after="0"/>
+            </w:pPr>
+            <w:r>
+              <w:rPr>
+                <w:rFonts w:ascii="Arial" w:hAnsi="Arial" w:cs="Arial" w:eastAsia="Arial"/>
+                <w:b w:val="false"/>
+                <w:bCs w:val="false"/>
+                <w:color w:val="5B6B73"/>
+                <w:sz w:val="20"/>
+                <w:szCs w:val="20"/>
+              </w:rPr>
+              <w:t xml:space="preserve">Please specify</w:t>
+            </w:r>
+          </w:p>
+        </w:tc>
+        <w:tc>
+          <w:tcPr>
+            <w:tcW w:w="4306" w:type="dxa"/>
+            <w:tcBorders>
+              <w:top w:val="none" w:color="FFFFFF" w:sz="0"/>
+              <w:left w:val="none" w:color="FFFFFF" w:sz="0"/>
+              <w:bottom w:val="single" w:color="DDE3E6" w:sz="4"/>
+              <w:right w:val="single" w:color="C9E3EA" w:sz="6"/>
+            </w:tcBorders>
+            <w:shd w:val="clear" w:color="auto" w:fill="F3F5F6"/>
+            <w:tcMar>
+              <w:top w:w="70" w:type="dxa"/>
+              <w:left w:w="120" w:type="dxa"/>
+              <w:bottom w:w="70" w:type="dxa"/>
+              <w:right w:w="280" w:type="dxa"/>
+            </w:tcMar>
+            <w:vAlign w:val="center"/>
+          </w:tcPr>
+          <w:p>
+            <w:pPr>
+              <w:keepNext/>
+              <w:keepLines/>
+              <w:spacing w:before="0" w:after="0"/>
+              <w:jc w:val="right"/>
+            </w:pPr>
+            <w:r>
+              <w:rPr>
+                <w:rFonts w:ascii="Arial" w:hAnsi="Arial" w:cs="Arial" w:eastAsia="Arial"/>
+                <w:b w:val="true"/>
+                <w:bCs w:val="true"/>
+                <w:color w:val="000000"/>
+                <w:sz w:val="20"/>
+                <w:szCs w:val="20"/>
+              </w:rPr>
+              <w:t xml:space="preserve">Sample Marine</w:t>
+            </w:r>
+          </w:p>
+        </w:tc>
+      </w:tr>
+      <w:tr>
+        <w:trPr>
+          <w:cantSplit/>
+        </w:trPr>
+        <w:tc>
+          <w:tcPr>
+            <w:tcW w:w="6000" w:type="dxa"/>
+            <w:tcBorders>
+              <w:top w:val="none" w:color="FFFFFF" w:sz="0"/>
+              <w:left w:val="single" w:color="C9E3EA" w:sz="6"/>
+              <w:bottom w:val="single" w:color="DDE3E6" w:sz="4"/>
+              <w:right w:val="none" w:color="FFFFFF" w:sz="0"/>
+            </w:tcBorders>
+            <w:shd w:val="clear" w:color="auto" w:fill="F3F5F6"/>
+            <w:tcMar>
+              <w:top w:w="70" w:type="dxa"/>
               <w:left w:w="280" w:type="dxa"/>
-              <w:bottom w:w="40" w:type="dxa"/>
-              <w:right w:w="60" w:type="dxa"/>
+              <w:bottom w:w="70" w:type="dxa"/>
+              <w:right w:w="120" w:type="dxa"/>
             </w:tcMar>
             <w:vAlign w:val="center"/>
           </w:tcPr>
@@ -1646,16 +1728,16 @@
                 <w:b w:val="false"/>
                 <w:bCs w:val="false"/>
                 <w:color w:val="3C4A50"/>
-                <w:sz w:val="18"/>
-                <w:szCs w:val="18"/>
-              </w:rPr>
-              <w:t xml:space="preserve">Equipment valued at $2,000+</w:t>
-            </w:r>
-          </w:p>
-        </w:tc>
-        <w:tc>
-          <w:tcPr>
-            <w:tcW w:w="2406" w:type="dxa"/>
+                <w:sz w:val="20"/>
+                <w:szCs w:val="20"/>
+              </w:rPr>
+              <w:t xml:space="preserve">Hull model</w:t>
+            </w:r>
+          </w:p>
+        </w:tc>
+        <w:tc>
+          <w:tcPr>
+            <w:tcW w:w="4306" w:type="dxa"/>
             <w:tcBorders>
               <w:top w:val="none" w:color="FFFFFF" w:sz="0"/>
               <w:left w:val="none" w:color="FFFFFF" w:sz="0"/>
@@ -1664,10 +1746,10 @@
             </w:tcBorders>
             <w:shd w:val="clear" w:color="auto" w:fill="F3F5F6"/>
             <w:tcMar>
-              <w:top w:w="40" w:type="dxa"/>
-              <w:left w:w="60" w:type="dxa"/>
-              <w:bottom w:w="40" w:type="dxa"/>
-              <w:right w:w="220" w:type="dxa"/>
+              <w:top w:w="70" w:type="dxa"/>
+              <w:left w:w="120" w:type="dxa"/>
+              <w:bottom w:w="70" w:type="dxa"/>
+              <w:right w:w="280" w:type="dxa"/>
             </w:tcMar>
             <w:vAlign w:val="center"/>
           </w:tcPr>
@@ -1684,21 +1766,21 @@
                 <w:b w:val="true"/>
                 <w:bCs w:val="true"/>
                 <w:color w:val="000000"/>
-                <w:sz w:val="18"/>
-                <w:szCs w:val="18"/>
-              </w:rPr>
-              <w:t xml:space="preserve">Yes</w:t>
-            </w:r>
-          </w:p>
-        </w:tc>
-      </w:tr>
-      <w:tr>
-        <w:trPr>
-          <w:cantSplit/>
-        </w:trPr>
-        <w:tc>
-          <w:tcPr>
-            <w:tcW w:w="2850" w:type="dxa"/>
+                <w:sz w:val="20"/>
+                <w:szCs w:val="20"/>
+              </w:rPr>
+              <w:t xml:space="preserve">SM 180</w:t>
+            </w:r>
+          </w:p>
+        </w:tc>
+      </w:tr>
+      <w:tr>
+        <w:trPr>
+          <w:cantSplit/>
+        </w:trPr>
+        <w:tc>
+          <w:tcPr>
+            <w:tcW w:w="6000" w:type="dxa"/>
             <w:tcBorders>
               <w:top w:val="none" w:color="FFFFFF" w:sz="0"/>
               <w:left w:val="single" w:color="C9E3EA" w:sz="6"/>
@@ -1707,10 +1789,170 @@
             </w:tcBorders>
             <w:shd w:val="clear" w:color="auto" w:fill="F3F5F6"/>
             <w:tcMar>
-              <w:top w:w="40" w:type="dxa"/>
-              <w:left w:w="540" w:type="dxa"/>
-              <w:bottom w:w="40" w:type="dxa"/>
-              <w:right w:w="60" w:type="dxa"/>
+              <w:top w:w="70" w:type="dxa"/>
+              <w:left w:w="280" w:type="dxa"/>
+              <w:bottom w:w="70" w:type="dxa"/>
+              <w:right w:w="120" w:type="dxa"/>
+            </w:tcMar>
+            <w:vAlign w:val="center"/>
+          </w:tcPr>
+          <w:p>
+            <w:pPr>
+              <w:keepNext/>
+              <w:keepLines/>
+              <w:spacing w:before="0" w:after="0"/>
+            </w:pPr>
+            <w:r>
+              <w:rPr>
+                <w:rFonts w:ascii="Arial" w:hAnsi="Arial" w:cs="Arial" w:eastAsia="Arial"/>
+                <w:b w:val="false"/>
+                <w:bCs w:val="false"/>
+                <w:color w:val="3C4A50"/>
+                <w:sz w:val="20"/>
+                <w:szCs w:val="20"/>
+              </w:rPr>
+              <w:t xml:space="preserve">Hull year built</w:t>
+            </w:r>
+          </w:p>
+        </w:tc>
+        <w:tc>
+          <w:tcPr>
+            <w:tcW w:w="4306" w:type="dxa"/>
+            <w:tcBorders>
+              <w:top w:val="none" w:color="FFFFFF" w:sz="0"/>
+              <w:left w:val="none" w:color="FFFFFF" w:sz="0"/>
+              <w:bottom w:val="single" w:color="DDE3E6" w:sz="4"/>
+              <w:right w:val="single" w:color="C9E3EA" w:sz="6"/>
+            </w:tcBorders>
+            <w:shd w:val="clear" w:color="auto" w:fill="F3F5F6"/>
+            <w:tcMar>
+              <w:top w:w="70" w:type="dxa"/>
+              <w:left w:w="120" w:type="dxa"/>
+              <w:bottom w:w="70" w:type="dxa"/>
+              <w:right w:w="280" w:type="dxa"/>
+            </w:tcMar>
+            <w:vAlign w:val="center"/>
+          </w:tcPr>
+          <w:p>
+            <w:pPr>
+              <w:keepNext/>
+              <w:keepLines/>
+              <w:spacing w:before="0" w:after="0"/>
+              <w:jc w:val="right"/>
+            </w:pPr>
+            <w:r>
+              <w:rPr>
+                <w:rFonts w:ascii="Arial" w:hAnsi="Arial" w:cs="Arial" w:eastAsia="Arial"/>
+                <w:b w:val="true"/>
+                <w:bCs w:val="true"/>
+                <w:color w:val="000000"/>
+                <w:sz w:val="20"/>
+                <w:szCs w:val="20"/>
+              </w:rPr>
+              <w:t xml:space="preserve">2023</w:t>
+            </w:r>
+          </w:p>
+        </w:tc>
+      </w:tr>
+      <w:tr>
+        <w:trPr>
+          <w:cantSplit/>
+        </w:trPr>
+        <w:tc>
+          <w:tcPr>
+            <w:tcW w:w="6000" w:type="dxa"/>
+            <w:tcBorders>
+              <w:top w:val="none" w:color="FFFFFF" w:sz="0"/>
+              <w:left w:val="single" w:color="C9E3EA" w:sz="6"/>
+              <w:bottom w:val="single" w:color="DDE3E6" w:sz="4"/>
+              <w:right w:val="none" w:color="FFFFFF" w:sz="0"/>
+            </w:tcBorders>
+            <w:shd w:val="clear" w:color="auto" w:fill="F3F5F6"/>
+            <w:tcMar>
+              <w:top w:w="70" w:type="dxa"/>
+              <w:left w:w="280" w:type="dxa"/>
+              <w:bottom w:w="70" w:type="dxa"/>
+              <w:right w:w="120" w:type="dxa"/>
+            </w:tcMar>
+            <w:vAlign w:val="center"/>
+          </w:tcPr>
+          <w:p>
+            <w:pPr>
+              <w:keepNext/>
+              <w:keepLines/>
+              <w:spacing w:before="0" w:after="0"/>
+            </w:pPr>
+            <w:r>
+              <w:rPr>
+                <w:rFonts w:ascii="Arial" w:hAnsi="Arial" w:cs="Arial" w:eastAsia="Arial"/>
+                <w:b w:val="false"/>
+                <w:bCs w:val="false"/>
+                <w:color w:val="3C4A50"/>
+                <w:sz w:val="20"/>
+                <w:szCs w:val="20"/>
+              </w:rPr>
+              <w:t xml:space="preserve">Hull construction</w:t>
+            </w:r>
+          </w:p>
+        </w:tc>
+        <w:tc>
+          <w:tcPr>
+            <w:tcW w:w="4306" w:type="dxa"/>
+            <w:tcBorders>
+              <w:top w:val="none" w:color="FFFFFF" w:sz="0"/>
+              <w:left w:val="none" w:color="FFFFFF" w:sz="0"/>
+              <w:bottom w:val="single" w:color="DDE3E6" w:sz="4"/>
+              <w:right w:val="single" w:color="C9E3EA" w:sz="6"/>
+            </w:tcBorders>
+            <w:shd w:val="clear" w:color="auto" w:fill="F3F5F6"/>
+            <w:tcMar>
+              <w:top w:w="70" w:type="dxa"/>
+              <w:left w:w="120" w:type="dxa"/>
+              <w:bottom w:w="70" w:type="dxa"/>
+              <w:right w:w="280" w:type="dxa"/>
+            </w:tcMar>
+            <w:vAlign w:val="center"/>
+          </w:tcPr>
+          <w:p>
+            <w:pPr>
+              <w:keepNext/>
+              <w:keepLines/>
+              <w:spacing w:before="0" w:after="0"/>
+              <w:jc w:val="right"/>
+            </w:pPr>
+            <w:r>
+              <w:rPr>
+                <w:rFonts w:ascii="Arial" w:hAnsi="Arial" w:cs="Arial" w:eastAsia="Arial"/>
+                <w:b w:val="true"/>
+                <w:bCs w:val="true"/>
+                <w:color w:val="000000"/>
+                <w:sz w:val="20"/>
+                <w:szCs w:val="20"/>
+              </w:rPr>
+              <w:t xml:space="preserve">Other</w:t>
+            </w:r>
+          </w:p>
+        </w:tc>
+      </w:tr>
+      <w:tr>
+        <w:trPr>
+          <w:cantSplit/>
+        </w:trPr>
+        <w:tc>
+          <w:tcPr>
+            <w:tcW w:w="6000" w:type="dxa"/>
+            <w:tcBorders>
+              <w:top w:val="none" w:color="FFFFFF" w:sz="0"/>
+              <w:left w:val="single" w:color="C9E3EA" w:sz="6"/>
+              <w:bottom w:val="single" w:color="DDE3E6" w:sz="4"/>
+              <w:right w:val="none" w:color="FFFFFF" w:sz="0"/>
+            </w:tcBorders>
+            <w:shd w:val="clear" w:color="auto" w:fill="F3F5F6"/>
+            <w:tcMar>
+              <w:top w:w="70" w:type="dxa"/>
+              <w:left w:w="640" w:type="dxa"/>
+              <w:bottom w:w="70" w:type="dxa"/>
+              <w:right w:w="120" w:type="dxa"/>
             </w:tcMar>
             <w:vAlign w:val="center"/>
           </w:tcPr>
@@ -1726,8 +1968,8 @@
                 <w:b w:val="false"/>
                 <w:bCs w:val="false"/>
                 <w:color w:val="5B6B73"/>
-                <w:sz w:val="18"/>
-                <w:szCs w:val="18"/>
+                <w:sz w:val="20"/>
+                <w:szCs w:val="20"/>
               </w:rPr>
               <w:t xml:space="preserve">Please specify</w:t>
             </w:r>
@@ -1735,19 +1977,19 @@
         </w:tc>
         <w:tc>
           <w:tcPr>
-            <w:tcW w:w="2150" w:type="dxa"/>
+            <w:tcW w:w="4306" w:type="dxa"/>
             <w:tcBorders>
               <w:top w:val="none" w:color="FFFFFF" w:sz="0"/>
               <w:left w:val="none" w:color="FFFFFF" w:sz="0"/>
               <w:bottom w:val="single" w:color="DDE3E6" w:sz="4"/>
-              <w:right w:val="none" w:color="FFFFFF" w:sz="0"/>
-            </w:tcBorders>
-            <w:shd w:val="clear" w:color="auto" w:fill="F3F5F6"/>
-            <w:tcMar>
-              <w:top w:w="40" w:type="dxa"/>
-              <w:left w:w="60" w:type="dxa"/>
-              <w:bottom w:w="40" w:type="dxa"/>
-              <w:right w:w="200" w:type="dxa"/>
+              <w:right w:val="single" w:color="C9E3EA" w:sz="6"/>
+            </w:tcBorders>
+            <w:shd w:val="clear" w:color="auto" w:fill="F3F5F6"/>
+            <w:tcMar>
+              <w:top w:w="70" w:type="dxa"/>
+              <w:left w:w="120" w:type="dxa"/>
+              <w:bottom w:w="70" w:type="dxa"/>
+              <w:right w:w="280" w:type="dxa"/>
             </w:tcMar>
             <w:vAlign w:val="center"/>
           </w:tcPr>
@@ -1764,28 +2006,193 @@
                 <w:b w:val="true"/>
                 <w:bCs w:val="true"/>
                 <w:color w:val="000000"/>
-                <w:sz w:val="18"/>
-                <w:szCs w:val="18"/>
-              </w:rPr>
-              <w:t xml:space="preserve">Sample Marine</w:t>
-            </w:r>
-          </w:p>
-        </w:tc>
-        <w:tc>
-          <w:tcPr>
-            <w:tcW w:w="2900" w:type="dxa"/>
-            <w:tcBorders>
-              <w:top w:val="none" w:color="FFFFFF" w:sz="0"/>
-              <w:left w:val="single" w:color="DDE3E6" w:sz="4"/>
+                <w:sz w:val="20"/>
+                <w:szCs w:val="20"/>
+              </w:rPr>
+              <w:t xml:space="preserve">Carbon composite</w:t>
+            </w:r>
+          </w:p>
+        </w:tc>
+      </w:tr>
+      <w:tr>
+        <w:trPr>
+          <w:cantSplit/>
+        </w:trPr>
+        <w:tc>
+          <w:tcPr>
+            <w:tcW w:w="6000" w:type="dxa"/>
+            <w:tcBorders>
+              <w:top w:val="none" w:color="FFFFFF" w:sz="0"/>
+              <w:left w:val="single" w:color="C9E3EA" w:sz="6"/>
               <w:bottom w:val="single" w:color="DDE3E6" w:sz="4"/>
               <w:right w:val="none" w:color="FFFFFF" w:sz="0"/>
             </w:tcBorders>
             <w:shd w:val="clear" w:color="auto" w:fill="F3F5F6"/>
             <w:tcMar>
-              <w:top w:w="40" w:type="dxa"/>
-              <w:left w:w="600" w:type="dxa"/>
-              <w:bottom w:w="40" w:type="dxa"/>
-              <w:right w:w="60" w:type="dxa"/>
+              <w:top w:w="70" w:type="dxa"/>
+              <w:left w:w="280" w:type="dxa"/>
+              <w:bottom w:w="70" w:type="dxa"/>
+              <w:right w:w="120" w:type="dxa"/>
+            </w:tcMar>
+            <w:vAlign w:val="center"/>
+          </w:tcPr>
+          <w:p>
+            <w:pPr>
+              <w:keepNext/>
+              <w:keepLines/>
+              <w:spacing w:before="0" w:after="0"/>
+            </w:pPr>
+            <w:r>
+              <w:rPr>
+                <w:rFonts w:ascii="Arial" w:hAnsi="Arial" w:cs="Arial" w:eastAsia="Arial"/>
+                <w:b w:val="false"/>
+                <w:bCs w:val="false"/>
+                <w:color w:val="3C4A50"/>
+                <w:sz w:val="20"/>
+                <w:szCs w:val="20"/>
+              </w:rPr>
+              <w:t xml:space="preserve">Hull length</w:t>
+            </w:r>
+          </w:p>
+        </w:tc>
+        <w:tc>
+          <w:tcPr>
+            <w:tcW w:w="4306" w:type="dxa"/>
+            <w:tcBorders>
+              <w:top w:val="none" w:color="FFFFFF" w:sz="0"/>
+              <w:left w:val="none" w:color="FFFFFF" w:sz="0"/>
+              <w:bottom w:val="single" w:color="DDE3E6" w:sz="4"/>
+              <w:right w:val="single" w:color="C9E3EA" w:sz="6"/>
+            </w:tcBorders>
+            <w:shd w:val="clear" w:color="auto" w:fill="F3F5F6"/>
+            <w:tcMar>
+              <w:top w:w="70" w:type="dxa"/>
+              <w:left w:w="120" w:type="dxa"/>
+              <w:bottom w:w="70" w:type="dxa"/>
+              <w:right w:w="280" w:type="dxa"/>
+            </w:tcMar>
+            <w:vAlign w:val="center"/>
+          </w:tcPr>
+          <w:p>
+            <w:pPr>
+              <w:keepNext/>
+              <w:keepLines/>
+              <w:spacing w:before="0" w:after="0"/>
+              <w:jc w:val="right"/>
+            </w:pPr>
+            <w:r>
+              <w:rPr>
+                <w:rFonts w:ascii="Arial" w:hAnsi="Arial" w:cs="Arial" w:eastAsia="Arial"/>
+                <w:b w:val="true"/>
+                <w:bCs w:val="true"/>
+                <w:color w:val="000000"/>
+                <w:sz w:val="20"/>
+                <w:szCs w:val="20"/>
+              </w:rPr>
+              <w:t xml:space="preserve">3.4 m</w:t>
+            </w:r>
+          </w:p>
+        </w:tc>
+      </w:tr>
+      <w:tr>
+        <w:trPr>
+          <w:cantSplit/>
+        </w:trPr>
+        <w:tc>
+          <w:tcPr>
+            <w:tcW w:w="6000" w:type="dxa"/>
+            <w:tcBorders>
+              <w:top w:val="none" w:color="FFFFFF" w:sz="0"/>
+              <w:left w:val="single" w:color="C9E3EA" w:sz="6"/>
+              <w:bottom w:val="single" w:color="DDE3E6" w:sz="4"/>
+              <w:right w:val="none" w:color="FFFFFF" w:sz="0"/>
+            </w:tcBorders>
+            <w:shd w:val="clear" w:color="auto" w:fill="F3F5F6"/>
+            <w:tcMar>
+              <w:top w:w="70" w:type="dxa"/>
+              <w:left w:w="280" w:type="dxa"/>
+              <w:bottom w:w="70" w:type="dxa"/>
+              <w:right w:w="120" w:type="dxa"/>
+            </w:tcMar>
+            <w:vAlign w:val="center"/>
+          </w:tcPr>
+          <w:p>
+            <w:pPr>
+              <w:keepNext/>
+              <w:keepLines/>
+              <w:spacing w:before="0" w:after="0"/>
+            </w:pPr>
+            <w:r>
+              <w:rPr>
+                <w:rFonts w:ascii="Arial" w:hAnsi="Arial" w:cs="Arial" w:eastAsia="Arial"/>
+                <w:b w:val="false"/>
+                <w:bCs w:val="false"/>
+                <w:color w:val="3C4A50"/>
+                <w:sz w:val="20"/>
+                <w:szCs w:val="20"/>
+              </w:rPr>
+              <w:t xml:space="preserve">Motor make</w:t>
+            </w:r>
+          </w:p>
+        </w:tc>
+        <w:tc>
+          <w:tcPr>
+            <w:tcW w:w="4306" w:type="dxa"/>
+            <w:tcBorders>
+              <w:top w:val="none" w:color="FFFFFF" w:sz="0"/>
+              <w:left w:val="none" w:color="FFFFFF" w:sz="0"/>
+              <w:bottom w:val="single" w:color="DDE3E6" w:sz="4"/>
+              <w:right w:val="single" w:color="C9E3EA" w:sz="6"/>
+            </w:tcBorders>
+            <w:shd w:val="clear" w:color="auto" w:fill="F3F5F6"/>
+            <w:tcMar>
+              <w:top w:w="70" w:type="dxa"/>
+              <w:left w:w="120" w:type="dxa"/>
+              <w:bottom w:w="70" w:type="dxa"/>
+              <w:right w:w="280" w:type="dxa"/>
+            </w:tcMar>
+            <w:vAlign w:val="center"/>
+          </w:tcPr>
+          <w:p>
+            <w:pPr>
+              <w:keepNext/>
+              <w:keepLines/>
+              <w:spacing w:before="0" w:after="0"/>
+              <w:jc w:val="right"/>
+            </w:pPr>
+            <w:r>
+              <w:rPr>
+                <w:rFonts w:ascii="Arial" w:hAnsi="Arial" w:cs="Arial" w:eastAsia="Arial"/>
+                <w:b w:val="true"/>
+                <w:bCs w:val="true"/>
+                <w:color w:val="000000"/>
+                <w:sz w:val="20"/>
+                <w:szCs w:val="20"/>
+              </w:rPr>
+              <w:t xml:space="preserve">Other</w:t>
+            </w:r>
+          </w:p>
+        </w:tc>
+      </w:tr>
+      <w:tr>
+        <w:trPr>
+          <w:cantSplit/>
+        </w:trPr>
+        <w:tc>
+          <w:tcPr>
+            <w:tcW w:w="6000" w:type="dxa"/>
+            <w:tcBorders>
+              <w:top w:val="none" w:color="FFFFFF" w:sz="0"/>
+              <w:left w:val="single" w:color="C9E3EA" w:sz="6"/>
+              <w:bottom w:val="single" w:color="DDE3E6" w:sz="4"/>
+              <w:right w:val="none" w:color="FFFFFF" w:sz="0"/>
+            </w:tcBorders>
+            <w:shd w:val="clear" w:color="auto" w:fill="F3F5F6"/>
+            <w:tcMar>
+              <w:top w:w="70" w:type="dxa"/>
+              <w:left w:w="640" w:type="dxa"/>
+              <w:bottom w:w="70" w:type="dxa"/>
+              <w:right w:w="120" w:type="dxa"/>
             </w:tcMar>
             <w:vAlign w:val="center"/>
           </w:tcPr>
@@ -1801,16 +2208,16 @@
                 <w:b w:val="false"/>
                 <w:bCs w:val="false"/>
                 <w:color w:val="5B6B73"/>
-                <w:sz w:val="18"/>
-                <w:szCs w:val="18"/>
-              </w:rPr>
-              <w:t xml:space="preserve">Item description</w:t>
-            </w:r>
-          </w:p>
-        </w:tc>
-        <w:tc>
-          <w:tcPr>
-            <w:tcW w:w="2406" w:type="dxa"/>
+                <w:sz w:val="20"/>
+                <w:szCs w:val="20"/>
+              </w:rPr>
+              <w:t xml:space="preserve">Please specify</w:t>
+            </w:r>
+          </w:p>
+        </w:tc>
+        <w:tc>
+          <w:tcPr>
+            <w:tcW w:w="4306" w:type="dxa"/>
             <w:tcBorders>
               <w:top w:val="none" w:color="FFFFFF" w:sz="0"/>
               <w:left w:val="none" w:color="FFFFFF" w:sz="0"/>
@@ -1819,10 +2226,10 @@
             </w:tcBorders>
             <w:shd w:val="clear" w:color="auto" w:fill="F3F5F6"/>
             <w:tcMar>
-              <w:top w:w="40" w:type="dxa"/>
-              <w:left w:w="60" w:type="dxa"/>
-              <w:bottom w:w="40" w:type="dxa"/>
-              <w:right w:w="220" w:type="dxa"/>
+              <w:top w:w="70" w:type="dxa"/>
+              <w:left w:w="120" w:type="dxa"/>
+              <w:bottom w:w="70" w:type="dxa"/>
+              <w:right w:w="280" w:type="dxa"/>
             </w:tcMar>
             <w:vAlign w:val="center"/>
           </w:tcPr>
@@ -1839,21 +2246,21 @@
                 <w:b w:val="true"/>
                 <w:bCs w:val="true"/>
                 <w:color w:val="000000"/>
-                <w:sz w:val="18"/>
-                <w:szCs w:val="18"/>
-              </w:rPr>
-              <w:t xml:space="preserve">Safety and dive gear</w:t>
-            </w:r>
-          </w:p>
-        </w:tc>
-      </w:tr>
-      <w:tr>
-        <w:trPr>
-          <w:cantSplit/>
-        </w:trPr>
-        <w:tc>
-          <w:tcPr>
-            <w:tcW w:w="2850" w:type="dxa"/>
+                <w:sz w:val="20"/>
+                <w:szCs w:val="20"/>
+              </w:rPr>
+              <w:t xml:space="preserve">Sample Power 1.8</w:t>
+            </w:r>
+          </w:p>
+        </w:tc>
+      </w:tr>
+      <w:tr>
+        <w:trPr>
+          <w:cantSplit/>
+        </w:trPr>
+        <w:tc>
+          <w:tcPr>
+            <w:tcW w:w="6000" w:type="dxa"/>
             <w:tcBorders>
               <w:top w:val="none" w:color="FFFFFF" w:sz="0"/>
               <w:left w:val="single" w:color="C9E3EA" w:sz="6"/>
@@ -1862,10 +2269,10 @@
             </w:tcBorders>
             <w:shd w:val="clear" w:color="auto" w:fill="F3F5F6"/>
             <w:tcMar>
-              <w:top w:w="40" w:type="dxa"/>
-              <w:left w:w="220" w:type="dxa"/>
-              <w:bottom w:w="40" w:type="dxa"/>
-              <w:right w:w="60" w:type="dxa"/>
+              <w:top w:w="70" w:type="dxa"/>
+              <w:left w:w="280" w:type="dxa"/>
+              <w:bottom w:w="70" w:type="dxa"/>
+              <w:right w:w="120" w:type="dxa"/>
             </w:tcMar>
             <w:vAlign w:val="center"/>
           </w:tcPr>
@@ -1881,28 +2288,28 @@
                 <w:b w:val="false"/>
                 <w:bCs w:val="false"/>
                 <w:color w:val="3C4A50"/>
-                <w:sz w:val="18"/>
-                <w:szCs w:val="18"/>
-              </w:rPr>
-              <w:t xml:space="preserve">Hull model</w:t>
-            </w:r>
-          </w:p>
-        </w:tc>
-        <w:tc>
-          <w:tcPr>
-            <w:tcW w:w="2150" w:type="dxa"/>
+                <w:sz w:val="20"/>
+                <w:szCs w:val="20"/>
+              </w:rPr>
+              <w:t xml:space="preserve">Do you have equipment valued at $2,000 or above to insure with the PWC / Jet Ski?</w:t>
+            </w:r>
+          </w:p>
+        </w:tc>
+        <w:tc>
+          <w:tcPr>
+            <w:tcW w:w="4306" w:type="dxa"/>
             <w:tcBorders>
               <w:top w:val="none" w:color="FFFFFF" w:sz="0"/>
               <w:left w:val="none" w:color="FFFFFF" w:sz="0"/>
               <w:bottom w:val="single" w:color="DDE3E6" w:sz="4"/>
-              <w:right w:val="none" w:color="FFFFFF" w:sz="0"/>
-            </w:tcBorders>
-            <w:shd w:val="clear" w:color="auto" w:fill="F3F5F6"/>
-            <w:tcMar>
-              <w:top w:w="40" w:type="dxa"/>
-              <w:left w:w="60" w:type="dxa"/>
-              <w:bottom w:w="40" w:type="dxa"/>
-              <w:right w:w="200" w:type="dxa"/>
+              <w:right w:val="single" w:color="C9E3EA" w:sz="6"/>
+            </w:tcBorders>
+            <w:shd w:val="clear" w:color="auto" w:fill="F3F5F6"/>
+            <w:tcMar>
+              <w:top w:w="70" w:type="dxa"/>
+              <w:left w:w="120" w:type="dxa"/>
+              <w:bottom w:w="70" w:type="dxa"/>
+              <w:right w:w="280" w:type="dxa"/>
             </w:tcMar>
             <w:vAlign w:val="center"/>
           </w:tcPr>
@@ -1919,28 +2326,33 @@
                 <w:b w:val="true"/>
                 <w:bCs w:val="true"/>
                 <w:color w:val="000000"/>
-                <w:sz w:val="18"/>
-                <w:szCs w:val="18"/>
-              </w:rPr>
-              <w:t xml:space="preserve">SM 180</w:t>
-            </w:r>
-          </w:p>
-        </w:tc>
-        <w:tc>
-          <w:tcPr>
-            <w:tcW w:w="2900" w:type="dxa"/>
-            <w:tcBorders>
-              <w:top w:val="none" w:color="FFFFFF" w:sz="0"/>
-              <w:left w:val="single" w:color="DDE3E6" w:sz="4"/>
+                <w:sz w:val="20"/>
+                <w:szCs w:val="20"/>
+              </w:rPr>
+              <w:t xml:space="preserve">Yes</w:t>
+            </w:r>
+          </w:p>
+        </w:tc>
+      </w:tr>
+      <w:tr>
+        <w:trPr>
+          <w:cantSplit/>
+        </w:trPr>
+        <w:tc>
+          <w:tcPr>
+            <w:tcW w:w="6000" w:type="dxa"/>
+            <w:tcBorders>
+              <w:top w:val="none" w:color="FFFFFF" w:sz="0"/>
+              <w:left w:val="single" w:color="C9E3EA" w:sz="6"/>
               <w:bottom w:val="single" w:color="DDE3E6" w:sz="4"/>
               <w:right w:val="none" w:color="FFFFFF" w:sz="0"/>
             </w:tcBorders>
             <w:shd w:val="clear" w:color="auto" w:fill="F3F5F6"/>
             <w:tcMar>
-              <w:top w:w="40" w:type="dxa"/>
-              <w:left w:w="600" w:type="dxa"/>
-              <w:bottom w:w="40" w:type="dxa"/>
-              <w:right w:w="60" w:type="dxa"/>
+              <w:top w:w="70" w:type="dxa"/>
+              <w:left w:w="640" w:type="dxa"/>
+              <w:bottom w:w="70" w:type="dxa"/>
+              <w:right w:w="120" w:type="dxa"/>
             </w:tcMar>
             <w:vAlign w:val="center"/>
           </w:tcPr>
@@ -1956,16 +2368,16 @@
                 <w:b w:val="false"/>
                 <w:bCs w:val="false"/>
                 <w:color w:val="5B6B73"/>
-                <w:sz w:val="18"/>
-                <w:szCs w:val="18"/>
-              </w:rPr>
-              <w:t xml:space="preserve">Value</w:t>
-            </w:r>
-          </w:p>
-        </w:tc>
-        <w:tc>
-          <w:tcPr>
-            <w:tcW w:w="2406" w:type="dxa"/>
+                <w:sz w:val="20"/>
+                <w:szCs w:val="20"/>
+              </w:rPr>
+              <w:t xml:space="preserve">Item description</w:t>
+            </w:r>
+          </w:p>
+        </w:tc>
+        <w:tc>
+          <w:tcPr>
+            <w:tcW w:w="4306" w:type="dxa"/>
             <w:tcBorders>
               <w:top w:val="none" w:color="FFFFFF" w:sz="0"/>
               <w:left w:val="none" w:color="FFFFFF" w:sz="0"/>
@@ -1974,10 +2386,10 @@
             </w:tcBorders>
             <w:shd w:val="clear" w:color="auto" w:fill="F3F5F6"/>
             <w:tcMar>
-              <w:top w:w="40" w:type="dxa"/>
-              <w:left w:w="60" w:type="dxa"/>
-              <w:bottom w:w="40" w:type="dxa"/>
-              <w:right w:w="220" w:type="dxa"/>
+              <w:top w:w="70" w:type="dxa"/>
+              <w:left w:w="120" w:type="dxa"/>
+              <w:bottom w:w="70" w:type="dxa"/>
+              <w:right w:w="280" w:type="dxa"/>
             </w:tcMar>
             <w:vAlign w:val="center"/>
           </w:tcPr>
@@ -1994,8 +2406,88 @@
                 <w:b w:val="true"/>
                 <w:bCs w:val="true"/>
                 <w:color w:val="000000"/>
-                <w:sz w:val="18"/>
-                <w:szCs w:val="18"/>
+                <w:sz w:val="20"/>
+                <w:szCs w:val="20"/>
+              </w:rPr>
+              <w:t xml:space="preserve">Safety and dive gear</w:t>
+            </w:r>
+          </w:p>
+        </w:tc>
+      </w:tr>
+      <w:tr>
+        <w:trPr>
+          <w:cantSplit/>
+        </w:trPr>
+        <w:tc>
+          <w:tcPr>
+            <w:tcW w:w="6000" w:type="dxa"/>
+            <w:tcBorders>
+              <w:top w:val="none" w:color="FFFFFF" w:sz="0"/>
+              <w:left w:val="single" w:color="C9E3EA" w:sz="6"/>
+              <w:bottom w:val="single" w:color="DDE3E6" w:sz="4"/>
+              <w:right w:val="none" w:color="FFFFFF" w:sz="0"/>
+            </w:tcBorders>
+            <w:shd w:val="clear" w:color="auto" w:fill="F3F5F6"/>
+            <w:tcMar>
+              <w:top w:w="70" w:type="dxa"/>
+              <w:left w:w="640" w:type="dxa"/>
+              <w:bottom w:w="70" w:type="dxa"/>
+              <w:right w:w="120" w:type="dxa"/>
+            </w:tcMar>
+            <w:vAlign w:val="center"/>
+          </w:tcPr>
+          <w:p>
+            <w:pPr>
+              <w:keepNext/>
+              <w:keepLines/>
+              <w:spacing w:before="0" w:after="0"/>
+            </w:pPr>
+            <w:r>
+              <w:rPr>
+                <w:rFonts w:ascii="Arial" w:hAnsi="Arial" w:cs="Arial" w:eastAsia="Arial"/>
+                <w:b w:val="false"/>
+                <w:bCs w:val="false"/>
+                <w:color w:val="5B6B73"/>
+                <w:sz w:val="20"/>
+                <w:szCs w:val="20"/>
+              </w:rPr>
+              <w:t xml:space="preserve">Value</w:t>
+            </w:r>
+          </w:p>
+        </w:tc>
+        <w:tc>
+          <w:tcPr>
+            <w:tcW w:w="4306" w:type="dxa"/>
+            <w:tcBorders>
+              <w:top w:val="none" w:color="FFFFFF" w:sz="0"/>
+              <w:left w:val="none" w:color="FFFFFF" w:sz="0"/>
+              <w:bottom w:val="single" w:color="DDE3E6" w:sz="4"/>
+              <w:right w:val="single" w:color="C9E3EA" w:sz="6"/>
+            </w:tcBorders>
+            <w:shd w:val="clear" w:color="auto" w:fill="F3F5F6"/>
+            <w:tcMar>
+              <w:top w:w="70" w:type="dxa"/>
+              <w:left w:w="120" w:type="dxa"/>
+              <w:bottom w:w="70" w:type="dxa"/>
+              <w:right w:w="280" w:type="dxa"/>
+            </w:tcMar>
+            <w:vAlign w:val="center"/>
+          </w:tcPr>
+          <w:p>
+            <w:pPr>
+              <w:keepNext/>
+              <w:keepLines/>
+              <w:spacing w:before="0" w:after="0"/>
+              <w:jc w:val="right"/>
+            </w:pPr>
+            <w:r>
+              <w:rPr>
+                <w:rFonts w:ascii="Arial" w:hAnsi="Arial" w:cs="Arial" w:eastAsia="Arial"/>
+                <w:b w:val="true"/>
+                <w:bCs w:val="true"/>
+                <w:color w:val="000000"/>
+                <w:sz w:val="20"/>
+                <w:szCs w:val="20"/>
               </w:rPr>
               <w:t xml:space="preserve">$2,500</w:t>
             </w:r>
@@ -2008,7 +2500,7 @@
         </w:trPr>
         <w:tc>
           <w:tcPr>
-            <w:tcW w:w="2850" w:type="dxa"/>
+            <w:tcW w:w="6000" w:type="dxa"/>
             <w:tcBorders>
               <w:top w:val="none" w:color="FFFFFF" w:sz="0"/>
               <w:left w:val="single" w:color="C9E3EA" w:sz="6"/>
@@ -2017,10 +2509,10 @@
             </w:tcBorders>
             <w:shd w:val="clear" w:color="auto" w:fill="F3F5F6"/>
             <w:tcMar>
-              <w:top w:w="40" w:type="dxa"/>
-              <w:left w:w="220" w:type="dxa"/>
-              <w:bottom w:w="40" w:type="dxa"/>
-              <w:right w:w="60" w:type="dxa"/>
+              <w:top w:w="70" w:type="dxa"/>
+              <w:left w:w="280" w:type="dxa"/>
+              <w:bottom w:w="70" w:type="dxa"/>
+              <w:right w:w="120" w:type="dxa"/>
             </w:tcMar>
             <w:vAlign w:val="center"/>
           </w:tcPr>
@@ -2036,28 +2528,28 @@
                 <w:b w:val="false"/>
                 <w:bCs w:val="false"/>
                 <w:color w:val="3C4A50"/>
-                <w:sz w:val="18"/>
-                <w:szCs w:val="18"/>
-              </w:rPr>
-              <w:t xml:space="preserve">Hull year built</w:t>
-            </w:r>
-          </w:p>
-        </w:tc>
-        <w:tc>
-          <w:tcPr>
-            <w:tcW w:w="2150" w:type="dxa"/>
+                <w:sz w:val="20"/>
+                <w:szCs w:val="20"/>
+              </w:rPr>
+              <w:t xml:space="preserve">Purchase date</w:t>
+            </w:r>
+          </w:p>
+        </w:tc>
+        <w:tc>
+          <w:tcPr>
+            <w:tcW w:w="4306" w:type="dxa"/>
             <w:tcBorders>
               <w:top w:val="none" w:color="FFFFFF" w:sz="0"/>
               <w:left w:val="none" w:color="FFFFFF" w:sz="0"/>
               <w:bottom w:val="single" w:color="DDE3E6" w:sz="4"/>
-              <w:right w:val="none" w:color="FFFFFF" w:sz="0"/>
-            </w:tcBorders>
-            <w:shd w:val="clear" w:color="auto" w:fill="F3F5F6"/>
-            <w:tcMar>
-              <w:top w:w="40" w:type="dxa"/>
-              <w:left w:w="60" w:type="dxa"/>
-              <w:bottom w:w="40" w:type="dxa"/>
-              <w:right w:w="200" w:type="dxa"/>
+              <w:right w:val="single" w:color="C9E3EA" w:sz="6"/>
+            </w:tcBorders>
+            <w:shd w:val="clear" w:color="auto" w:fill="F3F5F6"/>
+            <w:tcMar>
+              <w:top w:w="70" w:type="dxa"/>
+              <w:left w:w="120" w:type="dxa"/>
+              <w:bottom w:w="70" w:type="dxa"/>
+              <w:right w:w="280" w:type="dxa"/>
             </w:tcMar>
             <w:vAlign w:val="center"/>
           </w:tcPr>
@@ -2074,28 +2566,33 @@
                 <w:b w:val="true"/>
                 <w:bCs w:val="true"/>
                 <w:color w:val="000000"/>
-                <w:sz w:val="18"/>
-                <w:szCs w:val="18"/>
-              </w:rPr>
-              <w:t xml:space="preserve">2023</w:t>
-            </w:r>
-          </w:p>
-        </w:tc>
-        <w:tc>
-          <w:tcPr>
-            <w:tcW w:w="2900" w:type="dxa"/>
-            <w:tcBorders>
-              <w:top w:val="none" w:color="FFFFFF" w:sz="0"/>
-              <w:left w:val="single" w:color="DDE3E6" w:sz="4"/>
+                <w:sz w:val="20"/>
+                <w:szCs w:val="20"/>
+              </w:rPr>
+              <w:t xml:space="preserve">15/03/2023</w:t>
+            </w:r>
+          </w:p>
+        </w:tc>
+      </w:tr>
+      <w:tr>
+        <w:trPr>
+          <w:cantSplit/>
+        </w:trPr>
+        <w:tc>
+          <w:tcPr>
+            <w:tcW w:w="6000" w:type="dxa"/>
+            <w:tcBorders>
+              <w:top w:val="none" w:color="FFFFFF" w:sz="0"/>
+              <w:left w:val="single" w:color="C9E3EA" w:sz="6"/>
               <w:bottom w:val="single" w:color="DDE3E6" w:sz="4"/>
               <w:right w:val="none" w:color="FFFFFF" w:sz="0"/>
             </w:tcBorders>
             <w:shd w:val="clear" w:color="auto" w:fill="F3F5F6"/>
             <w:tcMar>
-              <w:top w:w="40" w:type="dxa"/>
+              <w:top w:w="70" w:type="dxa"/>
               <w:left w:w="280" w:type="dxa"/>
-              <w:bottom w:w="40" w:type="dxa"/>
-              <w:right w:w="60" w:type="dxa"/>
+              <w:bottom w:w="70" w:type="dxa"/>
+              <w:right w:w="120" w:type="dxa"/>
             </w:tcMar>
             <w:vAlign w:val="center"/>
           </w:tcPr>
@@ -2111,16 +2608,16 @@
                 <w:b w:val="false"/>
                 <w:bCs w:val="false"/>
                 <w:color w:val="3C4A50"/>
-                <w:sz w:val="18"/>
-                <w:szCs w:val="18"/>
-              </w:rPr>
-              <w:t xml:space="preserve">Purchase date</w:t>
-            </w:r>
-          </w:p>
-        </w:tc>
-        <w:tc>
-          <w:tcPr>
-            <w:tcW w:w="2406" w:type="dxa"/>
+                <w:sz w:val="20"/>
+                <w:szCs w:val="20"/>
+              </w:rPr>
+              <w:t xml:space="preserve">Purchase price</w:t>
+            </w:r>
+          </w:p>
+        </w:tc>
+        <w:tc>
+          <w:tcPr>
+            <w:tcW w:w="4306" w:type="dxa"/>
             <w:tcBorders>
               <w:top w:val="none" w:color="FFFFFF" w:sz="0"/>
               <w:left w:val="none" w:color="FFFFFF" w:sz="0"/>
@@ -2129,10 +2626,10 @@
             </w:tcBorders>
             <w:shd w:val="clear" w:color="auto" w:fill="F3F5F6"/>
             <w:tcMar>
-              <w:top w:w="40" w:type="dxa"/>
-              <w:left w:w="60" w:type="dxa"/>
-              <w:bottom w:w="40" w:type="dxa"/>
-              <w:right w:w="220" w:type="dxa"/>
+              <w:top w:w="70" w:type="dxa"/>
+              <w:left w:w="120" w:type="dxa"/>
+              <w:bottom w:w="70" w:type="dxa"/>
+              <w:right w:w="280" w:type="dxa"/>
             </w:tcMar>
             <w:vAlign w:val="center"/>
           </w:tcPr>
@@ -2149,21 +2646,21 @@
                 <w:b w:val="true"/>
                 <w:bCs w:val="true"/>
                 <w:color w:val="000000"/>
-                <w:sz w:val="18"/>
-                <w:szCs w:val="18"/>
-              </w:rPr>
-              <w:t xml:space="preserve">15/03/2023</w:t>
-            </w:r>
-          </w:p>
-        </w:tc>
-      </w:tr>
-      <w:tr>
-        <w:trPr>
-          <w:cantSplit/>
-        </w:trPr>
-        <w:tc>
-          <w:tcPr>
-            <w:tcW w:w="2850" w:type="dxa"/>
+                <w:sz w:val="20"/>
+                <w:szCs w:val="20"/>
+              </w:rPr>
+              <w:t xml:space="preserve">$14,500</w:t>
+            </w:r>
+          </w:p>
+        </w:tc>
+      </w:tr>
+      <w:tr>
+        <w:trPr>
+          <w:cantSplit/>
+        </w:trPr>
+        <w:tc>
+          <w:tcPr>
+            <w:tcW w:w="6000" w:type="dxa"/>
             <w:tcBorders>
               <w:top w:val="none" w:color="FFFFFF" w:sz="0"/>
               <w:left w:val="single" w:color="C9E3EA" w:sz="6"/>
@@ -2172,10 +2669,10 @@
             </w:tcBorders>
             <w:shd w:val="clear" w:color="auto" w:fill="F3F5F6"/>
             <w:tcMar>
-              <w:top w:w="40" w:type="dxa"/>
-              <w:left w:w="220" w:type="dxa"/>
-              <w:bottom w:w="40" w:type="dxa"/>
-              <w:right w:w="60" w:type="dxa"/>
+              <w:top w:w="70" w:type="dxa"/>
+              <w:left w:w="280" w:type="dxa"/>
+              <w:bottom w:w="70" w:type="dxa"/>
+              <w:right w:w="120" w:type="dxa"/>
             </w:tcMar>
             <w:vAlign w:val="center"/>
           </w:tcPr>
@@ -2191,28 +2688,28 @@
                 <w:b w:val="false"/>
                 <w:bCs w:val="false"/>
                 <w:color w:val="3C4A50"/>
-                <w:sz w:val="18"/>
-                <w:szCs w:val="18"/>
-              </w:rPr>
-              <w:t xml:space="preserve">Hull construction</w:t>
-            </w:r>
-          </w:p>
-        </w:tc>
-        <w:tc>
-          <w:tcPr>
-            <w:tcW w:w="2150" w:type="dxa"/>
+                <w:sz w:val="20"/>
+                <w:szCs w:val="20"/>
+              </w:rPr>
+              <w:t xml:space="preserve">Total sum insured</w:t>
+            </w:r>
+          </w:p>
+        </w:tc>
+        <w:tc>
+          <w:tcPr>
+            <w:tcW w:w="4306" w:type="dxa"/>
             <w:tcBorders>
               <w:top w:val="none" w:color="FFFFFF" w:sz="0"/>
               <w:left w:val="none" w:color="FFFFFF" w:sz="0"/>
               <w:bottom w:val="single" w:color="DDE3E6" w:sz="4"/>
-              <w:right w:val="none" w:color="FFFFFF" w:sz="0"/>
-            </w:tcBorders>
-            <w:shd w:val="clear" w:color="auto" w:fill="F3F5F6"/>
-            <w:tcMar>
-              <w:top w:w="40" w:type="dxa"/>
-              <w:left w:w="60" w:type="dxa"/>
-              <w:bottom w:w="40" w:type="dxa"/>
-              <w:right w:w="200" w:type="dxa"/>
+              <w:right w:val="single" w:color="C9E3EA" w:sz="6"/>
+            </w:tcBorders>
+            <w:shd w:val="clear" w:color="auto" w:fill="F3F5F6"/>
+            <w:tcMar>
+              <w:top w:w="70" w:type="dxa"/>
+              <w:left w:w="120" w:type="dxa"/>
+              <w:bottom w:w="70" w:type="dxa"/>
+              <w:right w:w="280" w:type="dxa"/>
             </w:tcMar>
             <w:vAlign w:val="center"/>
           </w:tcPr>
@@ -2229,28 +2726,33 @@
                 <w:b w:val="true"/>
                 <w:bCs w:val="true"/>
                 <w:color w:val="000000"/>
-                <w:sz w:val="18"/>
-                <w:szCs w:val="18"/>
-              </w:rPr>
-              <w:t xml:space="preserve">Other</w:t>
-            </w:r>
-          </w:p>
-        </w:tc>
-        <w:tc>
-          <w:tcPr>
-            <w:tcW w:w="2900" w:type="dxa"/>
-            <w:tcBorders>
-              <w:top w:val="none" w:color="FFFFFF" w:sz="0"/>
-              <w:left w:val="single" w:color="DDE3E6" w:sz="4"/>
+                <w:sz w:val="20"/>
+                <w:szCs w:val="20"/>
+              </w:rPr>
+              <w:t xml:space="preserve">$12,000</w:t>
+            </w:r>
+          </w:p>
+        </w:tc>
+      </w:tr>
+      <w:tr>
+        <w:trPr>
+          <w:cantSplit/>
+        </w:trPr>
+        <w:tc>
+          <w:tcPr>
+            <w:tcW w:w="6000" w:type="dxa"/>
+            <w:tcBorders>
+              <w:top w:val="none" w:color="FFFFFF" w:sz="0"/>
+              <w:left w:val="single" w:color="C9E3EA" w:sz="6"/>
               <w:bottom w:val="single" w:color="DDE3E6" w:sz="4"/>
               <w:right w:val="none" w:color="FFFFFF" w:sz="0"/>
             </w:tcBorders>
             <w:shd w:val="clear" w:color="auto" w:fill="F3F5F6"/>
             <w:tcMar>
-              <w:top w:w="40" w:type="dxa"/>
+              <w:top w:w="70" w:type="dxa"/>
               <w:left w:w="280" w:type="dxa"/>
-              <w:bottom w:w="40" w:type="dxa"/>
-              <w:right w:w="60" w:type="dxa"/>
+              <w:bottom w:w="70" w:type="dxa"/>
+              <w:right w:w="120" w:type="dxa"/>
             </w:tcMar>
             <w:vAlign w:val="center"/>
           </w:tcPr>
@@ -2266,16 +2768,16 @@
                 <w:b w:val="false"/>
                 <w:bCs w:val="false"/>
                 <w:color w:val="3C4A50"/>
-                <w:sz w:val="18"/>
-                <w:szCs w:val="18"/>
-              </w:rPr>
-              <w:t xml:space="preserve">Purchase price</w:t>
-            </w:r>
-          </w:p>
-        </w:tc>
-        <w:tc>
-          <w:tcPr>
-            <w:tcW w:w="2406" w:type="dxa"/>
+                <w:sz w:val="20"/>
+                <w:szCs w:val="20"/>
+              </w:rPr>
+              <w:t xml:space="preserve">Storage method</w:t>
+            </w:r>
+          </w:p>
+        </w:tc>
+        <w:tc>
+          <w:tcPr>
+            <w:tcW w:w="4306" w:type="dxa"/>
             <w:tcBorders>
               <w:top w:val="none" w:color="FFFFFF" w:sz="0"/>
               <w:left w:val="none" w:color="FFFFFF" w:sz="0"/>
@@ -2284,10 +2786,10 @@
             </w:tcBorders>
             <w:shd w:val="clear" w:color="auto" w:fill="F3F5F6"/>
             <w:tcMar>
-              <w:top w:w="40" w:type="dxa"/>
-              <w:left w:w="60" w:type="dxa"/>
-              <w:bottom w:w="40" w:type="dxa"/>
-              <w:right w:w="220" w:type="dxa"/>
+              <w:top w:w="70" w:type="dxa"/>
+              <w:left w:w="120" w:type="dxa"/>
+              <w:bottom w:w="70" w:type="dxa"/>
+              <w:right w:w="280" w:type="dxa"/>
             </w:tcMar>
             <w:vAlign w:val="center"/>
           </w:tcPr>
@@ -2304,21 +2806,21 @@
                 <w:b w:val="true"/>
                 <w:bCs w:val="true"/>
                 <w:color w:val="000000"/>
-                <w:sz w:val="18"/>
-                <w:szCs w:val="18"/>
-              </w:rPr>
-              <w:t xml:space="preserve">$14,500</w:t>
-            </w:r>
-          </w:p>
-        </w:tc>
-      </w:tr>
-      <w:tr>
-        <w:trPr>
-          <w:cantSplit/>
-        </w:trPr>
-        <w:tc>
-          <w:tcPr>
-            <w:tcW w:w="2850" w:type="dxa"/>
+                <w:sz w:val="20"/>
+                <w:szCs w:val="20"/>
+              </w:rPr>
+              <w:t xml:space="preserve">Marina Berth</w:t>
+            </w:r>
+          </w:p>
+        </w:tc>
+      </w:tr>
+      <w:tr>
+        <w:trPr>
+          <w:cantSplit/>
+        </w:trPr>
+        <w:tc>
+          <w:tcPr>
+            <w:tcW w:w="6000" w:type="dxa"/>
             <w:tcBorders>
               <w:top w:val="none" w:color="FFFFFF" w:sz="0"/>
               <w:left w:val="single" w:color="C9E3EA" w:sz="6"/>
@@ -2327,10 +2829,10 @@
             </w:tcBorders>
             <w:shd w:val="clear" w:color="auto" w:fill="F3F5F6"/>
             <w:tcMar>
-              <w:top w:w="40" w:type="dxa"/>
-              <w:left w:w="540" w:type="dxa"/>
-              <w:bottom w:w="40" w:type="dxa"/>
-              <w:right w:w="60" w:type="dxa"/>
+              <w:top w:w="70" w:type="dxa"/>
+              <w:left w:w="640" w:type="dxa"/>
+              <w:bottom w:w="70" w:type="dxa"/>
+              <w:right w:w="120" w:type="dxa"/>
             </w:tcMar>
             <w:vAlign w:val="center"/>
           </w:tcPr>
@@ -2346,28 +2848,28 @@
                 <w:b w:val="false"/>
                 <w:bCs w:val="false"/>
                 <w:color w:val="5B6B73"/>
-                <w:sz w:val="18"/>
-                <w:szCs w:val="18"/>
-              </w:rPr>
-              <w:t xml:space="preserve">Please specify</w:t>
-            </w:r>
-          </w:p>
-        </w:tc>
-        <w:tc>
-          <w:tcPr>
-            <w:tcW w:w="2150" w:type="dxa"/>
+                <w:sz w:val="20"/>
+                <w:szCs w:val="20"/>
+              </w:rPr>
+              <w:t xml:space="preserve">Marina / club name</w:t>
+            </w:r>
+          </w:p>
+        </w:tc>
+        <w:tc>
+          <w:tcPr>
+            <w:tcW w:w="4306" w:type="dxa"/>
             <w:tcBorders>
               <w:top w:val="none" w:color="FFFFFF" w:sz="0"/>
               <w:left w:val="none" w:color="FFFFFF" w:sz="0"/>
               <w:bottom w:val="single" w:color="DDE3E6" w:sz="4"/>
-              <w:right w:val="none" w:color="FFFFFF" w:sz="0"/>
-            </w:tcBorders>
-            <w:shd w:val="clear" w:color="auto" w:fill="F3F5F6"/>
-            <w:tcMar>
-              <w:top w:w="40" w:type="dxa"/>
-              <w:left w:w="60" w:type="dxa"/>
-              <w:bottom w:w="40" w:type="dxa"/>
-              <w:right w:w="200" w:type="dxa"/>
+              <w:right w:val="single" w:color="C9E3EA" w:sz="6"/>
+            </w:tcBorders>
+            <w:shd w:val="clear" w:color="auto" w:fill="F3F5F6"/>
+            <w:tcMar>
+              <w:top w:w="70" w:type="dxa"/>
+              <w:left w:w="120" w:type="dxa"/>
+              <w:bottom w:w="70" w:type="dxa"/>
+              <w:right w:w="280" w:type="dxa"/>
             </w:tcMar>
             <w:vAlign w:val="center"/>
           </w:tcPr>
@@ -2384,28 +2886,33 @@
                 <w:b w:val="true"/>
                 <w:bCs w:val="true"/>
                 <w:color w:val="000000"/>
-                <w:sz w:val="18"/>
-                <w:szCs w:val="18"/>
-              </w:rPr>
-              <w:t xml:space="preserve">Carbon composite</w:t>
-            </w:r>
-          </w:p>
-        </w:tc>
-        <w:tc>
-          <w:tcPr>
-            <w:tcW w:w="2900" w:type="dxa"/>
-            <w:tcBorders>
-              <w:top w:val="none" w:color="FFFFFF" w:sz="0"/>
-              <w:left w:val="single" w:color="DDE3E6" w:sz="4"/>
+                <w:sz w:val="20"/>
+                <w:szCs w:val="20"/>
+              </w:rPr>
+              <w:t xml:space="preserve">Sample Bay Marina</w:t>
+            </w:r>
+          </w:p>
+        </w:tc>
+      </w:tr>
+      <w:tr>
+        <w:trPr>
+          <w:cantSplit/>
+        </w:trPr>
+        <w:tc>
+          <w:tcPr>
+            <w:tcW w:w="6000" w:type="dxa"/>
+            <w:tcBorders>
+              <w:top w:val="none" w:color="FFFFFF" w:sz="0"/>
+              <w:left w:val="single" w:color="C9E3EA" w:sz="6"/>
               <w:bottom w:val="single" w:color="DDE3E6" w:sz="4"/>
               <w:right w:val="none" w:color="FFFFFF" w:sz="0"/>
             </w:tcBorders>
             <w:shd w:val="clear" w:color="auto" w:fill="F3F5F6"/>
             <w:tcMar>
-              <w:top w:w="40" w:type="dxa"/>
+              <w:top w:w="70" w:type="dxa"/>
               <w:left w:w="280" w:type="dxa"/>
-              <w:bottom w:w="40" w:type="dxa"/>
-              <w:right w:w="60" w:type="dxa"/>
+              <w:bottom w:w="70" w:type="dxa"/>
+              <w:right w:w="120" w:type="dxa"/>
             </w:tcMar>
             <w:vAlign w:val="center"/>
           </w:tcPr>
@@ -2421,16 +2928,16 @@
                 <w:b w:val="false"/>
                 <w:bCs w:val="false"/>
                 <w:color w:val="3C4A50"/>
-                <w:sz w:val="18"/>
-                <w:szCs w:val="18"/>
-              </w:rPr>
-              <w:t xml:space="preserve">Total sum insured</w:t>
-            </w:r>
-          </w:p>
-        </w:tc>
-        <w:tc>
-          <w:tcPr>
-            <w:tcW w:w="2406" w:type="dxa"/>
+                <w:sz w:val="20"/>
+                <w:szCs w:val="20"/>
+              </w:rPr>
+              <w:t xml:space="preserve">Location address</w:t>
+            </w:r>
+          </w:p>
+        </w:tc>
+        <w:tc>
+          <w:tcPr>
+            <w:tcW w:w="4306" w:type="dxa"/>
             <w:tcBorders>
               <w:top w:val="none" w:color="FFFFFF" w:sz="0"/>
               <w:left w:val="none" w:color="FFFFFF" w:sz="0"/>
@@ -2439,10 +2946,10 @@
             </w:tcBorders>
             <w:shd w:val="clear" w:color="auto" w:fill="F3F5F6"/>
             <w:tcMar>
-              <w:top w:w="40" w:type="dxa"/>
-              <w:left w:w="60" w:type="dxa"/>
-              <w:bottom w:w="40" w:type="dxa"/>
-              <w:right w:w="220" w:type="dxa"/>
+              <w:top w:w="70" w:type="dxa"/>
+              <w:left w:w="120" w:type="dxa"/>
+              <w:bottom w:w="70" w:type="dxa"/>
+              <w:right w:w="280" w:type="dxa"/>
             </w:tcMar>
             <w:vAlign w:val="center"/>
           </w:tcPr>
@@ -2459,21 +2966,63 @@
                 <w:b w:val="true"/>
                 <w:bCs w:val="true"/>
                 <w:color w:val="000000"/>
-                <w:sz w:val="18"/>
-                <w:szCs w:val="18"/>
-              </w:rPr>
-              <w:t xml:space="preserve">$12,000</w:t>
-            </w:r>
-          </w:p>
-        </w:tc>
-      </w:tr>
-      <w:tr>
-        <w:trPr>
-          <w:cantSplit/>
-        </w:trPr>
-        <w:tc>
-          <w:tcPr>
-            <w:tcW w:w="2850" w:type="dxa"/>
+                <w:sz w:val="20"/>
+                <w:szCs w:val="20"/>
+              </w:rPr>
+              <w:t xml:space="preserve">10 Marina Drive, Fremantle WA 6160</w:t>
+            </w:r>
+          </w:p>
+        </w:tc>
+      </w:tr>
+      <w:tr>
+        <w:trPr>
+          <w:cantSplit/>
+        </w:trPr>
+        <w:tc>
+          <w:tcPr>
+            <w:tcW w:w="10306" w:type="dxa"/>
+            <w:gridSpan w:val="2"/>
+            <w:tcBorders>
+              <w:top w:val="none" w:color="FFFFFF" w:sz="0"/>
+              <w:left w:val="single" w:color="C9E3EA" w:sz="6"/>
+              <w:bottom w:val="single" w:color="DDE3E6" w:sz="4"/>
+              <w:right w:val="single" w:color="C9E3EA" w:sz="6"/>
+            </w:tcBorders>
+            <w:tcMar>
+              <w:top w:w="210" w:type="dxa"/>
+              <w:left w:w="280" w:type="dxa"/>
+              <w:bottom w:w="80" w:type="dxa"/>
+              <w:right w:w="280" w:type="dxa"/>
+            </w:tcMar>
+            <w:vAlign w:val="center"/>
+          </w:tcPr>
+          <w:p>
+            <w:pPr>
+              <w:keepNext/>
+              <w:keepLines/>
+              <w:spacing w:before="0" w:after="0"/>
+            </w:pPr>
+            <w:r>
+              <w:rPr>
+                <w:rFonts w:ascii="Arial" w:hAnsi="Arial" w:cs="Arial" w:eastAsia="Arial"/>
+                <w:b w:val="true"/>
+                <w:bCs w:val="true"/>
+                <w:color w:val="02637D"/>
+                <w:sz w:val="20"/>
+                <w:szCs w:val="20"/>
+              </w:rPr>
+              <w:t xml:space="preserve">Owners and skippers</w:t>
+            </w:r>
+          </w:p>
+        </w:tc>
+      </w:tr>
+      <w:tr>
+        <w:trPr>
+          <w:cantSplit/>
+        </w:trPr>
+        <w:tc>
+          <w:tcPr>
+            <w:tcW w:w="6000" w:type="dxa"/>
             <w:tcBorders>
               <w:top w:val="none" w:color="FFFFFF" w:sz="0"/>
               <w:left w:val="single" w:color="C9E3EA" w:sz="6"/>
@@ -2482,10 +3031,10 @@
             </w:tcBorders>
             <w:shd w:val="clear" w:color="auto" w:fill="F3F5F6"/>
             <w:tcMar>
-              <w:top w:w="40" w:type="dxa"/>
-              <w:left w:w="220" w:type="dxa"/>
-              <w:bottom w:w="40" w:type="dxa"/>
-              <w:right w:w="60" w:type="dxa"/>
+              <w:top w:w="70" w:type="dxa"/>
+              <w:left w:w="280" w:type="dxa"/>
+              <w:bottom w:w="70" w:type="dxa"/>
+              <w:right w:w="120" w:type="dxa"/>
             </w:tcMar>
             <w:vAlign w:val="center"/>
           </w:tcPr>
@@ -2501,28 +3050,28 @@
                 <w:b w:val="false"/>
                 <w:bCs w:val="false"/>
                 <w:color w:val="3C4A50"/>
-                <w:sz w:val="18"/>
-                <w:szCs w:val="18"/>
-              </w:rPr>
-              <w:t xml:space="preserve">Hull length</w:t>
-            </w:r>
-          </w:p>
-        </w:tc>
-        <w:tc>
-          <w:tcPr>
-            <w:tcW w:w="2150" w:type="dxa"/>
+                <w:sz w:val="20"/>
+                <w:szCs w:val="20"/>
+              </w:rPr>
+              <w:t xml:space="preserve">How many people own this PWC / Jet Ski?</w:t>
+            </w:r>
+          </w:p>
+        </w:tc>
+        <w:tc>
+          <w:tcPr>
+            <w:tcW w:w="4306" w:type="dxa"/>
             <w:tcBorders>
               <w:top w:val="none" w:color="FFFFFF" w:sz="0"/>
               <w:left w:val="none" w:color="FFFFFF" w:sz="0"/>
               <w:bottom w:val="single" w:color="DDE3E6" w:sz="4"/>
-              <w:right w:val="none" w:color="FFFFFF" w:sz="0"/>
-            </w:tcBorders>
-            <w:shd w:val="clear" w:color="auto" w:fill="F3F5F6"/>
-            <w:tcMar>
-              <w:top w:w="40" w:type="dxa"/>
-              <w:left w:w="60" w:type="dxa"/>
-              <w:bottom w:w="40" w:type="dxa"/>
-              <w:right w:w="200" w:type="dxa"/>
+              <w:right w:val="single" w:color="C9E3EA" w:sz="6"/>
+            </w:tcBorders>
+            <w:shd w:val="clear" w:color="auto" w:fill="F3F5F6"/>
+            <w:tcMar>
+              <w:top w:w="70" w:type="dxa"/>
+              <w:left w:w="120" w:type="dxa"/>
+              <w:bottom w:w="70" w:type="dxa"/>
+              <w:right w:w="280" w:type="dxa"/>
             </w:tcMar>
             <w:vAlign w:val="center"/>
           </w:tcPr>
@@ -2539,28 +3088,33 @@
                 <w:b w:val="true"/>
                 <w:bCs w:val="true"/>
                 <w:color w:val="000000"/>
-                <w:sz w:val="18"/>
-                <w:szCs w:val="18"/>
-              </w:rPr>
-              <w:t xml:space="preserve">3.4 m</w:t>
-            </w:r>
-          </w:p>
-        </w:tc>
-        <w:tc>
-          <w:tcPr>
-            <w:tcW w:w="2900" w:type="dxa"/>
-            <w:tcBorders>
-              <w:top w:val="none" w:color="FFFFFF" w:sz="0"/>
-              <w:left w:val="single" w:color="DDE3E6" w:sz="4"/>
+                <w:sz w:val="20"/>
+                <w:szCs w:val="20"/>
+              </w:rPr>
+              <w:t xml:space="preserve">2</w:t>
+            </w:r>
+          </w:p>
+        </w:tc>
+      </w:tr>
+      <w:tr>
+        <w:trPr>
+          <w:cantSplit/>
+        </w:trPr>
+        <w:tc>
+          <w:tcPr>
+            <w:tcW w:w="6000" w:type="dxa"/>
+            <w:tcBorders>
+              <w:top w:val="none" w:color="FFFFFF" w:sz="0"/>
+              <w:left w:val="single" w:color="C9E3EA" w:sz="6"/>
               <w:bottom w:val="single" w:color="DDE3E6" w:sz="4"/>
               <w:right w:val="none" w:color="FFFFFF" w:sz="0"/>
             </w:tcBorders>
             <w:shd w:val="clear" w:color="auto" w:fill="F3F5F6"/>
             <w:tcMar>
-              <w:top w:w="40" w:type="dxa"/>
+              <w:top w:w="70" w:type="dxa"/>
               <w:left w:w="280" w:type="dxa"/>
-              <w:bottom w:w="40" w:type="dxa"/>
-              <w:right w:w="60" w:type="dxa"/>
+              <w:bottom w:w="70" w:type="dxa"/>
+              <w:right w:w="120" w:type="dxa"/>
             </w:tcMar>
             <w:vAlign w:val="center"/>
           </w:tcPr>
@@ -2576,16 +3130,16 @@
                 <w:b w:val="false"/>
                 <w:bCs w:val="false"/>
                 <w:color w:val="3C4A50"/>
-                <w:sz w:val="18"/>
-                <w:szCs w:val="18"/>
-              </w:rPr>
-              <w:t xml:space="preserve">Storage method</w:t>
-            </w:r>
-          </w:p>
-        </w:tc>
-        <w:tc>
-          <w:tcPr>
-            <w:tcW w:w="2406" w:type="dxa"/>
+                <w:sz w:val="20"/>
+                <w:szCs w:val="20"/>
+              </w:rPr>
+              <w:t xml:space="preserve">How many people skipper this PWC / Jet Ski?</w:t>
+            </w:r>
+          </w:p>
+        </w:tc>
+        <w:tc>
+          <w:tcPr>
+            <w:tcW w:w="4306" w:type="dxa"/>
             <w:tcBorders>
               <w:top w:val="none" w:color="FFFFFF" w:sz="0"/>
               <w:left w:val="none" w:color="FFFFFF" w:sz="0"/>
@@ -2594,10 +3148,10 @@
             </w:tcBorders>
             <w:shd w:val="clear" w:color="auto" w:fill="F3F5F6"/>
             <w:tcMar>
-              <w:top w:w="40" w:type="dxa"/>
-              <w:left w:w="60" w:type="dxa"/>
-              <w:bottom w:w="40" w:type="dxa"/>
-              <w:right w:w="220" w:type="dxa"/>
+              <w:top w:w="70" w:type="dxa"/>
+              <w:left w:w="120" w:type="dxa"/>
+              <w:bottom w:w="70" w:type="dxa"/>
+              <w:right w:w="280" w:type="dxa"/>
             </w:tcMar>
             <w:vAlign w:val="center"/>
           </w:tcPr>
@@ -2614,21 +3168,21 @@
                 <w:b w:val="true"/>
                 <w:bCs w:val="true"/>
                 <w:color w:val="000000"/>
-                <w:sz w:val="18"/>
-                <w:szCs w:val="18"/>
-              </w:rPr>
-              <w:t xml:space="preserve">Marina Berth</w:t>
-            </w:r>
-          </w:p>
-        </w:tc>
-      </w:tr>
-      <w:tr>
-        <w:trPr>
-          <w:cantSplit/>
-        </w:trPr>
-        <w:tc>
-          <w:tcPr>
-            <w:tcW w:w="2850" w:type="dxa"/>
+                <w:sz w:val="20"/>
+                <w:szCs w:val="20"/>
+              </w:rPr>
+              <w:t xml:space="preserve">2</w:t>
+            </w:r>
+          </w:p>
+        </w:tc>
+      </w:tr>
+      <w:tr>
+        <w:trPr>
+          <w:cantSplit/>
+        </w:trPr>
+        <w:tc>
+          <w:tcPr>
+            <w:tcW w:w="6000" w:type="dxa"/>
             <w:tcBorders>
               <w:top w:val="none" w:color="FFFFFF" w:sz="0"/>
               <w:left w:val="single" w:color="C9E3EA" w:sz="6"/>
@@ -2637,10 +3191,10 @@
             </w:tcBorders>
             <w:shd w:val="clear" w:color="auto" w:fill="F3F5F6"/>
             <w:tcMar>
-              <w:top w:w="40" w:type="dxa"/>
-              <w:left w:w="220" w:type="dxa"/>
-              <w:bottom w:w="40" w:type="dxa"/>
-              <w:right w:w="60" w:type="dxa"/>
+              <w:top w:w="70" w:type="dxa"/>
+              <w:left w:w="280" w:type="dxa"/>
+              <w:bottom w:w="70" w:type="dxa"/>
+              <w:right w:w="120" w:type="dxa"/>
             </w:tcMar>
             <w:vAlign w:val="center"/>
           </w:tcPr>
@@ -2656,28 +3210,28 @@
                 <w:b w:val="false"/>
                 <w:bCs w:val="false"/>
                 <w:color w:val="3C4A50"/>
-                <w:sz w:val="18"/>
-                <w:szCs w:val="18"/>
-              </w:rPr>
-              <w:t xml:space="preserve">Motor make</w:t>
-            </w:r>
-          </w:p>
-        </w:tc>
-        <w:tc>
-          <w:tcPr>
-            <w:tcW w:w="2150" w:type="dxa"/>
+                <w:sz w:val="20"/>
+                <w:szCs w:val="20"/>
+              </w:rPr>
+              <w:t xml:space="preserve">Skipper 1 · Name</w:t>
+            </w:r>
+          </w:p>
+        </w:tc>
+        <w:tc>
+          <w:tcPr>
+            <w:tcW w:w="4306" w:type="dxa"/>
             <w:tcBorders>
               <w:top w:val="none" w:color="FFFFFF" w:sz="0"/>
               <w:left w:val="none" w:color="FFFFFF" w:sz="0"/>
               <w:bottom w:val="single" w:color="DDE3E6" w:sz="4"/>
-              <w:right w:val="none" w:color="FFFFFF" w:sz="0"/>
-            </w:tcBorders>
-            <w:shd w:val="clear" w:color="auto" w:fill="F3F5F6"/>
-            <w:tcMar>
-              <w:top w:w="40" w:type="dxa"/>
-              <w:left w:w="60" w:type="dxa"/>
-              <w:bottom w:w="40" w:type="dxa"/>
-              <w:right w:w="200" w:type="dxa"/>
+              <w:right w:val="single" w:color="C9E3EA" w:sz="6"/>
+            </w:tcBorders>
+            <w:shd w:val="clear" w:color="auto" w:fill="F3F5F6"/>
+            <w:tcMar>
+              <w:top w:w="70" w:type="dxa"/>
+              <w:left w:w="120" w:type="dxa"/>
+              <w:bottom w:w="70" w:type="dxa"/>
+              <w:right w:w="280" w:type="dxa"/>
             </w:tcMar>
             <w:vAlign w:val="center"/>
           </w:tcPr>
@@ -2694,28 +3248,33 @@
                 <w:b w:val="true"/>
                 <w:bCs w:val="true"/>
                 <w:color w:val="000000"/>
-                <w:sz w:val="18"/>
-                <w:szCs w:val="18"/>
-              </w:rPr>
-              <w:t xml:space="preserve">Other</w:t>
-            </w:r>
-          </w:p>
-        </w:tc>
-        <w:tc>
-          <w:tcPr>
-            <w:tcW w:w="2900" w:type="dxa"/>
-            <w:tcBorders>
-              <w:top w:val="none" w:color="FFFFFF" w:sz="0"/>
-              <w:left w:val="single" w:color="DDE3E6" w:sz="4"/>
+                <w:sz w:val="20"/>
+                <w:szCs w:val="20"/>
+              </w:rPr>
+              <w:t xml:space="preserve">Sample Name</w:t>
+            </w:r>
+          </w:p>
+        </w:tc>
+      </w:tr>
+      <w:tr>
+        <w:trPr>
+          <w:cantSplit/>
+        </w:trPr>
+        <w:tc>
+          <w:tcPr>
+            <w:tcW w:w="6000" w:type="dxa"/>
+            <w:tcBorders>
+              <w:top w:val="none" w:color="FFFFFF" w:sz="0"/>
+              <w:left w:val="single" w:color="C9E3EA" w:sz="6"/>
               <w:bottom w:val="single" w:color="DDE3E6" w:sz="4"/>
               <w:right w:val="none" w:color="FFFFFF" w:sz="0"/>
             </w:tcBorders>
             <w:shd w:val="clear" w:color="auto" w:fill="F3F5F6"/>
             <w:tcMar>
-              <w:top w:w="40" w:type="dxa"/>
-              <w:left w:w="600" w:type="dxa"/>
-              <w:bottom w:w="40" w:type="dxa"/>
-              <w:right w:w="60" w:type="dxa"/>
+              <w:top w:w="70" w:type="dxa"/>
+              <w:left w:w="280" w:type="dxa"/>
+              <w:bottom w:w="70" w:type="dxa"/>
+              <w:right w:w="120" w:type="dxa"/>
             </w:tcMar>
             <w:vAlign w:val="center"/>
           </w:tcPr>
@@ -2730,17 +3289,17 @@
                 <w:rFonts w:ascii="Arial" w:hAnsi="Arial" w:cs="Arial" w:eastAsia="Arial"/>
                 <w:b w:val="false"/>
                 <w:bCs w:val="false"/>
-                <w:color w:val="5B6B73"/>
-                <w:sz w:val="18"/>
-                <w:szCs w:val="18"/>
-              </w:rPr>
-              <w:t xml:space="preserve">Marina / club name</w:t>
-            </w:r>
-          </w:p>
-        </w:tc>
-        <w:tc>
-          <w:tcPr>
-            <w:tcW w:w="2406" w:type="dxa"/>
+                <w:color w:val="3C4A50"/>
+                <w:sz w:val="20"/>
+                <w:szCs w:val="20"/>
+              </w:rPr>
+              <w:t xml:space="preserve">Skipper 1 · Date of birth</w:t>
+            </w:r>
+          </w:p>
+        </w:tc>
+        <w:tc>
+          <w:tcPr>
+            <w:tcW w:w="4306" w:type="dxa"/>
             <w:tcBorders>
               <w:top w:val="none" w:color="FFFFFF" w:sz="0"/>
               <w:left w:val="none" w:color="FFFFFF" w:sz="0"/>
@@ -2749,10 +3308,10 @@
             </w:tcBorders>
             <w:shd w:val="clear" w:color="auto" w:fill="F3F5F6"/>
             <w:tcMar>
-              <w:top w:w="40" w:type="dxa"/>
-              <w:left w:w="60" w:type="dxa"/>
-              <w:bottom w:w="40" w:type="dxa"/>
-              <w:right w:w="220" w:type="dxa"/>
+              <w:top w:w="70" w:type="dxa"/>
+              <w:left w:w="120" w:type="dxa"/>
+              <w:bottom w:w="70" w:type="dxa"/>
+              <w:right w:w="280" w:type="dxa"/>
             </w:tcMar>
             <w:vAlign w:val="center"/>
           </w:tcPr>
@@ -2769,21 +3328,21 @@
                 <w:b w:val="true"/>
                 <w:bCs w:val="true"/>
                 <w:color w:val="000000"/>
-                <w:sz w:val="18"/>
-                <w:szCs w:val="18"/>
-              </w:rPr>
-              <w:t xml:space="preserve">Sample Bay Marina</w:t>
-            </w:r>
-          </w:p>
-        </w:tc>
-      </w:tr>
-      <w:tr>
-        <w:trPr>
-          <w:cantSplit/>
-        </w:trPr>
-        <w:tc>
-          <w:tcPr>
-            <w:tcW w:w="2850" w:type="dxa"/>
+                <w:sz w:val="20"/>
+                <w:szCs w:val="20"/>
+              </w:rPr>
+              <w:t xml:space="preserve">01/01/1980</w:t>
+            </w:r>
+          </w:p>
+        </w:tc>
+      </w:tr>
+      <w:tr>
+        <w:trPr>
+          <w:cantSplit/>
+        </w:trPr>
+        <w:tc>
+          <w:tcPr>
+            <w:tcW w:w="6000" w:type="dxa"/>
             <w:tcBorders>
               <w:top w:val="none" w:color="FFFFFF" w:sz="0"/>
               <w:left w:val="single" w:color="C9E3EA" w:sz="6"/>
@@ -2792,10 +3351,10 @@
             </w:tcBorders>
             <w:shd w:val="clear" w:color="auto" w:fill="F3F5F6"/>
             <w:tcMar>
-              <w:top w:w="40" w:type="dxa"/>
-              <w:left w:w="540" w:type="dxa"/>
-              <w:bottom w:w="40" w:type="dxa"/>
-              <w:right w:w="60" w:type="dxa"/>
+              <w:top w:w="70" w:type="dxa"/>
+              <w:left w:w="280" w:type="dxa"/>
+              <w:bottom w:w="70" w:type="dxa"/>
+              <w:right w:w="120" w:type="dxa"/>
             </w:tcMar>
             <w:vAlign w:val="center"/>
           </w:tcPr>
@@ -2810,29 +3369,29 @@
                 <w:rFonts w:ascii="Arial" w:hAnsi="Arial" w:cs="Arial" w:eastAsia="Arial"/>
                 <w:b w:val="false"/>
                 <w:bCs w:val="false"/>
-                <w:color w:val="5B6B73"/>
-                <w:sz w:val="18"/>
-                <w:szCs w:val="18"/>
-              </w:rPr>
-              <w:t xml:space="preserve">Please specify</w:t>
-            </w:r>
-          </w:p>
-        </w:tc>
-        <w:tc>
-          <w:tcPr>
-            <w:tcW w:w="2150" w:type="dxa"/>
+                <w:color w:val="3C4A50"/>
+                <w:sz w:val="20"/>
+                <w:szCs w:val="20"/>
+              </w:rPr>
+              <w:t xml:space="preserve">Skipper 1 · Date boat / PWC licence obtained</w:t>
+            </w:r>
+          </w:p>
+        </w:tc>
+        <w:tc>
+          <w:tcPr>
+            <w:tcW w:w="4306" w:type="dxa"/>
             <w:tcBorders>
               <w:top w:val="none" w:color="FFFFFF" w:sz="0"/>
               <w:left w:val="none" w:color="FFFFFF" w:sz="0"/>
               <w:bottom w:val="single" w:color="DDE3E6" w:sz="4"/>
-              <w:right w:val="none" w:color="FFFFFF" w:sz="0"/>
-            </w:tcBorders>
-            <w:shd w:val="clear" w:color="auto" w:fill="F3F5F6"/>
-            <w:tcMar>
-              <w:top w:w="40" w:type="dxa"/>
-              <w:left w:w="60" w:type="dxa"/>
-              <w:bottom w:w="40" w:type="dxa"/>
-              <w:right w:w="200" w:type="dxa"/>
+              <w:right w:val="single" w:color="C9E3EA" w:sz="6"/>
+            </w:tcBorders>
+            <w:shd w:val="clear" w:color="auto" w:fill="F3F5F6"/>
+            <w:tcMar>
+              <w:top w:w="70" w:type="dxa"/>
+              <w:left w:w="120" w:type="dxa"/>
+              <w:bottom w:w="70" w:type="dxa"/>
+              <w:right w:w="280" w:type="dxa"/>
             </w:tcMar>
             <w:vAlign w:val="center"/>
           </w:tcPr>
@@ -2849,89 +3408,39 @@
                 <w:b w:val="true"/>
                 <w:bCs w:val="true"/>
                 <w:color w:val="000000"/>
-                <w:sz w:val="18"/>
-                <w:szCs w:val="18"/>
-              </w:rPr>
-              <w:t xml:space="preserve">Sample Power 1.8</w:t>
-            </w:r>
-          </w:p>
-        </w:tc>
-        <w:tc>
-          <w:tcPr>
-            <w:tcW w:w="2900" w:type="dxa"/>
-            <w:tcBorders>
-              <w:top w:val="none" w:color="FFFFFF" w:sz="0"/>
-              <w:left w:val="none" w:color="FFFFFF" w:sz="0"/>
-              <w:bottom w:val="none" w:color="FFFFFF" w:sz="0"/>
+                <w:sz w:val="20"/>
+                <w:szCs w:val="20"/>
+              </w:rPr>
+              <w:t xml:space="preserve">01/06/2000</w:t>
+            </w:r>
+          </w:p>
+        </w:tc>
+      </w:tr>
+      <w:tr>
+        <w:trPr>
+          <w:cantSplit/>
+        </w:trPr>
+        <w:tc>
+          <w:tcPr>
+            <w:tcW w:w="6000" w:type="dxa"/>
+            <w:tcBorders>
+              <w:top w:val="none" w:color="FFFFFF" w:sz="0"/>
+              <w:left w:val="single" w:color="C9E3EA" w:sz="6"/>
+              <w:bottom w:val="single" w:color="DDE3E6" w:sz="4"/>
               <w:right w:val="none" w:color="FFFFFF" w:sz="0"/>
             </w:tcBorders>
-            <w:tcMar>
-              <w:top w:w="40" w:type="dxa"/>
-              <w:left w:w="220" w:type="dxa"/>
-              <w:bottom w:w="40" w:type="dxa"/>
-              <w:right w:w="60" w:type="dxa"/>
-            </w:tcMar>
-            <w:vAlign w:val="center"/>
-          </w:tcPr>
-          <w:p>
-            <w:pPr>
-              <w:keepNext/>
-              <w:keepLines/>
-              <w:spacing w:before="0" w:after="0"/>
-            </w:pPr>
-          </w:p>
-        </w:tc>
-        <w:tc>
-          <w:tcPr>
-            <w:tcW w:w="2406" w:type="dxa"/>
-            <w:tcBorders>
-              <w:top w:val="none" w:color="FFFFFF" w:sz="0"/>
-              <w:left w:val="none" w:color="FFFFFF" w:sz="0"/>
-              <w:bottom w:val="none" w:color="FFFFFF" w:sz="0"/>
-              <w:right w:val="single" w:color="C9E3EA" w:sz="6"/>
-            </w:tcBorders>
-            <w:tcMar>
-              <w:top w:w="40" w:type="dxa"/>
-              <w:left w:w="60" w:type="dxa"/>
-              <w:bottom w:w="40" w:type="dxa"/>
-              <w:right w:w="60" w:type="dxa"/>
-            </w:tcMar>
-            <w:vAlign w:val="center"/>
-          </w:tcPr>
-          <w:p>
-            <w:pPr>
-              <w:keepNext/>
-              <w:keepLines/>
-              <w:spacing w:before="0" w:after="0"/>
-            </w:pPr>
-          </w:p>
-        </w:tc>
-      </w:tr>
-      <w:tr>
-        <w:trPr>
-          <w:cantSplit/>
-        </w:trPr>
-        <w:tc>
-          <w:tcPr>
-            <w:tcW w:w="5000" w:type="dxa"/>
-            <w:gridSpan w:val="2"/>
-            <w:tcBorders>
-              <w:top w:val="none" w:color="FFFFFF" w:sz="0"/>
-              <w:left w:val="single" w:color="C9E3EA" w:sz="6"/>
-              <w:bottom w:val="single" w:color="DDE3E6" w:sz="4"/>
-              <w:right w:val="none" w:color="FFFFFF" w:sz="0"/>
-            </w:tcBorders>
-            <w:shd w:val="clear" w:color="auto" w:fill="F3F5F6"/>
-            <w:tcMar>
-              <w:top w:w="40" w:type="dxa"/>
-              <w:left w:w="220" w:type="dxa"/>
-              <w:bottom w:w="40" w:type="dxa"/>
-              <w:right w:w="60" w:type="dxa"/>
-            </w:tcMar>
-            <w:vAlign w:val="center"/>
-          </w:tcPr>
-          <w:p>
-            <w:pPr>
+            <w:shd w:val="clear" w:color="auto" w:fill="F3F5F6"/>
+            <w:tcMar>
+              <w:top w:w="70" w:type="dxa"/>
+              <w:left w:w="280" w:type="dxa"/>
+              <w:bottom w:w="70" w:type="dxa"/>
+              <w:right w:w="120" w:type="dxa"/>
+            </w:tcMar>
+            <w:vAlign w:val="center"/>
+          </w:tcPr>
+          <w:p>
+            <w:pPr>
+              <w:keepNext/>
               <w:keepLines/>
               <w:spacing w:before="0" w:after="0"/>
             </w:pPr>
@@ -2941,17 +3450,16 @@
                 <w:b w:val="false"/>
                 <w:bCs w:val="false"/>
                 <w:color w:val="3C4A50"/>
-                <w:sz w:val="18"/>
-                <w:szCs w:val="18"/>
-              </w:rPr>
-              <w:t xml:space="preserve">Location address</w:t>
-            </w:r>
-          </w:p>
-        </w:tc>
-        <w:tc>
-          <w:tcPr>
-            <w:tcW w:w="5306" w:type="dxa"/>
-            <w:gridSpan w:val="2"/>
+                <w:sz w:val="20"/>
+                <w:szCs w:val="20"/>
+              </w:rPr>
+              <w:t xml:space="preserve">Skipper 1 · Years owning a boat / PWC</w:t>
+            </w:r>
+          </w:p>
+        </w:tc>
+        <w:tc>
+          <w:tcPr>
+            <w:tcW w:w="4306" w:type="dxa"/>
             <w:tcBorders>
               <w:top w:val="none" w:color="FFFFFF" w:sz="0"/>
               <w:left w:val="none" w:color="FFFFFF" w:sz="0"/>
@@ -2960,15 +3468,16 @@
             </w:tcBorders>
             <w:shd w:val="clear" w:color="auto" w:fill="F3F5F6"/>
             <w:tcMar>
-              <w:top w:w="40" w:type="dxa"/>
-              <w:left w:w="60" w:type="dxa"/>
-              <w:bottom w:w="40" w:type="dxa"/>
-              <w:right w:w="220" w:type="dxa"/>
-            </w:tcMar>
-            <w:vAlign w:val="center"/>
-          </w:tcPr>
-          <w:p>
-            <w:pPr>
+              <w:top w:w="70" w:type="dxa"/>
+              <w:left w:w="120" w:type="dxa"/>
+              <w:bottom w:w="70" w:type="dxa"/>
+              <w:right w:w="280" w:type="dxa"/>
+            </w:tcMar>
+            <w:vAlign w:val="center"/>
+          </w:tcPr>
+          <w:p>
+            <w:pPr>
+              <w:keepNext/>
               <w:keepLines/>
               <w:spacing w:before="0" w:after="0"/>
               <w:jc w:val="right"/>
@@ -2979,65 +3488,21 @@
                 <w:b w:val="true"/>
                 <w:bCs w:val="true"/>
                 <w:color w:val="000000"/>
-                <w:sz w:val="18"/>
-                <w:szCs w:val="18"/>
-              </w:rPr>
-              <w:t xml:space="preserve">10 Marina Drive, Fremantle WA 6160</w:t>
-            </w:r>
-          </w:p>
-        </w:tc>
-      </w:tr>
-      <w:tr>
-        <w:trPr>
-          <w:cantSplit/>
-        </w:trPr>
-        <w:tc>
-          <w:tcPr>
-            <w:tcW w:w="10306" w:type="dxa"/>
-            <w:gridSpan w:val="4"/>
-            <w:tcBorders>
-              <w:top w:val="none" w:color="FFFFFF" w:sz="0"/>
-              <w:left w:val="single" w:color="C9E3EA" w:sz="6"/>
-              <w:bottom w:val="single" w:color="DDE3E6" w:sz="4"/>
-              <w:right w:val="single" w:color="C9E3EA" w:sz="6"/>
-            </w:tcBorders>
-            <w:tcMar>
-              <w:top w:w="120" w:type="dxa"/>
-              <w:left w:w="220" w:type="dxa"/>
-              <w:bottom w:w="40" w:type="dxa"/>
-              <w:right w:w="220" w:type="dxa"/>
-            </w:tcMar>
-            <w:vAlign w:val="center"/>
-          </w:tcPr>
-          <w:p>
-            <w:pPr>
-              <w:keepNext/>
-              <w:keepLines/>
-              <w:spacing w:before="0" w:after="0"/>
-            </w:pPr>
-            <w:r>
-              <w:rPr>
-                <w:rFonts w:ascii="Arial" w:hAnsi="Arial" w:cs="Arial" w:eastAsia="Arial"/>
-                <w:b w:val="true"/>
-                <w:bCs w:val="true"/>
-                <w:caps/>
-                <w:color w:val="02637D"/>
-                <w:spacing w:val="24"/>
-                <w:sz w:val="14"/>
-                <w:szCs w:val="14"/>
-              </w:rPr>
-              <w:t xml:space="preserve">Owners and skippers</w:t>
-            </w:r>
-          </w:p>
-        </w:tc>
-      </w:tr>
-      <w:tr>
-        <w:trPr>
-          <w:cantSplit/>
-        </w:trPr>
-        <w:tc>
-          <w:tcPr>
-            <w:tcW w:w="2850" w:type="dxa"/>
+                <w:sz w:val="20"/>
+                <w:szCs w:val="20"/>
+              </w:rPr>
+              <w:t xml:space="preserve">5+</w:t>
+            </w:r>
+          </w:p>
+        </w:tc>
+      </w:tr>
+      <w:tr>
+        <w:trPr>
+          <w:cantSplit/>
+        </w:trPr>
+        <w:tc>
+          <w:tcPr>
+            <w:tcW w:w="6000" w:type="dxa"/>
             <w:tcBorders>
               <w:top w:val="none" w:color="FFFFFF" w:sz="0"/>
               <w:left w:val="single" w:color="C9E3EA" w:sz="6"/>
@@ -3046,10 +3511,10 @@
             </w:tcBorders>
             <w:shd w:val="clear" w:color="auto" w:fill="F3F5F6"/>
             <w:tcMar>
-              <w:top w:w="40" w:type="dxa"/>
-              <w:left w:w="220" w:type="dxa"/>
-              <w:bottom w:w="40" w:type="dxa"/>
-              <w:right w:w="60" w:type="dxa"/>
+              <w:top w:w="70" w:type="dxa"/>
+              <w:left w:w="280" w:type="dxa"/>
+              <w:bottom w:w="70" w:type="dxa"/>
+              <w:right w:w="120" w:type="dxa"/>
             </w:tcMar>
             <w:vAlign w:val="center"/>
           </w:tcPr>
@@ -3065,28 +3530,28 @@
                 <w:b w:val="false"/>
                 <w:bCs w:val="false"/>
                 <w:color w:val="3C4A50"/>
-                <w:sz w:val="18"/>
-                <w:szCs w:val="18"/>
-              </w:rPr>
-              <w:t xml:space="preserve">Owners of this PWC / Jet Ski</w:t>
-            </w:r>
-          </w:p>
-        </w:tc>
-        <w:tc>
-          <w:tcPr>
-            <w:tcW w:w="2150" w:type="dxa"/>
+                <w:sz w:val="20"/>
+                <w:szCs w:val="20"/>
+              </w:rPr>
+              <w:t xml:space="preserve">Skipper 2 · Name</w:t>
+            </w:r>
+          </w:p>
+        </w:tc>
+        <w:tc>
+          <w:tcPr>
+            <w:tcW w:w="4306" w:type="dxa"/>
             <w:tcBorders>
               <w:top w:val="none" w:color="FFFFFF" w:sz="0"/>
               <w:left w:val="none" w:color="FFFFFF" w:sz="0"/>
               <w:bottom w:val="single" w:color="DDE3E6" w:sz="4"/>
-              <w:right w:val="none" w:color="FFFFFF" w:sz="0"/>
-            </w:tcBorders>
-            <w:shd w:val="clear" w:color="auto" w:fill="F3F5F6"/>
-            <w:tcMar>
-              <w:top w:w="40" w:type="dxa"/>
-              <w:left w:w="60" w:type="dxa"/>
-              <w:bottom w:w="40" w:type="dxa"/>
-              <w:right w:w="200" w:type="dxa"/>
+              <w:right w:val="single" w:color="C9E3EA" w:sz="6"/>
+            </w:tcBorders>
+            <w:shd w:val="clear" w:color="auto" w:fill="F3F5F6"/>
+            <w:tcMar>
+              <w:top w:w="70" w:type="dxa"/>
+              <w:left w:w="120" w:type="dxa"/>
+              <w:bottom w:w="70" w:type="dxa"/>
+              <w:right w:w="280" w:type="dxa"/>
             </w:tcMar>
             <w:vAlign w:val="center"/>
           </w:tcPr>
@@ -3103,28 +3568,33 @@
                 <w:b w:val="true"/>
                 <w:bCs w:val="true"/>
                 <w:color w:val="000000"/>
-                <w:sz w:val="18"/>
-                <w:szCs w:val="18"/>
-              </w:rPr>
-              <w:t xml:space="preserve">2</w:t>
-            </w:r>
-          </w:p>
-        </w:tc>
-        <w:tc>
-          <w:tcPr>
-            <w:tcW w:w="2900" w:type="dxa"/>
-            <w:tcBorders>
-              <w:top w:val="none" w:color="FFFFFF" w:sz="0"/>
-              <w:left w:val="single" w:color="DDE3E6" w:sz="4"/>
+                <w:sz w:val="20"/>
+                <w:szCs w:val="20"/>
+              </w:rPr>
+              <w:t xml:space="preserve">Jane Sample</w:t>
+            </w:r>
+          </w:p>
+        </w:tc>
+      </w:tr>
+      <w:tr>
+        <w:trPr>
+          <w:cantSplit/>
+        </w:trPr>
+        <w:tc>
+          <w:tcPr>
+            <w:tcW w:w="6000" w:type="dxa"/>
+            <w:tcBorders>
+              <w:top w:val="none" w:color="FFFFFF" w:sz="0"/>
+              <w:left w:val="single" w:color="C9E3EA" w:sz="6"/>
               <w:bottom w:val="single" w:color="DDE3E6" w:sz="4"/>
               <w:right w:val="none" w:color="FFFFFF" w:sz="0"/>
             </w:tcBorders>
             <w:shd w:val="clear" w:color="auto" w:fill="F3F5F6"/>
             <w:tcMar>
-              <w:top w:w="40" w:type="dxa"/>
+              <w:top w:w="70" w:type="dxa"/>
               <w:left w:w="280" w:type="dxa"/>
-              <w:bottom w:w="40" w:type="dxa"/>
-              <w:right w:w="60" w:type="dxa"/>
+              <w:bottom w:w="70" w:type="dxa"/>
+              <w:right w:w="120" w:type="dxa"/>
             </w:tcMar>
             <w:vAlign w:val="center"/>
           </w:tcPr>
@@ -3140,16 +3610,16 @@
                 <w:b w:val="false"/>
                 <w:bCs w:val="false"/>
                 <w:color w:val="3C4A50"/>
-                <w:sz w:val="18"/>
-                <w:szCs w:val="18"/>
-              </w:rPr>
-              <w:t xml:space="preserve">Skippers of this PWC / Jet Ski</w:t>
-            </w:r>
-          </w:p>
-        </w:tc>
-        <w:tc>
-          <w:tcPr>
-            <w:tcW w:w="2406" w:type="dxa"/>
+                <w:sz w:val="20"/>
+                <w:szCs w:val="20"/>
+              </w:rPr>
+              <w:t xml:space="preserve">Skipper 2 · Date of birth</w:t>
+            </w:r>
+          </w:p>
+        </w:tc>
+        <w:tc>
+          <w:tcPr>
+            <w:tcW w:w="4306" w:type="dxa"/>
             <w:tcBorders>
               <w:top w:val="none" w:color="FFFFFF" w:sz="0"/>
               <w:left w:val="none" w:color="FFFFFF" w:sz="0"/>
@@ -3158,10 +3628,10 @@
             </w:tcBorders>
             <w:shd w:val="clear" w:color="auto" w:fill="F3F5F6"/>
             <w:tcMar>
-              <w:top w:w="40" w:type="dxa"/>
-              <w:left w:w="60" w:type="dxa"/>
-              <w:bottom w:w="40" w:type="dxa"/>
-              <w:right w:w="220" w:type="dxa"/>
+              <w:top w:w="70" w:type="dxa"/>
+              <w:left w:w="120" w:type="dxa"/>
+              <w:bottom w:w="70" w:type="dxa"/>
+              <w:right w:w="280" w:type="dxa"/>
             </w:tcMar>
             <w:vAlign w:val="center"/>
           </w:tcPr>
@@ -3178,21 +3648,21 @@
                 <w:b w:val="true"/>
                 <w:bCs w:val="true"/>
                 <w:color w:val="000000"/>
-                <w:sz w:val="18"/>
-                <w:szCs w:val="18"/>
-              </w:rPr>
-              <w:t xml:space="preserve">2</w:t>
-            </w:r>
-          </w:p>
-        </w:tc>
-      </w:tr>
-      <w:tr>
-        <w:trPr>
-          <w:cantSplit/>
-        </w:trPr>
-        <w:tc>
-          <w:tcPr>
-            <w:tcW w:w="2850" w:type="dxa"/>
+                <w:sz w:val="20"/>
+                <w:szCs w:val="20"/>
+              </w:rPr>
+              <w:t xml:space="preserve">02/02/1982</w:t>
+            </w:r>
+          </w:p>
+        </w:tc>
+      </w:tr>
+      <w:tr>
+        <w:trPr>
+          <w:cantSplit/>
+        </w:trPr>
+        <w:tc>
+          <w:tcPr>
+            <w:tcW w:w="6000" w:type="dxa"/>
             <w:tcBorders>
               <w:top w:val="none" w:color="FFFFFF" w:sz="0"/>
               <w:left w:val="single" w:color="C9E3EA" w:sz="6"/>
@@ -3201,10 +3671,10 @@
             </w:tcBorders>
             <w:shd w:val="clear" w:color="auto" w:fill="F3F5F6"/>
             <w:tcMar>
-              <w:top w:w="40" w:type="dxa"/>
-              <w:left w:w="220" w:type="dxa"/>
-              <w:bottom w:w="40" w:type="dxa"/>
-              <w:right w:w="60" w:type="dxa"/>
+              <w:top w:w="70" w:type="dxa"/>
+              <w:left w:w="280" w:type="dxa"/>
+              <w:bottom w:w="70" w:type="dxa"/>
+              <w:right w:w="120" w:type="dxa"/>
             </w:tcMar>
             <w:vAlign w:val="center"/>
           </w:tcPr>
@@ -3220,28 +3690,28 @@
                 <w:b w:val="false"/>
                 <w:bCs w:val="false"/>
                 <w:color w:val="3C4A50"/>
-                <w:sz w:val="18"/>
-                <w:szCs w:val="18"/>
-              </w:rPr>
-              <w:t xml:space="preserve">Skipper 1</w:t>
-            </w:r>
-          </w:p>
-        </w:tc>
-        <w:tc>
-          <w:tcPr>
-            <w:tcW w:w="2150" w:type="dxa"/>
+                <w:sz w:val="20"/>
+                <w:szCs w:val="20"/>
+              </w:rPr>
+              <w:t xml:space="preserve">Skipper 2 · Date boat / PWC licence obtained</w:t>
+            </w:r>
+          </w:p>
+        </w:tc>
+        <w:tc>
+          <w:tcPr>
+            <w:tcW w:w="4306" w:type="dxa"/>
             <w:tcBorders>
               <w:top w:val="none" w:color="FFFFFF" w:sz="0"/>
               <w:left w:val="none" w:color="FFFFFF" w:sz="0"/>
               <w:bottom w:val="single" w:color="DDE3E6" w:sz="4"/>
-              <w:right w:val="none" w:color="FFFFFF" w:sz="0"/>
-            </w:tcBorders>
-            <w:shd w:val="clear" w:color="auto" w:fill="F3F5F6"/>
-            <w:tcMar>
-              <w:top w:w="40" w:type="dxa"/>
-              <w:left w:w="60" w:type="dxa"/>
-              <w:bottom w:w="40" w:type="dxa"/>
-              <w:right w:w="200" w:type="dxa"/>
+              <w:right w:val="single" w:color="C9E3EA" w:sz="6"/>
+            </w:tcBorders>
+            <w:shd w:val="clear" w:color="auto" w:fill="F3F5F6"/>
+            <w:tcMar>
+              <w:top w:w="70" w:type="dxa"/>
+              <w:left w:w="120" w:type="dxa"/>
+              <w:bottom w:w="70" w:type="dxa"/>
+              <w:right w:w="280" w:type="dxa"/>
             </w:tcMar>
             <w:vAlign w:val="center"/>
           </w:tcPr>
@@ -3258,34 +3728,38 @@
                 <w:b w:val="true"/>
                 <w:bCs w:val="true"/>
                 <w:color w:val="000000"/>
-                <w:sz w:val="18"/>
-                <w:szCs w:val="18"/>
-              </w:rPr>
-              <w:t xml:space="preserve">Sample Name</w:t>
-            </w:r>
-          </w:p>
-        </w:tc>
-        <w:tc>
-          <w:tcPr>
-            <w:tcW w:w="2900" w:type="dxa"/>
-            <w:tcBorders>
-              <w:top w:val="none" w:color="FFFFFF" w:sz="0"/>
-              <w:left w:val="single" w:color="DDE3E6" w:sz="4"/>
-              <w:bottom w:val="single" w:color="DDE3E6" w:sz="4"/>
+                <w:sz w:val="20"/>
+                <w:szCs w:val="20"/>
+              </w:rPr>
+              <w:t xml:space="preserve">03/03/2005</w:t>
+            </w:r>
+          </w:p>
+        </w:tc>
+      </w:tr>
+      <w:tr>
+        <w:trPr>
+          <w:cantSplit/>
+        </w:trPr>
+        <w:tc>
+          <w:tcPr>
+            <w:tcW w:w="6000" w:type="dxa"/>
+            <w:tcBorders>
+              <w:top w:val="none" w:color="FFFFFF" w:sz="0"/>
+              <w:left w:val="single" w:color="C9E3EA" w:sz="6"/>
+              <w:bottom w:val="single" w:color="C9E3EA" w:sz="6"/>
               <w:right w:val="none" w:color="FFFFFF" w:sz="0"/>
             </w:tcBorders>
             <w:shd w:val="clear" w:color="auto" w:fill="F3F5F6"/>
             <w:tcMar>
-              <w:top w:w="40" w:type="dxa"/>
+              <w:top w:w="70" w:type="dxa"/>
               <w:left w:w="280" w:type="dxa"/>
-              <w:bottom w:w="40" w:type="dxa"/>
-              <w:right w:w="60" w:type="dxa"/>
-            </w:tcMar>
-            <w:vAlign w:val="center"/>
-          </w:tcPr>
-          <w:p>
-            <w:pPr>
-              <w:keepNext/>
+              <w:bottom w:w="70" w:type="dxa"/>
+              <w:right w:w="120" w:type="dxa"/>
+            </w:tcMar>
+            <w:vAlign w:val="center"/>
+          </w:tcPr>
+          <w:p>
+            <w:pPr>
               <w:keepLines/>
               <w:spacing w:before="0" w:after="0"/>
             </w:pPr>
@@ -3295,34 +3769,33 @@
                 <w:b w:val="false"/>
                 <w:bCs w:val="false"/>
                 <w:color w:val="3C4A50"/>
-                <w:sz w:val="18"/>
-                <w:szCs w:val="18"/>
-              </w:rPr>
-              <w:t xml:space="preserve">Date of birth</w:t>
-            </w:r>
-          </w:p>
-        </w:tc>
-        <w:tc>
-          <w:tcPr>
-            <w:tcW w:w="2406" w:type="dxa"/>
+                <w:sz w:val="20"/>
+                <w:szCs w:val="20"/>
+              </w:rPr>
+              <w:t xml:space="preserve">Skipper 2 · Years owning a boat / PWC</w:t>
+            </w:r>
+          </w:p>
+        </w:tc>
+        <w:tc>
+          <w:tcPr>
+            <w:tcW w:w="4306" w:type="dxa"/>
             <w:tcBorders>
               <w:top w:val="none" w:color="FFFFFF" w:sz="0"/>
               <w:left w:val="none" w:color="FFFFFF" w:sz="0"/>
-              <w:bottom w:val="single" w:color="DDE3E6" w:sz="4"/>
-              <w:right w:val="single" w:color="C9E3EA" w:sz="6"/>
-            </w:tcBorders>
-            <w:shd w:val="clear" w:color="auto" w:fill="F3F5F6"/>
-            <w:tcMar>
-              <w:top w:w="40" w:type="dxa"/>
-              <w:left w:w="60" w:type="dxa"/>
-              <w:bottom w:w="40" w:type="dxa"/>
-              <w:right w:w="220" w:type="dxa"/>
-            </w:tcMar>
-            <w:vAlign w:val="center"/>
-          </w:tcPr>
-          <w:p>
-            <w:pPr>
-              <w:keepNext/>
+              <w:bottom w:val="single" w:color="C9E3EA" w:sz="6"/>
+              <w:right w:val="single" w:color="C9E3EA" w:sz="6"/>
+            </w:tcBorders>
+            <w:shd w:val="clear" w:color="auto" w:fill="F3F5F6"/>
+            <w:tcMar>
+              <w:top w:w="70" w:type="dxa"/>
+              <w:left w:w="120" w:type="dxa"/>
+              <w:bottom w:w="70" w:type="dxa"/>
+              <w:right w:w="280" w:type="dxa"/>
+            </w:tcMar>
+            <w:vAlign w:val="center"/>
+          </w:tcPr>
+          <w:p>
+            <w:pPr>
               <w:keepLines/>
               <w:spacing w:before="0" w:after="0"/>
               <w:jc w:val="right"/>
@@ -3333,469 +3806,8 @@
                 <w:b w:val="true"/>
                 <w:bCs w:val="true"/>
                 <w:color w:val="000000"/>
-                <w:sz w:val="18"/>
-                <w:szCs w:val="18"/>
-              </w:rPr>
-              <w:t xml:space="preserve">01/01/1980</w:t>
-            </w:r>
-          </w:p>
-        </w:tc>
-      </w:tr>
-      <w:tr>
-        <w:trPr>
-          <w:cantSplit/>
-        </w:trPr>
-        <w:tc>
-          <w:tcPr>
-            <w:tcW w:w="2850" w:type="dxa"/>
-            <w:tcBorders>
-              <w:top w:val="none" w:color="FFFFFF" w:sz="0"/>
-              <w:left w:val="single" w:color="C9E3EA" w:sz="6"/>
-              <w:bottom w:val="single" w:color="DDE3E6" w:sz="4"/>
-              <w:right w:val="none" w:color="FFFFFF" w:sz="0"/>
-            </w:tcBorders>
-            <w:shd w:val="clear" w:color="auto" w:fill="F3F5F6"/>
-            <w:tcMar>
-              <w:top w:w="40" w:type="dxa"/>
-              <w:left w:w="220" w:type="dxa"/>
-              <w:bottom w:w="40" w:type="dxa"/>
-              <w:right w:w="60" w:type="dxa"/>
-            </w:tcMar>
-            <w:vAlign w:val="center"/>
-          </w:tcPr>
-          <w:p>
-            <w:pPr>
-              <w:keepNext/>
-              <w:keepLines/>
-              <w:spacing w:before="0" w:after="0"/>
-            </w:pPr>
-            <w:r>
-              <w:rPr>
-                <w:rFonts w:ascii="Arial" w:hAnsi="Arial" w:cs="Arial" w:eastAsia="Arial"/>
-                <w:b w:val="false"/>
-                <w:bCs w:val="false"/>
-                <w:color w:val="3C4A50"/>
-                <w:sz w:val="18"/>
-                <w:szCs w:val="18"/>
-              </w:rPr>
-              <w:t xml:space="preserve">Boat / PWC licence obtained</w:t>
-            </w:r>
-          </w:p>
-        </w:tc>
-        <w:tc>
-          <w:tcPr>
-            <w:tcW w:w="2150" w:type="dxa"/>
-            <w:tcBorders>
-              <w:top w:val="none" w:color="FFFFFF" w:sz="0"/>
-              <w:left w:val="none" w:color="FFFFFF" w:sz="0"/>
-              <w:bottom w:val="single" w:color="DDE3E6" w:sz="4"/>
-              <w:right w:val="none" w:color="FFFFFF" w:sz="0"/>
-            </w:tcBorders>
-            <w:shd w:val="clear" w:color="auto" w:fill="F3F5F6"/>
-            <w:tcMar>
-              <w:top w:w="40" w:type="dxa"/>
-              <w:left w:w="60" w:type="dxa"/>
-              <w:bottom w:w="40" w:type="dxa"/>
-              <w:right w:w="200" w:type="dxa"/>
-            </w:tcMar>
-            <w:vAlign w:val="center"/>
-          </w:tcPr>
-          <w:p>
-            <w:pPr>
-              <w:keepNext/>
-              <w:keepLines/>
-              <w:spacing w:before="0" w:after="0"/>
-              <w:jc w:val="right"/>
-            </w:pPr>
-            <w:r>
-              <w:rPr>
-                <w:rFonts w:ascii="Arial" w:hAnsi="Arial" w:cs="Arial" w:eastAsia="Arial"/>
-                <w:b w:val="true"/>
-                <w:bCs w:val="true"/>
-                <w:color w:val="000000"/>
-                <w:sz w:val="18"/>
-                <w:szCs w:val="18"/>
-              </w:rPr>
-              <w:t xml:space="preserve">01/06/2000</w:t>
-            </w:r>
-          </w:p>
-        </w:tc>
-        <w:tc>
-          <w:tcPr>
-            <w:tcW w:w="2900" w:type="dxa"/>
-            <w:tcBorders>
-              <w:top w:val="none" w:color="FFFFFF" w:sz="0"/>
-              <w:left w:val="single" w:color="DDE3E6" w:sz="4"/>
-              <w:bottom w:val="single" w:color="DDE3E6" w:sz="4"/>
-              <w:right w:val="none" w:color="FFFFFF" w:sz="0"/>
-            </w:tcBorders>
-            <w:shd w:val="clear" w:color="auto" w:fill="F3F5F6"/>
-            <w:tcMar>
-              <w:top w:w="40" w:type="dxa"/>
-              <w:left w:w="280" w:type="dxa"/>
-              <w:bottom w:w="40" w:type="dxa"/>
-              <w:right w:w="60" w:type="dxa"/>
-            </w:tcMar>
-            <w:vAlign w:val="center"/>
-          </w:tcPr>
-          <w:p>
-            <w:pPr>
-              <w:keepNext/>
-              <w:keepLines/>
-              <w:spacing w:before="0" w:after="0"/>
-            </w:pPr>
-            <w:r>
-              <w:rPr>
-                <w:rFonts w:ascii="Arial" w:hAnsi="Arial" w:cs="Arial" w:eastAsia="Arial"/>
-                <w:b w:val="false"/>
-                <w:bCs w:val="false"/>
-                <w:color w:val="3C4A50"/>
-                <w:sz w:val="18"/>
-                <w:szCs w:val="18"/>
-              </w:rPr>
-              <w:t xml:space="preserve">Years owning a boat / PWC</w:t>
-            </w:r>
-          </w:p>
-        </w:tc>
-        <w:tc>
-          <w:tcPr>
-            <w:tcW w:w="2406" w:type="dxa"/>
-            <w:tcBorders>
-              <w:top w:val="none" w:color="FFFFFF" w:sz="0"/>
-              <w:left w:val="none" w:color="FFFFFF" w:sz="0"/>
-              <w:bottom w:val="single" w:color="DDE3E6" w:sz="4"/>
-              <w:right w:val="single" w:color="C9E3EA" w:sz="6"/>
-            </w:tcBorders>
-            <w:shd w:val="clear" w:color="auto" w:fill="F3F5F6"/>
-            <w:tcMar>
-              <w:top w:w="40" w:type="dxa"/>
-              <w:left w:w="60" w:type="dxa"/>
-              <w:bottom w:w="40" w:type="dxa"/>
-              <w:right w:w="220" w:type="dxa"/>
-            </w:tcMar>
-            <w:vAlign w:val="center"/>
-          </w:tcPr>
-          <w:p>
-            <w:pPr>
-              <w:keepNext/>
-              <w:keepLines/>
-              <w:spacing w:before="0" w:after="0"/>
-              <w:jc w:val="right"/>
-            </w:pPr>
-            <w:r>
-              <w:rPr>
-                <w:rFonts w:ascii="Arial" w:hAnsi="Arial" w:cs="Arial" w:eastAsia="Arial"/>
-                <w:b w:val="true"/>
-                <w:bCs w:val="true"/>
-                <w:color w:val="000000"/>
-                <w:sz w:val="18"/>
-                <w:szCs w:val="18"/>
-              </w:rPr>
-              <w:t xml:space="preserve">5+</w:t>
-            </w:r>
-          </w:p>
-        </w:tc>
-      </w:tr>
-      <w:tr>
-        <w:trPr>
-          <w:cantSplit/>
-        </w:trPr>
-        <w:tc>
-          <w:tcPr>
-            <w:tcW w:w="2850" w:type="dxa"/>
-            <w:tcBorders>
-              <w:top w:val="none" w:color="FFFFFF" w:sz="0"/>
-              <w:left w:val="single" w:color="C9E3EA" w:sz="6"/>
-              <w:bottom w:val="single" w:color="DDE3E6" w:sz="4"/>
-              <w:right w:val="none" w:color="FFFFFF" w:sz="0"/>
-            </w:tcBorders>
-            <w:shd w:val="clear" w:color="auto" w:fill="F3F5F6"/>
-            <w:tcMar>
-              <w:top w:w="40" w:type="dxa"/>
-              <w:left w:w="220" w:type="dxa"/>
-              <w:bottom w:w="40" w:type="dxa"/>
-              <w:right w:w="60" w:type="dxa"/>
-            </w:tcMar>
-            <w:vAlign w:val="center"/>
-          </w:tcPr>
-          <w:p>
-            <w:pPr>
-              <w:keepNext/>
-              <w:keepLines/>
-              <w:spacing w:before="0" w:after="0"/>
-            </w:pPr>
-            <w:r>
-              <w:rPr>
-                <w:rFonts w:ascii="Arial" w:hAnsi="Arial" w:cs="Arial" w:eastAsia="Arial"/>
-                <w:b w:val="false"/>
-                <w:bCs w:val="false"/>
-                <w:color w:val="3C4A50"/>
-                <w:sz w:val="18"/>
-                <w:szCs w:val="18"/>
-              </w:rPr>
-              <w:t xml:space="preserve">Skipper 2</w:t>
-            </w:r>
-          </w:p>
-        </w:tc>
-        <w:tc>
-          <w:tcPr>
-            <w:tcW w:w="2150" w:type="dxa"/>
-            <w:tcBorders>
-              <w:top w:val="none" w:color="FFFFFF" w:sz="0"/>
-              <w:left w:val="none" w:color="FFFFFF" w:sz="0"/>
-              <w:bottom w:val="single" w:color="DDE3E6" w:sz="4"/>
-              <w:right w:val="none" w:color="FFFFFF" w:sz="0"/>
-            </w:tcBorders>
-            <w:shd w:val="clear" w:color="auto" w:fill="F3F5F6"/>
-            <w:tcMar>
-              <w:top w:w="40" w:type="dxa"/>
-              <w:left w:w="60" w:type="dxa"/>
-              <w:bottom w:w="40" w:type="dxa"/>
-              <w:right w:w="200" w:type="dxa"/>
-            </w:tcMar>
-            <w:vAlign w:val="center"/>
-          </w:tcPr>
-          <w:p>
-            <w:pPr>
-              <w:keepNext/>
-              <w:keepLines/>
-              <w:spacing w:before="0" w:after="0"/>
-              <w:jc w:val="right"/>
-            </w:pPr>
-            <w:r>
-              <w:rPr>
-                <w:rFonts w:ascii="Arial" w:hAnsi="Arial" w:cs="Arial" w:eastAsia="Arial"/>
-                <w:b w:val="true"/>
-                <w:bCs w:val="true"/>
-                <w:color w:val="000000"/>
-                <w:sz w:val="18"/>
-                <w:szCs w:val="18"/>
-              </w:rPr>
-              <w:t xml:space="preserve">Jane Sample</w:t>
-            </w:r>
-          </w:p>
-        </w:tc>
-        <w:tc>
-          <w:tcPr>
-            <w:tcW w:w="2900" w:type="dxa"/>
-            <w:tcBorders>
-              <w:top w:val="none" w:color="FFFFFF" w:sz="0"/>
-              <w:left w:val="single" w:color="DDE3E6" w:sz="4"/>
-              <w:bottom w:val="single" w:color="DDE3E6" w:sz="4"/>
-              <w:right w:val="none" w:color="FFFFFF" w:sz="0"/>
-            </w:tcBorders>
-            <w:shd w:val="clear" w:color="auto" w:fill="F3F5F6"/>
-            <w:tcMar>
-              <w:top w:w="40" w:type="dxa"/>
-              <w:left w:w="280" w:type="dxa"/>
-              <w:bottom w:w="40" w:type="dxa"/>
-              <w:right w:w="60" w:type="dxa"/>
-            </w:tcMar>
-            <w:vAlign w:val="center"/>
-          </w:tcPr>
-          <w:p>
-            <w:pPr>
-              <w:keepNext/>
-              <w:keepLines/>
-              <w:spacing w:before="0" w:after="0"/>
-            </w:pPr>
-            <w:r>
-              <w:rPr>
-                <w:rFonts w:ascii="Arial" w:hAnsi="Arial" w:cs="Arial" w:eastAsia="Arial"/>
-                <w:b w:val="false"/>
-                <w:bCs w:val="false"/>
-                <w:color w:val="3C4A50"/>
-                <w:sz w:val="18"/>
-                <w:szCs w:val="18"/>
-              </w:rPr>
-              <w:t xml:space="preserve">Date of birth</w:t>
-            </w:r>
-          </w:p>
-        </w:tc>
-        <w:tc>
-          <w:tcPr>
-            <w:tcW w:w="2406" w:type="dxa"/>
-            <w:tcBorders>
-              <w:top w:val="none" w:color="FFFFFF" w:sz="0"/>
-              <w:left w:val="none" w:color="FFFFFF" w:sz="0"/>
-              <w:bottom w:val="single" w:color="DDE3E6" w:sz="4"/>
-              <w:right w:val="single" w:color="C9E3EA" w:sz="6"/>
-            </w:tcBorders>
-            <w:shd w:val="clear" w:color="auto" w:fill="F3F5F6"/>
-            <w:tcMar>
-              <w:top w:w="40" w:type="dxa"/>
-              <w:left w:w="60" w:type="dxa"/>
-              <w:bottom w:w="40" w:type="dxa"/>
-              <w:right w:w="220" w:type="dxa"/>
-            </w:tcMar>
-            <w:vAlign w:val="center"/>
-          </w:tcPr>
-          <w:p>
-            <w:pPr>
-              <w:keepNext/>
-              <w:keepLines/>
-              <w:spacing w:before="0" w:after="0"/>
-              <w:jc w:val="right"/>
-            </w:pPr>
-            <w:r>
-              <w:rPr>
-                <w:rFonts w:ascii="Arial" w:hAnsi="Arial" w:cs="Arial" w:eastAsia="Arial"/>
-                <w:b w:val="true"/>
-                <w:bCs w:val="true"/>
-                <w:color w:val="000000"/>
-                <w:sz w:val="18"/>
-                <w:szCs w:val="18"/>
-              </w:rPr>
-              <w:t xml:space="preserve">02/02/1982</w:t>
-            </w:r>
-          </w:p>
-        </w:tc>
-      </w:tr>
-      <w:tr>
-        <w:trPr>
-          <w:cantSplit/>
-        </w:trPr>
-        <w:tc>
-          <w:tcPr>
-            <w:tcW w:w="2850" w:type="dxa"/>
-            <w:tcBorders>
-              <w:top w:val="none" w:color="FFFFFF" w:sz="0"/>
-              <w:left w:val="single" w:color="C9E3EA" w:sz="6"/>
-              <w:bottom w:val="single" w:color="C9E3EA" w:sz="6"/>
-              <w:right w:val="none" w:color="FFFFFF" w:sz="0"/>
-            </w:tcBorders>
-            <w:shd w:val="clear" w:color="auto" w:fill="F3F5F6"/>
-            <w:tcMar>
-              <w:top w:w="40" w:type="dxa"/>
-              <w:left w:w="220" w:type="dxa"/>
-              <w:bottom w:w="40" w:type="dxa"/>
-              <w:right w:w="60" w:type="dxa"/>
-            </w:tcMar>
-            <w:vAlign w:val="center"/>
-          </w:tcPr>
-          <w:p>
-            <w:pPr>
-              <w:keepLines/>
-              <w:spacing w:before="0" w:after="0"/>
-            </w:pPr>
-            <w:r>
-              <w:rPr>
-                <w:rFonts w:ascii="Arial" w:hAnsi="Arial" w:cs="Arial" w:eastAsia="Arial"/>
-                <w:b w:val="false"/>
-                <w:bCs w:val="false"/>
-                <w:color w:val="3C4A50"/>
-                <w:sz w:val="18"/>
-                <w:szCs w:val="18"/>
-              </w:rPr>
-              <w:t xml:space="preserve">Boat / PWC licence obtained</w:t>
-            </w:r>
-          </w:p>
-        </w:tc>
-        <w:tc>
-          <w:tcPr>
-            <w:tcW w:w="2150" w:type="dxa"/>
-            <w:tcBorders>
-              <w:top w:val="none" w:color="FFFFFF" w:sz="0"/>
-              <w:left w:val="none" w:color="FFFFFF" w:sz="0"/>
-              <w:bottom w:val="single" w:color="C9E3EA" w:sz="6"/>
-              <w:right w:val="none" w:color="FFFFFF" w:sz="0"/>
-            </w:tcBorders>
-            <w:shd w:val="clear" w:color="auto" w:fill="F3F5F6"/>
-            <w:tcMar>
-              <w:top w:w="40" w:type="dxa"/>
-              <w:left w:w="60" w:type="dxa"/>
-              <w:bottom w:w="40" w:type="dxa"/>
-              <w:right w:w="200" w:type="dxa"/>
-            </w:tcMar>
-            <w:vAlign w:val="center"/>
-          </w:tcPr>
-          <w:p>
-            <w:pPr>
-              <w:keepLines/>
-              <w:spacing w:before="0" w:after="0"/>
-              <w:jc w:val="right"/>
-            </w:pPr>
-            <w:r>
-              <w:rPr>
-                <w:rFonts w:ascii="Arial" w:hAnsi="Arial" w:cs="Arial" w:eastAsia="Arial"/>
-                <w:b w:val="true"/>
-                <w:bCs w:val="true"/>
-                <w:color w:val="000000"/>
-                <w:sz w:val="18"/>
-                <w:szCs w:val="18"/>
-              </w:rPr>
-              <w:t xml:space="preserve">03/03/2005</w:t>
-            </w:r>
-          </w:p>
-        </w:tc>
-        <w:tc>
-          <w:tcPr>
-            <w:tcW w:w="2900" w:type="dxa"/>
-            <w:tcBorders>
-              <w:top w:val="none" w:color="FFFFFF" w:sz="0"/>
-              <w:left w:val="single" w:color="DDE3E6" w:sz="4"/>
-              <w:bottom w:val="single" w:color="C9E3EA" w:sz="6"/>
-              <w:right w:val="none" w:color="FFFFFF" w:sz="0"/>
-            </w:tcBorders>
-            <w:shd w:val="clear" w:color="auto" w:fill="F3F5F6"/>
-            <w:tcMar>
-              <w:top w:w="40" w:type="dxa"/>
-              <w:left w:w="280" w:type="dxa"/>
-              <w:bottom w:w="40" w:type="dxa"/>
-              <w:right w:w="60" w:type="dxa"/>
-            </w:tcMar>
-            <w:vAlign w:val="center"/>
-          </w:tcPr>
-          <w:p>
-            <w:pPr>
-              <w:keepLines/>
-              <w:spacing w:before="0" w:after="0"/>
-            </w:pPr>
-            <w:r>
-              <w:rPr>
-                <w:rFonts w:ascii="Arial" w:hAnsi="Arial" w:cs="Arial" w:eastAsia="Arial"/>
-                <w:b w:val="false"/>
-                <w:bCs w:val="false"/>
-                <w:color w:val="3C4A50"/>
-                <w:sz w:val="18"/>
-                <w:szCs w:val="18"/>
-              </w:rPr>
-              <w:t xml:space="preserve">Years owning a boat / PWC</w:t>
-            </w:r>
-          </w:p>
-        </w:tc>
-        <w:tc>
-          <w:tcPr>
-            <w:tcW w:w="2406" w:type="dxa"/>
-            <w:tcBorders>
-              <w:top w:val="none" w:color="FFFFFF" w:sz="0"/>
-              <w:left w:val="none" w:color="FFFFFF" w:sz="0"/>
-              <w:bottom w:val="single" w:color="C9E3EA" w:sz="6"/>
-              <w:right w:val="single" w:color="C9E3EA" w:sz="6"/>
-            </w:tcBorders>
-            <w:shd w:val="clear" w:color="auto" w:fill="F3F5F6"/>
-            <w:tcMar>
-              <w:top w:w="40" w:type="dxa"/>
-              <w:left w:w="60" w:type="dxa"/>
-              <w:bottom w:w="40" w:type="dxa"/>
-              <w:right w:w="220" w:type="dxa"/>
-            </w:tcMar>
-            <w:vAlign w:val="center"/>
-          </w:tcPr>
-          <w:p>
-            <w:pPr>
-              <w:keepLines/>
-              <w:spacing w:before="0" w:after="0"/>
-              <w:jc w:val="right"/>
-            </w:pPr>
-            <w:r>
-              <w:rPr>
-                <w:rFonts w:ascii="Arial" w:hAnsi="Arial" w:cs="Arial" w:eastAsia="Arial"/>
-                <w:b w:val="true"/>
-                <w:bCs w:val="true"/>
-                <w:color w:val="000000"/>
-                <w:sz w:val="18"/>
-                <w:szCs w:val="18"/>
+                <w:sz w:val="20"/>
+                <w:szCs w:val="20"/>
               </w:rPr>
               <w:t xml:space="preserve">3</w:t>
             </w:r>
@@ -3805,7 +3817,7 @@
     </w:tbl>
     <w:p>
       <w:pPr>
-        <w:spacing w:before="0" w:after="0" w:line="170" w:lineRule="exact"/>
+        <w:spacing w:before="0" w:after="0" w:line="300" w:lineRule="exact"/>
         <w:rPr>
           <w:sz w:val="2"/>
         </w:rPr>
@@ -3825,19 +3837,18 @@
         <w:tblLayout w:type="fixed"/>
       </w:tblPr>
       <w:tblGrid>
-        <w:gridCol w:w="2850"/>
-        <w:gridCol w:w="2150"/>
-        <w:gridCol w:w="2900"/>
-        <w:gridCol w:w="2406"/>
+        <w:gridCol w:w="6000"/>
+        <w:gridCol w:w="4306"/>
       </w:tblGrid>
       <w:tr>
         <w:trPr>
           <w:cantSplit/>
+          <w:tblHeader/>
         </w:trPr>
         <w:tc>
           <w:tcPr>
             <w:tcW w:w="10306" w:type="dxa"/>
-            <w:gridSpan w:val="4"/>
+            <w:gridSpan w:val="2"/>
             <w:tcBorders>
               <w:top w:val="single" w:color="C9E3EA" w:sz="6"/>
               <w:left w:val="single" w:color="C9E3EA" w:sz="6"/>
@@ -3846,10 +3857,10 @@
             </w:tcBorders>
             <w:shd w:val="clear" w:color="auto" w:fill="E6F4F8"/>
             <w:tcMar>
-              <w:top w:w="80" w:type="dxa"/>
-              <w:left w:w="220" w:type="dxa"/>
-              <w:bottom w:w="80" w:type="dxa"/>
-              <w:right w:w="220" w:type="dxa"/>
+              <w:top w:w="110" w:type="dxa"/>
+              <w:left w:w="280" w:type="dxa"/>
+              <w:bottom w:w="110" w:type="dxa"/>
+              <w:right w:w="280" w:type="dxa"/>
             </w:tcMar>
             <w:vAlign w:val="center"/>
           </w:tcPr>
@@ -3865,8 +3876,8 @@
                 <w:b w:val="true"/>
                 <w:bCs w:val="true"/>
                 <w:color w:val="02637D"/>
-                <w:sz w:val="20"/>
-                <w:szCs w:val="20"/>
+                <w:sz w:val="22"/>
+                <w:szCs w:val="22"/>
               </w:rPr>
               <w:t xml:space="preserve">Additional PWC / Jet Ski</w:t>
             </w:r>
@@ -3879,8 +3890,7 @@
         </w:trPr>
         <w:tc>
           <w:tcPr>
-            <w:tcW w:w="7900" w:type="dxa"/>
-            <w:gridSpan w:val="3"/>
+            <w:tcW w:w="6000" w:type="dxa"/>
             <w:tcBorders>
               <w:top w:val="none" w:color="FFFFFF" w:sz="0"/>
               <w:left w:val="single" w:color="C9E3EA" w:sz="6"/>
@@ -3889,10 +3899,10 @@
             </w:tcBorders>
             <w:shd w:val="clear" w:color="auto" w:fill="F3F5F6"/>
             <w:tcMar>
-              <w:top w:w="40" w:type="dxa"/>
-              <w:left w:w="220" w:type="dxa"/>
-              <w:bottom w:w="40" w:type="dxa"/>
-              <w:right w:w="60" w:type="dxa"/>
+              <w:top w:w="70" w:type="dxa"/>
+              <w:left w:w="280" w:type="dxa"/>
+              <w:bottom w:w="70" w:type="dxa"/>
+              <w:right w:w="120" w:type="dxa"/>
             </w:tcMar>
             <w:vAlign w:val="center"/>
           </w:tcPr>
@@ -3907,8 +3917,8 @@
                 <w:b w:val="false"/>
                 <w:bCs w:val="false"/>
                 <w:color w:val="3C4A50"/>
-                <w:sz w:val="18"/>
-                <w:szCs w:val="18"/>
+                <w:sz w:val="20"/>
+                <w:szCs w:val="20"/>
               </w:rPr>
               <w:t xml:space="preserve">Do you have an additional PWC / Jet Ski to insure?</w:t>
             </w:r>
@@ -3916,7 +3926,7 @@
         </w:tc>
         <w:tc>
           <w:tcPr>
-            <w:tcW w:w="2406" w:type="dxa"/>
+            <w:tcW w:w="4306" w:type="dxa"/>
             <w:tcBorders>
               <w:top w:val="none" w:color="FFFFFF" w:sz="0"/>
               <w:left w:val="none" w:color="FFFFFF" w:sz="0"/>
@@ -3925,10 +3935,10 @@
             </w:tcBorders>
             <w:shd w:val="clear" w:color="auto" w:fill="F3F5F6"/>
             <w:tcMar>
-              <w:top w:w="40" w:type="dxa"/>
-              <w:left w:w="60" w:type="dxa"/>
-              <w:bottom w:w="40" w:type="dxa"/>
-              <w:right w:w="220" w:type="dxa"/>
+              <w:top w:w="70" w:type="dxa"/>
+              <w:left w:w="120" w:type="dxa"/>
+              <w:bottom w:w="70" w:type="dxa"/>
+              <w:right w:w="280" w:type="dxa"/>
             </w:tcMar>
             <w:vAlign w:val="center"/>
           </w:tcPr>
@@ -3944,8 +3954,8 @@
                 <w:b w:val="true"/>
                 <w:bCs w:val="true"/>
                 <w:color w:val="000000"/>
-                <w:sz w:val="18"/>
-                <w:szCs w:val="18"/>
+                <w:sz w:val="20"/>
+                <w:szCs w:val="20"/>
               </w:rPr>
               <w:t xml:space="preserve">No</w:t>
             </w:r>
@@ -3955,7 +3965,7 @@
     </w:tbl>
     <w:p>
       <w:pPr>
-        <w:spacing w:before="0" w:after="0" w:line="170" w:lineRule="exact"/>
+        <w:spacing w:before="0" w:after="0" w:line="300" w:lineRule="exact"/>
         <w:rPr>
           <w:sz w:val="2"/>
         </w:rPr>
@@ -3975,19 +3985,18 @@
         <w:tblLayout w:type="fixed"/>
       </w:tblPr>
       <w:tblGrid>
-        <w:gridCol w:w="2850"/>
-        <w:gridCol w:w="2150"/>
-        <w:gridCol w:w="2900"/>
-        <w:gridCol w:w="2406"/>
+        <w:gridCol w:w="7200"/>
+        <w:gridCol w:w="3106"/>
       </w:tblGrid>
       <w:tr>
         <w:trPr>
           <w:cantSplit/>
+          <w:tblHeader/>
         </w:trPr>
         <w:tc>
           <w:tcPr>
             <w:tcW w:w="10306" w:type="dxa"/>
-            <w:gridSpan w:val="4"/>
+            <w:gridSpan w:val="2"/>
             <w:tcBorders>
               <w:top w:val="single" w:color="C9E3EA" w:sz="6"/>
               <w:left w:val="single" w:color="C9E3EA" w:sz="6"/>
@@ -3996,10 +4005,10 @@
             </w:tcBorders>
             <w:shd w:val="clear" w:color="auto" w:fill="E6F4F8"/>
             <w:tcMar>
-              <w:top w:w="80" w:type="dxa"/>
-              <w:left w:w="220" w:type="dxa"/>
-              <w:bottom w:w="80" w:type="dxa"/>
-              <w:right w:w="220" w:type="dxa"/>
+              <w:top w:w="110" w:type="dxa"/>
+              <w:left w:w="280" w:type="dxa"/>
+              <w:bottom w:w="110" w:type="dxa"/>
+              <w:right w:w="280" w:type="dxa"/>
             </w:tcMar>
             <w:vAlign w:val="center"/>
           </w:tcPr>
@@ -4015,8 +4024,8 @@
                 <w:b w:val="true"/>
                 <w:bCs w:val="true"/>
                 <w:color w:val="02637D"/>
-                <w:sz w:val="20"/>
-                <w:szCs w:val="20"/>
+                <w:sz w:val="22"/>
+                <w:szCs w:val="22"/>
               </w:rPr>
               <w:t xml:space="preserve">Your History</w:t>
             </w:r>
@@ -4030,18 +4039,18 @@
         <w:tc>
           <w:tcPr>
             <w:tcW w:w="10306" w:type="dxa"/>
-            <w:gridSpan w:val="4"/>
-            <w:tcBorders>
-              <w:top w:val="none" w:color="FFFFFF" w:sz="0"/>
-              <w:left w:val="single" w:color="C9E3EA" w:sz="6"/>
-              <w:bottom w:val="single" w:color="DDE3E6" w:sz="4"/>
-              <w:right w:val="single" w:color="C9E3EA" w:sz="6"/>
-            </w:tcBorders>
-            <w:tcMar>
-              <w:top w:w="120" w:type="dxa"/>
-              <w:left w:w="220" w:type="dxa"/>
-              <w:bottom w:w="40" w:type="dxa"/>
-              <w:right w:w="220" w:type="dxa"/>
+            <w:gridSpan w:val="2"/>
+            <w:tcBorders>
+              <w:top w:val="none" w:color="FFFFFF" w:sz="0"/>
+              <w:left w:val="single" w:color="C9E3EA" w:sz="6"/>
+              <w:bottom w:val="single" w:color="DDE3E6" w:sz="4"/>
+              <w:right w:val="single" w:color="C9E3EA" w:sz="6"/>
+            </w:tcBorders>
+            <w:tcMar>
+              <w:top w:w="210" w:type="dxa"/>
+              <w:left w:w="280" w:type="dxa"/>
+              <w:bottom w:w="80" w:type="dxa"/>
+              <w:right w:w="280" w:type="dxa"/>
             </w:tcMar>
             <w:vAlign w:val="center"/>
           </w:tcPr>
@@ -4056,11 +4065,9 @@
                 <w:rFonts w:ascii="Arial" w:hAnsi="Arial" w:cs="Arial" w:eastAsia="Arial"/>
                 <w:b w:val="true"/>
                 <w:bCs w:val="true"/>
-                <w:caps/>
                 <w:color w:val="02637D"/>
-                <w:spacing w:val="24"/>
-                <w:sz w:val="14"/>
-                <w:szCs w:val="14"/>
+                <w:sz w:val="20"/>
+                <w:szCs w:val="20"/>
               </w:rPr>
               <w:t xml:space="preserve">In the past 5 years, have You, the proposed insured, or any named skipper(s):</w:t>
             </w:r>
@@ -4073,8 +4080,7 @@
         </w:trPr>
         <w:tc>
           <w:tcPr>
-            <w:tcW w:w="7900" w:type="dxa"/>
-            <w:gridSpan w:val="3"/>
+            <w:tcW w:w="7200" w:type="dxa"/>
             <w:tcBorders>
               <w:top w:val="none" w:color="FFFFFF" w:sz="0"/>
               <w:left w:val="single" w:color="C9E3EA" w:sz="6"/>
@@ -4083,10 +4089,10 @@
             </w:tcBorders>
             <w:shd w:val="clear" w:color="auto" w:fill="F3F5F6"/>
             <w:tcMar>
-              <w:top w:w="40" w:type="dxa"/>
-              <w:left w:w="220" w:type="dxa"/>
-              <w:bottom w:w="40" w:type="dxa"/>
-              <w:right w:w="60" w:type="dxa"/>
+              <w:top w:w="70" w:type="dxa"/>
+              <w:left w:w="280" w:type="dxa"/>
+              <w:bottom w:w="70" w:type="dxa"/>
+              <w:right w:w="120" w:type="dxa"/>
             </w:tcMar>
             <w:vAlign w:val="center"/>
           </w:tcPr>
@@ -4102,8 +4108,8 @@
                 <w:b w:val="false"/>
                 <w:bCs w:val="false"/>
                 <w:color w:val="3C4A50"/>
-                <w:sz w:val="18"/>
-                <w:szCs w:val="18"/>
+                <w:sz w:val="20"/>
+                <w:szCs w:val="20"/>
               </w:rPr>
               <w:t xml:space="preserve">Had any insurances cancelled, refused or had special conditions imposed?</w:t>
             </w:r>
@@ -4111,7 +4117,7 @@
         </w:tc>
         <w:tc>
           <w:tcPr>
-            <w:tcW w:w="2406" w:type="dxa"/>
+            <w:tcW w:w="3106" w:type="dxa"/>
             <w:tcBorders>
               <w:top w:val="none" w:color="FFFFFF" w:sz="0"/>
               <w:left w:val="none" w:color="FFFFFF" w:sz="0"/>
@@ -4120,10 +4126,10 @@
             </w:tcBorders>
             <w:shd w:val="clear" w:color="auto" w:fill="F3F5F6"/>
             <w:tcMar>
-              <w:top w:w="40" w:type="dxa"/>
-              <w:left w:w="60" w:type="dxa"/>
-              <w:bottom w:w="40" w:type="dxa"/>
-              <w:right w:w="220" w:type="dxa"/>
+              <w:top w:w="70" w:type="dxa"/>
+              <w:left w:w="120" w:type="dxa"/>
+              <w:bottom w:w="70" w:type="dxa"/>
+              <w:right w:w="280" w:type="dxa"/>
             </w:tcMar>
             <w:vAlign w:val="center"/>
           </w:tcPr>
@@ -4140,8 +4146,8 @@
                 <w:b w:val="true"/>
                 <w:bCs w:val="true"/>
                 <w:color w:val="000000"/>
-                <w:sz w:val="18"/>
-                <w:szCs w:val="18"/>
+                <w:sz w:val="20"/>
+                <w:szCs w:val="20"/>
               </w:rPr>
               <w:t xml:space="preserve">Yes</w:t>
             </w:r>
@@ -4154,8 +4160,7 @@
         </w:trPr>
         <w:tc>
           <w:tcPr>
-            <w:tcW w:w="5000" w:type="dxa"/>
-            <w:gridSpan w:val="2"/>
+            <w:tcW w:w="7200" w:type="dxa"/>
             <w:tcBorders>
               <w:top w:val="none" w:color="FFFFFF" w:sz="0"/>
               <w:left w:val="single" w:color="C9E3EA" w:sz="6"/>
@@ -4164,10 +4169,10 @@
             </w:tcBorders>
             <w:shd w:val="clear" w:color="auto" w:fill="F3F5F6"/>
             <w:tcMar>
-              <w:top w:w="40" w:type="dxa"/>
-              <w:left w:w="540" w:type="dxa"/>
-              <w:bottom w:w="40" w:type="dxa"/>
-              <w:right w:w="60" w:type="dxa"/>
+              <w:top w:w="70" w:type="dxa"/>
+              <w:left w:w="640" w:type="dxa"/>
+              <w:bottom w:w="70" w:type="dxa"/>
+              <w:right w:w="120" w:type="dxa"/>
             </w:tcMar>
             <w:vAlign w:val="center"/>
           </w:tcPr>
@@ -4183,8 +4188,8 @@
                 <w:b w:val="false"/>
                 <w:bCs w:val="false"/>
                 <w:color w:val="5B6B73"/>
-                <w:sz w:val="18"/>
-                <w:szCs w:val="18"/>
+                <w:sz w:val="20"/>
+                <w:szCs w:val="20"/>
               </w:rPr>
               <w:t xml:space="preserve">Please specify</w:t>
             </w:r>
@@ -4192,8 +4197,7 @@
         </w:tc>
         <w:tc>
           <w:tcPr>
-            <w:tcW w:w="5306" w:type="dxa"/>
-            <w:gridSpan w:val="2"/>
+            <w:tcW w:w="3106" w:type="dxa"/>
             <w:tcBorders>
               <w:top w:val="none" w:color="FFFFFF" w:sz="0"/>
               <w:left w:val="none" w:color="FFFFFF" w:sz="0"/>
@@ -4202,10 +4206,10 @@
             </w:tcBorders>
             <w:shd w:val="clear" w:color="auto" w:fill="F3F5F6"/>
             <w:tcMar>
-              <w:top w:w="40" w:type="dxa"/>
-              <w:left w:w="60" w:type="dxa"/>
-              <w:bottom w:w="40" w:type="dxa"/>
-              <w:right w:w="220" w:type="dxa"/>
+              <w:top w:w="70" w:type="dxa"/>
+              <w:left w:w="120" w:type="dxa"/>
+              <w:bottom w:w="70" w:type="dxa"/>
+              <w:right w:w="280" w:type="dxa"/>
             </w:tcMar>
             <w:vAlign w:val="center"/>
           </w:tcPr>
@@ -4222,8 +4226,8 @@
                 <w:b w:val="true"/>
                 <w:bCs w:val="true"/>
                 <w:color w:val="000000"/>
-                <w:sz w:val="18"/>
-                <w:szCs w:val="18"/>
+                <w:sz w:val="20"/>
+                <w:szCs w:val="20"/>
               </w:rPr>
               <w:t xml:space="preserve">Sample details provided</w:t>
             </w:r>
@@ -4236,8 +4240,7 @@
         </w:trPr>
         <w:tc>
           <w:tcPr>
-            <w:tcW w:w="7900" w:type="dxa"/>
-            <w:gridSpan w:val="3"/>
+            <w:tcW w:w="7200" w:type="dxa"/>
             <w:tcBorders>
               <w:top w:val="none" w:color="FFFFFF" w:sz="0"/>
               <w:left w:val="single" w:color="C9E3EA" w:sz="6"/>
@@ -4246,10 +4249,10 @@
             </w:tcBorders>
             <w:shd w:val="clear" w:color="auto" w:fill="F3F5F6"/>
             <w:tcMar>
-              <w:top w:w="40" w:type="dxa"/>
-              <w:left w:w="220" w:type="dxa"/>
-              <w:bottom w:w="40" w:type="dxa"/>
-              <w:right w:w="60" w:type="dxa"/>
+              <w:top w:w="70" w:type="dxa"/>
+              <w:left w:w="280" w:type="dxa"/>
+              <w:bottom w:w="70" w:type="dxa"/>
+              <w:right w:w="120" w:type="dxa"/>
             </w:tcMar>
             <w:vAlign w:val="center"/>
           </w:tcPr>
@@ -4265,8 +4268,8 @@
                 <w:b w:val="false"/>
                 <w:bCs w:val="false"/>
                 <w:color w:val="3C4A50"/>
-                <w:sz w:val="18"/>
-                <w:szCs w:val="18"/>
+                <w:sz w:val="20"/>
+                <w:szCs w:val="20"/>
               </w:rPr>
               <w:t xml:space="preserve">Made any boat / PWC insurance claims?</w:t>
             </w:r>
@@ -4274,7 +4277,7 @@
         </w:tc>
         <w:tc>
           <w:tcPr>
-            <w:tcW w:w="2406" w:type="dxa"/>
+            <w:tcW w:w="3106" w:type="dxa"/>
             <w:tcBorders>
               <w:top w:val="none" w:color="FFFFFF" w:sz="0"/>
               <w:left w:val="none" w:color="FFFFFF" w:sz="0"/>
@@ -4283,10 +4286,10 @@
             </w:tcBorders>
             <w:shd w:val="clear" w:color="auto" w:fill="F3F5F6"/>
             <w:tcMar>
-              <w:top w:w="40" w:type="dxa"/>
-              <w:left w:w="60" w:type="dxa"/>
-              <w:bottom w:w="40" w:type="dxa"/>
-              <w:right w:w="220" w:type="dxa"/>
+              <w:top w:w="70" w:type="dxa"/>
+              <w:left w:w="120" w:type="dxa"/>
+              <w:bottom w:w="70" w:type="dxa"/>
+              <w:right w:w="280" w:type="dxa"/>
             </w:tcMar>
             <w:vAlign w:val="center"/>
           </w:tcPr>
@@ -4303,8 +4306,8 @@
                 <w:b w:val="true"/>
                 <w:bCs w:val="true"/>
                 <w:color w:val="000000"/>
-                <w:sz w:val="18"/>
-                <w:szCs w:val="18"/>
+                <w:sz w:val="20"/>
+                <w:szCs w:val="20"/>
               </w:rPr>
               <w:t xml:space="preserve">Yes</w:t>
             </w:r>
@@ -4317,7 +4320,7 @@
         </w:trPr>
         <w:tc>
           <w:tcPr>
-            <w:tcW w:w="2850" w:type="dxa"/>
+            <w:tcW w:w="7200" w:type="dxa"/>
             <w:tcBorders>
               <w:top w:val="none" w:color="FFFFFF" w:sz="0"/>
               <w:left w:val="single" w:color="C9E3EA" w:sz="6"/>
@@ -4326,10 +4329,10 @@
             </w:tcBorders>
             <w:shd w:val="clear" w:color="auto" w:fill="F3F5F6"/>
             <w:tcMar>
-              <w:top w:w="40" w:type="dxa"/>
-              <w:left w:w="540" w:type="dxa"/>
-              <w:bottom w:w="40" w:type="dxa"/>
-              <w:right w:w="60" w:type="dxa"/>
+              <w:top w:w="70" w:type="dxa"/>
+              <w:left w:w="640" w:type="dxa"/>
+              <w:bottom w:w="70" w:type="dxa"/>
+              <w:right w:w="120" w:type="dxa"/>
             </w:tcMar>
             <w:vAlign w:val="center"/>
           </w:tcPr>
@@ -4345,28 +4348,28 @@
                 <w:b w:val="false"/>
                 <w:bCs w:val="false"/>
                 <w:color w:val="5B6B73"/>
-                <w:sz w:val="18"/>
-                <w:szCs w:val="18"/>
-              </w:rPr>
-              <w:t xml:space="preserve">Claim 1 date of loss</w:t>
-            </w:r>
-          </w:p>
-        </w:tc>
-        <w:tc>
-          <w:tcPr>
-            <w:tcW w:w="2150" w:type="dxa"/>
+                <w:sz w:val="20"/>
+                <w:szCs w:val="20"/>
+              </w:rPr>
+              <w:t xml:space="preserve">Claim 1 · Date of loss</w:t>
+            </w:r>
+          </w:p>
+        </w:tc>
+        <w:tc>
+          <w:tcPr>
+            <w:tcW w:w="3106" w:type="dxa"/>
             <w:tcBorders>
               <w:top w:val="none" w:color="FFFFFF" w:sz="0"/>
               <w:left w:val="none" w:color="FFFFFF" w:sz="0"/>
               <w:bottom w:val="single" w:color="DDE3E6" w:sz="4"/>
-              <w:right w:val="none" w:color="FFFFFF" w:sz="0"/>
-            </w:tcBorders>
-            <w:shd w:val="clear" w:color="auto" w:fill="F3F5F6"/>
-            <w:tcMar>
-              <w:top w:w="40" w:type="dxa"/>
-              <w:left w:w="60" w:type="dxa"/>
-              <w:bottom w:w="40" w:type="dxa"/>
-              <w:right w:w="200" w:type="dxa"/>
+              <w:right w:val="single" w:color="C9E3EA" w:sz="6"/>
+            </w:tcBorders>
+            <w:shd w:val="clear" w:color="auto" w:fill="F3F5F6"/>
+            <w:tcMar>
+              <w:top w:w="70" w:type="dxa"/>
+              <w:left w:w="120" w:type="dxa"/>
+              <w:bottom w:w="70" w:type="dxa"/>
+              <w:right w:w="280" w:type="dxa"/>
             </w:tcMar>
             <w:vAlign w:val="center"/>
           </w:tcPr>
@@ -4383,28 +4386,33 @@
                 <w:b w:val="true"/>
                 <w:bCs w:val="true"/>
                 <w:color w:val="000000"/>
-                <w:sz w:val="18"/>
-                <w:szCs w:val="18"/>
+                <w:sz w:val="20"/>
+                <w:szCs w:val="20"/>
               </w:rPr>
               <w:t xml:space="preserve">12/05/2024</w:t>
             </w:r>
           </w:p>
         </w:tc>
-        <w:tc>
-          <w:tcPr>
-            <w:tcW w:w="2900" w:type="dxa"/>
-            <w:tcBorders>
-              <w:top w:val="none" w:color="FFFFFF" w:sz="0"/>
-              <w:left w:val="single" w:color="DDE3E6" w:sz="4"/>
+      </w:tr>
+      <w:tr>
+        <w:trPr>
+          <w:cantSplit/>
+        </w:trPr>
+        <w:tc>
+          <w:tcPr>
+            <w:tcW w:w="7200" w:type="dxa"/>
+            <w:tcBorders>
+              <w:top w:val="none" w:color="FFFFFF" w:sz="0"/>
+              <w:left w:val="single" w:color="C9E3EA" w:sz="6"/>
               <w:bottom w:val="single" w:color="DDE3E6" w:sz="4"/>
               <w:right w:val="none" w:color="FFFFFF" w:sz="0"/>
             </w:tcBorders>
             <w:shd w:val="clear" w:color="auto" w:fill="F3F5F6"/>
             <w:tcMar>
-              <w:top w:w="40" w:type="dxa"/>
-              <w:left w:w="600" w:type="dxa"/>
-              <w:bottom w:w="40" w:type="dxa"/>
-              <w:right w:w="60" w:type="dxa"/>
+              <w:top w:w="70" w:type="dxa"/>
+              <w:left w:w="640" w:type="dxa"/>
+              <w:bottom w:w="70" w:type="dxa"/>
+              <w:right w:w="120" w:type="dxa"/>
             </w:tcMar>
             <w:vAlign w:val="center"/>
           </w:tcPr>
@@ -4420,16 +4428,16 @@
                 <w:b w:val="false"/>
                 <w:bCs w:val="false"/>
                 <w:color w:val="5B6B73"/>
-                <w:sz w:val="18"/>
-                <w:szCs w:val="18"/>
-              </w:rPr>
-              <w:t xml:space="preserve">Settlement amount</w:t>
-            </w:r>
-          </w:p>
-        </w:tc>
-        <w:tc>
-          <w:tcPr>
-            <w:tcW w:w="2406" w:type="dxa"/>
+                <w:sz w:val="20"/>
+                <w:szCs w:val="20"/>
+              </w:rPr>
+              <w:t xml:space="preserve">Claim 1 · Description of loss</w:t>
+            </w:r>
+          </w:p>
+        </w:tc>
+        <w:tc>
+          <w:tcPr>
+            <w:tcW w:w="3106" w:type="dxa"/>
             <w:tcBorders>
               <w:top w:val="none" w:color="FFFFFF" w:sz="0"/>
               <w:left w:val="none" w:color="FFFFFF" w:sz="0"/>
@@ -4438,10 +4446,10 @@
             </w:tcBorders>
             <w:shd w:val="clear" w:color="auto" w:fill="F3F5F6"/>
             <w:tcMar>
-              <w:top w:w="40" w:type="dxa"/>
-              <w:left w:w="60" w:type="dxa"/>
-              <w:bottom w:w="40" w:type="dxa"/>
-              <w:right w:w="220" w:type="dxa"/>
+              <w:top w:w="70" w:type="dxa"/>
+              <w:left w:w="120" w:type="dxa"/>
+              <w:bottom w:w="70" w:type="dxa"/>
+              <w:right w:w="280" w:type="dxa"/>
             </w:tcMar>
             <w:vAlign w:val="center"/>
           </w:tcPr>
@@ -4458,22 +4466,21 @@
                 <w:b w:val="true"/>
                 <w:bCs w:val="true"/>
                 <w:color w:val="000000"/>
-                <w:sz w:val="18"/>
-                <w:szCs w:val="18"/>
-              </w:rPr>
-              <w:t xml:space="preserve">$1,500</w:t>
-            </w:r>
-          </w:p>
-        </w:tc>
-      </w:tr>
-      <w:tr>
-        <w:trPr>
-          <w:cantSplit/>
-        </w:trPr>
-        <w:tc>
-          <w:tcPr>
-            <w:tcW w:w="5000" w:type="dxa"/>
-            <w:gridSpan w:val="2"/>
+                <w:sz w:val="20"/>
+                <w:szCs w:val="20"/>
+              </w:rPr>
+              <w:t xml:space="preserve">Sample claim description</w:t>
+            </w:r>
+          </w:p>
+        </w:tc>
+      </w:tr>
+      <w:tr>
+        <w:trPr>
+          <w:cantSplit/>
+        </w:trPr>
+        <w:tc>
+          <w:tcPr>
+            <w:tcW w:w="7200" w:type="dxa"/>
             <w:tcBorders>
               <w:top w:val="none" w:color="FFFFFF" w:sz="0"/>
               <w:left w:val="single" w:color="C9E3EA" w:sz="6"/>
@@ -4482,15 +4489,16 @@
             </w:tcBorders>
             <w:shd w:val="clear" w:color="auto" w:fill="F3F5F6"/>
             <w:tcMar>
-              <w:top w:w="40" w:type="dxa"/>
-              <w:left w:w="540" w:type="dxa"/>
-              <w:bottom w:w="40" w:type="dxa"/>
-              <w:right w:w="60" w:type="dxa"/>
-            </w:tcMar>
-            <w:vAlign w:val="center"/>
-          </w:tcPr>
-          <w:p>
-            <w:pPr>
+              <w:top w:w="70" w:type="dxa"/>
+              <w:left w:w="640" w:type="dxa"/>
+              <w:bottom w:w="70" w:type="dxa"/>
+              <w:right w:w="120" w:type="dxa"/>
+            </w:tcMar>
+            <w:vAlign w:val="center"/>
+          </w:tcPr>
+          <w:p>
+            <w:pPr>
+              <w:keepNext/>
               <w:keepLines/>
               <w:spacing w:before="0" w:after="0"/>
             </w:pPr>
@@ -4500,17 +4508,16 @@
                 <w:b w:val="false"/>
                 <w:bCs w:val="false"/>
                 <w:color w:val="5B6B73"/>
-                <w:sz w:val="18"/>
-                <w:szCs w:val="18"/>
-              </w:rPr>
-              <w:t xml:space="preserve">Description of loss</w:t>
-            </w:r>
-          </w:p>
-        </w:tc>
-        <w:tc>
-          <w:tcPr>
-            <w:tcW w:w="5306" w:type="dxa"/>
-            <w:gridSpan w:val="2"/>
+                <w:sz w:val="20"/>
+                <w:szCs w:val="20"/>
+              </w:rPr>
+              <w:t xml:space="preserve">Claim 1 · Settlement amount</w:t>
+            </w:r>
+          </w:p>
+        </w:tc>
+        <w:tc>
+          <w:tcPr>
+            <w:tcW w:w="3106" w:type="dxa"/>
             <w:tcBorders>
               <w:top w:val="none" w:color="FFFFFF" w:sz="0"/>
               <w:left w:val="none" w:color="FFFFFF" w:sz="0"/>
@@ -4519,15 +4526,16 @@
             </w:tcBorders>
             <w:shd w:val="clear" w:color="auto" w:fill="F3F5F6"/>
             <w:tcMar>
-              <w:top w:w="40" w:type="dxa"/>
-              <w:left w:w="60" w:type="dxa"/>
-              <w:bottom w:w="40" w:type="dxa"/>
-              <w:right w:w="220" w:type="dxa"/>
-            </w:tcMar>
-            <w:vAlign w:val="center"/>
-          </w:tcPr>
-          <w:p>
-            <w:pPr>
+              <w:top w:w="70" w:type="dxa"/>
+              <w:left w:w="120" w:type="dxa"/>
+              <w:bottom w:w="70" w:type="dxa"/>
+              <w:right w:w="280" w:type="dxa"/>
+            </w:tcMar>
+            <w:vAlign w:val="center"/>
+          </w:tcPr>
+          <w:p>
+            <w:pPr>
+              <w:keepNext/>
               <w:keepLines/>
               <w:spacing w:before="0" w:after="0"/>
               <w:jc w:val="right"/>
@@ -4538,10 +4546,10 @@
                 <w:b w:val="true"/>
                 <w:bCs w:val="true"/>
                 <w:color w:val="000000"/>
-                <w:sz w:val="18"/>
-                <w:szCs w:val="18"/>
-              </w:rPr>
-              <w:t xml:space="preserve">Sample claim description</w:t>
+                <w:sz w:val="20"/>
+                <w:szCs w:val="20"/>
+              </w:rPr>
+              <w:t xml:space="preserve">$1,500</w:t>
             </w:r>
           </w:p>
         </w:tc>
@@ -4553,18 +4561,18 @@
         <w:tc>
           <w:tcPr>
             <w:tcW w:w="10306" w:type="dxa"/>
-            <w:gridSpan w:val="4"/>
-            <w:tcBorders>
-              <w:top w:val="none" w:color="FFFFFF" w:sz="0"/>
-              <w:left w:val="single" w:color="C9E3EA" w:sz="6"/>
-              <w:bottom w:val="single" w:color="DDE3E6" w:sz="4"/>
-              <w:right w:val="single" w:color="C9E3EA" w:sz="6"/>
-            </w:tcBorders>
-            <w:tcMar>
-              <w:top w:w="120" w:type="dxa"/>
-              <w:left w:w="220" w:type="dxa"/>
-              <w:bottom w:w="40" w:type="dxa"/>
-              <w:right w:w="220" w:type="dxa"/>
+            <w:gridSpan w:val="2"/>
+            <w:tcBorders>
+              <w:top w:val="none" w:color="FFFFFF" w:sz="0"/>
+              <w:left w:val="single" w:color="C9E3EA" w:sz="6"/>
+              <w:bottom w:val="single" w:color="DDE3E6" w:sz="4"/>
+              <w:right w:val="single" w:color="C9E3EA" w:sz="6"/>
+            </w:tcBorders>
+            <w:tcMar>
+              <w:top w:w="210" w:type="dxa"/>
+              <w:left w:w="280" w:type="dxa"/>
+              <w:bottom w:w="80" w:type="dxa"/>
+              <w:right w:w="280" w:type="dxa"/>
             </w:tcMar>
             <w:vAlign w:val="center"/>
           </w:tcPr>
@@ -4579,11 +4587,9 @@
                 <w:rFonts w:ascii="Arial" w:hAnsi="Arial" w:cs="Arial" w:eastAsia="Arial"/>
                 <w:b w:val="true"/>
                 <w:bCs w:val="true"/>
-                <w:caps/>
                 <w:color w:val="02637D"/>
-                <w:spacing w:val="24"/>
-                <w:sz w:val="14"/>
-                <w:szCs w:val="14"/>
+                <w:sz w:val="20"/>
+                <w:szCs w:val="20"/>
               </w:rPr>
               <w:t xml:space="preserve">Have You, the proposed insured, or any named skipper(s) ever:</w:t>
             </w:r>
@@ -4596,8 +4602,7 @@
         </w:trPr>
         <w:tc>
           <w:tcPr>
-            <w:tcW w:w="7900" w:type="dxa"/>
-            <w:gridSpan w:val="3"/>
+            <w:tcW w:w="7200" w:type="dxa"/>
             <w:tcBorders>
               <w:top w:val="none" w:color="FFFFFF" w:sz="0"/>
               <w:left w:val="single" w:color="C9E3EA" w:sz="6"/>
@@ -4606,10 +4611,10 @@
             </w:tcBorders>
             <w:shd w:val="clear" w:color="auto" w:fill="F3F5F6"/>
             <w:tcMar>
-              <w:top w:w="40" w:type="dxa"/>
-              <w:left w:w="220" w:type="dxa"/>
-              <w:bottom w:w="40" w:type="dxa"/>
-              <w:right w:w="60" w:type="dxa"/>
+              <w:top w:w="70" w:type="dxa"/>
+              <w:left w:w="280" w:type="dxa"/>
+              <w:bottom w:w="70" w:type="dxa"/>
+              <w:right w:w="120" w:type="dxa"/>
             </w:tcMar>
             <w:vAlign w:val="center"/>
           </w:tcPr>
@@ -4625,8 +4630,8 @@
                 <w:b w:val="false"/>
                 <w:bCs w:val="false"/>
                 <w:color w:val="3C4A50"/>
-                <w:sz w:val="18"/>
-                <w:szCs w:val="18"/>
+                <w:sz w:val="20"/>
+                <w:szCs w:val="20"/>
               </w:rPr>
               <w:t xml:space="preserve">Been charged or convicted with any offence?</w:t>
             </w:r>
@@ -4634,7 +4639,7 @@
         </w:tc>
         <w:tc>
           <w:tcPr>
-            <w:tcW w:w="2406" w:type="dxa"/>
+            <w:tcW w:w="3106" w:type="dxa"/>
             <w:tcBorders>
               <w:top w:val="none" w:color="FFFFFF" w:sz="0"/>
               <w:left w:val="none" w:color="FFFFFF" w:sz="0"/>
@@ -4643,10 +4648,10 @@
             </w:tcBorders>
             <w:shd w:val="clear" w:color="auto" w:fill="F3F5F6"/>
             <w:tcMar>
-              <w:top w:w="40" w:type="dxa"/>
-              <w:left w:w="60" w:type="dxa"/>
-              <w:bottom w:w="40" w:type="dxa"/>
-              <w:right w:w="220" w:type="dxa"/>
+              <w:top w:w="70" w:type="dxa"/>
+              <w:left w:w="120" w:type="dxa"/>
+              <w:bottom w:w="70" w:type="dxa"/>
+              <w:right w:w="280" w:type="dxa"/>
             </w:tcMar>
             <w:vAlign w:val="center"/>
           </w:tcPr>
@@ -4663,8 +4668,8 @@
                 <w:b w:val="true"/>
                 <w:bCs w:val="true"/>
                 <w:color w:val="000000"/>
-                <w:sz w:val="18"/>
-                <w:szCs w:val="18"/>
+                <w:sz w:val="20"/>
+                <w:szCs w:val="20"/>
               </w:rPr>
               <w:t xml:space="preserve">Yes</w:t>
             </w:r>
@@ -4677,8 +4682,7 @@
         </w:trPr>
         <w:tc>
           <w:tcPr>
-            <w:tcW w:w="5000" w:type="dxa"/>
-            <w:gridSpan w:val="2"/>
+            <w:tcW w:w="7200" w:type="dxa"/>
             <w:tcBorders>
               <w:top w:val="none" w:color="FFFFFF" w:sz="0"/>
               <w:left w:val="single" w:color="C9E3EA" w:sz="6"/>
@@ -4687,10 +4691,10 @@
             </w:tcBorders>
             <w:shd w:val="clear" w:color="auto" w:fill="F3F5F6"/>
             <w:tcMar>
-              <w:top w:w="40" w:type="dxa"/>
-              <w:left w:w="540" w:type="dxa"/>
-              <w:bottom w:w="40" w:type="dxa"/>
-              <w:right w:w="60" w:type="dxa"/>
+              <w:top w:w="70" w:type="dxa"/>
+              <w:left w:w="640" w:type="dxa"/>
+              <w:bottom w:w="70" w:type="dxa"/>
+              <w:right w:w="120" w:type="dxa"/>
             </w:tcMar>
             <w:vAlign w:val="center"/>
           </w:tcPr>
@@ -4706,8 +4710,8 @@
                 <w:b w:val="false"/>
                 <w:bCs w:val="false"/>
                 <w:color w:val="5B6B73"/>
-                <w:sz w:val="18"/>
-                <w:szCs w:val="18"/>
+                <w:sz w:val="20"/>
+                <w:szCs w:val="20"/>
               </w:rPr>
               <w:t xml:space="preserve">Please specify</w:t>
             </w:r>
@@ -4715,8 +4719,7 @@
         </w:tc>
         <w:tc>
           <w:tcPr>
-            <w:tcW w:w="5306" w:type="dxa"/>
-            <w:gridSpan w:val="2"/>
+            <w:tcW w:w="3106" w:type="dxa"/>
             <w:tcBorders>
               <w:top w:val="none" w:color="FFFFFF" w:sz="0"/>
               <w:left w:val="none" w:color="FFFFFF" w:sz="0"/>
@@ -4725,10 +4728,10 @@
             </w:tcBorders>
             <w:shd w:val="clear" w:color="auto" w:fill="F3F5F6"/>
             <w:tcMar>
-              <w:top w:w="40" w:type="dxa"/>
-              <w:left w:w="60" w:type="dxa"/>
-              <w:bottom w:w="40" w:type="dxa"/>
-              <w:right w:w="220" w:type="dxa"/>
+              <w:top w:w="70" w:type="dxa"/>
+              <w:left w:w="120" w:type="dxa"/>
+              <w:bottom w:w="70" w:type="dxa"/>
+              <w:right w:w="280" w:type="dxa"/>
             </w:tcMar>
             <w:vAlign w:val="center"/>
           </w:tcPr>
@@ -4745,8 +4748,8 @@
                 <w:b w:val="true"/>
                 <w:bCs w:val="true"/>
                 <w:color w:val="000000"/>
-                <w:sz w:val="18"/>
-                <w:szCs w:val="18"/>
+                <w:sz w:val="20"/>
+                <w:szCs w:val="20"/>
               </w:rPr>
               <w:t xml:space="preserve">Sample details provided</w:t>
             </w:r>
@@ -4759,8 +4762,7 @@
         </w:trPr>
         <w:tc>
           <w:tcPr>
-            <w:tcW w:w="7900" w:type="dxa"/>
-            <w:gridSpan w:val="3"/>
+            <w:tcW w:w="7200" w:type="dxa"/>
             <w:tcBorders>
               <w:top w:val="none" w:color="FFFFFF" w:sz="0"/>
               <w:left w:val="single" w:color="C9E3EA" w:sz="6"/>
@@ -4769,10 +4771,10 @@
             </w:tcBorders>
             <w:shd w:val="clear" w:color="auto" w:fill="F3F5F6"/>
             <w:tcMar>
-              <w:top w:w="40" w:type="dxa"/>
-              <w:left w:w="220" w:type="dxa"/>
-              <w:bottom w:w="40" w:type="dxa"/>
-              <w:right w:w="60" w:type="dxa"/>
+              <w:top w:w="70" w:type="dxa"/>
+              <w:left w:w="280" w:type="dxa"/>
+              <w:bottom w:w="70" w:type="dxa"/>
+              <w:right w:w="120" w:type="dxa"/>
             </w:tcMar>
             <w:vAlign w:val="center"/>
           </w:tcPr>
@@ -4788,8 +4790,8 @@
                 <w:b w:val="false"/>
                 <w:bCs w:val="false"/>
                 <w:color w:val="3C4A50"/>
-                <w:sz w:val="18"/>
-                <w:szCs w:val="18"/>
+                <w:sz w:val="20"/>
+                <w:szCs w:val="20"/>
               </w:rPr>
               <w:t xml:space="preserve">Lost your boat / PWC or motor vehicle licence?</w:t>
             </w:r>
@@ -4797,7 +4799,7 @@
         </w:tc>
         <w:tc>
           <w:tcPr>
-            <w:tcW w:w="2406" w:type="dxa"/>
+            <w:tcW w:w="3106" w:type="dxa"/>
             <w:tcBorders>
               <w:top w:val="none" w:color="FFFFFF" w:sz="0"/>
               <w:left w:val="none" w:color="FFFFFF" w:sz="0"/>
@@ -4806,10 +4808,10 @@
             </w:tcBorders>
             <w:shd w:val="clear" w:color="auto" w:fill="F3F5F6"/>
             <w:tcMar>
-              <w:top w:w="40" w:type="dxa"/>
-              <w:left w:w="60" w:type="dxa"/>
-              <w:bottom w:w="40" w:type="dxa"/>
-              <w:right w:w="220" w:type="dxa"/>
+              <w:top w:w="70" w:type="dxa"/>
+              <w:left w:w="120" w:type="dxa"/>
+              <w:bottom w:w="70" w:type="dxa"/>
+              <w:right w:w="280" w:type="dxa"/>
             </w:tcMar>
             <w:vAlign w:val="center"/>
           </w:tcPr>
@@ -4826,8 +4828,8 @@
                 <w:b w:val="true"/>
                 <w:bCs w:val="true"/>
                 <w:color w:val="000000"/>
-                <w:sz w:val="18"/>
-                <w:szCs w:val="18"/>
+                <w:sz w:val="20"/>
+                <w:szCs w:val="20"/>
               </w:rPr>
               <w:t xml:space="preserve">Yes</w:t>
             </w:r>
@@ -4840,8 +4842,7 @@
         </w:trPr>
         <w:tc>
           <w:tcPr>
-            <w:tcW w:w="5000" w:type="dxa"/>
-            <w:gridSpan w:val="2"/>
+            <w:tcW w:w="7200" w:type="dxa"/>
             <w:tcBorders>
               <w:top w:val="none" w:color="FFFFFF" w:sz="0"/>
               <w:left w:val="single" w:color="C9E3EA" w:sz="6"/>
@@ -4850,10 +4851,10 @@
             </w:tcBorders>
             <w:shd w:val="clear" w:color="auto" w:fill="F3F5F6"/>
             <w:tcMar>
-              <w:top w:w="40" w:type="dxa"/>
-              <w:left w:w="540" w:type="dxa"/>
-              <w:bottom w:w="40" w:type="dxa"/>
-              <w:right w:w="60" w:type="dxa"/>
+              <w:top w:w="70" w:type="dxa"/>
+              <w:left w:w="640" w:type="dxa"/>
+              <w:bottom w:w="70" w:type="dxa"/>
+              <w:right w:w="120" w:type="dxa"/>
             </w:tcMar>
             <w:vAlign w:val="center"/>
           </w:tcPr>
@@ -4868,8 +4869,8 @@
                 <w:b w:val="false"/>
                 <w:bCs w:val="false"/>
                 <w:color w:val="5B6B73"/>
-                <w:sz w:val="18"/>
-                <w:szCs w:val="18"/>
+                <w:sz w:val="20"/>
+                <w:szCs w:val="20"/>
               </w:rPr>
               <w:t xml:space="preserve">Please specify</w:t>
             </w:r>
@@ -4877,8 +4878,7 @@
         </w:tc>
         <w:tc>
           <w:tcPr>
-            <w:tcW w:w="5306" w:type="dxa"/>
-            <w:gridSpan w:val="2"/>
+            <w:tcW w:w="3106" w:type="dxa"/>
             <w:tcBorders>
               <w:top w:val="none" w:color="FFFFFF" w:sz="0"/>
               <w:left w:val="none" w:color="FFFFFF" w:sz="0"/>
@@ -4887,10 +4887,10 @@
             </w:tcBorders>
             <w:shd w:val="clear" w:color="auto" w:fill="F3F5F6"/>
             <w:tcMar>
-              <w:top w:w="40" w:type="dxa"/>
-              <w:left w:w="60" w:type="dxa"/>
-              <w:bottom w:w="40" w:type="dxa"/>
-              <w:right w:w="220" w:type="dxa"/>
+              <w:top w:w="70" w:type="dxa"/>
+              <w:left w:w="120" w:type="dxa"/>
+              <w:bottom w:w="70" w:type="dxa"/>
+              <w:right w:w="280" w:type="dxa"/>
             </w:tcMar>
             <w:vAlign w:val="center"/>
           </w:tcPr>
@@ -4906,8 +4906,8 @@
                 <w:b w:val="true"/>
                 <w:bCs w:val="true"/>
                 <w:color w:val="000000"/>
-                <w:sz w:val="18"/>
-                <w:szCs w:val="18"/>
+                <w:sz w:val="20"/>
+                <w:szCs w:val="20"/>
               </w:rPr>
               <w:t xml:space="preserve">Sample details provided</w:t>
             </w:r>
@@ -4917,7 +4917,7 @@
     </w:tbl>
     <w:p>
       <w:pPr>
-        <w:spacing w:before="0" w:after="0" w:line="170" w:lineRule="exact"/>
+        <w:spacing w:before="0" w:after="0" w:line="300" w:lineRule="exact"/>
         <w:rPr>
           <w:sz w:val="2"/>
         </w:rPr>
@@ -4937,19 +4937,18 @@
         <w:tblLayout w:type="fixed"/>
       </w:tblPr>
       <w:tblGrid>
-        <w:gridCol w:w="2850"/>
-        <w:gridCol w:w="2150"/>
-        <w:gridCol w:w="2900"/>
-        <w:gridCol w:w="2406"/>
+        <w:gridCol w:w="6000"/>
+        <w:gridCol w:w="4306"/>
       </w:tblGrid>
       <w:tr>
         <w:trPr>
           <w:cantSplit/>
+          <w:tblHeader/>
         </w:trPr>
         <w:tc>
           <w:tcPr>
             <w:tcW w:w="10306" w:type="dxa"/>
-            <w:gridSpan w:val="4"/>
+            <w:gridSpan w:val="2"/>
             <w:tcBorders>
               <w:top w:val="single" w:color="C9E3EA" w:sz="6"/>
               <w:left w:val="single" w:color="C9E3EA" w:sz="6"/>
@@ -4958,10 +4957,10 @@
             </w:tcBorders>
             <w:shd w:val="clear" w:color="auto" w:fill="E6F4F8"/>
             <w:tcMar>
-              <w:top w:w="80" w:type="dxa"/>
-              <w:left w:w="220" w:type="dxa"/>
-              <w:bottom w:w="80" w:type="dxa"/>
-              <w:right w:w="220" w:type="dxa"/>
+              <w:top w:w="110" w:type="dxa"/>
+              <w:left w:w="280" w:type="dxa"/>
+              <w:bottom w:w="110" w:type="dxa"/>
+              <w:right w:w="280" w:type="dxa"/>
             </w:tcMar>
             <w:vAlign w:val="center"/>
           </w:tcPr>
@@ -4977,8 +4976,8 @@
                 <w:b w:val="true"/>
                 <w:bCs w:val="true"/>
                 <w:color w:val="02637D"/>
-                <w:sz w:val="20"/>
-                <w:szCs w:val="20"/>
+                <w:sz w:val="22"/>
+                <w:szCs w:val="22"/>
               </w:rPr>
               <w:t xml:space="preserve">Your Details</w:t>
             </w:r>
@@ -4992,18 +4991,18 @@
         <w:tc>
           <w:tcPr>
             <w:tcW w:w="10306" w:type="dxa"/>
-            <w:gridSpan w:val="4"/>
-            <w:tcBorders>
-              <w:top w:val="none" w:color="FFFFFF" w:sz="0"/>
-              <w:left w:val="single" w:color="C9E3EA" w:sz="6"/>
-              <w:bottom w:val="single" w:color="DDE3E6" w:sz="4"/>
-              <w:right w:val="single" w:color="C9E3EA" w:sz="6"/>
-            </w:tcBorders>
-            <w:tcMar>
-              <w:top w:w="120" w:type="dxa"/>
-              <w:left w:w="220" w:type="dxa"/>
-              <w:bottom w:w="40" w:type="dxa"/>
-              <w:right w:w="220" w:type="dxa"/>
+            <w:gridSpan w:val="2"/>
+            <w:tcBorders>
+              <w:top w:val="none" w:color="FFFFFF" w:sz="0"/>
+              <w:left w:val="single" w:color="C9E3EA" w:sz="6"/>
+              <w:bottom w:val="single" w:color="DDE3E6" w:sz="4"/>
+              <w:right w:val="single" w:color="C9E3EA" w:sz="6"/>
+            </w:tcBorders>
+            <w:tcMar>
+              <w:top w:w="210" w:type="dxa"/>
+              <w:left w:w="280" w:type="dxa"/>
+              <w:bottom w:w="80" w:type="dxa"/>
+              <w:right w:w="280" w:type="dxa"/>
             </w:tcMar>
             <w:vAlign w:val="center"/>
           </w:tcPr>
@@ -5018,11 +5017,9 @@
                 <w:rFonts w:ascii="Arial" w:hAnsi="Arial" w:cs="Arial" w:eastAsia="Arial"/>
                 <w:b w:val="true"/>
                 <w:bCs w:val="true"/>
-                <w:caps/>
                 <w:color w:val="02637D"/>
-                <w:spacing w:val="24"/>
-                <w:sz w:val="14"/>
-                <w:szCs w:val="14"/>
+                <w:sz w:val="20"/>
+                <w:szCs w:val="20"/>
               </w:rPr>
               <w:t xml:space="preserve">Period of insurance</w:t>
             </w:r>
@@ -5035,7 +5032,7 @@
         </w:trPr>
         <w:tc>
           <w:tcPr>
-            <w:tcW w:w="2850" w:type="dxa"/>
+            <w:tcW w:w="6000" w:type="dxa"/>
             <w:tcBorders>
               <w:top w:val="none" w:color="FFFFFF" w:sz="0"/>
               <w:left w:val="single" w:color="C9E3EA" w:sz="6"/>
@@ -5044,15 +5041,16 @@
             </w:tcBorders>
             <w:shd w:val="clear" w:color="auto" w:fill="F3F5F6"/>
             <w:tcMar>
-              <w:top w:w="40" w:type="dxa"/>
-              <w:left w:w="220" w:type="dxa"/>
-              <w:bottom w:w="40" w:type="dxa"/>
-              <w:right w:w="60" w:type="dxa"/>
-            </w:tcMar>
-            <w:vAlign w:val="center"/>
-          </w:tcPr>
-          <w:p>
-            <w:pPr>
+              <w:top w:w="70" w:type="dxa"/>
+              <w:left w:w="280" w:type="dxa"/>
+              <w:bottom w:w="70" w:type="dxa"/>
+              <w:right w:w="120" w:type="dxa"/>
+            </w:tcMar>
+            <w:vAlign w:val="center"/>
+          </w:tcPr>
+          <w:p>
+            <w:pPr>
+              <w:keepNext/>
               <w:keepLines/>
               <w:spacing w:before="0" w:after="0"/>
             </w:pPr>
@@ -5062,8 +5060,8 @@
                 <w:b w:val="false"/>
                 <w:bCs w:val="false"/>
                 <w:color w:val="3C4A50"/>
-                <w:sz w:val="18"/>
-                <w:szCs w:val="18"/>
+                <w:sz w:val="20"/>
+                <w:szCs w:val="20"/>
               </w:rPr>
               <w:t xml:space="preserve">From</w:t>
             </w:r>
@@ -5071,24 +5069,25 @@
         </w:tc>
         <w:tc>
           <w:tcPr>
-            <w:tcW w:w="2150" w:type="dxa"/>
+            <w:tcW w:w="4306" w:type="dxa"/>
             <w:tcBorders>
               <w:top w:val="none" w:color="FFFFFF" w:sz="0"/>
               <w:left w:val="none" w:color="FFFFFF" w:sz="0"/>
               <w:bottom w:val="single" w:color="DDE3E6" w:sz="4"/>
-              <w:right w:val="none" w:color="FFFFFF" w:sz="0"/>
-            </w:tcBorders>
-            <w:shd w:val="clear" w:color="auto" w:fill="F3F5F6"/>
-            <w:tcMar>
-              <w:top w:w="40" w:type="dxa"/>
-              <w:left w:w="60" w:type="dxa"/>
-              <w:bottom w:w="40" w:type="dxa"/>
-              <w:right w:w="200" w:type="dxa"/>
-            </w:tcMar>
-            <w:vAlign w:val="center"/>
-          </w:tcPr>
-          <w:p>
-            <w:pPr>
+              <w:right w:val="single" w:color="C9E3EA" w:sz="6"/>
+            </w:tcBorders>
+            <w:shd w:val="clear" w:color="auto" w:fill="F3F5F6"/>
+            <w:tcMar>
+              <w:top w:w="70" w:type="dxa"/>
+              <w:left w:w="120" w:type="dxa"/>
+              <w:bottom w:w="70" w:type="dxa"/>
+              <w:right w:w="280" w:type="dxa"/>
+            </w:tcMar>
+            <w:vAlign w:val="center"/>
+          </w:tcPr>
+          <w:p>
+            <w:pPr>
+              <w:keepNext/>
               <w:keepLines/>
               <w:spacing w:before="0" w:after="0"/>
               <w:jc w:val="right"/>
@@ -5099,33 +5098,39 @@
                 <w:b w:val="true"/>
                 <w:bCs w:val="true"/>
                 <w:color w:val="000000"/>
-                <w:sz w:val="18"/>
-                <w:szCs w:val="18"/>
+                <w:sz w:val="20"/>
+                <w:szCs w:val="20"/>
               </w:rPr>
               <w:t xml:space="preserve">27/10/2026</w:t>
             </w:r>
           </w:p>
         </w:tc>
-        <w:tc>
-          <w:tcPr>
-            <w:tcW w:w="2900" w:type="dxa"/>
-            <w:tcBorders>
-              <w:top w:val="none" w:color="FFFFFF" w:sz="0"/>
-              <w:left w:val="single" w:color="DDE3E6" w:sz="4"/>
+      </w:tr>
+      <w:tr>
+        <w:trPr>
+          <w:cantSplit/>
+        </w:trPr>
+        <w:tc>
+          <w:tcPr>
+            <w:tcW w:w="6000" w:type="dxa"/>
+            <w:tcBorders>
+              <w:top w:val="none" w:color="FFFFFF" w:sz="0"/>
+              <w:left w:val="single" w:color="C9E3EA" w:sz="6"/>
               <w:bottom w:val="single" w:color="DDE3E6" w:sz="4"/>
               <w:right w:val="none" w:color="FFFFFF" w:sz="0"/>
             </w:tcBorders>
             <w:shd w:val="clear" w:color="auto" w:fill="F3F5F6"/>
             <w:tcMar>
-              <w:top w:w="40" w:type="dxa"/>
+              <w:top w:w="70" w:type="dxa"/>
               <w:left w:w="280" w:type="dxa"/>
-              <w:bottom w:w="40" w:type="dxa"/>
-              <w:right w:w="60" w:type="dxa"/>
-            </w:tcMar>
-            <w:vAlign w:val="center"/>
-          </w:tcPr>
-          <w:p>
-            <w:pPr>
+              <w:bottom w:w="70" w:type="dxa"/>
+              <w:right w:w="120" w:type="dxa"/>
+            </w:tcMar>
+            <w:vAlign w:val="center"/>
+          </w:tcPr>
+          <w:p>
+            <w:pPr>
+              <w:keepNext/>
               <w:keepLines/>
               <w:spacing w:before="0" w:after="0"/>
             </w:pPr>
@@ -5135,8 +5140,8 @@
                 <w:b w:val="false"/>
                 <w:bCs w:val="false"/>
                 <w:color w:val="3C4A50"/>
-                <w:sz w:val="18"/>
-                <w:szCs w:val="18"/>
+                <w:sz w:val="20"/>
+                <w:szCs w:val="20"/>
               </w:rPr>
               <w:t xml:space="preserve">To (at 4pm local time)</w:t>
             </w:r>
@@ -5144,7 +5149,7 @@
         </w:tc>
         <w:tc>
           <w:tcPr>
-            <w:tcW w:w="2406" w:type="dxa"/>
+            <w:tcW w:w="4306" w:type="dxa"/>
             <w:tcBorders>
               <w:top w:val="none" w:color="FFFFFF" w:sz="0"/>
               <w:left w:val="none" w:color="FFFFFF" w:sz="0"/>
@@ -5153,15 +5158,16 @@
             </w:tcBorders>
             <w:shd w:val="clear" w:color="auto" w:fill="F3F5F6"/>
             <w:tcMar>
-              <w:top w:w="40" w:type="dxa"/>
-              <w:left w:w="60" w:type="dxa"/>
-              <w:bottom w:w="40" w:type="dxa"/>
-              <w:right w:w="220" w:type="dxa"/>
-            </w:tcMar>
-            <w:vAlign w:val="center"/>
-          </w:tcPr>
-          <w:p>
-            <w:pPr>
+              <w:top w:w="70" w:type="dxa"/>
+              <w:left w:w="120" w:type="dxa"/>
+              <w:bottom w:w="70" w:type="dxa"/>
+              <w:right w:w="280" w:type="dxa"/>
+            </w:tcMar>
+            <w:vAlign w:val="center"/>
+          </w:tcPr>
+          <w:p>
+            <w:pPr>
+              <w:keepNext/>
               <w:keepLines/>
               <w:spacing w:before="0" w:after="0"/>
               <w:jc w:val="right"/>
@@ -5172,8 +5178,8 @@
                 <w:b w:val="true"/>
                 <w:bCs w:val="true"/>
                 <w:color w:val="000000"/>
-                <w:sz w:val="18"/>
-                <w:szCs w:val="18"/>
+                <w:sz w:val="20"/>
+                <w:szCs w:val="20"/>
               </w:rPr>
               <w:t xml:space="preserve">27/10/2027</w:t>
             </w:r>
@@ -5187,18 +5193,18 @@
         <w:tc>
           <w:tcPr>
             <w:tcW w:w="10306" w:type="dxa"/>
-            <w:gridSpan w:val="4"/>
-            <w:tcBorders>
-              <w:top w:val="none" w:color="FFFFFF" w:sz="0"/>
-              <w:left w:val="single" w:color="C9E3EA" w:sz="6"/>
-              <w:bottom w:val="single" w:color="DDE3E6" w:sz="4"/>
-              <w:right w:val="single" w:color="C9E3EA" w:sz="6"/>
-            </w:tcBorders>
-            <w:tcMar>
-              <w:top w:w="120" w:type="dxa"/>
-              <w:left w:w="220" w:type="dxa"/>
-              <w:bottom w:w="40" w:type="dxa"/>
-              <w:right w:w="220" w:type="dxa"/>
+            <w:gridSpan w:val="2"/>
+            <w:tcBorders>
+              <w:top w:val="none" w:color="FFFFFF" w:sz="0"/>
+              <w:left w:val="single" w:color="C9E3EA" w:sz="6"/>
+              <w:bottom w:val="single" w:color="DDE3E6" w:sz="4"/>
+              <w:right w:val="single" w:color="C9E3EA" w:sz="6"/>
+            </w:tcBorders>
+            <w:tcMar>
+              <w:top w:w="210" w:type="dxa"/>
+              <w:left w:w="280" w:type="dxa"/>
+              <w:bottom w:w="80" w:type="dxa"/>
+              <w:right w:w="280" w:type="dxa"/>
             </w:tcMar>
             <w:vAlign w:val="center"/>
           </w:tcPr>
@@ -5213,11 +5219,9 @@
                 <w:rFonts w:ascii="Arial" w:hAnsi="Arial" w:cs="Arial" w:eastAsia="Arial"/>
                 <w:b w:val="true"/>
                 <w:bCs w:val="true"/>
-                <w:caps/>
                 <w:color w:val="02637D"/>
-                <w:spacing w:val="24"/>
-                <w:sz w:val="14"/>
-                <w:szCs w:val="14"/>
+                <w:sz w:val="20"/>
+                <w:szCs w:val="20"/>
               </w:rPr>
               <w:t xml:space="preserve">Contact</w:t>
             </w:r>
@@ -5230,7 +5234,7 @@
         </w:trPr>
         <w:tc>
           <w:tcPr>
-            <w:tcW w:w="2850" w:type="dxa"/>
+            <w:tcW w:w="6000" w:type="dxa"/>
             <w:tcBorders>
               <w:top w:val="none" w:color="FFFFFF" w:sz="0"/>
               <w:left w:val="single" w:color="C9E3EA" w:sz="6"/>
@@ -5239,10 +5243,10 @@
             </w:tcBorders>
             <w:shd w:val="clear" w:color="auto" w:fill="F3F5F6"/>
             <w:tcMar>
-              <w:top w:w="40" w:type="dxa"/>
-              <w:left w:w="220" w:type="dxa"/>
-              <w:bottom w:w="40" w:type="dxa"/>
-              <w:right w:w="60" w:type="dxa"/>
+              <w:top w:w="70" w:type="dxa"/>
+              <w:left w:w="280" w:type="dxa"/>
+              <w:bottom w:w="70" w:type="dxa"/>
+              <w:right w:w="120" w:type="dxa"/>
             </w:tcMar>
             <w:vAlign w:val="center"/>
           </w:tcPr>
@@ -5258,8 +5262,8 @@
                 <w:b w:val="false"/>
                 <w:bCs w:val="false"/>
                 <w:color w:val="3C4A50"/>
-                <w:sz w:val="18"/>
-                <w:szCs w:val="18"/>
+                <w:sz w:val="20"/>
+                <w:szCs w:val="20"/>
               </w:rPr>
               <w:t xml:space="preserve">First name</w:t>
             </w:r>
@@ -5267,19 +5271,19 @@
         </w:tc>
         <w:tc>
           <w:tcPr>
-            <w:tcW w:w="2150" w:type="dxa"/>
+            <w:tcW w:w="4306" w:type="dxa"/>
             <w:tcBorders>
               <w:top w:val="none" w:color="FFFFFF" w:sz="0"/>
               <w:left w:val="none" w:color="FFFFFF" w:sz="0"/>
               <w:bottom w:val="single" w:color="DDE3E6" w:sz="4"/>
-              <w:right w:val="none" w:color="FFFFFF" w:sz="0"/>
-            </w:tcBorders>
-            <w:shd w:val="clear" w:color="auto" w:fill="F3F5F6"/>
-            <w:tcMar>
-              <w:top w:w="40" w:type="dxa"/>
-              <w:left w:w="60" w:type="dxa"/>
-              <w:bottom w:w="40" w:type="dxa"/>
-              <w:right w:w="200" w:type="dxa"/>
+              <w:right w:val="single" w:color="C9E3EA" w:sz="6"/>
+            </w:tcBorders>
+            <w:shd w:val="clear" w:color="auto" w:fill="F3F5F6"/>
+            <w:tcMar>
+              <w:top w:w="70" w:type="dxa"/>
+              <w:left w:w="120" w:type="dxa"/>
+              <w:bottom w:w="70" w:type="dxa"/>
+              <w:right w:w="280" w:type="dxa"/>
             </w:tcMar>
             <w:vAlign w:val="center"/>
           </w:tcPr>
@@ -5296,28 +5300,33 @@
                 <w:b w:val="true"/>
                 <w:bCs w:val="true"/>
                 <w:color w:val="000000"/>
-                <w:sz w:val="18"/>
-                <w:szCs w:val="18"/>
+                <w:sz w:val="20"/>
+                <w:szCs w:val="20"/>
               </w:rPr>
               <w:t xml:space="preserve">Sample</w:t>
             </w:r>
           </w:p>
         </w:tc>
-        <w:tc>
-          <w:tcPr>
-            <w:tcW w:w="2900" w:type="dxa"/>
-            <w:tcBorders>
-              <w:top w:val="none" w:color="FFFFFF" w:sz="0"/>
-              <w:left w:val="single" w:color="DDE3E6" w:sz="4"/>
+      </w:tr>
+      <w:tr>
+        <w:trPr>
+          <w:cantSplit/>
+        </w:trPr>
+        <w:tc>
+          <w:tcPr>
+            <w:tcW w:w="6000" w:type="dxa"/>
+            <w:tcBorders>
+              <w:top w:val="none" w:color="FFFFFF" w:sz="0"/>
+              <w:left w:val="single" w:color="C9E3EA" w:sz="6"/>
               <w:bottom w:val="single" w:color="DDE3E6" w:sz="4"/>
               <w:right w:val="none" w:color="FFFFFF" w:sz="0"/>
             </w:tcBorders>
             <w:shd w:val="clear" w:color="auto" w:fill="F3F5F6"/>
             <w:tcMar>
-              <w:top w:w="40" w:type="dxa"/>
+              <w:top w:w="70" w:type="dxa"/>
               <w:left w:w="280" w:type="dxa"/>
-              <w:bottom w:w="40" w:type="dxa"/>
-              <w:right w:w="60" w:type="dxa"/>
+              <w:bottom w:w="70" w:type="dxa"/>
+              <w:right w:w="120" w:type="dxa"/>
             </w:tcMar>
             <w:vAlign w:val="center"/>
           </w:tcPr>
@@ -5333,8 +5342,8 @@
                 <w:b w:val="false"/>
                 <w:bCs w:val="false"/>
                 <w:color w:val="3C4A50"/>
-                <w:sz w:val="18"/>
-                <w:szCs w:val="18"/>
+                <w:sz w:val="20"/>
+                <w:szCs w:val="20"/>
               </w:rPr>
               <w:t xml:space="preserve">Last name</w:t>
             </w:r>
@@ -5342,7 +5351,7 @@
         </w:tc>
         <w:tc>
           <w:tcPr>
-            <w:tcW w:w="2406" w:type="dxa"/>
+            <w:tcW w:w="4306" w:type="dxa"/>
             <w:tcBorders>
               <w:top w:val="none" w:color="FFFFFF" w:sz="0"/>
               <w:left w:val="none" w:color="FFFFFF" w:sz="0"/>
@@ -5351,10 +5360,10 @@
             </w:tcBorders>
             <w:shd w:val="clear" w:color="auto" w:fill="F3F5F6"/>
             <w:tcMar>
-              <w:top w:w="40" w:type="dxa"/>
-              <w:left w:w="60" w:type="dxa"/>
-              <w:bottom w:w="40" w:type="dxa"/>
-              <w:right w:w="220" w:type="dxa"/>
+              <w:top w:w="70" w:type="dxa"/>
+              <w:left w:w="120" w:type="dxa"/>
+              <w:bottom w:w="70" w:type="dxa"/>
+              <w:right w:w="280" w:type="dxa"/>
             </w:tcMar>
             <w:vAlign w:val="center"/>
           </w:tcPr>
@@ -5371,8 +5380,8 @@
                 <w:b w:val="true"/>
                 <w:bCs w:val="true"/>
                 <w:color w:val="000000"/>
-                <w:sz w:val="18"/>
-                <w:szCs w:val="18"/>
+                <w:sz w:val="20"/>
+                <w:szCs w:val="20"/>
               </w:rPr>
               <w:t xml:space="preserve">Name</w:t>
             </w:r>
@@ -5385,7 +5394,7 @@
         </w:trPr>
         <w:tc>
           <w:tcPr>
-            <w:tcW w:w="2850" w:type="dxa"/>
+            <w:tcW w:w="6000" w:type="dxa"/>
             <w:tcBorders>
               <w:top w:val="none" w:color="FFFFFF" w:sz="0"/>
               <w:left w:val="single" w:color="C9E3EA" w:sz="6"/>
@@ -5394,10 +5403,10 @@
             </w:tcBorders>
             <w:shd w:val="clear" w:color="auto" w:fill="F3F5F6"/>
             <w:tcMar>
-              <w:top w:w="40" w:type="dxa"/>
-              <w:left w:w="220" w:type="dxa"/>
-              <w:bottom w:w="40" w:type="dxa"/>
-              <w:right w:w="60" w:type="dxa"/>
+              <w:top w:w="70" w:type="dxa"/>
+              <w:left w:w="280" w:type="dxa"/>
+              <w:bottom w:w="70" w:type="dxa"/>
+              <w:right w:w="120" w:type="dxa"/>
             </w:tcMar>
             <w:vAlign w:val="center"/>
           </w:tcPr>
@@ -5413,8 +5422,8 @@
                 <w:b w:val="false"/>
                 <w:bCs w:val="false"/>
                 <w:color w:val="3C4A50"/>
-                <w:sz w:val="18"/>
-                <w:szCs w:val="18"/>
+                <w:sz w:val="20"/>
+                <w:szCs w:val="20"/>
               </w:rPr>
               <w:t xml:space="preserve">Insured name</w:t>
             </w:r>
@@ -5422,19 +5431,19 @@
         </w:tc>
         <w:tc>
           <w:tcPr>
-            <w:tcW w:w="2150" w:type="dxa"/>
+            <w:tcW w:w="4306" w:type="dxa"/>
             <w:tcBorders>
               <w:top w:val="none" w:color="FFFFFF" w:sz="0"/>
               <w:left w:val="none" w:color="FFFFFF" w:sz="0"/>
               <w:bottom w:val="single" w:color="DDE3E6" w:sz="4"/>
-              <w:right w:val="none" w:color="FFFFFF" w:sz="0"/>
-            </w:tcBorders>
-            <w:shd w:val="clear" w:color="auto" w:fill="F3F5F6"/>
-            <w:tcMar>
-              <w:top w:w="40" w:type="dxa"/>
-              <w:left w:w="60" w:type="dxa"/>
-              <w:bottom w:w="40" w:type="dxa"/>
-              <w:right w:w="200" w:type="dxa"/>
+              <w:right w:val="single" w:color="C9E3EA" w:sz="6"/>
+            </w:tcBorders>
+            <w:shd w:val="clear" w:color="auto" w:fill="F3F5F6"/>
+            <w:tcMar>
+              <w:top w:w="70" w:type="dxa"/>
+              <w:left w:w="120" w:type="dxa"/>
+              <w:bottom w:w="70" w:type="dxa"/>
+              <w:right w:w="280" w:type="dxa"/>
             </w:tcMar>
             <w:vAlign w:val="center"/>
           </w:tcPr>
@@ -5451,28 +5460,33 @@
                 <w:b w:val="true"/>
                 <w:bCs w:val="true"/>
                 <w:color w:val="000000"/>
-                <w:sz w:val="18"/>
-                <w:szCs w:val="18"/>
+                <w:sz w:val="20"/>
+                <w:szCs w:val="20"/>
               </w:rPr>
               <w:t xml:space="preserve">Sample Name</w:t>
             </w:r>
           </w:p>
         </w:tc>
-        <w:tc>
-          <w:tcPr>
-            <w:tcW w:w="2900" w:type="dxa"/>
-            <w:tcBorders>
-              <w:top w:val="none" w:color="FFFFFF" w:sz="0"/>
-              <w:left w:val="single" w:color="DDE3E6" w:sz="4"/>
+      </w:tr>
+      <w:tr>
+        <w:trPr>
+          <w:cantSplit/>
+        </w:trPr>
+        <w:tc>
+          <w:tcPr>
+            <w:tcW w:w="6000" w:type="dxa"/>
+            <w:tcBorders>
+              <w:top w:val="none" w:color="FFFFFF" w:sz="0"/>
+              <w:left w:val="single" w:color="C9E3EA" w:sz="6"/>
               <w:bottom w:val="single" w:color="DDE3E6" w:sz="4"/>
               <w:right w:val="none" w:color="FFFFFF" w:sz="0"/>
             </w:tcBorders>
             <w:shd w:val="clear" w:color="auto" w:fill="F3F5F6"/>
             <w:tcMar>
-              <w:top w:w="40" w:type="dxa"/>
+              <w:top w:w="70" w:type="dxa"/>
               <w:left w:w="280" w:type="dxa"/>
-              <w:bottom w:w="40" w:type="dxa"/>
-              <w:right w:w="60" w:type="dxa"/>
+              <w:bottom w:w="70" w:type="dxa"/>
+              <w:right w:w="120" w:type="dxa"/>
             </w:tcMar>
             <w:vAlign w:val="center"/>
           </w:tcPr>
@@ -5488,16 +5502,16 @@
                 <w:b w:val="false"/>
                 <w:bCs w:val="false"/>
                 <w:color w:val="3C4A50"/>
-                <w:sz w:val="18"/>
-                <w:szCs w:val="18"/>
-              </w:rPr>
-              <w:t xml:space="preserve">Phone number</w:t>
-            </w:r>
-          </w:p>
-        </w:tc>
-        <w:tc>
-          <w:tcPr>
-            <w:tcW w:w="2406" w:type="dxa"/>
+                <w:sz w:val="20"/>
+                <w:szCs w:val="20"/>
+              </w:rPr>
+              <w:t xml:space="preserve">Email</w:t>
+            </w:r>
+          </w:p>
+        </w:tc>
+        <w:tc>
+          <w:tcPr>
+            <w:tcW w:w="4306" w:type="dxa"/>
             <w:tcBorders>
               <w:top w:val="none" w:color="FFFFFF" w:sz="0"/>
               <w:left w:val="none" w:color="FFFFFF" w:sz="0"/>
@@ -5506,10 +5520,10 @@
             </w:tcBorders>
             <w:shd w:val="clear" w:color="auto" w:fill="F3F5F6"/>
             <w:tcMar>
-              <w:top w:w="40" w:type="dxa"/>
-              <w:left w:w="60" w:type="dxa"/>
-              <w:bottom w:w="40" w:type="dxa"/>
-              <w:right w:w="220" w:type="dxa"/>
+              <w:top w:w="70" w:type="dxa"/>
+              <w:left w:w="120" w:type="dxa"/>
+              <w:bottom w:w="70" w:type="dxa"/>
+              <w:right w:w="280" w:type="dxa"/>
             </w:tcMar>
             <w:vAlign w:val="center"/>
           </w:tcPr>
@@ -5526,22 +5540,21 @@
                 <w:b w:val="true"/>
                 <w:bCs w:val="true"/>
                 <w:color w:val="000000"/>
-                <w:sz w:val="18"/>
-                <w:szCs w:val="18"/>
-              </w:rPr>
-              <w:t xml:space="preserve">0400 000 000</w:t>
-            </w:r>
-          </w:p>
-        </w:tc>
-      </w:tr>
-      <w:tr>
-        <w:trPr>
-          <w:cantSplit/>
-        </w:trPr>
-        <w:tc>
-          <w:tcPr>
-            <w:tcW w:w="5000" w:type="dxa"/>
-            <w:gridSpan w:val="2"/>
+                <w:sz w:val="20"/>
+                <w:szCs w:val="20"/>
+              </w:rPr>
+              <w:t xml:space="preserve">sample.name@example.com</w:t>
+            </w:r>
+          </w:p>
+        </w:tc>
+      </w:tr>
+      <w:tr>
+        <w:trPr>
+          <w:cantSplit/>
+        </w:trPr>
+        <w:tc>
+          <w:tcPr>
+            <w:tcW w:w="6000" w:type="dxa"/>
             <w:tcBorders>
               <w:top w:val="none" w:color="FFFFFF" w:sz="0"/>
               <w:left w:val="single" w:color="C9E3EA" w:sz="6"/>
@@ -5550,10 +5563,10 @@
             </w:tcBorders>
             <w:shd w:val="clear" w:color="auto" w:fill="F3F5F6"/>
             <w:tcMar>
-              <w:top w:w="40" w:type="dxa"/>
-              <w:left w:w="220" w:type="dxa"/>
-              <w:bottom w:w="40" w:type="dxa"/>
-              <w:right w:w="60" w:type="dxa"/>
+              <w:top w:w="70" w:type="dxa"/>
+              <w:left w:w="280" w:type="dxa"/>
+              <w:bottom w:w="70" w:type="dxa"/>
+              <w:right w:w="120" w:type="dxa"/>
             </w:tcMar>
             <w:vAlign w:val="center"/>
           </w:tcPr>
@@ -5569,17 +5582,16 @@
                 <w:b w:val="false"/>
                 <w:bCs w:val="false"/>
                 <w:color w:val="3C4A50"/>
-                <w:sz w:val="18"/>
-                <w:szCs w:val="18"/>
-              </w:rPr>
-              <w:t xml:space="preserve">Email</w:t>
-            </w:r>
-          </w:p>
-        </w:tc>
-        <w:tc>
-          <w:tcPr>
-            <w:tcW w:w="5306" w:type="dxa"/>
-            <w:gridSpan w:val="2"/>
+                <w:sz w:val="20"/>
+                <w:szCs w:val="20"/>
+              </w:rPr>
+              <w:t xml:space="preserve">Phone number</w:t>
+            </w:r>
+          </w:p>
+        </w:tc>
+        <w:tc>
+          <w:tcPr>
+            <w:tcW w:w="4306" w:type="dxa"/>
             <w:tcBorders>
               <w:top w:val="none" w:color="FFFFFF" w:sz="0"/>
               <w:left w:val="none" w:color="FFFFFF" w:sz="0"/>
@@ -5588,10 +5600,10 @@
             </w:tcBorders>
             <w:shd w:val="clear" w:color="auto" w:fill="F3F5F6"/>
             <w:tcMar>
-              <w:top w:w="40" w:type="dxa"/>
-              <w:left w:w="60" w:type="dxa"/>
-              <w:bottom w:w="40" w:type="dxa"/>
-              <w:right w:w="220" w:type="dxa"/>
+              <w:top w:w="70" w:type="dxa"/>
+              <w:left w:w="120" w:type="dxa"/>
+              <w:bottom w:w="70" w:type="dxa"/>
+              <w:right w:w="280" w:type="dxa"/>
             </w:tcMar>
             <w:vAlign w:val="center"/>
           </w:tcPr>
@@ -5608,22 +5620,21 @@
                 <w:b w:val="true"/>
                 <w:bCs w:val="true"/>
                 <w:color w:val="000000"/>
-                <w:sz w:val="18"/>
-                <w:szCs w:val="18"/>
-              </w:rPr>
-              <w:t xml:space="preserve">sample.name@example.com</w:t>
-            </w:r>
-          </w:p>
-        </w:tc>
-      </w:tr>
-      <w:tr>
-        <w:trPr>
-          <w:cantSplit/>
-        </w:trPr>
-        <w:tc>
-          <w:tcPr>
-            <w:tcW w:w="5000" w:type="dxa"/>
-            <w:gridSpan w:val="2"/>
+                <w:sz w:val="20"/>
+                <w:szCs w:val="20"/>
+              </w:rPr>
+              <w:t xml:space="preserve">0400 000 000</w:t>
+            </w:r>
+          </w:p>
+        </w:tc>
+      </w:tr>
+      <w:tr>
+        <w:trPr>
+          <w:cantSplit/>
+        </w:trPr>
+        <w:tc>
+          <w:tcPr>
+            <w:tcW w:w="6000" w:type="dxa"/>
             <w:tcBorders>
               <w:top w:val="none" w:color="FFFFFF" w:sz="0"/>
               <w:left w:val="single" w:color="C9E3EA" w:sz="6"/>
@@ -5632,10 +5643,10 @@
             </w:tcBorders>
             <w:shd w:val="clear" w:color="auto" w:fill="F3F5F6"/>
             <w:tcMar>
-              <w:top w:w="40" w:type="dxa"/>
-              <w:left w:w="220" w:type="dxa"/>
-              <w:bottom w:w="40" w:type="dxa"/>
-              <w:right w:w="60" w:type="dxa"/>
+              <w:top w:w="70" w:type="dxa"/>
+              <w:left w:w="280" w:type="dxa"/>
+              <w:bottom w:w="70" w:type="dxa"/>
+              <w:right w:w="120" w:type="dxa"/>
             </w:tcMar>
             <w:vAlign w:val="center"/>
           </w:tcPr>
@@ -5651,8 +5662,8 @@
                 <w:b w:val="false"/>
                 <w:bCs w:val="false"/>
                 <w:color w:val="3C4A50"/>
-                <w:sz w:val="18"/>
-                <w:szCs w:val="18"/>
+                <w:sz w:val="20"/>
+                <w:szCs w:val="20"/>
               </w:rPr>
               <w:t xml:space="preserve">Residential address</w:t>
             </w:r>
@@ -5660,8 +5671,7 @@
         </w:tc>
         <w:tc>
           <w:tcPr>
-            <w:tcW w:w="5306" w:type="dxa"/>
-            <w:gridSpan w:val="2"/>
+            <w:tcW w:w="4306" w:type="dxa"/>
             <w:tcBorders>
               <w:top w:val="none" w:color="FFFFFF" w:sz="0"/>
               <w:left w:val="none" w:color="FFFFFF" w:sz="0"/>
@@ -5670,10 +5680,10 @@
             </w:tcBorders>
             <w:shd w:val="clear" w:color="auto" w:fill="F3F5F6"/>
             <w:tcMar>
-              <w:top w:w="40" w:type="dxa"/>
-              <w:left w:w="60" w:type="dxa"/>
-              <w:bottom w:w="40" w:type="dxa"/>
-              <w:right w:w="220" w:type="dxa"/>
+              <w:top w:w="70" w:type="dxa"/>
+              <w:left w:w="120" w:type="dxa"/>
+              <w:bottom w:w="70" w:type="dxa"/>
+              <w:right w:w="280" w:type="dxa"/>
             </w:tcMar>
             <w:vAlign w:val="center"/>
           </w:tcPr>
@@ -5690,8 +5700,8 @@
                 <w:b w:val="true"/>
                 <w:bCs w:val="true"/>
                 <w:color w:val="000000"/>
-                <w:sz w:val="18"/>
-                <w:szCs w:val="18"/>
+                <w:sz w:val="20"/>
+                <w:szCs w:val="20"/>
               </w:rPr>
               <w:t xml:space="preserve">1 Sample Street, Perth WA 6000</w:t>
             </w:r>
@@ -5704,8 +5714,7 @@
         </w:trPr>
         <w:tc>
           <w:tcPr>
-            <w:tcW w:w="5000" w:type="dxa"/>
-            <w:gridSpan w:val="2"/>
+            <w:tcW w:w="6000" w:type="dxa"/>
             <w:tcBorders>
               <w:top w:val="none" w:color="FFFFFF" w:sz="0"/>
               <w:left w:val="single" w:color="C9E3EA" w:sz="6"/>
@@ -5714,10 +5723,10 @@
             </w:tcBorders>
             <w:shd w:val="clear" w:color="auto" w:fill="F3F5F6"/>
             <w:tcMar>
-              <w:top w:w="40" w:type="dxa"/>
-              <w:left w:w="220" w:type="dxa"/>
-              <w:bottom w:w="40" w:type="dxa"/>
-              <w:right w:w="60" w:type="dxa"/>
+              <w:top w:w="70" w:type="dxa"/>
+              <w:left w:w="280" w:type="dxa"/>
+              <w:bottom w:w="70" w:type="dxa"/>
+              <w:right w:w="120" w:type="dxa"/>
             </w:tcMar>
             <w:vAlign w:val="center"/>
           </w:tcPr>
@@ -5733,8 +5742,8 @@
                 <w:b w:val="false"/>
                 <w:bCs w:val="false"/>
                 <w:color w:val="3C4A50"/>
-                <w:sz w:val="18"/>
-                <w:szCs w:val="18"/>
+                <w:sz w:val="20"/>
+                <w:szCs w:val="20"/>
               </w:rPr>
               <w:t xml:space="preserve">Postal address (if different to above)</w:t>
             </w:r>
@@ -5742,8 +5751,7 @@
         </w:tc>
         <w:tc>
           <w:tcPr>
-            <w:tcW w:w="5306" w:type="dxa"/>
-            <w:gridSpan w:val="2"/>
+            <w:tcW w:w="4306" w:type="dxa"/>
             <w:tcBorders>
               <w:top w:val="none" w:color="FFFFFF" w:sz="0"/>
               <w:left w:val="none" w:color="FFFFFF" w:sz="0"/>
@@ -5752,10 +5760,10 @@
             </w:tcBorders>
             <w:shd w:val="clear" w:color="auto" w:fill="F3F5F6"/>
             <w:tcMar>
-              <w:top w:w="40" w:type="dxa"/>
-              <w:left w:w="60" w:type="dxa"/>
-              <w:bottom w:w="40" w:type="dxa"/>
-              <w:right w:w="220" w:type="dxa"/>
+              <w:top w:w="70" w:type="dxa"/>
+              <w:left w:w="120" w:type="dxa"/>
+              <w:bottom w:w="70" w:type="dxa"/>
+              <w:right w:w="280" w:type="dxa"/>
             </w:tcMar>
             <w:vAlign w:val="center"/>
           </w:tcPr>
@@ -5772,8 +5780,8 @@
                 <w:b w:val="true"/>
                 <w:bCs w:val="true"/>
                 <w:color w:val="000000"/>
-                <w:sz w:val="18"/>
-                <w:szCs w:val="18"/>
+                <w:sz w:val="20"/>
+                <w:szCs w:val="20"/>
               </w:rPr>
               <w:t xml:space="preserve">PO Box 1, Perth WA 6001</w:t>
             </w:r>
@@ -5786,8 +5794,7 @@
         </w:trPr>
         <w:tc>
           <w:tcPr>
-            <w:tcW w:w="5000" w:type="dxa"/>
-            <w:gridSpan w:val="2"/>
+            <w:tcW w:w="6000" w:type="dxa"/>
             <w:tcBorders>
               <w:top w:val="none" w:color="FFFFFF" w:sz="0"/>
               <w:left w:val="single" w:color="C9E3EA" w:sz="6"/>
@@ -5796,10 +5803,10 @@
             </w:tcBorders>
             <w:shd w:val="clear" w:color="auto" w:fill="F3F5F6"/>
             <w:tcMar>
-              <w:top w:w="40" w:type="dxa"/>
-              <w:left w:w="220" w:type="dxa"/>
-              <w:bottom w:w="40" w:type="dxa"/>
-              <w:right w:w="60" w:type="dxa"/>
+              <w:top w:w="70" w:type="dxa"/>
+              <w:left w:w="280" w:type="dxa"/>
+              <w:bottom w:w="70" w:type="dxa"/>
+              <w:right w:w="120" w:type="dxa"/>
             </w:tcMar>
             <w:vAlign w:val="center"/>
           </w:tcPr>
@@ -5814,8 +5821,8 @@
                 <w:b w:val="false"/>
                 <w:bCs w:val="false"/>
                 <w:color w:val="3C4A50"/>
-                <w:sz w:val="18"/>
-                <w:szCs w:val="18"/>
+                <w:sz w:val="20"/>
+                <w:szCs w:val="20"/>
               </w:rPr>
               <w:t xml:space="preserve">Interested party</w:t>
             </w:r>
@@ -5823,8 +5830,7 @@
         </w:tc>
         <w:tc>
           <w:tcPr>
-            <w:tcW w:w="5306" w:type="dxa"/>
-            <w:gridSpan w:val="2"/>
+            <w:tcW w:w="4306" w:type="dxa"/>
             <w:tcBorders>
               <w:top w:val="none" w:color="FFFFFF" w:sz="0"/>
               <w:left w:val="none" w:color="FFFFFF" w:sz="0"/>
@@ -5833,10 +5839,10 @@
             </w:tcBorders>
             <w:shd w:val="clear" w:color="auto" w:fill="F3F5F6"/>
             <w:tcMar>
-              <w:top w:w="40" w:type="dxa"/>
-              <w:left w:w="60" w:type="dxa"/>
-              <w:bottom w:w="40" w:type="dxa"/>
-              <w:right w:w="220" w:type="dxa"/>
+              <w:top w:w="70" w:type="dxa"/>
+              <w:left w:w="120" w:type="dxa"/>
+              <w:bottom w:w="70" w:type="dxa"/>
+              <w:right w:w="280" w:type="dxa"/>
             </w:tcMar>
             <w:vAlign w:val="center"/>
           </w:tcPr>
@@ -5852,8 +5858,8 @@
                 <w:b w:val="true"/>
                 <w:bCs w:val="true"/>
                 <w:color w:val="000000"/>
-                <w:sz w:val="18"/>
-                <w:szCs w:val="18"/>
+                <w:sz w:val="20"/>
+                <w:szCs w:val="20"/>
               </w:rPr>
               <w:t xml:space="preserve">Sample Finance Pty Ltd</w:t>
             </w:r>
@@ -5863,7 +5869,7 @@
     </w:tbl>
     <w:p>
       <w:pPr>
-        <w:spacing w:before="0" w:after="0" w:line="170" w:lineRule="exact"/>
+        <w:spacing w:before="0" w:after="0" w:line="300" w:lineRule="exact"/>
         <w:rPr>
           <w:sz w:val="2"/>
         </w:rPr>
@@ -5883,19 +5889,18 @@
         <w:tblLayout w:type="fixed"/>
       </w:tblPr>
       <w:tblGrid>
-        <w:gridCol w:w="2850"/>
-        <w:gridCol w:w="2150"/>
-        <w:gridCol w:w="2900"/>
-        <w:gridCol w:w="2406"/>
+        <w:gridCol w:w="6000"/>
+        <w:gridCol w:w="4306"/>
       </w:tblGrid>
       <w:tr>
         <w:trPr>
           <w:cantSplit/>
+          <w:tblHeader/>
         </w:trPr>
         <w:tc>
           <w:tcPr>
             <w:tcW w:w="10306" w:type="dxa"/>
-            <w:gridSpan w:val="4"/>
+            <w:gridSpan w:val="2"/>
             <w:tcBorders>
               <w:top w:val="single" w:color="C9E3EA" w:sz="6"/>
               <w:left w:val="single" w:color="C9E3EA" w:sz="6"/>
@@ -5904,10 +5909,10 @@
             </w:tcBorders>
             <w:shd w:val="clear" w:color="auto" w:fill="E6F4F8"/>
             <w:tcMar>
-              <w:top w:w="80" w:type="dxa"/>
-              <w:left w:w="220" w:type="dxa"/>
-              <w:bottom w:w="80" w:type="dxa"/>
-              <w:right w:w="220" w:type="dxa"/>
+              <w:top w:w="110" w:type="dxa"/>
+              <w:left w:w="280" w:type="dxa"/>
+              <w:bottom w:w="110" w:type="dxa"/>
+              <w:right w:w="280" w:type="dxa"/>
             </w:tcMar>
             <w:vAlign w:val="center"/>
           </w:tcPr>
@@ -5923,8 +5928,8 @@
                 <w:b w:val="true"/>
                 <w:bCs w:val="true"/>
                 <w:color w:val="02637D"/>
-                <w:sz w:val="20"/>
-                <w:szCs w:val="20"/>
+                <w:sz w:val="22"/>
+                <w:szCs w:val="22"/>
               </w:rPr>
               <w:t xml:space="preserve">PWC / Jet Ski Identification</w:t>
             </w:r>
@@ -5937,7 +5942,7 @@
         </w:trPr>
         <w:tc>
           <w:tcPr>
-            <w:tcW w:w="2850" w:type="dxa"/>
+            <w:tcW w:w="6000" w:type="dxa"/>
             <w:tcBorders>
               <w:top w:val="none" w:color="FFFFFF" w:sz="0"/>
               <w:left w:val="single" w:color="C9E3EA" w:sz="6"/>
@@ -5946,10 +5951,10 @@
             </w:tcBorders>
             <w:shd w:val="clear" w:color="auto" w:fill="F3F5F6"/>
             <w:tcMar>
-              <w:top w:w="40" w:type="dxa"/>
-              <w:left w:w="220" w:type="dxa"/>
-              <w:bottom w:w="40" w:type="dxa"/>
-              <w:right w:w="60" w:type="dxa"/>
+              <w:top w:w="70" w:type="dxa"/>
+              <w:left w:w="280" w:type="dxa"/>
+              <w:bottom w:w="70" w:type="dxa"/>
+              <w:right w:w="120" w:type="dxa"/>
             </w:tcMar>
             <w:vAlign w:val="center"/>
           </w:tcPr>
@@ -5965,8 +5970,8 @@
                 <w:b w:val="false"/>
                 <w:bCs w:val="false"/>
                 <w:color w:val="3C4A50"/>
-                <w:sz w:val="18"/>
-                <w:szCs w:val="18"/>
+                <w:sz w:val="20"/>
+                <w:szCs w:val="20"/>
               </w:rPr>
               <w:t xml:space="preserve">Hull name</w:t>
             </w:r>
@@ -5974,19 +5979,19 @@
         </w:tc>
         <w:tc>
           <w:tcPr>
-            <w:tcW w:w="2150" w:type="dxa"/>
+            <w:tcW w:w="4306" w:type="dxa"/>
             <w:tcBorders>
               <w:top w:val="none" w:color="FFFFFF" w:sz="0"/>
               <w:left w:val="none" w:color="FFFFFF" w:sz="0"/>
               <w:bottom w:val="single" w:color="DDE3E6" w:sz="4"/>
-              <w:right w:val="none" w:color="FFFFFF" w:sz="0"/>
-            </w:tcBorders>
-            <w:shd w:val="clear" w:color="auto" w:fill="F3F5F6"/>
-            <w:tcMar>
-              <w:top w:w="40" w:type="dxa"/>
-              <w:left w:w="60" w:type="dxa"/>
-              <w:bottom w:w="40" w:type="dxa"/>
-              <w:right w:w="200" w:type="dxa"/>
+              <w:right w:val="single" w:color="C9E3EA" w:sz="6"/>
+            </w:tcBorders>
+            <w:shd w:val="clear" w:color="auto" w:fill="F3F5F6"/>
+            <w:tcMar>
+              <w:top w:w="70" w:type="dxa"/>
+              <w:left w:w="120" w:type="dxa"/>
+              <w:bottom w:w="70" w:type="dxa"/>
+              <w:right w:w="280" w:type="dxa"/>
             </w:tcMar>
             <w:vAlign w:val="center"/>
           </w:tcPr>
@@ -6003,28 +6008,33 @@
                 <w:b w:val="true"/>
                 <w:bCs w:val="true"/>
                 <w:color w:val="000000"/>
-                <w:sz w:val="18"/>
-                <w:szCs w:val="18"/>
+                <w:sz w:val="20"/>
+                <w:szCs w:val="20"/>
               </w:rPr>
               <w:t xml:space="preserve">Sea Sample</w:t>
             </w:r>
           </w:p>
         </w:tc>
-        <w:tc>
-          <w:tcPr>
-            <w:tcW w:w="2900" w:type="dxa"/>
-            <w:tcBorders>
-              <w:top w:val="none" w:color="FFFFFF" w:sz="0"/>
-              <w:left w:val="single" w:color="DDE3E6" w:sz="4"/>
+      </w:tr>
+      <w:tr>
+        <w:trPr>
+          <w:cantSplit/>
+        </w:trPr>
+        <w:tc>
+          <w:tcPr>
+            <w:tcW w:w="6000" w:type="dxa"/>
+            <w:tcBorders>
+              <w:top w:val="none" w:color="FFFFFF" w:sz="0"/>
+              <w:left w:val="single" w:color="C9E3EA" w:sz="6"/>
               <w:bottom w:val="single" w:color="DDE3E6" w:sz="4"/>
               <w:right w:val="none" w:color="FFFFFF" w:sz="0"/>
             </w:tcBorders>
             <w:shd w:val="clear" w:color="auto" w:fill="F3F5F6"/>
             <w:tcMar>
-              <w:top w:w="40" w:type="dxa"/>
+              <w:top w:w="70" w:type="dxa"/>
               <w:left w:w="280" w:type="dxa"/>
-              <w:bottom w:w="40" w:type="dxa"/>
-              <w:right w:w="60" w:type="dxa"/>
+              <w:bottom w:w="70" w:type="dxa"/>
+              <w:right w:w="120" w:type="dxa"/>
             </w:tcMar>
             <w:vAlign w:val="center"/>
           </w:tcPr>
@@ -6040,16 +6050,16 @@
                 <w:b w:val="false"/>
                 <w:bCs w:val="false"/>
                 <w:color w:val="3C4A50"/>
-                <w:sz w:val="18"/>
-                <w:szCs w:val="18"/>
-              </w:rPr>
-              <w:t xml:space="preserve">Motor model</w:t>
-            </w:r>
-          </w:p>
-        </w:tc>
-        <w:tc>
-          <w:tcPr>
-            <w:tcW w:w="2406" w:type="dxa"/>
+                <w:sz w:val="20"/>
+                <w:szCs w:val="20"/>
+              </w:rPr>
+              <w:t xml:space="preserve">Hull registration number</w:t>
+            </w:r>
+          </w:p>
+        </w:tc>
+        <w:tc>
+          <w:tcPr>
+            <w:tcW w:w="4306" w:type="dxa"/>
             <w:tcBorders>
               <w:top w:val="none" w:color="FFFFFF" w:sz="0"/>
               <w:left w:val="none" w:color="FFFFFF" w:sz="0"/>
@@ -6058,10 +6068,10 @@
             </w:tcBorders>
             <w:shd w:val="clear" w:color="auto" w:fill="F3F5F6"/>
             <w:tcMar>
-              <w:top w:w="40" w:type="dxa"/>
-              <w:left w:w="60" w:type="dxa"/>
-              <w:bottom w:w="40" w:type="dxa"/>
-              <w:right w:w="220" w:type="dxa"/>
+              <w:top w:w="70" w:type="dxa"/>
+              <w:left w:w="120" w:type="dxa"/>
+              <w:bottom w:w="70" w:type="dxa"/>
+              <w:right w:w="280" w:type="dxa"/>
             </w:tcMar>
             <w:vAlign w:val="center"/>
           </w:tcPr>
@@ -6078,21 +6088,21 @@
                 <w:b w:val="true"/>
                 <w:bCs w:val="true"/>
                 <w:color w:val="000000"/>
-                <w:sz w:val="18"/>
-                <w:szCs w:val="18"/>
-              </w:rPr>
-              <w:t xml:space="preserve">SP-180</w:t>
-            </w:r>
-          </w:p>
-        </w:tc>
-      </w:tr>
-      <w:tr>
-        <w:trPr>
-          <w:cantSplit/>
-        </w:trPr>
-        <w:tc>
-          <w:tcPr>
-            <w:tcW w:w="2850" w:type="dxa"/>
+                <w:sz w:val="20"/>
+                <w:szCs w:val="20"/>
+              </w:rPr>
+              <w:t xml:space="preserve">WA1234</w:t>
+            </w:r>
+          </w:p>
+        </w:tc>
+      </w:tr>
+      <w:tr>
+        <w:trPr>
+          <w:cantSplit/>
+        </w:trPr>
+        <w:tc>
+          <w:tcPr>
+            <w:tcW w:w="6000" w:type="dxa"/>
             <w:tcBorders>
               <w:top w:val="none" w:color="FFFFFF" w:sz="0"/>
               <w:left w:val="single" w:color="C9E3EA" w:sz="6"/>
@@ -6101,10 +6111,10 @@
             </w:tcBorders>
             <w:shd w:val="clear" w:color="auto" w:fill="F3F5F6"/>
             <w:tcMar>
-              <w:top w:w="40" w:type="dxa"/>
-              <w:left w:w="220" w:type="dxa"/>
-              <w:bottom w:w="40" w:type="dxa"/>
-              <w:right w:w="60" w:type="dxa"/>
+              <w:top w:w="70" w:type="dxa"/>
+              <w:left w:w="280" w:type="dxa"/>
+              <w:bottom w:w="70" w:type="dxa"/>
+              <w:right w:w="120" w:type="dxa"/>
             </w:tcMar>
             <w:vAlign w:val="center"/>
           </w:tcPr>
@@ -6120,28 +6130,28 @@
                 <w:b w:val="false"/>
                 <w:bCs w:val="false"/>
                 <w:color w:val="3C4A50"/>
-                <w:sz w:val="18"/>
-                <w:szCs w:val="18"/>
-              </w:rPr>
-              <w:t xml:space="preserve">Hull registration number</w:t>
-            </w:r>
-          </w:p>
-        </w:tc>
-        <w:tc>
-          <w:tcPr>
-            <w:tcW w:w="2150" w:type="dxa"/>
+                <w:sz w:val="20"/>
+                <w:szCs w:val="20"/>
+              </w:rPr>
+              <w:t xml:space="preserve">Hull identification number (HIN)</w:t>
+            </w:r>
+          </w:p>
+        </w:tc>
+        <w:tc>
+          <w:tcPr>
+            <w:tcW w:w="4306" w:type="dxa"/>
             <w:tcBorders>
               <w:top w:val="none" w:color="FFFFFF" w:sz="0"/>
               <w:left w:val="none" w:color="FFFFFF" w:sz="0"/>
               <w:bottom w:val="single" w:color="DDE3E6" w:sz="4"/>
-              <w:right w:val="none" w:color="FFFFFF" w:sz="0"/>
-            </w:tcBorders>
-            <w:shd w:val="clear" w:color="auto" w:fill="F3F5F6"/>
-            <w:tcMar>
-              <w:top w:w="40" w:type="dxa"/>
-              <w:left w:w="60" w:type="dxa"/>
-              <w:bottom w:w="40" w:type="dxa"/>
-              <w:right w:w="200" w:type="dxa"/>
+              <w:right w:val="single" w:color="C9E3EA" w:sz="6"/>
+            </w:tcBorders>
+            <w:shd w:val="clear" w:color="auto" w:fill="F3F5F6"/>
+            <w:tcMar>
+              <w:top w:w="70" w:type="dxa"/>
+              <w:left w:w="120" w:type="dxa"/>
+              <w:bottom w:w="70" w:type="dxa"/>
+              <w:right w:w="280" w:type="dxa"/>
             </w:tcMar>
             <w:vAlign w:val="center"/>
           </w:tcPr>
@@ -6158,28 +6168,33 @@
                 <w:b w:val="true"/>
                 <w:bCs w:val="true"/>
                 <w:color w:val="000000"/>
-                <w:sz w:val="18"/>
-                <w:szCs w:val="18"/>
-              </w:rPr>
-              <w:t xml:space="preserve">WA1234</w:t>
-            </w:r>
-          </w:p>
-        </w:tc>
-        <w:tc>
-          <w:tcPr>
-            <w:tcW w:w="2900" w:type="dxa"/>
-            <w:tcBorders>
-              <w:top w:val="none" w:color="FFFFFF" w:sz="0"/>
-              <w:left w:val="single" w:color="DDE3E6" w:sz="4"/>
+                <w:sz w:val="20"/>
+                <w:szCs w:val="20"/>
+              </w:rPr>
+              <w:t xml:space="preserve">XYZ12345A323</w:t>
+            </w:r>
+          </w:p>
+        </w:tc>
+      </w:tr>
+      <w:tr>
+        <w:trPr>
+          <w:cantSplit/>
+        </w:trPr>
+        <w:tc>
+          <w:tcPr>
+            <w:tcW w:w="6000" w:type="dxa"/>
+            <w:tcBorders>
+              <w:top w:val="none" w:color="FFFFFF" w:sz="0"/>
+              <w:left w:val="single" w:color="C9E3EA" w:sz="6"/>
               <w:bottom w:val="single" w:color="DDE3E6" w:sz="4"/>
               <w:right w:val="none" w:color="FFFFFF" w:sz="0"/>
             </w:tcBorders>
             <w:shd w:val="clear" w:color="auto" w:fill="F3F5F6"/>
             <w:tcMar>
-              <w:top w:w="40" w:type="dxa"/>
+              <w:top w:w="70" w:type="dxa"/>
               <w:left w:w="280" w:type="dxa"/>
-              <w:bottom w:w="40" w:type="dxa"/>
-              <w:right w:w="60" w:type="dxa"/>
+              <w:bottom w:w="70" w:type="dxa"/>
+              <w:right w:w="120" w:type="dxa"/>
             </w:tcMar>
             <w:vAlign w:val="center"/>
           </w:tcPr>
@@ -6195,16 +6210,16 @@
                 <w:b w:val="false"/>
                 <w:bCs w:val="false"/>
                 <w:color w:val="3C4A50"/>
-                <w:sz w:val="18"/>
-                <w:szCs w:val="18"/>
-              </w:rPr>
-              <w:t xml:space="preserve">Motor year built</w:t>
-            </w:r>
-          </w:p>
-        </w:tc>
-        <w:tc>
-          <w:tcPr>
-            <w:tcW w:w="2406" w:type="dxa"/>
+                <w:sz w:val="20"/>
+                <w:szCs w:val="20"/>
+              </w:rPr>
+              <w:t xml:space="preserve">Motor model</w:t>
+            </w:r>
+          </w:p>
+        </w:tc>
+        <w:tc>
+          <w:tcPr>
+            <w:tcW w:w="4306" w:type="dxa"/>
             <w:tcBorders>
               <w:top w:val="none" w:color="FFFFFF" w:sz="0"/>
               <w:left w:val="none" w:color="FFFFFF" w:sz="0"/>
@@ -6213,10 +6228,10 @@
             </w:tcBorders>
             <w:shd w:val="clear" w:color="auto" w:fill="F3F5F6"/>
             <w:tcMar>
-              <w:top w:w="40" w:type="dxa"/>
-              <w:left w:w="60" w:type="dxa"/>
-              <w:bottom w:w="40" w:type="dxa"/>
-              <w:right w:w="220" w:type="dxa"/>
+              <w:top w:w="70" w:type="dxa"/>
+              <w:left w:w="120" w:type="dxa"/>
+              <w:bottom w:w="70" w:type="dxa"/>
+              <w:right w:w="280" w:type="dxa"/>
             </w:tcMar>
             <w:vAlign w:val="center"/>
           </w:tcPr>
@@ -6233,21 +6248,21 @@
                 <w:b w:val="true"/>
                 <w:bCs w:val="true"/>
                 <w:color w:val="000000"/>
-                <w:sz w:val="18"/>
-                <w:szCs w:val="18"/>
-              </w:rPr>
-              <w:t xml:space="preserve">2023</w:t>
-            </w:r>
-          </w:p>
-        </w:tc>
-      </w:tr>
-      <w:tr>
-        <w:trPr>
-          <w:cantSplit/>
-        </w:trPr>
-        <w:tc>
-          <w:tcPr>
-            <w:tcW w:w="2850" w:type="dxa"/>
+                <w:sz w:val="20"/>
+                <w:szCs w:val="20"/>
+              </w:rPr>
+              <w:t xml:space="preserve">SP-180</w:t>
+            </w:r>
+          </w:p>
+        </w:tc>
+      </w:tr>
+      <w:tr>
+        <w:trPr>
+          <w:cantSplit/>
+        </w:trPr>
+        <w:tc>
+          <w:tcPr>
+            <w:tcW w:w="6000" w:type="dxa"/>
             <w:tcBorders>
               <w:top w:val="none" w:color="FFFFFF" w:sz="0"/>
               <w:left w:val="single" w:color="C9E3EA" w:sz="6"/>
@@ -6256,10 +6271,10 @@
             </w:tcBorders>
             <w:shd w:val="clear" w:color="auto" w:fill="F3F5F6"/>
             <w:tcMar>
-              <w:top w:w="40" w:type="dxa"/>
-              <w:left w:w="220" w:type="dxa"/>
-              <w:bottom w:w="40" w:type="dxa"/>
-              <w:right w:w="60" w:type="dxa"/>
+              <w:top w:w="70" w:type="dxa"/>
+              <w:left w:w="280" w:type="dxa"/>
+              <w:bottom w:w="70" w:type="dxa"/>
+              <w:right w:w="120" w:type="dxa"/>
             </w:tcMar>
             <w:vAlign w:val="center"/>
           </w:tcPr>
@@ -6275,28 +6290,28 @@
                 <w:b w:val="false"/>
                 <w:bCs w:val="false"/>
                 <w:color w:val="3C4A50"/>
-                <w:sz w:val="18"/>
-                <w:szCs w:val="18"/>
-              </w:rPr>
-              <w:t xml:space="preserve">Hull identification number (HIN)</w:t>
-            </w:r>
-          </w:p>
-        </w:tc>
-        <w:tc>
-          <w:tcPr>
-            <w:tcW w:w="2150" w:type="dxa"/>
+                <w:sz w:val="20"/>
+                <w:szCs w:val="20"/>
+              </w:rPr>
+              <w:t xml:space="preserve">Motor year built</w:t>
+            </w:r>
+          </w:p>
+        </w:tc>
+        <w:tc>
+          <w:tcPr>
+            <w:tcW w:w="4306" w:type="dxa"/>
             <w:tcBorders>
               <w:top w:val="none" w:color="FFFFFF" w:sz="0"/>
               <w:left w:val="none" w:color="FFFFFF" w:sz="0"/>
               <w:bottom w:val="single" w:color="DDE3E6" w:sz="4"/>
-              <w:right w:val="none" w:color="FFFFFF" w:sz="0"/>
-            </w:tcBorders>
-            <w:shd w:val="clear" w:color="auto" w:fill="F3F5F6"/>
-            <w:tcMar>
-              <w:top w:w="40" w:type="dxa"/>
-              <w:left w:w="60" w:type="dxa"/>
-              <w:bottom w:w="40" w:type="dxa"/>
-              <w:right w:w="200" w:type="dxa"/>
+              <w:right w:val="single" w:color="C9E3EA" w:sz="6"/>
+            </w:tcBorders>
+            <w:shd w:val="clear" w:color="auto" w:fill="F3F5F6"/>
+            <w:tcMar>
+              <w:top w:w="70" w:type="dxa"/>
+              <w:left w:w="120" w:type="dxa"/>
+              <w:bottom w:w="70" w:type="dxa"/>
+              <w:right w:w="280" w:type="dxa"/>
             </w:tcMar>
             <w:vAlign w:val="center"/>
           </w:tcPr>
@@ -6313,28 +6328,33 @@
                 <w:b w:val="true"/>
                 <w:bCs w:val="true"/>
                 <w:color w:val="000000"/>
-                <w:sz w:val="18"/>
-                <w:szCs w:val="18"/>
-              </w:rPr>
-              <w:t xml:space="preserve">XYZ12345A323</w:t>
-            </w:r>
-          </w:p>
-        </w:tc>
-        <w:tc>
-          <w:tcPr>
-            <w:tcW w:w="2900" w:type="dxa"/>
-            <w:tcBorders>
-              <w:top w:val="none" w:color="FFFFFF" w:sz="0"/>
-              <w:left w:val="single" w:color="DDE3E6" w:sz="4"/>
+                <w:sz w:val="20"/>
+                <w:szCs w:val="20"/>
+              </w:rPr>
+              <w:t xml:space="preserve">2023</w:t>
+            </w:r>
+          </w:p>
+        </w:tc>
+      </w:tr>
+      <w:tr>
+        <w:trPr>
+          <w:cantSplit/>
+        </w:trPr>
+        <w:tc>
+          <w:tcPr>
+            <w:tcW w:w="6000" w:type="dxa"/>
+            <w:tcBorders>
+              <w:top w:val="none" w:color="FFFFFF" w:sz="0"/>
+              <w:left w:val="single" w:color="C9E3EA" w:sz="6"/>
               <w:bottom w:val="single" w:color="DDE3E6" w:sz="4"/>
               <w:right w:val="none" w:color="FFFFFF" w:sz="0"/>
             </w:tcBorders>
             <w:shd w:val="clear" w:color="auto" w:fill="F3F5F6"/>
             <w:tcMar>
-              <w:top w:w="40" w:type="dxa"/>
+              <w:top w:w="70" w:type="dxa"/>
               <w:left w:w="280" w:type="dxa"/>
-              <w:bottom w:w="40" w:type="dxa"/>
-              <w:right w:w="60" w:type="dxa"/>
+              <w:bottom w:w="70" w:type="dxa"/>
+              <w:right w:w="120" w:type="dxa"/>
             </w:tcMar>
             <w:vAlign w:val="center"/>
           </w:tcPr>
@@ -6350,8 +6370,8 @@
                 <w:b w:val="false"/>
                 <w:bCs w:val="false"/>
                 <w:color w:val="3C4A50"/>
-                <w:sz w:val="18"/>
-                <w:szCs w:val="18"/>
+                <w:sz w:val="20"/>
+                <w:szCs w:val="20"/>
               </w:rPr>
               <w:t xml:space="preserve">Motor horsepower</w:t>
             </w:r>
@@ -6359,7 +6379,7 @@
         </w:tc>
         <w:tc>
           <w:tcPr>
-            <w:tcW w:w="2406" w:type="dxa"/>
+            <w:tcW w:w="4306" w:type="dxa"/>
             <w:tcBorders>
               <w:top w:val="none" w:color="FFFFFF" w:sz="0"/>
               <w:left w:val="none" w:color="FFFFFF" w:sz="0"/>
@@ -6368,10 +6388,10 @@
             </w:tcBorders>
             <w:shd w:val="clear" w:color="auto" w:fill="F3F5F6"/>
             <w:tcMar>
-              <w:top w:w="40" w:type="dxa"/>
-              <w:left w:w="60" w:type="dxa"/>
-              <w:bottom w:w="40" w:type="dxa"/>
-              <w:right w:w="220" w:type="dxa"/>
+              <w:top w:w="70" w:type="dxa"/>
+              <w:left w:w="120" w:type="dxa"/>
+              <w:bottom w:w="70" w:type="dxa"/>
+              <w:right w:w="280" w:type="dxa"/>
             </w:tcMar>
             <w:vAlign w:val="center"/>
           </w:tcPr>
@@ -6388,8 +6408,8 @@
                 <w:b w:val="true"/>
                 <w:bCs w:val="true"/>
                 <w:color w:val="000000"/>
-                <w:sz w:val="18"/>
-                <w:szCs w:val="18"/>
+                <w:sz w:val="20"/>
+                <w:szCs w:val="20"/>
               </w:rPr>
               <w:t xml:space="preserve">180</w:t>
             </w:r>
@@ -6402,67 +6422,19 @@
         </w:trPr>
         <w:tc>
           <w:tcPr>
-            <w:tcW w:w="2850" w:type="dxa"/>
-            <w:tcBorders>
-              <w:top w:val="none" w:color="FFFFFF" w:sz="0"/>
-              <w:left w:val="single" w:color="C9E3EA" w:sz="6"/>
-              <w:bottom w:val="none" w:color="FFFFFF" w:sz="0"/>
-              <w:right w:val="none" w:color="FFFFFF" w:sz="0"/>
-            </w:tcBorders>
-            <w:tcMar>
-              <w:top w:w="40" w:type="dxa"/>
-              <w:left w:w="220" w:type="dxa"/>
-              <w:bottom w:w="40" w:type="dxa"/>
-              <w:right w:w="60" w:type="dxa"/>
-            </w:tcMar>
-            <w:vAlign w:val="center"/>
-          </w:tcPr>
-          <w:p>
-            <w:pPr>
-              <w:keepLines/>
-              <w:spacing w:before="0" w:after="0"/>
-            </w:pPr>
-          </w:p>
-        </w:tc>
-        <w:tc>
-          <w:tcPr>
-            <w:tcW w:w="2150" w:type="dxa"/>
-            <w:tcBorders>
-              <w:top w:val="none" w:color="FFFFFF" w:sz="0"/>
-              <w:left w:val="none" w:color="FFFFFF" w:sz="0"/>
-              <w:bottom w:val="none" w:color="FFFFFF" w:sz="0"/>
-              <w:right w:val="none" w:color="FFFFFF" w:sz="0"/>
-            </w:tcBorders>
-            <w:tcMar>
-              <w:top w:w="40" w:type="dxa"/>
-              <w:left w:w="60" w:type="dxa"/>
-              <w:bottom w:w="40" w:type="dxa"/>
-              <w:right w:w="60" w:type="dxa"/>
-            </w:tcMar>
-            <w:vAlign w:val="center"/>
-          </w:tcPr>
-          <w:p>
-            <w:pPr>
-              <w:keepLines/>
-              <w:spacing w:before="0" w:after="0"/>
-            </w:pPr>
-          </w:p>
-        </w:tc>
-        <w:tc>
-          <w:tcPr>
-            <w:tcW w:w="2900" w:type="dxa"/>
-            <w:tcBorders>
-              <w:top w:val="none" w:color="FFFFFF" w:sz="0"/>
-              <w:left w:val="single" w:color="DDE3E6" w:sz="4"/>
+            <w:tcW w:w="6000" w:type="dxa"/>
+            <w:tcBorders>
+              <w:top w:val="none" w:color="FFFFFF" w:sz="0"/>
+              <w:left w:val="single" w:color="C9E3EA" w:sz="6"/>
               <w:bottom w:val="single" w:color="C9E3EA" w:sz="6"/>
               <w:right w:val="none" w:color="FFFFFF" w:sz="0"/>
             </w:tcBorders>
             <w:shd w:val="clear" w:color="auto" w:fill="F3F5F6"/>
             <w:tcMar>
-              <w:top w:w="40" w:type="dxa"/>
+              <w:top w:w="70" w:type="dxa"/>
               <w:left w:w="280" w:type="dxa"/>
-              <w:bottom w:w="40" w:type="dxa"/>
-              <w:right w:w="60" w:type="dxa"/>
+              <w:bottom w:w="70" w:type="dxa"/>
+              <w:right w:w="120" w:type="dxa"/>
             </w:tcMar>
             <w:vAlign w:val="center"/>
           </w:tcPr>
@@ -6477,8 +6449,8 @@
                 <w:b w:val="false"/>
                 <w:bCs w:val="false"/>
                 <w:color w:val="3C4A50"/>
-                <w:sz w:val="18"/>
-                <w:szCs w:val="18"/>
+                <w:sz w:val="20"/>
+                <w:szCs w:val="20"/>
               </w:rPr>
               <w:t xml:space="preserve">Motor serial number</w:t>
             </w:r>
@@ -6486,7 +6458,7 @@
         </w:tc>
         <w:tc>
           <w:tcPr>
-            <w:tcW w:w="2406" w:type="dxa"/>
+            <w:tcW w:w="4306" w:type="dxa"/>
             <w:tcBorders>
               <w:top w:val="none" w:color="FFFFFF" w:sz="0"/>
               <w:left w:val="none" w:color="FFFFFF" w:sz="0"/>
@@ -6495,10 +6467,10 @@
             </w:tcBorders>
             <w:shd w:val="clear" w:color="auto" w:fill="F3F5F6"/>
             <w:tcMar>
-              <w:top w:w="40" w:type="dxa"/>
-              <w:left w:w="60" w:type="dxa"/>
-              <w:bottom w:w="40" w:type="dxa"/>
-              <w:right w:w="220" w:type="dxa"/>
+              <w:top w:w="70" w:type="dxa"/>
+              <w:left w:w="120" w:type="dxa"/>
+              <w:bottom w:w="70" w:type="dxa"/>
+              <w:right w:w="280" w:type="dxa"/>
             </w:tcMar>
             <w:vAlign w:val="center"/>
           </w:tcPr>
@@ -6514,8 +6486,8 @@
                 <w:b w:val="true"/>
                 <w:bCs w:val="true"/>
                 <w:color w:val="000000"/>
-                <w:sz w:val="18"/>
-                <w:szCs w:val="18"/>
+                <w:sz w:val="20"/>
+                <w:szCs w:val="20"/>
               </w:rPr>
               <w:t xml:space="preserve">SP0001234</w:t>
             </w:r>
@@ -6525,7 +6497,7 @@
     </w:tbl>
     <w:p>
       <w:pPr>
-        <w:spacing w:before="0" w:after="0" w:line="170" w:lineRule="exact"/>
+        <w:spacing w:before="0" w:after="0" w:line="300" w:lineRule="exact"/>
         <w:rPr>
           <w:sz w:val="2"/>
         </w:rPr>
@@ -6545,19 +6517,18 @@
         <w:tblLayout w:type="fixed"/>
       </w:tblPr>
       <w:tblGrid>
-        <w:gridCol w:w="2850"/>
-        <w:gridCol w:w="2150"/>
-        <w:gridCol w:w="2900"/>
-        <w:gridCol w:w="2406"/>
+        <w:gridCol w:w="6400"/>
+        <w:gridCol w:w="3906"/>
       </w:tblGrid>
       <w:tr>
         <w:trPr>
           <w:cantSplit/>
+          <w:tblHeader/>
         </w:trPr>
         <w:tc>
           <w:tcPr>
             <w:tcW w:w="10306" w:type="dxa"/>
-            <w:gridSpan w:val="4"/>
+            <w:gridSpan w:val="2"/>
             <w:tcBorders>
               <w:top w:val="single" w:color="C9E3EA" w:sz="6"/>
               <w:left w:val="single" w:color="C9E3EA" w:sz="6"/>
@@ -6566,10 +6537,10 @@
             </w:tcBorders>
             <w:shd w:val="clear" w:color="auto" w:fill="E6F4F8"/>
             <w:tcMar>
-              <w:top w:w="80" w:type="dxa"/>
-              <w:left w:w="220" w:type="dxa"/>
-              <w:bottom w:w="80" w:type="dxa"/>
-              <w:right w:w="220" w:type="dxa"/>
+              <w:top w:w="110" w:type="dxa"/>
+              <w:left w:w="280" w:type="dxa"/>
+              <w:bottom w:w="110" w:type="dxa"/>
+              <w:right w:w="280" w:type="dxa"/>
             </w:tcMar>
             <w:vAlign w:val="center"/>
           </w:tcPr>
@@ -6585,8 +6556,8 @@
                 <w:b w:val="true"/>
                 <w:bCs w:val="true"/>
                 <w:color w:val="02637D"/>
-                <w:sz w:val="20"/>
-                <w:szCs w:val="20"/>
+                <w:sz w:val="22"/>
+                <w:szCs w:val="22"/>
               </w:rPr>
               <w:t xml:space="preserve">Trailers and Attachments</w:t>
             </w:r>
@@ -6599,8 +6570,7 @@
         </w:trPr>
         <w:tc>
           <w:tcPr>
-            <w:tcW w:w="7900" w:type="dxa"/>
-            <w:gridSpan w:val="3"/>
+            <w:tcW w:w="6400" w:type="dxa"/>
             <w:tcBorders>
               <w:top w:val="none" w:color="FFFFFF" w:sz="0"/>
               <w:left w:val="single" w:color="C9E3EA" w:sz="6"/>
@@ -6609,10 +6579,10 @@
             </w:tcBorders>
             <w:shd w:val="clear" w:color="auto" w:fill="F3F5F6"/>
             <w:tcMar>
-              <w:top w:w="40" w:type="dxa"/>
-              <w:left w:w="220" w:type="dxa"/>
-              <w:bottom w:w="40" w:type="dxa"/>
-              <w:right w:w="60" w:type="dxa"/>
+              <w:top w:w="70" w:type="dxa"/>
+              <w:left w:w="280" w:type="dxa"/>
+              <w:bottom w:w="70" w:type="dxa"/>
+              <w:right w:w="120" w:type="dxa"/>
             </w:tcMar>
             <w:vAlign w:val="center"/>
           </w:tcPr>
@@ -6628,16 +6598,16 @@
                 <w:b w:val="false"/>
                 <w:bCs w:val="false"/>
                 <w:color w:val="3C4A50"/>
-                <w:sz w:val="18"/>
-                <w:szCs w:val="18"/>
-              </w:rPr>
-              <w:t xml:space="preserve">Trailer(s) to insure with the PWC(s) / Jet Ski(s)</w:t>
-            </w:r>
-          </w:p>
-        </w:tc>
-        <w:tc>
-          <w:tcPr>
-            <w:tcW w:w="2406" w:type="dxa"/>
+                <w:sz w:val="20"/>
+                <w:szCs w:val="20"/>
+              </w:rPr>
+              <w:t xml:space="preserve">Do you have any trailer(s) to insure with the PWC(s) / Jet Ski(s)?</w:t>
+            </w:r>
+          </w:p>
+        </w:tc>
+        <w:tc>
+          <w:tcPr>
+            <w:tcW w:w="3906" w:type="dxa"/>
             <w:tcBorders>
               <w:top w:val="none" w:color="FFFFFF" w:sz="0"/>
               <w:left w:val="none" w:color="FFFFFF" w:sz="0"/>
@@ -6646,10 +6616,10 @@
             </w:tcBorders>
             <w:shd w:val="clear" w:color="auto" w:fill="F3F5F6"/>
             <w:tcMar>
-              <w:top w:w="40" w:type="dxa"/>
-              <w:left w:w="60" w:type="dxa"/>
-              <w:bottom w:w="40" w:type="dxa"/>
-              <w:right w:w="220" w:type="dxa"/>
+              <w:top w:w="70" w:type="dxa"/>
+              <w:left w:w="120" w:type="dxa"/>
+              <w:bottom w:w="70" w:type="dxa"/>
+              <w:right w:w="280" w:type="dxa"/>
             </w:tcMar>
             <w:vAlign w:val="center"/>
           </w:tcPr>
@@ -6666,8 +6636,8 @@
                 <w:b w:val="true"/>
                 <w:bCs w:val="true"/>
                 <w:color w:val="000000"/>
-                <w:sz w:val="18"/>
-                <w:szCs w:val="18"/>
+                <w:sz w:val="20"/>
+                <w:szCs w:val="20"/>
               </w:rPr>
               <w:t xml:space="preserve">Yes</w:t>
             </w:r>
@@ -6680,7 +6650,7 @@
         </w:trPr>
         <w:tc>
           <w:tcPr>
-            <w:tcW w:w="2850" w:type="dxa"/>
+            <w:tcW w:w="6400" w:type="dxa"/>
             <w:tcBorders>
               <w:top w:val="none" w:color="FFFFFF" w:sz="0"/>
               <w:left w:val="single" w:color="C9E3EA" w:sz="6"/>
@@ -6689,10 +6659,10 @@
             </w:tcBorders>
             <w:shd w:val="clear" w:color="auto" w:fill="F3F5F6"/>
             <w:tcMar>
-              <w:top w:w="40" w:type="dxa"/>
-              <w:left w:w="540" w:type="dxa"/>
-              <w:bottom w:w="40" w:type="dxa"/>
-              <w:right w:w="60" w:type="dxa"/>
+              <w:top w:w="70" w:type="dxa"/>
+              <w:left w:w="640" w:type="dxa"/>
+              <w:bottom w:w="70" w:type="dxa"/>
+              <w:right w:w="120" w:type="dxa"/>
             </w:tcMar>
             <w:vAlign w:val="center"/>
           </w:tcPr>
@@ -6708,28 +6678,28 @@
                 <w:b w:val="false"/>
                 <w:bCs w:val="false"/>
                 <w:color w:val="5B6B73"/>
-                <w:sz w:val="18"/>
-                <w:szCs w:val="18"/>
-              </w:rPr>
-              <w:t xml:space="preserve">Trailer 1 make &amp; model</w:t>
-            </w:r>
-          </w:p>
-        </w:tc>
-        <w:tc>
-          <w:tcPr>
-            <w:tcW w:w="2150" w:type="dxa"/>
+                <w:sz w:val="20"/>
+                <w:szCs w:val="20"/>
+              </w:rPr>
+              <w:t xml:space="preserve">Trailer 1 · Make &amp; model</w:t>
+            </w:r>
+          </w:p>
+        </w:tc>
+        <w:tc>
+          <w:tcPr>
+            <w:tcW w:w="3906" w:type="dxa"/>
             <w:tcBorders>
               <w:top w:val="none" w:color="FFFFFF" w:sz="0"/>
               <w:left w:val="none" w:color="FFFFFF" w:sz="0"/>
               <w:bottom w:val="single" w:color="DDE3E6" w:sz="4"/>
-              <w:right w:val="none" w:color="FFFFFF" w:sz="0"/>
-            </w:tcBorders>
-            <w:shd w:val="clear" w:color="auto" w:fill="F3F5F6"/>
-            <w:tcMar>
-              <w:top w:w="40" w:type="dxa"/>
-              <w:left w:w="60" w:type="dxa"/>
-              <w:bottom w:w="40" w:type="dxa"/>
-              <w:right w:w="200" w:type="dxa"/>
+              <w:right w:val="single" w:color="C9E3EA" w:sz="6"/>
+            </w:tcBorders>
+            <w:shd w:val="clear" w:color="auto" w:fill="F3F5F6"/>
+            <w:tcMar>
+              <w:top w:w="70" w:type="dxa"/>
+              <w:left w:w="120" w:type="dxa"/>
+              <w:bottom w:w="70" w:type="dxa"/>
+              <w:right w:w="280" w:type="dxa"/>
             </w:tcMar>
             <w:vAlign w:val="center"/>
           </w:tcPr>
@@ -6746,28 +6716,33 @@
                 <w:b w:val="true"/>
                 <w:bCs w:val="true"/>
                 <w:color w:val="000000"/>
-                <w:sz w:val="18"/>
-                <w:szCs w:val="18"/>
+                <w:sz w:val="20"/>
+                <w:szCs w:val="20"/>
               </w:rPr>
               <w:t xml:space="preserve">Sample Trailers SL1</w:t>
             </w:r>
           </w:p>
         </w:tc>
-        <w:tc>
-          <w:tcPr>
-            <w:tcW w:w="2900" w:type="dxa"/>
-            <w:tcBorders>
-              <w:top w:val="none" w:color="FFFFFF" w:sz="0"/>
-              <w:left w:val="single" w:color="DDE3E6" w:sz="4"/>
+      </w:tr>
+      <w:tr>
+        <w:trPr>
+          <w:cantSplit/>
+        </w:trPr>
+        <w:tc>
+          <w:tcPr>
+            <w:tcW w:w="6400" w:type="dxa"/>
+            <w:tcBorders>
+              <w:top w:val="none" w:color="FFFFFF" w:sz="0"/>
+              <w:left w:val="single" w:color="C9E3EA" w:sz="6"/>
               <w:bottom w:val="single" w:color="DDE3E6" w:sz="4"/>
               <w:right w:val="none" w:color="FFFFFF" w:sz="0"/>
             </w:tcBorders>
             <w:shd w:val="clear" w:color="auto" w:fill="F3F5F6"/>
             <w:tcMar>
-              <w:top w:w="40" w:type="dxa"/>
-              <w:left w:w="600" w:type="dxa"/>
-              <w:bottom w:w="40" w:type="dxa"/>
-              <w:right w:w="60" w:type="dxa"/>
+              <w:top w:w="70" w:type="dxa"/>
+              <w:left w:w="640" w:type="dxa"/>
+              <w:bottom w:w="70" w:type="dxa"/>
+              <w:right w:w="120" w:type="dxa"/>
             </w:tcMar>
             <w:vAlign w:val="center"/>
           </w:tcPr>
@@ -6783,16 +6758,16 @@
                 <w:b w:val="false"/>
                 <w:bCs w:val="false"/>
                 <w:color w:val="5B6B73"/>
-                <w:sz w:val="18"/>
-                <w:szCs w:val="18"/>
-              </w:rPr>
-              <w:t xml:space="preserve">Registration number</w:t>
-            </w:r>
-          </w:p>
-        </w:tc>
-        <w:tc>
-          <w:tcPr>
-            <w:tcW w:w="2406" w:type="dxa"/>
+                <w:sz w:val="20"/>
+                <w:szCs w:val="20"/>
+              </w:rPr>
+              <w:t xml:space="preserve">Trailer 1 · Year built</w:t>
+            </w:r>
+          </w:p>
+        </w:tc>
+        <w:tc>
+          <w:tcPr>
+            <w:tcW w:w="3906" w:type="dxa"/>
             <w:tcBorders>
               <w:top w:val="none" w:color="FFFFFF" w:sz="0"/>
               <w:left w:val="none" w:color="FFFFFF" w:sz="0"/>
@@ -6801,10 +6776,10 @@
             </w:tcBorders>
             <w:shd w:val="clear" w:color="auto" w:fill="F3F5F6"/>
             <w:tcMar>
-              <w:top w:w="40" w:type="dxa"/>
-              <w:left w:w="60" w:type="dxa"/>
-              <w:bottom w:w="40" w:type="dxa"/>
-              <w:right w:w="220" w:type="dxa"/>
+              <w:top w:w="70" w:type="dxa"/>
+              <w:left w:w="120" w:type="dxa"/>
+              <w:bottom w:w="70" w:type="dxa"/>
+              <w:right w:w="280" w:type="dxa"/>
             </w:tcMar>
             <w:vAlign w:val="center"/>
           </w:tcPr>
@@ -6821,21 +6796,21 @@
                 <w:b w:val="true"/>
                 <w:bCs w:val="true"/>
                 <w:color w:val="000000"/>
-                <w:sz w:val="18"/>
-                <w:szCs w:val="18"/>
-              </w:rPr>
-              <w:t xml:space="preserve">T1234</w:t>
-            </w:r>
-          </w:p>
-        </w:tc>
-      </w:tr>
-      <w:tr>
-        <w:trPr>
-          <w:cantSplit/>
-        </w:trPr>
-        <w:tc>
-          <w:tcPr>
-            <w:tcW w:w="2850" w:type="dxa"/>
+                <w:sz w:val="20"/>
+                <w:szCs w:val="20"/>
+              </w:rPr>
+              <w:t xml:space="preserve">2023</w:t>
+            </w:r>
+          </w:p>
+        </w:tc>
+      </w:tr>
+      <w:tr>
+        <w:trPr>
+          <w:cantSplit/>
+        </w:trPr>
+        <w:tc>
+          <w:tcPr>
+            <w:tcW w:w="6400" w:type="dxa"/>
             <w:tcBorders>
               <w:top w:val="none" w:color="FFFFFF" w:sz="0"/>
               <w:left w:val="single" w:color="C9E3EA" w:sz="6"/>
@@ -6844,10 +6819,10 @@
             </w:tcBorders>
             <w:shd w:val="clear" w:color="auto" w:fill="F3F5F6"/>
             <w:tcMar>
-              <w:top w:w="40" w:type="dxa"/>
-              <w:left w:w="540" w:type="dxa"/>
-              <w:bottom w:w="40" w:type="dxa"/>
-              <w:right w:w="60" w:type="dxa"/>
+              <w:top w:w="70" w:type="dxa"/>
+              <w:left w:w="640" w:type="dxa"/>
+              <w:bottom w:w="70" w:type="dxa"/>
+              <w:right w:w="120" w:type="dxa"/>
             </w:tcMar>
             <w:vAlign w:val="center"/>
           </w:tcPr>
@@ -6863,28 +6838,28 @@
                 <w:b w:val="false"/>
                 <w:bCs w:val="false"/>
                 <w:color w:val="5B6B73"/>
-                <w:sz w:val="18"/>
-                <w:szCs w:val="18"/>
-              </w:rPr>
-              <w:t xml:space="preserve">Year built</w:t>
-            </w:r>
-          </w:p>
-        </w:tc>
-        <w:tc>
-          <w:tcPr>
-            <w:tcW w:w="2150" w:type="dxa"/>
+                <w:sz w:val="20"/>
+                <w:szCs w:val="20"/>
+              </w:rPr>
+              <w:t xml:space="preserve">Trailer 1 · Registration number</w:t>
+            </w:r>
+          </w:p>
+        </w:tc>
+        <w:tc>
+          <w:tcPr>
+            <w:tcW w:w="3906" w:type="dxa"/>
             <w:tcBorders>
               <w:top w:val="none" w:color="FFFFFF" w:sz="0"/>
               <w:left w:val="none" w:color="FFFFFF" w:sz="0"/>
               <w:bottom w:val="single" w:color="DDE3E6" w:sz="4"/>
-              <w:right w:val="none" w:color="FFFFFF" w:sz="0"/>
-            </w:tcBorders>
-            <w:shd w:val="clear" w:color="auto" w:fill="F3F5F6"/>
-            <w:tcMar>
-              <w:top w:w="40" w:type="dxa"/>
-              <w:left w:w="60" w:type="dxa"/>
-              <w:bottom w:w="40" w:type="dxa"/>
-              <w:right w:w="200" w:type="dxa"/>
+              <w:right w:val="single" w:color="C9E3EA" w:sz="6"/>
+            </w:tcBorders>
+            <w:shd w:val="clear" w:color="auto" w:fill="F3F5F6"/>
+            <w:tcMar>
+              <w:top w:w="70" w:type="dxa"/>
+              <w:left w:w="120" w:type="dxa"/>
+              <w:bottom w:w="70" w:type="dxa"/>
+              <w:right w:w="280" w:type="dxa"/>
             </w:tcMar>
             <w:vAlign w:val="center"/>
           </w:tcPr>
@@ -6901,72 +6876,21 @@
                 <w:b w:val="true"/>
                 <w:bCs w:val="true"/>
                 <w:color w:val="000000"/>
-                <w:sz w:val="18"/>
-                <w:szCs w:val="18"/>
-              </w:rPr>
-              <w:t xml:space="preserve">2023</w:t>
-            </w:r>
-          </w:p>
-        </w:tc>
-        <w:tc>
-          <w:tcPr>
-            <w:tcW w:w="2900" w:type="dxa"/>
-            <w:tcBorders>
-              <w:top w:val="none" w:color="FFFFFF" w:sz="0"/>
-              <w:left w:val="none" w:color="FFFFFF" w:sz="0"/>
-              <w:bottom w:val="none" w:color="FFFFFF" w:sz="0"/>
-              <w:right w:val="none" w:color="FFFFFF" w:sz="0"/>
-            </w:tcBorders>
-            <w:tcMar>
-              <w:top w:w="40" w:type="dxa"/>
-              <w:left w:w="220" w:type="dxa"/>
-              <w:bottom w:w="40" w:type="dxa"/>
-              <w:right w:w="60" w:type="dxa"/>
-            </w:tcMar>
-            <w:vAlign w:val="center"/>
-          </w:tcPr>
-          <w:p>
-            <w:pPr>
-              <w:keepNext/>
-              <w:keepLines/>
-              <w:spacing w:before="0" w:after="0"/>
-            </w:pPr>
-          </w:p>
-        </w:tc>
-        <w:tc>
-          <w:tcPr>
-            <w:tcW w:w="2406" w:type="dxa"/>
-            <w:tcBorders>
-              <w:top w:val="none" w:color="FFFFFF" w:sz="0"/>
-              <w:left w:val="none" w:color="FFFFFF" w:sz="0"/>
-              <w:bottom w:val="none" w:color="FFFFFF" w:sz="0"/>
-              <w:right w:val="single" w:color="C9E3EA" w:sz="6"/>
-            </w:tcBorders>
-            <w:tcMar>
-              <w:top w:w="40" w:type="dxa"/>
-              <w:left w:w="60" w:type="dxa"/>
-              <w:bottom w:w="40" w:type="dxa"/>
-              <w:right w:w="60" w:type="dxa"/>
-            </w:tcMar>
-            <w:vAlign w:val="center"/>
-          </w:tcPr>
-          <w:p>
-            <w:pPr>
-              <w:keepNext/>
-              <w:keepLines/>
-              <w:spacing w:before="0" w:after="0"/>
-            </w:pPr>
-          </w:p>
-        </w:tc>
-      </w:tr>
-      <w:tr>
-        <w:trPr>
-          <w:cantSplit/>
-        </w:trPr>
-        <w:tc>
-          <w:tcPr>
-            <w:tcW w:w="5000" w:type="dxa"/>
-            <w:gridSpan w:val="2"/>
+                <w:sz w:val="20"/>
+                <w:szCs w:val="20"/>
+              </w:rPr>
+              <w:t xml:space="preserve">T1234</w:t>
+            </w:r>
+          </w:p>
+        </w:tc>
+      </w:tr>
+      <w:tr>
+        <w:trPr>
+          <w:cantSplit/>
+        </w:trPr>
+        <w:tc>
+          <w:tcPr>
+            <w:tcW w:w="6400" w:type="dxa"/>
             <w:tcBorders>
               <w:top w:val="none" w:color="FFFFFF" w:sz="0"/>
               <w:left w:val="single" w:color="C9E3EA" w:sz="6"/>
@@ -6975,10 +6899,10 @@
             </w:tcBorders>
             <w:shd w:val="clear" w:color="auto" w:fill="F3F5F6"/>
             <w:tcMar>
-              <w:top w:w="40" w:type="dxa"/>
-              <w:left w:w="220" w:type="dxa"/>
-              <w:bottom w:w="40" w:type="dxa"/>
-              <w:right w:w="60" w:type="dxa"/>
+              <w:top w:w="70" w:type="dxa"/>
+              <w:left w:w="280" w:type="dxa"/>
+              <w:bottom w:w="70" w:type="dxa"/>
+              <w:right w:w="120" w:type="dxa"/>
             </w:tcMar>
             <w:vAlign w:val="center"/>
           </w:tcPr>
@@ -6993,8 +6917,8 @@
                 <w:b w:val="false"/>
                 <w:bCs w:val="false"/>
                 <w:color w:val="3C4A50"/>
-                <w:sz w:val="18"/>
-                <w:szCs w:val="18"/>
+                <w:sz w:val="20"/>
+                <w:szCs w:val="20"/>
               </w:rPr>
               <w:t xml:space="preserve">Attachments</w:t>
             </w:r>
@@ -7002,8 +6926,7 @@
         </w:tc>
         <w:tc>
           <w:tcPr>
-            <w:tcW w:w="5306" w:type="dxa"/>
-            <w:gridSpan w:val="2"/>
+            <w:tcW w:w="3906" w:type="dxa"/>
             <w:tcBorders>
               <w:top w:val="none" w:color="FFFFFF" w:sz="0"/>
               <w:left w:val="none" w:color="FFFFFF" w:sz="0"/>
@@ -7012,10 +6935,10 @@
             </w:tcBorders>
             <w:shd w:val="clear" w:color="auto" w:fill="F3F5F6"/>
             <w:tcMar>
-              <w:top w:w="40" w:type="dxa"/>
-              <w:left w:w="60" w:type="dxa"/>
-              <w:bottom w:w="40" w:type="dxa"/>
-              <w:right w:w="220" w:type="dxa"/>
+              <w:top w:w="70" w:type="dxa"/>
+              <w:left w:w="120" w:type="dxa"/>
+              <w:bottom w:w="70" w:type="dxa"/>
+              <w:right w:w="280" w:type="dxa"/>
             </w:tcMar>
             <w:vAlign w:val="center"/>
           </w:tcPr>
@@ -7031,8 +6954,8 @@
                 <w:b w:val="true"/>
                 <w:bCs w:val="true"/>
                 <w:color w:val="000000"/>
-                <w:sz w:val="18"/>
-                <w:szCs w:val="18"/>
+                <w:sz w:val="20"/>
+                <w:szCs w:val="20"/>
               </w:rPr>
               <w:t xml:space="preserve">vessel-photos.jpg, survey-report.pdf</w:t>
             </w:r>
@@ -7042,7 +6965,7 @@
     </w:tbl>
     <w:p>
       <w:pPr>
-        <w:spacing w:before="0" w:after="0" w:line="170" w:lineRule="exact"/>
+        <w:spacing w:before="0" w:after="0" w:line="300" w:lineRule="exact"/>
         <w:rPr>
           <w:sz w:val="2"/>
         </w:rPr>
@@ -7062,19 +6985,18 @@
         <w:tblLayout w:type="fixed"/>
       </w:tblPr>
       <w:tblGrid>
-        <w:gridCol w:w="2850"/>
-        <w:gridCol w:w="2150"/>
-        <w:gridCol w:w="2900"/>
-        <w:gridCol w:w="2406"/>
+        <w:gridCol w:w="7200"/>
+        <w:gridCol w:w="3106"/>
       </w:tblGrid>
       <w:tr>
         <w:trPr>
           <w:cantSplit/>
+          <w:tblHeader/>
         </w:trPr>
         <w:tc>
           <w:tcPr>
             <w:tcW w:w="10306" w:type="dxa"/>
-            <w:gridSpan w:val="4"/>
+            <w:gridSpan w:val="2"/>
             <w:tcBorders>
               <w:top w:val="single" w:color="C9E3EA" w:sz="6"/>
               <w:left w:val="single" w:color="C9E3EA" w:sz="6"/>
@@ -7083,10 +7005,10 @@
             </w:tcBorders>
             <w:shd w:val="clear" w:color="auto" w:fill="E6F4F8"/>
             <w:tcMar>
-              <w:top w:w="80" w:type="dxa"/>
-              <w:left w:w="220" w:type="dxa"/>
-              <w:bottom w:w="80" w:type="dxa"/>
-              <w:right w:w="220" w:type="dxa"/>
+              <w:top w:w="110" w:type="dxa"/>
+              <w:left w:w="280" w:type="dxa"/>
+              <w:bottom w:w="110" w:type="dxa"/>
+              <w:right w:w="280" w:type="dxa"/>
             </w:tcMar>
             <w:vAlign w:val="center"/>
           </w:tcPr>
@@ -7102,8 +7024,8 @@
                 <w:b w:val="true"/>
                 <w:bCs w:val="true"/>
                 <w:color w:val="02637D"/>
-                <w:sz w:val="20"/>
-                <w:szCs w:val="20"/>
+                <w:sz w:val="22"/>
+                <w:szCs w:val="22"/>
               </w:rPr>
               <w:t xml:space="preserve">Your Declaration</w:t>
             </w:r>
@@ -7116,8 +7038,7 @@
         </w:trPr>
         <w:tc>
           <w:tcPr>
-            <w:tcW w:w="7900" w:type="dxa"/>
-            <w:gridSpan w:val="3"/>
+            <w:tcW w:w="7200" w:type="dxa"/>
             <w:tcBorders>
               <w:top w:val="none" w:color="FFFFFF" w:sz="0"/>
               <w:left w:val="single" w:color="C9E3EA" w:sz="6"/>
@@ -7126,10 +7047,10 @@
             </w:tcBorders>
             <w:shd w:val="clear" w:color="auto" w:fill="F3F5F6"/>
             <w:tcMar>
-              <w:top w:w="40" w:type="dxa"/>
-              <w:left w:w="220" w:type="dxa"/>
-              <w:bottom w:w="40" w:type="dxa"/>
-              <w:right w:w="60" w:type="dxa"/>
+              <w:top w:w="70" w:type="dxa"/>
+              <w:left w:w="280" w:type="dxa"/>
+              <w:bottom w:w="70" w:type="dxa"/>
+              <w:right w:w="120" w:type="dxa"/>
             </w:tcMar>
             <w:vAlign w:val="center"/>
           </w:tcPr>
@@ -7145,16 +7066,16 @@
                 <w:b w:val="false"/>
                 <w:bCs w:val="false"/>
                 <w:color w:val="3C4A50"/>
-                <w:sz w:val="18"/>
-                <w:szCs w:val="18"/>
-              </w:rPr>
-              <w:t xml:space="preserve">Duty, PDS and FSG read and understood</w:t>
-            </w:r>
-          </w:p>
-        </w:tc>
-        <w:tc>
-          <w:tcPr>
-            <w:tcW w:w="2406" w:type="dxa"/>
+                <w:sz w:val="20"/>
+                <w:szCs w:val="20"/>
+              </w:rPr>
+              <w:t xml:space="preserve">I have read and understood the Duty, the Product Disclosure Statement (PDS) and the Financial Services Guide (FSG).</w:t>
+            </w:r>
+          </w:p>
+        </w:tc>
+        <w:tc>
+          <w:tcPr>
+            <w:tcW w:w="3106" w:type="dxa"/>
             <w:tcBorders>
               <w:top w:val="none" w:color="FFFFFF" w:sz="0"/>
               <w:left w:val="none" w:color="FFFFFF" w:sz="0"/>
@@ -7163,10 +7084,10 @@
             </w:tcBorders>
             <w:shd w:val="clear" w:color="auto" w:fill="F3F5F6"/>
             <w:tcMar>
-              <w:top w:w="40" w:type="dxa"/>
-              <w:left w:w="60" w:type="dxa"/>
-              <w:bottom w:w="40" w:type="dxa"/>
-              <w:right w:w="220" w:type="dxa"/>
+              <w:top w:w="70" w:type="dxa"/>
+              <w:left w:w="120" w:type="dxa"/>
+              <w:bottom w:w="70" w:type="dxa"/>
+              <w:right w:w="280" w:type="dxa"/>
             </w:tcMar>
             <w:vAlign w:val="center"/>
           </w:tcPr>
@@ -7183,8 +7104,8 @@
                 <w:b w:val="true"/>
                 <w:bCs w:val="true"/>
                 <w:color w:val="000000"/>
-                <w:sz w:val="18"/>
-                <w:szCs w:val="18"/>
+                <w:sz w:val="20"/>
+                <w:szCs w:val="20"/>
               </w:rPr>
               <w:t xml:space="preserve">Yes</w:t>
             </w:r>
@@ -7198,7 +7119,7 @@
         <w:tc>
           <w:tcPr>
             <w:tcW w:w="10306" w:type="dxa"/>
-            <w:gridSpan w:val="4"/>
+            <w:gridSpan w:val="2"/>
             <w:tcBorders>
               <w:top w:val="none" w:color="FFFFFF" w:sz="0"/>
               <w:left w:val="single" w:color="C9E3EA" w:sz="6"/>
@@ -7206,17 +7127,17 @@
               <w:right w:val="single" w:color="C9E3EA" w:sz="6"/>
             </w:tcBorders>
             <w:tcMar>
-              <w:top w:w="90" w:type="dxa"/>
-              <w:left w:w="220" w:type="dxa"/>
-              <w:bottom w:w="50" w:type="dxa"/>
-              <w:right w:w="220" w:type="dxa"/>
-            </w:tcMar>
-            <w:vAlign w:val="top"/>
-          </w:tcPr>
-          <w:p>
-            <w:pPr>
-              <w:keepLines/>
-              <w:spacing w:before="0" w:after="40"/>
+              <w:top w:w="130" w:type="dxa"/>
+              <w:left w:w="280" w:type="dxa"/>
+              <w:bottom w:w="130" w:type="dxa"/>
+              <w:right w:w="280" w:type="dxa"/>
+            </w:tcMar>
+            <w:vAlign w:val="center"/>
+          </w:tcPr>
+          <w:p>
+            <w:pPr>
+              <w:keepLines/>
+              <w:spacing w:before="0" w:after="60"/>
             </w:pPr>
             <w:r>
               <w:rPr>
@@ -7224,8 +7145,8 @@
                 <w:b w:val="false"/>
                 <w:bCs w:val="false"/>
                 <w:color w:val="3C4A50"/>
-                <w:sz w:val="17"/>
-                <w:szCs w:val="17"/>
+                <w:sz w:val="20"/>
+                <w:szCs w:val="20"/>
               </w:rPr>
               <w:t xml:space="preserve">In accepting this Insurance, You, as the Policy holder</w:t>
             </w:r>
@@ -7233,7 +7154,7 @@
           <w:p>
             <w:pPr>
               <w:keepLines/>
-              <w:spacing w:before="0" w:after="40"/>
+              <w:spacing w:before="0" w:after="60"/>
             </w:pPr>
             <w:r>
               <w:rPr>
@@ -7241,8 +7162,8 @@
                 <w:b w:val="false"/>
                 <w:bCs w:val="false"/>
                 <w:color w:val="3C4A50"/>
-                <w:sz w:val="17"/>
-                <w:szCs w:val="17"/>
+                <w:sz w:val="20"/>
+                <w:szCs w:val="20"/>
               </w:rPr>
               <w:t xml:space="preserve">1. Must act with the utmost good faith in respect of any matter relating to this insurance.</w:t>
             </w:r>
@@ -7250,7 +7171,7 @@
           <w:p>
             <w:pPr>
               <w:keepLines/>
-              <w:spacing w:before="0" w:after="40"/>
+              <w:spacing w:before="0" w:after="60"/>
             </w:pPr>
             <w:r>
               <w:rPr>
@@ -7258,8 +7179,8 @@
                 <w:b w:val="false"/>
                 <w:bCs w:val="false"/>
                 <w:color w:val="3C4A50"/>
-                <w:sz w:val="17"/>
-                <w:szCs w:val="17"/>
+                <w:sz w:val="20"/>
+                <w:szCs w:val="20"/>
               </w:rPr>
               <w:t xml:space="preserve">2. Have a Duty to take reasonable care not to make a misrepresentation as stated in this form.</w:t>
             </w:r>
@@ -7267,7 +7188,7 @@
           <w:p>
             <w:pPr>
               <w:keepLines/>
-              <w:spacing w:before="0" w:after="40"/>
+              <w:spacing w:before="0" w:after="60"/>
             </w:pPr>
             <w:r>
               <w:rPr>
@@ -7275,8 +7196,8 @@
                 <w:b w:val="false"/>
                 <w:bCs w:val="false"/>
                 <w:color w:val="3C4A50"/>
-                <w:sz w:val="17"/>
-                <w:szCs w:val="17"/>
+                <w:sz w:val="20"/>
+                <w:szCs w:val="20"/>
               </w:rPr>
               <w:t xml:space="preserve">3. Have provided the correct information on previous losses and insurance history.</w:t>
             </w:r>
@@ -7284,7 +7205,7 @@
           <w:p>
             <w:pPr>
               <w:keepLines/>
-              <w:spacing w:before="0" w:after="40"/>
+              <w:spacing w:before="0" w:after="0"/>
             </w:pPr>
             <w:r>
               <w:rPr>
@@ -7292,8 +7213,8 @@
                 <w:b w:val="false"/>
                 <w:bCs w:val="false"/>
                 <w:color w:val="3C4A50"/>
-                <w:sz w:val="17"/>
-                <w:szCs w:val="17"/>
+                <w:sz w:val="20"/>
+                <w:szCs w:val="20"/>
               </w:rPr>
               <w:t xml:space="preserve">4. Confirm that all answers and statements in this Proposal are correct and that no information has been withheld which may affect the Insurers decision to accept this Proposal or the terms of the proposed Policy.</w:t>
             </w:r>
@@ -7303,7 +7224,7 @@
     </w:tbl>
     <w:p>
       <w:pPr>
-        <w:spacing w:before="0" w:after="0" w:line="170" w:lineRule="exact"/>
+        <w:spacing w:before="0" w:after="0" w:line="300" w:lineRule="exact"/>
         <w:rPr>
           <w:sz w:val="2"/>
         </w:rPr>
